--- a/zht/docx/174.content.docx
+++ b/zht/docx/174.content.docx
@@ -19,7 +19,7 @@
         <w:rPr>
           <w:lang w:val="zh_TW" w:bidi="zh_TW"/>
         </w:rPr>
-        <w:t>Resource: 聖經詞典 (Tyndale)</w:t>
+        <w:t>Resource: Tyndale Open Bible Dictionary</w:t>
       </w:r>
       <w:r>
         <w:rPr>
@@ -112,7 +112,7 @@
         <w:rPr>
           <w:lang w:val="zh_TW" w:bidi="zh_TW"/>
         </w:rPr>
-        <w:t>聖經詞典 (Tyndale)</w:t>
+        <w:t>Tyndale Open Bible Dictionary</w:t>
       </w:r>
     </w:p>
     <w:p>
@@ -149,7 +149,7 @@
         <w:rPr>
           <w:lang w:val="zh_TW" w:bidi="zh_TW"/>
         </w:rPr>
-        <w:t>zhu</w:t>
+        <w:t>yuan</w:t>
       </w:r>
       <w:r>
         <w:rPr>
@@ -212,96 +212,7 @@
         <w:rPr>
           <w:lang w:val="zh_TW" w:bidi="zh_TW"/>
         </w:rPr>
-        <w:t>諸水</w:t>
-      </w:r>
-      <w:r>
-        <w:rPr>
-          <w:lang w:val="zh_TW" w:bidi="zh_TW"/>
-        </w:rPr>
-      </w:r>
-    </w:p>
-    <w:p>
-      <w:pPr>
-        <w:pStyle w:val="Heading2"/>
-      </w:pPr>
-      <w:r>
-        <w:rPr>
-          <w:lang w:val="zh_TW" w:bidi="zh_TW"/>
-        </w:rPr>
-        <w:t>混亂之水（譯註：和合本譯為「諸水」）</w:t>
-      </w:r>
-    </w:p>
-    <w:p>
-      <w:pPr/>
-      <w:r>
-        <w:rPr>
-          <w:lang w:val="zh_TW" w:bidi="zh_TW"/>
-        </w:rPr>
-      </w:r>
-      <w:r>
-        <w:rPr>
-          <w:lang w:val="zh_TW" w:bidi="zh_TW"/>
-        </w:rPr>
-        <w:t>在古代思想中，水被分為兩半。世界位於「水面上」和「水面下」之間，水面下又稱為「淵</w:t>
-      </w:r>
-      <w:r>
-        <w:rPr>
-          <w:lang w:val="zh_TW" w:bidi="zh_TW"/>
-        </w:rPr>
-        <w:t>面</w:t>
-      </w:r>
-      <w:r>
-        <w:rPr>
-          <w:lang w:val="zh_TW" w:bidi="zh_TW"/>
-        </w:rPr>
-        <w:t>」（</w:t>
-      </w:r>
-      <w:hyperlink r:id="rId13">
-        <w:r>
-          <w:rPr>
-            <w:lang w:val="zh_TW" w:bidi="zh_TW"/>
-          </w:rPr>
-          <w:rPr>
-            <w:color w:val="0000EE"/>
-            <w:u w:val="single"/>
-          </w:rPr>
-          <w:t>創1:1–2、6–7</w:t>
-        </w:r>
-      </w:hyperlink>
-      <w:r>
-        <w:rPr>
-          <w:lang w:val="zh_TW" w:bidi="zh_TW"/>
-        </w:rPr>
-        <w:t>）。</w:t>
-      </w:r>
-      <w:r>
-        <w:rPr>
-          <w:lang w:val="zh_TW" w:bidi="zh_TW"/>
-        </w:rPr>
-      </w:r>
-      <w:r>
-        <w:rPr>
-          <w:lang w:val="zh_TW" w:bidi="zh_TW"/>
-        </w:rPr>
-      </w:r>
-    </w:p>
-    <w:p>
-      <w:pPr/>
-      <w:r>
-        <w:rPr>
-          <w:lang w:val="zh_TW" w:bidi="zh_TW"/>
-        </w:rPr>
-      </w:r>
-    </w:p>
-    <w:p>
-      <w:pPr>
-        <w:pStyle w:val="Heading2"/>
-      </w:pPr>
-      <w:r>
-        <w:rPr>
-          <w:lang w:val="zh_TW" w:bidi="zh_TW"/>
-        </w:rPr>
-        <w:t>主餐（聖餐）</w:t>
+        <w:t>原始福音</w:t>
       </w:r>
       <w:r>
         <w:rPr>
@@ -320,133 +231,40 @@
         <w:rPr>
           <w:lang w:val="zh_TW" w:bidi="zh_TW"/>
         </w:rPr>
-        <w:t>耶穌在被逮捕、受審和死亡的幾個小時前，與祂的門徒分享的晚餐（因此常被稱為「最後的晚餐」）；基督徒稱之為主餐，是一個有餅和酒的儀式（</w:t>
+        <w:t>這個詞語意指「第一個福音」。它由兩個希臘詞組成：</w:t>
       </w:r>
-      <w:hyperlink r:id="rId14">
-        <w:r>
-          <w:rPr>
-            <w:lang w:val="zh_TW" w:bidi="zh_TW"/>
-          </w:rPr>
-          <w:rPr>
-            <w:color w:val="0000EE"/>
-            <w:u w:val="single"/>
-          </w:rPr>
-          <w:t>林前11:20</w:t>
-        </w:r>
-      </w:hyperlink>
+      <w:r>
+        <w:rPr>
+          <w:i/>
+          <w:lang w:val="zh_TW" w:bidi="zh_TW"/>
+        </w:rPr>
+        <w:t>protos</w:t>
+      </w:r>
       <w:r>
         <w:rPr>
           <w:lang w:val="zh_TW" w:bidi="zh_TW"/>
         </w:rPr>
-        <w:t>），又叫擘餅（</w:t>
+        <w:t>（意為「第一」）和</w:t>
       </w:r>
-      <w:hyperlink r:id="rId15">
-        <w:r>
-          <w:rPr>
-            <w:lang w:val="zh_TW" w:bidi="zh_TW"/>
-          </w:rPr>
-          <w:rPr>
-            <w:color w:val="0000EE"/>
-            <w:u w:val="single"/>
-          </w:rPr>
-          <w:t>徒2:42、46</w:t>
-        </w:r>
-      </w:hyperlink>
+      <w:r>
+        <w:rPr>
+          <w:i/>
+          <w:lang w:val="zh_TW" w:bidi="zh_TW"/>
+        </w:rPr>
+        <w:t xml:space="preserve">evangelion </w:t>
+      </w:r>
       <w:r>
         <w:rPr>
           <w:lang w:val="zh_TW" w:bidi="zh_TW"/>
         </w:rPr>
-        <w:t>，</w:t>
+        <w:t>（意為「福音」或「好消息」）</w:t>
       </w:r>
-      <w:hyperlink r:id="rId16">
-        <w:r>
-          <w:rPr>
-            <w:lang w:val="zh_TW" w:bidi="zh_TW"/>
-          </w:rPr>
-          <w:rPr>
-            <w:color w:val="0000EE"/>
-            <w:u w:val="single"/>
-          </w:rPr>
-          <w:t>20:7</w:t>
-        </w:r>
-      </w:hyperlink>
       <w:r>
         <w:rPr>
+          <w:i/>
           <w:lang w:val="zh_TW" w:bidi="zh_TW"/>
         </w:rPr>
-        <w:t>）、聖餐（來自於</w:t>
-      </w:r>
-      <w:hyperlink r:id="rId17">
-        <w:r>
-          <w:rPr>
-            <w:lang w:val="zh_TW" w:bidi="zh_TW"/>
-          </w:rPr>
-          <w:rPr>
-            <w:color w:val="0000EE"/>
-            <w:u w:val="single"/>
-          </w:rPr>
-          <w:t>林前10:16</w:t>
-        </w:r>
-      </w:hyperlink>
-      <w:r>
-        <w:rPr>
-          <w:lang w:val="zh_TW" w:bidi="zh_TW"/>
-        </w:rPr>
-        <w:t>的表達）、感恩（希臘文中「感恩」的詞，見</w:t>
-      </w:r>
-      <w:hyperlink r:id="rId18">
-        <w:r>
-          <w:rPr>
-            <w:lang w:val="zh_TW" w:bidi="zh_TW"/>
-          </w:rPr>
-          <w:rPr>
-            <w:color w:val="0000EE"/>
-            <w:u w:val="single"/>
-          </w:rPr>
-          <w:t>可14:23</w:t>
-        </w:r>
-      </w:hyperlink>
-      <w:r>
-        <w:rPr>
-          <w:lang w:val="zh_TW" w:bidi="zh_TW"/>
-        </w:rPr>
-        <w:t>）或崇拜。使徒保羅談到他從主所「領受的」晚餐是設立「在他被賣的那一夜」。像路加一樣，保羅給予他的門徒從主來的命令：「你們要如此行，為的是記念我」（</w:t>
-      </w:r>
-      <w:hyperlink r:id="rId19">
-        <w:r>
-          <w:rPr>
-            <w:lang w:val="zh_TW" w:bidi="zh_TW"/>
-          </w:rPr>
-          <w:rPr>
-            <w:color w:val="0000EE"/>
-            <w:u w:val="single"/>
-          </w:rPr>
-          <w:t>林前11:24–25</w:t>
-        </w:r>
-      </w:hyperlink>
-      <w:r>
-        <w:rPr>
-          <w:lang w:val="zh_TW" w:bidi="zh_TW"/>
-        </w:rPr>
-        <w:t>）。根據</w:t>
-      </w:r>
-      <w:hyperlink r:id="rId20">
-        <w:r>
-          <w:rPr>
-            <w:lang w:val="zh_TW" w:bidi="zh_TW"/>
-          </w:rPr>
-          <w:rPr>
-            <w:color w:val="0000EE"/>
-            <w:u w:val="single"/>
-          </w:rPr>
-          <w:t>使徒行傳第二章</w:t>
-        </w:r>
-      </w:hyperlink>
-      <w:r>
-        <w:rPr>
-          <w:lang w:val="zh_TW" w:bidi="zh_TW"/>
-        </w:rPr>
-        <w:t>，早期基督徒從教會一開始就定期聚會進行「擘餅」。</w:t>
+        <w:t>。</w:t>
       </w:r>
     </w:p>
     <w:p>
@@ -460,104 +278,9 @@
         <w:rPr>
           <w:lang w:val="zh_TW" w:bidi="zh_TW"/>
         </w:rPr>
-        <w:t>概述</w:t>
+        <w:t>它指的是在人墮落（人類首次犯罪）之後，神所說出的第一個救贖信息。神對撒但（以蛇的形象出現）說：「我又要叫你和女人彼此為仇； 你的後裔和女人的後裔也彼此為仇。 女人的後裔要傷你的頭； 你要傷他的腳跟」（</w:t>
       </w:r>
-    </w:p>
-    <w:p>
-      <w:pPr/>
-      <w:r>
-        <w:rPr>
-          <w:lang w:val="zh_TW" w:bidi="zh_TW"/>
-        </w:rPr>
-      </w:r>
-      <w:r>
-        <w:rPr>
-          <w:lang w:val="zh_TW" w:bidi="zh_TW"/>
-        </w:rPr>
-        <w:t>• 主餐設立的記載</w:t>
-      </w:r>
-    </w:p>
-    <w:p>
-      <w:pPr/>
-      <w:r>
-        <w:rPr>
-          <w:lang w:val="zh_TW" w:bidi="zh_TW"/>
-        </w:rPr>
-      </w:r>
-      <w:r>
-        <w:rPr>
-          <w:lang w:val="zh_TW" w:bidi="zh_TW"/>
-        </w:rPr>
-        <w:t>• 設立的時間</w:t>
-      </w:r>
-    </w:p>
-    <w:p>
-      <w:pPr/>
-      <w:r>
-        <w:rPr>
-          <w:lang w:val="zh_TW" w:bidi="zh_TW"/>
-        </w:rPr>
-      </w:r>
-      <w:r>
-        <w:rPr>
-          <w:lang w:val="zh_TW" w:bidi="zh_TW"/>
-        </w:rPr>
-        <w:t>• 設立的經文和行動</w:t>
-      </w:r>
-    </w:p>
-    <w:p>
-      <w:pPr/>
-      <w:r>
-        <w:rPr>
-          <w:lang w:val="zh_TW" w:bidi="zh_TW"/>
-        </w:rPr>
-      </w:r>
-      <w:r>
-        <w:rPr>
-          <w:lang w:val="zh_TW" w:bidi="zh_TW"/>
-        </w:rPr>
-        <w:t>• 早期教會的實踐</w:t>
-      </w:r>
-    </w:p>
-    <w:p>
-      <w:pPr/>
-      <w:r>
-        <w:rPr>
-          <w:lang w:val="zh_TW" w:bidi="zh_TW"/>
-        </w:rPr>
-      </w:r>
-      <w:r>
-        <w:rPr>
-          <w:lang w:val="zh_TW" w:bidi="zh_TW"/>
-        </w:rPr>
-        <w:t>• 保羅的教導</w:t>
-      </w:r>
-    </w:p>
-    <w:p>
-      <w:pPr>
-        <w:pStyle w:val="Heading3"/>
-      </w:pPr>
-      <w:r>
-        <w:rPr>
-          <w:lang w:val="zh_TW" w:bidi="zh_TW"/>
-        </w:rPr>
-        <w:t>設立的記載</w:t>
-      </w:r>
-    </w:p>
-    <w:p>
-      <w:pPr/>
-      <w:r>
-        <w:rPr>
-          <w:lang w:val="zh_TW" w:bidi="zh_TW"/>
-        </w:rPr>
-      </w:r>
-      <w:r>
-        <w:rPr>
-          <w:lang w:val="zh_TW" w:bidi="zh_TW"/>
-        </w:rPr>
-        <w:t>主餐（聖餐）的設立記錄在</w:t>
-      </w:r>
-      <w:hyperlink r:id="rId21">
+      <w:hyperlink r:id="rId13">
         <w:r>
           <w:rPr>
             <w:lang w:val="zh_TW" w:bidi="zh_TW"/>
@@ -566,280 +289,7 @@
             <w:color w:val="0000EE"/>
             <w:u w:val="single"/>
           </w:rPr>
-          <w:t>馬太福音二十六章26</w:t>
-        </w:r>
-      </w:hyperlink>
-      <w:hyperlink r:id="rId22">
-        <w:r>
-          <w:rPr>
-            <w:lang w:val="zh_TW" w:bidi="zh_TW"/>
-          </w:rPr>
-          <w:rPr>
-            <w:color w:val="0000EE"/>
-            <w:u w:val="single"/>
-          </w:rPr>
-          <w:t>至</w:t>
-        </w:r>
-      </w:hyperlink>
-      <w:hyperlink r:id="rId21">
-        <w:r>
-          <w:rPr>
-            <w:lang w:val="zh_TW" w:bidi="zh_TW"/>
-          </w:rPr>
-          <w:rPr>
-            <w:color w:val="0000EE"/>
-            <w:u w:val="single"/>
-          </w:rPr>
-          <w:t>30節</w:t>
-        </w:r>
-      </w:hyperlink>
-      <w:r>
-        <w:rPr>
-          <w:lang w:val="zh_TW" w:bidi="zh_TW"/>
-        </w:rPr>
-        <w:t>，</w:t>
-      </w:r>
-      <w:hyperlink r:id="rId22">
-        <w:r>
-          <w:rPr>
-            <w:lang w:val="zh_TW" w:bidi="zh_TW"/>
-          </w:rPr>
-          <w:rPr>
-            <w:color w:val="0000EE"/>
-            <w:u w:val="single"/>
-          </w:rPr>
-          <w:t>馬可福音十四章22至26節</w:t>
-        </w:r>
-      </w:hyperlink>
-      <w:r>
-        <w:rPr>
-          <w:lang w:val="zh_TW" w:bidi="zh_TW"/>
-        </w:rPr>
-        <w:t>，和</w:t>
-      </w:r>
-      <w:hyperlink r:id="rId23">
-        <w:r>
-          <w:rPr>
-            <w:lang w:val="zh_TW" w:bidi="zh_TW"/>
-          </w:rPr>
-          <w:rPr>
-            <w:color w:val="0000EE"/>
-            <w:u w:val="single"/>
-          </w:rPr>
-          <w:t>路加福音二十二章14至20節</w:t>
-        </w:r>
-      </w:hyperlink>
-      <w:r>
-        <w:rPr>
-          <w:lang w:val="zh_TW" w:bidi="zh_TW"/>
-        </w:rPr>
-        <w:t>。約翰福音（</w:t>
-      </w:r>
-      <w:hyperlink r:id="rId24">
-        <w:r>
-          <w:rPr>
-            <w:lang w:val="zh_TW" w:bidi="zh_TW"/>
-          </w:rPr>
-          <w:rPr>
-            <w:color w:val="0000EE"/>
-            <w:u w:val="single"/>
-          </w:rPr>
-          <w:t>十三</w:t>
-        </w:r>
-      </w:hyperlink>
-      <w:r>
-        <w:rPr>
-          <w:lang w:val="zh_TW" w:bidi="zh_TW"/>
-        </w:rPr>
-        <w:t>章）講述了耶穌與門徒共進最後晚餐、祂為門徒洗腳及相關教導，但沒有提到祂設立聖餐。許多人認為主餐（聖餐）反映在</w:t>
-      </w:r>
-      <w:hyperlink r:id="rId25">
-        <w:r>
-          <w:rPr>
-            <w:lang w:val="zh_TW" w:bidi="zh_TW"/>
-          </w:rPr>
-          <w:rPr>
-            <w:color w:val="0000EE"/>
-            <w:u w:val="single"/>
-          </w:rPr>
-          <w:t>約翰福音第六章</w:t>
-        </w:r>
-      </w:hyperlink>
-      <w:r>
-        <w:rPr>
-          <w:lang w:val="zh_TW" w:bidi="zh_TW"/>
-        </w:rPr>
-        <w:t>的教導中，這是在餵飽五千人的神蹟之後，於耶穌談到自己是「生命的糧」時，但這個假設有待商榷。</w:t>
-      </w:r>
-      <w:hyperlink r:id="rId26">
-        <w:r>
-          <w:rPr>
-            <w:lang w:val="zh_TW" w:bidi="zh_TW"/>
-          </w:rPr>
-          <w:rPr>
-            <w:color w:val="0000EE"/>
-            <w:u w:val="single"/>
-          </w:rPr>
-          <w:t>哥林多前書十一章23至26節</w:t>
-        </w:r>
-      </w:hyperlink>
-      <w:r>
-        <w:rPr>
-          <w:lang w:val="zh_TW" w:bidi="zh_TW"/>
-        </w:rPr>
-        <w:t>提供了聖餐設立的保羅版本，他稱之為「領受」和「傳」給哥林多的基督徒。</w:t>
-      </w:r>
-    </w:p>
-    <w:p>
-      <w:pPr/>
-      <w:r>
-        <w:rPr>
-          <w:lang w:val="zh_TW" w:bidi="zh_TW"/>
-        </w:rPr>
-      </w:r>
-      <w:r>
-        <w:rPr>
-          <w:lang w:val="zh_TW" w:bidi="zh_TW"/>
-        </w:rPr>
-        <w:t>在</w:t>
-      </w:r>
-      <w:hyperlink r:id="rId27">
-        <w:r>
-          <w:rPr>
-            <w:lang w:val="zh_TW" w:bidi="zh_TW"/>
-          </w:rPr>
-          <w:rPr>
-            <w:color w:val="0000EE"/>
-            <w:u w:val="single"/>
-          </w:rPr>
-          <w:t>路加福音二十二章17至18節</w:t>
-        </w:r>
-      </w:hyperlink>
-      <w:r>
-        <w:rPr>
-          <w:lang w:val="zh_TW" w:bidi="zh_TW"/>
-        </w:rPr>
-        <w:t>，據說耶穌將杯遞給門徒，並說：「你們拿這個，大家分著喝。」然後拿起餅，遞給他們。在大多數早期抄本中，餅之後還有第二個杯。路加福音與其它福音書和保羅版本的不同之處，有多種解釋，但無論是在晚餐中有兩個酒杯，還是餅和酒的順序不同，對於聖餐設立的事實和意義並無本質上的影響。</w:t>
-      </w:r>
-    </w:p>
-    <w:p>
-      <w:pPr>
-        <w:pStyle w:val="Heading3"/>
-      </w:pPr>
-      <w:r>
-        <w:rPr>
-          <w:lang w:val="zh_TW" w:bidi="zh_TW"/>
-        </w:rPr>
-        <w:t>設立的時間</w:t>
-      </w:r>
-    </w:p>
-    <w:p>
-      <w:pPr/>
-      <w:r>
-        <w:rPr>
-          <w:lang w:val="zh_TW" w:bidi="zh_TW"/>
-        </w:rPr>
-      </w:r>
-      <w:r>
-        <w:rPr>
-          <w:lang w:val="zh_TW" w:bidi="zh_TW"/>
-        </w:rPr>
-        <w:t>三本福音書和哥林多前書的敘述中，都提到主餐的設立是在耶穌被捕前幾個小時的最後晚餐中進行的。四本福音書都在這個背境中，講述了耶穌對門徒所說的話、關於猶大的背叛以及耶穌告訴彼得他將否認主這事。馬太（</w:t>
-      </w:r>
-      <w:hyperlink r:id="rId28">
-        <w:r>
-          <w:rPr>
-            <w:lang w:val="zh_TW" w:bidi="zh_TW"/>
-          </w:rPr>
-          <w:rPr>
-            <w:color w:val="0000EE"/>
-            <w:u w:val="single"/>
-          </w:rPr>
-          <w:t>太26:17–20</w:t>
-        </w:r>
-      </w:hyperlink>
-      <w:r>
-        <w:rPr>
-          <w:lang w:val="zh_TW" w:bidi="zh_TW"/>
-        </w:rPr>
-        <w:t>）、馬可（</w:t>
-      </w:r>
-      <w:hyperlink r:id="rId29">
-        <w:r>
-          <w:rPr>
-            <w:lang w:val="zh_TW" w:bidi="zh_TW"/>
-          </w:rPr>
-          <w:rPr>
-            <w:color w:val="0000EE"/>
-            <w:u w:val="single"/>
-          </w:rPr>
-          <w:t>可14:12–17</w:t>
-        </w:r>
-      </w:hyperlink>
-      <w:r>
-        <w:rPr>
-          <w:lang w:val="zh_TW" w:bidi="zh_TW"/>
-        </w:rPr>
-        <w:t>）和路加（</w:t>
-      </w:r>
-      <w:hyperlink r:id="rId30">
-        <w:r>
-          <w:rPr>
-            <w:lang w:val="zh_TW" w:bidi="zh_TW"/>
-          </w:rPr>
-          <w:rPr>
-            <w:color w:val="0000EE"/>
-            <w:u w:val="single"/>
-          </w:rPr>
-          <w:t>路22:7–14</w:t>
-        </w:r>
-      </w:hyperlink>
-      <w:r>
-        <w:rPr>
-          <w:lang w:val="zh_TW" w:bidi="zh_TW"/>
-        </w:rPr>
-        <w:t>）都明確表示這最後的晚餐是由門徒準備的，耶穌與他們一起享用逾越節的晚餐。約翰則提到這是在逾越節前發生的，然後提到在耶穌受審於彼拉多面前時，猶太領袖「</w:t>
-      </w:r>
-      <w:r>
-        <w:rPr>
-          <w:lang w:val="zh_TW" w:bidi="zh_TW"/>
-        </w:rPr>
-        <w:t>他們自己卻不進衙門，恐怕染了污穢，不能吃逾越節的筵席。</w:t>
-      </w:r>
-      <w:r>
-        <w:rPr>
-          <w:lang w:val="zh_TW" w:bidi="zh_TW"/>
-        </w:rPr>
-        <w:t>」（</w:t>
-      </w:r>
-      <w:hyperlink r:id="rId31">
-        <w:r>
-          <w:rPr>
-            <w:lang w:val="zh_TW" w:bidi="zh_TW"/>
-          </w:rPr>
-          <w:rPr>
-            <w:color w:val="0000EE"/>
-            <w:u w:val="single"/>
-          </w:rPr>
-          <w:t>約13:1</w:t>
-        </w:r>
-      </w:hyperlink>
-      <w:r>
-        <w:rPr>
-          <w:lang w:val="zh_TW" w:bidi="zh_TW"/>
-        </w:rPr>
-        <w:t>，</w:t>
-      </w:r>
-      <w:hyperlink r:id="rId32">
-        <w:r>
-          <w:rPr>
-            <w:lang w:val="zh_TW" w:bidi="zh_TW"/>
-          </w:rPr>
-          <w:rPr>
-            <w:color w:val="0000EE"/>
-            <w:u w:val="single"/>
-          </w:rPr>
-          <w:t>18:28</w:t>
+          <w:t>創3:15</w:t>
         </w:r>
       </w:hyperlink>
       <w:r>
@@ -860,9 +310,9 @@
         <w:rPr>
           <w:lang w:val="zh_TW" w:bidi="zh_TW"/>
         </w:rPr>
-        <w:t>學者對於約翰和其它福音書之間的這個差異，提供了各種解釋，例如，不同的猶太人群體在不同的時間慶祝逾越節，樓房上（upper room）的晚餐並不是嚴格的逾越節，而是在逾越節當季的聚餐而已，也或者耶穌出於祂自己的特殊原因，故意選擇在正常時間之前慶祝逾越節。</w:t>
+        <w:t>在這個原始福音（或第一個福音）中，我們首次看到那位偉大救贖主，啟示出人性（她的後裔）與神性（擊碎蛇的頭）。神應許將有一位救贖主出現，祂將毀滅撒但，但在此過程中祂也將受苦。這是指向耶穌在十字架上的死。藉著那受苦之死，耶穌敗壞了那掌死權的魔鬼（</w:t>
       </w:r>
-      <w:hyperlink r:id="rId33">
+      <w:hyperlink r:id="rId14">
         <w:r>
           <w:rPr>
             <w:lang w:val="zh_TW" w:bidi="zh_TW"/>
@@ -871,464 +321,7 @@
             <w:color w:val="0000EE"/>
             <w:u w:val="single"/>
           </w:rPr>
-          <w:t>路加福音二十二章15節</w:t>
-        </w:r>
-      </w:hyperlink>
-      <w:r>
-        <w:rPr>
-          <w:lang w:val="zh_TW" w:bidi="zh_TW"/>
-        </w:rPr>
-        <w:t>記載了祂的話：「</w:t>
-      </w:r>
-      <w:r>
-        <w:rPr>
-          <w:lang w:val="zh_TW" w:bidi="zh_TW"/>
-        </w:rPr>
-        <w:t>我很願意在受害以先和你們吃這逾越節的筵席。</w:t>
-      </w:r>
-      <w:r>
-        <w:rPr>
-          <w:lang w:val="zh_TW" w:bidi="zh_TW"/>
-        </w:rPr>
-        <w:t>」然而，無論如何解釋各福音書之間的差異，時間應是何時等，最後的晚餐仍然具有逾越節餐的意義。</w:t>
-      </w:r>
-    </w:p>
-    <w:p>
-      <w:pPr/>
-      <w:r>
-        <w:rPr>
-          <w:lang w:val="zh_TW" w:bidi="zh_TW"/>
-        </w:rPr>
-      </w:r>
-      <w:r>
-        <w:rPr>
-          <w:lang w:val="zh_TW" w:bidi="zh_TW"/>
-        </w:rPr>
-        <w:t>因此，慶祝逾越節作為舊約的節日，與慶祝主餐作為新約的節日，兩者毫無疑問的有相似之處。前者懷著感恩的心，回顧百姓因神的作為而從埃及獲得救贖和自由，這與逾越節羔羊的獻祭有關。後者懷著感恩的心，回顧神藉著基督的獻祭所施行的救贖。使徒保羅將兩者聯繫起來：「</w:t>
-      </w:r>
-      <w:r>
-        <w:rPr>
-          <w:lang w:val="zh_TW" w:bidi="zh_TW"/>
-        </w:rPr>
-        <w:t>因為我們逾越節的羔羊基督已經被殺獻祭了</w:t>
-      </w:r>
-      <w:r>
-        <w:rPr>
-          <w:lang w:val="zh_TW" w:bidi="zh_TW"/>
-        </w:rPr>
-        <w:t>」(</w:t>
-      </w:r>
-      <w:hyperlink r:id="rId34">
-        <w:r>
-          <w:rPr>
-            <w:lang w:val="zh_TW" w:bidi="zh_TW"/>
-          </w:rPr>
-          <w:rPr>
-            <w:color w:val="0000EE"/>
-            <w:u w:val="single"/>
-          </w:rPr>
-          <w:t>林前5:7</w:t>
-        </w:r>
-      </w:hyperlink>
-      <w:r>
-        <w:rPr>
-          <w:lang w:val="zh_TW" w:bidi="zh_TW"/>
-        </w:rPr>
-        <w:t>)。</w:t>
-      </w:r>
-    </w:p>
-    <w:p>
-      <w:pPr>
-        <w:pStyle w:val="Heading3"/>
-      </w:pPr>
-      <w:r>
-        <w:rPr>
-          <w:lang w:val="zh_TW" w:bidi="zh_TW"/>
-        </w:rPr>
-        <w:t>設立的經文和行動</w:t>
-      </w:r>
-    </w:p>
-    <w:p>
-      <w:pPr/>
-      <w:r>
-        <w:rPr>
-          <w:lang w:val="zh_TW" w:bidi="zh_TW"/>
-        </w:rPr>
-      </w:r>
-      <w:r>
-        <w:rPr>
-          <w:lang w:val="zh_TW" w:bidi="zh_TW"/>
-        </w:rPr>
-        <w:t>將最後的晚餐與逾越節聯繫起來，顯示了舊約背景對我們理解主餐（聖餐）意義的重要性。舊約背景同樣重要，因為它有助於理解耶穌在</w:t>
-      </w:r>
-      <w:r>
-        <w:rPr>
-          <w:lang w:val="zh_TW" w:bidi="zh_TW"/>
-        </w:rPr>
-        <w:t>樓房上</w:t>
-      </w:r>
-      <w:r>
-        <w:rPr>
-          <w:lang w:val="zh_TW" w:bidi="zh_TW"/>
-        </w:rPr>
-        <w:t>的言行。</w:t>
-      </w:r>
-    </w:p>
-    <w:p>
-      <w:pPr>
-        <w:pStyle w:val="Heading4"/>
-      </w:pPr>
-      <w:r>
-        <w:rPr>
-          <w:lang w:val="zh_TW" w:bidi="zh_TW"/>
-        </w:rPr>
-        <w:t>「這是我的身體。」</w:t>
-      </w:r>
-    </w:p>
-    <w:p>
-      <w:pPr/>
-      <w:r>
-        <w:rPr>
-          <w:lang w:val="zh_TW" w:bidi="zh_TW"/>
-        </w:rPr>
-      </w:r>
-      <w:r>
-        <w:rPr>
-          <w:lang w:val="zh_TW" w:bidi="zh_TW"/>
-        </w:rPr>
-        <w:t>耶穌拿起餅的行動在馬太（</w:t>
-      </w:r>
-      <w:hyperlink r:id="rId35">
-        <w:r>
-          <w:rPr>
-            <w:lang w:val="zh_TW" w:bidi="zh_TW"/>
-          </w:rPr>
-          <w:rPr>
-            <w:color w:val="0000EE"/>
-            <w:u w:val="single"/>
-          </w:rPr>
-          <w:t>太26:26</w:t>
-        </w:r>
-      </w:hyperlink>
-      <w:r>
-        <w:rPr>
-          <w:lang w:val="zh_TW" w:bidi="zh_TW"/>
-        </w:rPr>
-        <w:t>）、馬可（</w:t>
-      </w:r>
-      <w:hyperlink r:id="rId36">
-        <w:r>
-          <w:rPr>
-            <w:lang w:val="zh_TW" w:bidi="zh_TW"/>
-          </w:rPr>
-          <w:rPr>
-            <w:color w:val="0000EE"/>
-            <w:u w:val="single"/>
-          </w:rPr>
-          <w:t>可14:22</w:t>
-        </w:r>
-      </w:hyperlink>
-      <w:r>
-        <w:rPr>
-          <w:lang w:val="zh_TW" w:bidi="zh_TW"/>
-        </w:rPr>
-        <w:t>）、路加（</w:t>
-      </w:r>
-      <w:hyperlink r:id="rId37">
-        <w:r>
-          <w:rPr>
-            <w:lang w:val="zh_TW" w:bidi="zh_TW"/>
-          </w:rPr>
-          <w:rPr>
-            <w:color w:val="0000EE"/>
-            <w:u w:val="single"/>
-          </w:rPr>
-          <w:t>路22:19</w:t>
-        </w:r>
-      </w:hyperlink>
-      <w:r>
-        <w:rPr>
-          <w:lang w:val="zh_TW" w:bidi="zh_TW"/>
-        </w:rPr>
-        <w:t>）和哥林多前書（</w:t>
-      </w:r>
-      <w:hyperlink r:id="rId38">
-        <w:r>
-          <w:rPr>
-            <w:lang w:val="zh_TW" w:bidi="zh_TW"/>
-          </w:rPr>
-          <w:rPr>
-            <w:color w:val="0000EE"/>
-            <w:u w:val="single"/>
-          </w:rPr>
-          <w:t>林前11:23–24</w:t>
-        </w:r>
-      </w:hyperlink>
-      <w:r>
-        <w:rPr>
-          <w:lang w:val="zh_TW" w:bidi="zh_TW"/>
-        </w:rPr>
-        <w:t>）中有類似的描述。耶穌拿起餅，向神感謝（「祝福」在聖經語境中有相同的意思），然後掰開。值得注意的是，在五千人和四千人吃飽的記錄中也描述了三個相同的動作（</w:t>
-      </w:r>
-      <w:hyperlink r:id="rId39">
-        <w:r>
-          <w:rPr>
-            <w:lang w:val="zh_TW" w:bidi="zh_TW"/>
-          </w:rPr>
-          <w:rPr>
-            <w:color w:val="0000EE"/>
-            <w:u w:val="single"/>
-          </w:rPr>
-          <w:t>可6:41</w:t>
-        </w:r>
-      </w:hyperlink>
-      <w:r>
-        <w:rPr>
-          <w:lang w:val="zh_TW" w:bidi="zh_TW"/>
-        </w:rPr>
-        <w:t>，</w:t>
-      </w:r>
-      <w:hyperlink r:id="rId40">
-        <w:r>
-          <w:rPr>
-            <w:lang w:val="zh_TW" w:bidi="zh_TW"/>
-          </w:rPr>
-          <w:rPr>
-            <w:color w:val="0000EE"/>
-            <w:u w:val="single"/>
-          </w:rPr>
-          <w:t>8:6</w:t>
-        </w:r>
-      </w:hyperlink>
-      <w:r>
-        <w:rPr>
-          <w:lang w:val="zh_TW" w:bidi="zh_TW"/>
-        </w:rPr>
-        <w:t>）。根據四個關於最後晚餐的記載，祂所說的是「這是我的身體。」天主教、東正教和各種新教傳統中的基督徒，對這些話的實際含義有不同的理解。明確的是，在拿起餅的過程中，耶穌實現了獻上自己，讓祂的身體在十字架上被擘開，然後祂的生命被獻上，使我們在祂裡面並透過祂，可以得生命。</w:t>
-      </w:r>
-      <w:hyperlink r:id="rId41">
-        <w:r>
-          <w:rPr>
-            <w:lang w:val="zh_TW" w:bidi="zh_TW"/>
-          </w:rPr>
-          <w:rPr>
-            <w:color w:val="0000EE"/>
-            <w:u w:val="single"/>
-          </w:rPr>
-          <w:t>哥林多前書十一章24節</w:t>
-        </w:r>
-      </w:hyperlink>
-      <w:r>
-        <w:rPr>
-          <w:lang w:val="zh_TW" w:bidi="zh_TW"/>
-        </w:rPr>
-        <w:t>的陳述是「</w:t>
-      </w:r>
-      <w:r>
-        <w:rPr>
-          <w:lang w:val="zh_TW" w:bidi="zh_TW"/>
-        </w:rPr>
-        <w:t>這是我的身體，為你們捨的</w:t>
-      </w:r>
-      <w:r>
-        <w:rPr>
-          <w:lang w:val="zh_TW" w:bidi="zh_TW"/>
-        </w:rPr>
-        <w:t>」，而一些早期的抄本中有「為你們打破的」。</w:t>
-      </w:r>
-    </w:p>
-    <w:p>
-      <w:pPr>
-        <w:pStyle w:val="Heading4"/>
-      </w:pPr>
-      <w:r>
-        <w:rPr>
-          <w:lang w:val="zh_TW" w:bidi="zh_TW"/>
-        </w:rPr>
-        <w:t>「你們要如此行，為的是記念我。」</w:t>
-      </w:r>
-    </w:p>
-    <w:p>
-      <w:pPr/>
-      <w:r>
-        <w:rPr>
-          <w:lang w:val="zh_TW" w:bidi="zh_TW"/>
-        </w:rPr>
-      </w:r>
-      <w:r>
-        <w:rPr>
-          <w:lang w:val="zh_TW" w:bidi="zh_TW"/>
-        </w:rPr>
-        <w:t>這個具體指示僅在</w:t>
-      </w:r>
-      <w:hyperlink r:id="rId37">
-        <w:r>
-          <w:rPr>
-            <w:lang w:val="zh_TW" w:bidi="zh_TW"/>
-          </w:rPr>
-          <w:rPr>
-            <w:color w:val="0000EE"/>
-            <w:u w:val="single"/>
-          </w:rPr>
-          <w:t>路加福音二十二章19節</w:t>
-        </w:r>
-      </w:hyperlink>
-      <w:r>
-        <w:rPr>
-          <w:lang w:val="zh_TW" w:bidi="zh_TW"/>
-        </w:rPr>
-        <w:t>和</w:t>
-      </w:r>
-      <w:hyperlink r:id="rId41">
-        <w:r>
-          <w:rPr>
-            <w:lang w:val="zh_TW" w:bidi="zh_TW"/>
-          </w:rPr>
-          <w:rPr>
-            <w:color w:val="0000EE"/>
-            <w:u w:val="single"/>
-          </w:rPr>
-          <w:t>哥林多前書十一章24節</w:t>
-        </w:r>
-      </w:hyperlink>
-      <w:r>
-        <w:rPr>
-          <w:lang w:val="zh_TW" w:bidi="zh_TW"/>
-        </w:rPr>
-        <w:t>中找到。有人認為，其它福音書中缺少這些話，表明主在最後的晚餐中所做的，並不是在吩咐將聖餐作為基督教必須重複的聖禮。然而，所有福音書都是在擘餅這個行動，已經成為早期教會生活中多年來的常規做法時寫成的。因此，馬太和馬可可能認為沒有必要用那些話來表達耶穌的意圖，因為他們認為這些話是理所當然的。</w:t>
-      </w:r>
-    </w:p>
-    <w:p>
-      <w:pPr/>
-      <w:r>
-        <w:rPr>
-          <w:lang w:val="zh_TW" w:bidi="zh_TW"/>
-        </w:rPr>
-      </w:r>
-      <w:r>
-        <w:rPr>
-          <w:lang w:val="zh_TW" w:bidi="zh_TW"/>
-        </w:rPr>
-        <w:t>也可以說，這些話在不同的基督教傳統中有不同的解釋。許多新教基督徒將其理解位：在聖餐中，我們應該懷著極大的感恩之心，回想基督愛我們，並為我們捨己受死。在羅馬天主教教會中，「紀念」一詞被理解為在神面前的紀念，代表基督在父前獻上自己為祭。「如此行」被解釋為「獻上這個」，甚至在第二世紀的基督教作家中，聖餐被稱為「獻祭」。新教基督徒通常感受到這種說法的危險；它可能會削弱甚至否認聖經對基督一次獻祭而永遠地獻上，並完全充分的為世人贖罪的理解（參</w:t>
-      </w:r>
-      <w:hyperlink r:id="rId42">
-        <w:r>
-          <w:rPr>
-            <w:lang w:val="zh_TW" w:bidi="zh_TW"/>
-          </w:rPr>
-          <w:rPr>
-            <w:color w:val="0000EE"/>
-            <w:u w:val="single"/>
-          </w:rPr>
-          <w:t>來7:27</w:t>
-        </w:r>
-      </w:hyperlink>
-      <w:r>
-        <w:rPr>
-          <w:lang w:val="zh_TW" w:bidi="zh_TW"/>
-        </w:rPr>
-        <w:t>，</w:t>
-      </w:r>
-      <w:hyperlink r:id="rId43">
-        <w:r>
-          <w:rPr>
-            <w:lang w:val="zh_TW" w:bidi="zh_TW"/>
-          </w:rPr>
-          <w:rPr>
-            <w:color w:val="0000EE"/>
-            <w:u w:val="single"/>
-          </w:rPr>
-          <w:t>9:12</w:t>
-        </w:r>
-      </w:hyperlink>
-      <w:r>
-        <w:rPr>
-          <w:lang w:val="zh_TW" w:bidi="zh_TW"/>
-        </w:rPr>
-        <w:t>）。然而，今天許多羅馬天主教的聲明中，強調基督在十字架上獻祭的完全性和完整性；而許多新教學者，雖然不希望引入對主餐（聖餐）獻祭性的理解，但強調「紀念」不僅僅是回想過去的行動那麼簡單。在聖經的神學中，「紀念」通常涉及在當下實現和應用過去所做的或已被證明為真的事（見：</w:t>
-      </w:r>
-      <w:hyperlink r:id="rId44">
-        <w:r>
-          <w:rPr>
-            <w:lang w:val="zh_TW" w:bidi="zh_TW"/>
-          </w:rPr>
-          <w:rPr>
-            <w:color w:val="0000EE"/>
-            <w:u w:val="single"/>
-          </w:rPr>
-          <w:t>詩98:3</w:t>
-        </w:r>
-      </w:hyperlink>
-      <w:r>
-        <w:rPr>
-          <w:lang w:val="zh_TW" w:bidi="zh_TW"/>
-        </w:rPr>
-        <w:t>，</w:t>
-      </w:r>
-      <w:hyperlink r:id="rId45">
-        <w:r>
-          <w:rPr>
-            <w:lang w:val="zh_TW" w:bidi="zh_TW"/>
-          </w:rPr>
-          <w:rPr>
-            <w:color w:val="0000EE"/>
-            <w:u w:val="single"/>
-          </w:rPr>
-          <w:t>106:45</w:t>
-        </w:r>
-      </w:hyperlink>
-      <w:r>
-        <w:rPr>
-          <w:lang w:val="zh_TW" w:bidi="zh_TW"/>
-        </w:rPr>
-        <w:t>，</w:t>
-      </w:r>
-      <w:hyperlink r:id="rId46">
-        <w:r>
-          <w:rPr>
-            <w:lang w:val="zh_TW" w:bidi="zh_TW"/>
-          </w:rPr>
-          <w:rPr>
-            <w:color w:val="0000EE"/>
-            <w:u w:val="single"/>
-          </w:rPr>
-          <w:t>112:6</w:t>
-        </w:r>
-      </w:hyperlink>
-      <w:r>
-        <w:rPr>
-          <w:lang w:val="zh_TW" w:bidi="zh_TW"/>
-        </w:rPr>
-        <w:t>；</w:t>
-      </w:r>
-      <w:hyperlink r:id="rId47">
-        <w:r>
-          <w:rPr>
-            <w:lang w:val="zh_TW" w:bidi="zh_TW"/>
-          </w:rPr>
-          <w:rPr>
-            <w:color w:val="0000EE"/>
-            <w:u w:val="single"/>
-          </w:rPr>
-          <w:t>傳 12:1</w:t>
-        </w:r>
-      </w:hyperlink>
-      <w:r>
-        <w:rPr>
-          <w:lang w:val="zh_TW" w:bidi="zh_TW"/>
-        </w:rPr>
-        <w:t xml:space="preserve">; </w:t>
-      </w:r>
-      <w:hyperlink r:id="rId48">
-        <w:r>
-          <w:rPr>
-            <w:lang w:val="zh_TW" w:bidi="zh_TW"/>
-          </w:rPr>
-          <w:rPr>
-            <w:color w:val="0000EE"/>
-            <w:u w:val="single"/>
-          </w:rPr>
-          <w:t>賽 57:11</w:t>
+          <w:t>來2:14</w:t>
         </w:r>
       </w:hyperlink>
       <w:r>
@@ -1336,1252 +329,6 @@
           <w:lang w:val="zh_TW" w:bidi="zh_TW"/>
         </w:rPr>
         <w:t>）。</w:t>
-      </w:r>
-    </w:p>
-    <w:p>
-      <w:pPr>
-        <w:pStyle w:val="Heading4"/>
-      </w:pPr>
-      <w:r>
-        <w:rPr>
-          <w:lang w:val="zh_TW" w:bidi="zh_TW"/>
-        </w:rPr>
-        <w:t>「</w:t>
-      </w:r>
-      <w:r>
-        <w:rPr>
-          <w:lang w:val="zh_TW" w:bidi="zh_TW"/>
-        </w:rPr>
-        <w:t>這是我立約的血</w:t>
-      </w:r>
-      <w:r>
-        <w:rPr>
-          <w:lang w:val="zh_TW" w:bidi="zh_TW"/>
-        </w:rPr>
-        <w:t>」</w:t>
-      </w:r>
-    </w:p>
-    <w:p>
-      <w:pPr/>
-      <w:r>
-        <w:rPr>
-          <w:lang w:val="zh_TW" w:bidi="zh_TW"/>
-        </w:rPr>
-      </w:r>
-      <w:r>
-        <w:rPr>
-          <w:lang w:val="zh_TW" w:bidi="zh_TW"/>
-        </w:rPr>
-        <w:t>耶穌拿起酒杯，祝謝後，遞給祂的門徒讓他們都喝。基本上，四個關於設立聖餐的記載是一致的。馬太（</w:t>
-      </w:r>
-      <w:hyperlink r:id="rId49">
-        <w:r>
-          <w:rPr>
-            <w:lang w:val="zh_TW" w:bidi="zh_TW"/>
-          </w:rPr>
-          <w:rPr>
-            <w:color w:val="0000EE"/>
-            <w:u w:val="single"/>
-          </w:rPr>
-          <w:t>太26:28</w:t>
-        </w:r>
-      </w:hyperlink>
-      <w:r>
-        <w:rPr>
-          <w:lang w:val="zh_TW" w:bidi="zh_TW"/>
-        </w:rPr>
-        <w:t>）和馬可（</w:t>
-      </w:r>
-      <w:hyperlink r:id="rId50">
-        <w:r>
-          <w:rPr>
-            <w:lang w:val="zh_TW" w:bidi="zh_TW"/>
-          </w:rPr>
-          <w:rPr>
-            <w:color w:val="0000EE"/>
-            <w:u w:val="single"/>
-          </w:rPr>
-          <w:t>可14:24</w:t>
-        </w:r>
-      </w:hyperlink>
-      <w:r>
-        <w:rPr>
-          <w:lang w:val="zh_TW" w:bidi="zh_TW"/>
-        </w:rPr>
-        <w:t>）記載耶穌的話是「這是我立約的血」。</w:t>
-      </w:r>
-      <w:hyperlink r:id="rId51">
-        <w:r>
-          <w:rPr>
-            <w:lang w:val="zh_TW" w:bidi="zh_TW"/>
-          </w:rPr>
-          <w:rPr>
-            <w:color w:val="0000EE"/>
-            <w:u w:val="single"/>
-          </w:rPr>
-          <w:t>路加福音二十二章20節</w:t>
-        </w:r>
-      </w:hyperlink>
-      <w:r>
-        <w:rPr>
-          <w:lang w:val="zh_TW" w:bidi="zh_TW"/>
-        </w:rPr>
-        <w:t>則記載「這杯是用我血所立的新約」，</w:t>
-      </w:r>
-      <w:hyperlink r:id="rId52">
-        <w:r>
-          <w:rPr>
-            <w:lang w:val="zh_TW" w:bidi="zh_TW"/>
-          </w:rPr>
-          <w:rPr>
-            <w:color w:val="0000EE"/>
-            <w:u w:val="single"/>
-          </w:rPr>
-          <w:t>哥林多前書十一章25節</w:t>
-        </w:r>
-      </w:hyperlink>
-      <w:r>
-        <w:rPr>
-          <w:lang w:val="zh_TW" w:bidi="zh_TW"/>
-        </w:rPr>
-        <w:t>與此相似。這回溯到以獻祭來立約的儀式，如同出埃及後神與以色列所定的盟約（</w:t>
-      </w:r>
-      <w:hyperlink r:id="rId53">
-        <w:r>
-          <w:rPr>
-            <w:lang w:val="zh_TW" w:bidi="zh_TW"/>
-          </w:rPr>
-          <w:rPr>
-            <w:color w:val="0000EE"/>
-            <w:u w:val="single"/>
-          </w:rPr>
-          <w:t>出24:1–8</w:t>
-        </w:r>
-      </w:hyperlink>
-      <w:r>
-        <w:rPr>
-          <w:lang w:val="zh_TW" w:bidi="zh_TW"/>
-        </w:rPr>
-        <w:t>），這也暗示了新盟約預言性的盼望（</w:t>
-      </w:r>
-      <w:hyperlink r:id="rId54">
-        <w:r>
-          <w:rPr>
-            <w:lang w:val="zh_TW" w:bidi="zh_TW"/>
-          </w:rPr>
-          <w:rPr>
-            <w:color w:val="0000EE"/>
-            <w:u w:val="single"/>
-          </w:rPr>
-          <w:t>耶31:31–34</w:t>
-        </w:r>
-      </w:hyperlink>
-      <w:r>
-        <w:rPr>
-          <w:lang w:val="zh_TW" w:bidi="zh_TW"/>
-        </w:rPr>
-        <w:t>），正如</w:t>
-      </w:r>
-      <w:hyperlink r:id="rId55">
-        <w:r>
-          <w:rPr>
-            <w:lang w:val="zh_TW" w:bidi="zh_TW"/>
-          </w:rPr>
-          <w:rPr>
-            <w:color w:val="0000EE"/>
-            <w:u w:val="single"/>
-          </w:rPr>
-          <w:t>希伯來書第八至九章</w:t>
-        </w:r>
-      </w:hyperlink>
-      <w:r>
-        <w:rPr>
-          <w:lang w:val="zh_TW" w:bidi="zh_TW"/>
-        </w:rPr>
-        <w:t>所描述的，已在耶穌裡得到實現。</w:t>
-      </w:r>
-    </w:p>
-    <w:p>
-      <w:pPr>
-        <w:pStyle w:val="Heading4"/>
-      </w:pPr>
-      <w:r>
-        <w:rPr>
-          <w:lang w:val="zh_TW" w:bidi="zh_TW"/>
-        </w:rPr>
-        <w:t>「為多人流出來，使罪得赦。」</w:t>
-      </w:r>
-    </w:p>
-    <w:p>
-      <w:pPr/>
-      <w:r>
-        <w:rPr>
-          <w:lang w:val="zh_TW" w:bidi="zh_TW"/>
-        </w:rPr>
-      </w:r>
-      <w:r>
-        <w:rPr>
-          <w:lang w:val="zh_TW" w:bidi="zh_TW"/>
-        </w:rPr>
-        <w:t>耶穌的死作為獻祭的意義與對逾越節和盟約的理解有關。這也與</w:t>
-      </w:r>
-      <w:hyperlink r:id="rId56">
-        <w:r>
-          <w:rPr>
-            <w:lang w:val="zh_TW" w:bidi="zh_TW"/>
-          </w:rPr>
-          <w:rPr>
-            <w:color w:val="0000EE"/>
-            <w:u w:val="single"/>
-          </w:rPr>
-          <w:t>以賽亞書五十三章</w:t>
-        </w:r>
-      </w:hyperlink>
-      <w:r>
-        <w:rPr>
-          <w:lang w:val="zh_TW" w:bidi="zh_TW"/>
-        </w:rPr>
-        <w:t>中所提到受苦的僕人將自己作為「</w:t>
-      </w:r>
-      <w:r>
-        <w:rPr>
-          <w:lang w:val="zh_TW" w:bidi="zh_TW"/>
-        </w:rPr>
-        <w:t>贖罪祭</w:t>
-      </w:r>
-      <w:r>
-        <w:rPr>
-          <w:lang w:val="zh_TW" w:bidi="zh_TW"/>
-        </w:rPr>
-        <w:t>」相關（</w:t>
-      </w:r>
-      <w:hyperlink r:id="rId57">
-        <w:r>
-          <w:rPr>
-            <w:lang w:val="zh_TW" w:bidi="zh_TW"/>
-          </w:rPr>
-          <w:rPr>
-            <w:color w:val="0000EE"/>
-            <w:u w:val="single"/>
-          </w:rPr>
-          <w:t>賽53:10</w:t>
-        </w:r>
-      </w:hyperlink>
-      <w:r>
-        <w:rPr>
-          <w:lang w:val="zh_TW" w:bidi="zh_TW"/>
-        </w:rPr>
-        <w:t>）。</w:t>
-      </w:r>
-      <w:hyperlink r:id="rId58">
-        <w:r>
-          <w:rPr>
-            <w:lang w:val="zh_TW" w:bidi="zh_TW"/>
-          </w:rPr>
-          <w:rPr>
-            <w:color w:val="0000EE"/>
-            <w:u w:val="single"/>
-          </w:rPr>
-          <w:t>路加福音二十二章37節</w:t>
-        </w:r>
-      </w:hyperlink>
-      <w:r>
-        <w:rPr>
-          <w:lang w:val="zh_TW" w:bidi="zh_TW"/>
-        </w:rPr>
-        <w:t>在耶穌在樓房講論中說到：「這段經文在我身上應驗，『</w:t>
-      </w:r>
-      <w:r>
-        <w:rPr>
-          <w:lang w:val="zh_TW" w:bidi="zh_TW"/>
-        </w:rPr>
-        <w:t>他也被列在罪犯之中。</w:t>
-      </w:r>
-      <w:r>
-        <w:rPr>
-          <w:lang w:val="zh_TW" w:bidi="zh_TW"/>
-        </w:rPr>
-        <w:t>』」那節經文，就是</w:t>
-      </w:r>
-      <w:hyperlink r:id="rId56">
-        <w:r>
-          <w:rPr>
-            <w:lang w:val="zh_TW" w:bidi="zh_TW"/>
-          </w:rPr>
-          <w:rPr>
-            <w:color w:val="0000EE"/>
-            <w:u w:val="single"/>
-          </w:rPr>
-          <w:t>以賽亞書</w:t>
-        </w:r>
-      </w:hyperlink>
-      <w:hyperlink r:id="rId59">
-        <w:r>
-          <w:rPr>
-            <w:lang w:val="zh_TW" w:bidi="zh_TW"/>
-          </w:rPr>
-          <w:rPr>
-            <w:color w:val="0000EE"/>
-            <w:u w:val="single"/>
-          </w:rPr>
-          <w:t>五十三章12節</w:t>
-        </w:r>
-      </w:hyperlink>
-      <w:r>
-        <w:rPr>
-          <w:lang w:val="zh_TW" w:bidi="zh_TW"/>
-        </w:rPr>
-        <w:t>，也說到「</w:t>
-      </w:r>
-      <w:r>
-        <w:rPr>
-          <w:lang w:val="zh_TW" w:bidi="zh_TW"/>
-        </w:rPr>
-        <w:t>因為他將命傾倒</w:t>
-      </w:r>
-      <w:r>
-        <w:rPr>
-          <w:lang w:val="zh_TW" w:bidi="zh_TW"/>
-        </w:rPr>
-        <w:t>」和「</w:t>
-      </w:r>
-      <w:r>
-        <w:rPr>
-          <w:lang w:val="zh_TW" w:bidi="zh_TW"/>
-        </w:rPr>
-        <w:t>他卻擔當多人的罪</w:t>
-      </w:r>
-      <w:r>
-        <w:rPr>
-          <w:lang w:val="zh_TW" w:bidi="zh_TW"/>
-        </w:rPr>
-        <w:t>」。</w:t>
-      </w:r>
-      <w:hyperlink r:id="rId50">
-        <w:r>
-          <w:rPr>
-            <w:lang w:val="zh_TW" w:bidi="zh_TW"/>
-          </w:rPr>
-          <w:rPr>
-            <w:color w:val="0000EE"/>
-            <w:u w:val="single"/>
-          </w:rPr>
-          <w:t>馬可福音十四章24節</w:t>
-        </w:r>
-      </w:hyperlink>
-      <w:r>
-        <w:rPr>
-          <w:lang w:val="zh_TW" w:bidi="zh_TW"/>
-        </w:rPr>
-        <w:t>似乎也暗示這些經文，當耶穌談到祂的血「為多人流出來」時，</w:t>
-      </w:r>
-      <w:hyperlink r:id="rId49">
-        <w:r>
-          <w:rPr>
-            <w:lang w:val="zh_TW" w:bidi="zh_TW"/>
-          </w:rPr>
-          <w:rPr>
-            <w:color w:val="0000EE"/>
-            <w:u w:val="single"/>
-          </w:rPr>
-          <w:t>馬太福音二十六章28節</w:t>
-        </w:r>
-      </w:hyperlink>
-      <w:r>
-        <w:rPr>
-          <w:lang w:val="zh_TW" w:bidi="zh_TW"/>
-        </w:rPr>
-        <w:t>則補充說「</w:t>
-      </w:r>
-      <w:r>
-        <w:rPr>
-          <w:lang w:val="zh_TW" w:bidi="zh_TW"/>
-        </w:rPr>
-        <w:t>使罪得赦</w:t>
-      </w:r>
-      <w:r>
-        <w:rPr>
-          <w:lang w:val="zh_TW" w:bidi="zh_TW"/>
-        </w:rPr>
-        <w:t>」。</w:t>
-      </w:r>
-    </w:p>
-    <w:p>
-      <w:pPr>
-        <w:pStyle w:val="Heading4"/>
-      </w:pPr>
-      <w:r>
-        <w:rPr>
-          <w:lang w:val="zh_TW" w:bidi="zh_TW"/>
-        </w:rPr>
-        <w:t>對未來的期望</w:t>
-      </w:r>
-    </w:p>
-    <w:p>
-      <w:pPr/>
-      <w:r>
-        <w:rPr>
-          <w:lang w:val="zh_TW" w:bidi="zh_TW"/>
-        </w:rPr>
-      </w:r>
-      <w:r>
-        <w:rPr>
-          <w:lang w:val="zh_TW" w:bidi="zh_TW"/>
-        </w:rPr>
-        <w:t>所有四個關於最後晚餐的記載都以不同的方式，將對未來的期盼與聖餐的設立聯繫起來。在</w:t>
-      </w:r>
-      <w:hyperlink r:id="rId60">
-        <w:r>
-          <w:rPr>
-            <w:lang w:val="zh_TW" w:bidi="zh_TW"/>
-          </w:rPr>
-          <w:rPr>
-            <w:color w:val="0000EE"/>
-            <w:u w:val="single"/>
-          </w:rPr>
-          <w:t>馬可福音十四章25節</w:t>
-        </w:r>
-      </w:hyperlink>
-      <w:r>
-        <w:rPr>
-          <w:lang w:val="zh_TW" w:bidi="zh_TW"/>
-        </w:rPr>
-        <w:t>中，這個期望也體現在耶穌的話語中：「</w:t>
-      </w:r>
-      <w:r>
-        <w:rPr>
-          <w:lang w:val="zh_TW" w:bidi="zh_TW"/>
-        </w:rPr>
-        <w:t>我實在告訴你們，我不再喝這葡萄汁，直到我在神的國裏喝新的那日子。</w:t>
-      </w:r>
-      <w:r>
-        <w:rPr>
-          <w:lang w:val="zh_TW" w:bidi="zh_TW"/>
-        </w:rPr>
-        <w:t>」在</w:t>
-      </w:r>
-      <w:hyperlink r:id="rId61">
-        <w:r>
-          <w:rPr>
-            <w:lang w:val="zh_TW" w:bidi="zh_TW"/>
-          </w:rPr>
-          <w:rPr>
-            <w:color w:val="0000EE"/>
-            <w:u w:val="single"/>
-          </w:rPr>
-          <w:t>馬太福音二十六章29節</w:t>
-        </w:r>
-      </w:hyperlink>
-      <w:r>
-        <w:rPr>
-          <w:lang w:val="zh_TW" w:bidi="zh_TW"/>
-        </w:rPr>
-        <w:t>中，未來喝葡萄酒被說成是「</w:t>
-      </w:r>
-      <w:r>
-        <w:rPr>
-          <w:lang w:val="zh_TW" w:bidi="zh_TW"/>
-        </w:rPr>
-        <w:t>我在我父的國裏同你們喝新的那日子</w:t>
-      </w:r>
-      <w:r>
-        <w:rPr>
-          <w:lang w:val="zh_TW" w:bidi="zh_TW"/>
-        </w:rPr>
-        <w:t>」。在</w:t>
-      </w:r>
-      <w:hyperlink r:id="rId62">
-        <w:r>
-          <w:rPr>
-            <w:lang w:val="zh_TW" w:bidi="zh_TW"/>
-          </w:rPr>
-          <w:rPr>
-            <w:color w:val="0000EE"/>
-            <w:u w:val="single"/>
-          </w:rPr>
-          <w:t>路加福音二十二章18節</w:t>
-        </w:r>
-      </w:hyperlink>
-      <w:r>
-        <w:rPr>
-          <w:lang w:val="zh_TW" w:bidi="zh_TW"/>
-        </w:rPr>
-        <w:t>中有類似的話，並且在兩節之前提到在神的國裡完成逾越節。這些話都可以理解為舊約和後來的猶太天啟文學中，所提出的另一個希望最終的實現：彌賽亞的宴席、</w:t>
-      </w:r>
-      <w:hyperlink r:id="rId63">
-        <w:r>
-          <w:rPr>
-            <w:lang w:val="zh_TW" w:bidi="zh_TW"/>
-          </w:rPr>
-          <w:rPr>
-            <w:color w:val="0000EE"/>
-            <w:u w:val="single"/>
-          </w:rPr>
-          <w:t>以賽亞書二十五章6節</w:t>
-        </w:r>
-      </w:hyperlink>
-      <w:r>
-        <w:rPr>
-          <w:lang w:val="zh_TW" w:bidi="zh_TW"/>
-        </w:rPr>
-        <w:t>中提到的耶和華山上的盛宴。在</w:t>
-      </w:r>
-      <w:hyperlink r:id="rId64">
-        <w:r>
-          <w:rPr>
-            <w:lang w:val="zh_TW" w:bidi="zh_TW"/>
-          </w:rPr>
-          <w:rPr>
-            <w:color w:val="0000EE"/>
-            <w:u w:val="single"/>
-          </w:rPr>
-          <w:t>哥林多前書十一章26節</w:t>
-        </w:r>
-      </w:hyperlink>
-      <w:r>
-        <w:rPr>
-          <w:lang w:val="zh_TW" w:bidi="zh_TW"/>
-        </w:rPr>
-        <w:t>中，這個對未來的希望相當明確地就是基督第二次再臨；因為使徒說：「</w:t>
-      </w:r>
-      <w:r>
-        <w:rPr>
-          <w:lang w:val="zh_TW" w:bidi="zh_TW"/>
-        </w:rPr>
-        <w:t>你們每逢吃這餅，喝這杯，是表明主的死，直等到他來。」</w:t>
-      </w:r>
-    </w:p>
-    <w:p>
-      <w:pPr>
-        <w:pStyle w:val="Heading3"/>
-      </w:pPr>
-      <w:r>
-        <w:rPr>
-          <w:lang w:val="zh_TW" w:bidi="zh_TW"/>
-        </w:rPr>
-        <w:t>早期教會的實踐</w:t>
-      </w:r>
-    </w:p>
-    <w:p>
-      <w:pPr/>
-      <w:r>
-        <w:rPr>
-          <w:lang w:val="zh_TW" w:bidi="zh_TW"/>
-        </w:rPr>
-      </w:r>
-      <w:r>
-        <w:rPr>
-          <w:lang w:val="zh_TW" w:bidi="zh_TW"/>
-        </w:rPr>
-        <w:t>在</w:t>
-      </w:r>
-      <w:hyperlink r:id="rId65">
-        <w:r>
-          <w:rPr>
-            <w:lang w:val="zh_TW" w:bidi="zh_TW"/>
-          </w:rPr>
-          <w:rPr>
-            <w:color w:val="0000EE"/>
-            <w:u w:val="single"/>
-          </w:rPr>
-          <w:t>使徒行傳二章42節</w:t>
-        </w:r>
-      </w:hyperlink>
-      <w:r>
-        <w:rPr>
-          <w:lang w:val="zh_TW" w:bidi="zh_TW"/>
-        </w:rPr>
-        <w:t>中，記載了五旬節發生的事情之後，提到「〔他們〕都恆心遵守使徒的教訓，彼此交接，擘餅，祈禱。」此外，「</w:t>
-      </w:r>
-      <w:r>
-        <w:rPr>
-          <w:lang w:val="zh_TW" w:bidi="zh_TW"/>
-        </w:rPr>
-        <w:t>他們天天同心合意恆切地在殿裏，且在家中擘餅，存著歡喜、誠實的心用飯</w:t>
-      </w:r>
-      <w:r>
-        <w:rPr>
-          <w:lang w:val="zh_TW" w:bidi="zh_TW"/>
-        </w:rPr>
-        <w:t>」（</w:t>
-      </w:r>
-      <w:hyperlink r:id="rId66">
-        <w:r>
-          <w:rPr>
-            <w:lang w:val="zh_TW" w:bidi="zh_TW"/>
-          </w:rPr>
-          <w:rPr>
-            <w:color w:val="0000EE"/>
-            <w:u w:val="single"/>
-          </w:rPr>
-          <w:t>徒2:46</w:t>
-        </w:r>
-      </w:hyperlink>
-      <w:r>
-        <w:rPr>
-          <w:lang w:val="zh_TW" w:bidi="zh_TW"/>
-        </w:rPr>
-        <w:t>）。這些話和實踐的原則引發了兩個問題。它們是否僅僅意味著基督徒在一起分享聚餐？</w:t>
-      </w:r>
-      <w:hyperlink r:id="rId66">
-        <w:r>
-          <w:rPr>
-            <w:lang w:val="zh_TW" w:bidi="zh_TW"/>
-          </w:rPr>
-          <w:rPr>
-            <w:color w:val="0000EE"/>
-            <w:u w:val="single"/>
-          </w:rPr>
-          <w:t>使徒行傳二章46節</w:t>
-        </w:r>
-      </w:hyperlink>
-      <w:r>
-        <w:rPr>
-          <w:lang w:val="zh_TW" w:bidi="zh_TW"/>
-        </w:rPr>
-        <w:t>似乎將擘餅和用飯視為兩個獨立的行動。此外，</w:t>
-      </w:r>
-      <w:hyperlink r:id="rId66">
-        <w:r>
-          <w:rPr>
-            <w:lang w:val="zh_TW" w:bidi="zh_TW"/>
-          </w:rPr>
-          <w:rPr>
-            <w:color w:val="0000EE"/>
-            <w:u w:val="single"/>
-          </w:rPr>
-          <w:t>使徒行傳二十章7節</w:t>
-        </w:r>
-      </w:hyperlink>
-      <w:r>
-        <w:rPr>
-          <w:lang w:val="zh_TW" w:bidi="zh_TW"/>
-        </w:rPr>
-        <w:t>在談到特羅亞的基督徒「</w:t>
-      </w:r>
-      <w:r>
-        <w:rPr>
-          <w:lang w:val="zh_TW" w:bidi="zh_TW"/>
-        </w:rPr>
-        <w:t>七日的第一日，我們聚會擘餅的時候</w:t>
-      </w:r>
-      <w:r>
-        <w:rPr>
-          <w:lang w:val="zh_TW" w:bidi="zh_TW"/>
-        </w:rPr>
-        <w:t>」似乎明顯地暗示這是一個基督教的禮拜，而不僅僅是一頓飯。從</w:t>
-      </w:r>
-      <w:hyperlink r:id="rId67">
-        <w:r>
-          <w:rPr>
-            <w:lang w:val="zh_TW" w:bidi="zh_TW"/>
-          </w:rPr>
-          <w:rPr>
-            <w:color w:val="0000EE"/>
-            <w:u w:val="single"/>
-          </w:rPr>
-          <w:t>哥林多前書第十章</w:t>
-        </w:r>
-      </w:hyperlink>
-      <w:r>
-        <w:rPr>
-          <w:lang w:val="zh_TW" w:bidi="zh_TW"/>
-        </w:rPr>
-        <w:t>，也許從</w:t>
-      </w:r>
-      <w:hyperlink r:id="rId68">
-        <w:r>
-          <w:rPr>
-            <w:lang w:val="zh_TW" w:bidi="zh_TW"/>
-          </w:rPr>
-          <w:rPr>
-            <w:color w:val="0000EE"/>
-            <w:u w:val="single"/>
-          </w:rPr>
-          <w:t>猶大書12節</w:t>
-        </w:r>
-      </w:hyperlink>
-      <w:r>
-        <w:rPr>
-          <w:lang w:val="zh_TW" w:bidi="zh_TW"/>
-        </w:rPr>
-        <w:t>中提到的「</w:t>
-      </w:r>
-      <w:r>
-        <w:rPr>
-          <w:lang w:val="zh_TW" w:bidi="zh_TW"/>
-        </w:rPr>
-        <w:t>愛席</w:t>
-      </w:r>
-      <w:r>
-        <w:rPr>
-          <w:lang w:val="zh_TW" w:bidi="zh_TW"/>
-        </w:rPr>
-        <w:t>」，我們可以合理地推斷，基督徒團契中的一頓飯和聖餐的慶祝是密不可分的。第二個問題是，最早的「擘餅」是否如在耶路撒冷教會中，是一個不同於餅和酒的儀式，前者是回憶門徒與復活的主的團契，後者則是特別回憶祂的犧牲之死？我們沒有直接的證據來支持這種觀點。福音書所見證的主餐涉及擘餅和分享杯以紀念基督的血「為多人流出」。我們也可以假設，使徒保羅所接受、遵循並傳遞給他人的傳統，可以追溯到他作為基督徒最初的歲月，因其涉及擘餅和分享杯以紀念基督，從而宣告主的死直到祂的再來。</w:t>
-      </w:r>
-    </w:p>
-    <w:p>
-      <w:pPr>
-        <w:pStyle w:val="Heading3"/>
-      </w:pPr>
-      <w:r>
-        <w:rPr>
-          <w:lang w:val="zh_TW" w:bidi="zh_TW"/>
-        </w:rPr>
-        <w:t>保羅的教導</w:t>
-      </w:r>
-    </w:p>
-    <w:p>
-      <w:pPr/>
-      <w:r>
-        <w:rPr>
-          <w:lang w:val="zh_TW" w:bidi="zh_TW"/>
-        </w:rPr>
-      </w:r>
-      <w:r>
-        <w:rPr>
-          <w:lang w:val="zh_TW" w:bidi="zh_TW"/>
-        </w:rPr>
-        <w:t>在保羅的教導中，如同福音書，主餐明顯指回顧並感恩紀念基督為世人的罪一次獻上的獻祭，且意識到主在當下與祂的子民同在，並懷著希望展望未來。與聖餐相關的其它教導在</w:t>
-      </w:r>
-      <w:hyperlink r:id="rId69">
-        <w:r>
-          <w:rPr>
-            <w:lang w:val="zh_TW" w:bidi="zh_TW"/>
-          </w:rPr>
-          <w:rPr>
-            <w:color w:val="0000EE"/>
-            <w:u w:val="single"/>
-          </w:rPr>
-          <w:t>哥林多前書十至十一章</w:t>
-        </w:r>
-      </w:hyperlink>
-      <w:r>
-        <w:rPr>
-          <w:lang w:val="zh_TW" w:bidi="zh_TW"/>
-        </w:rPr>
-        <w:t>中有所闡述。這些教導源於哥林多教會情況的實際面；基督徒需要注意以任何形式轉回到偶像崇拜的危險；以及團契中可能出現的分裂，其中包括富人與窮人之間的分裂。</w:t>
-      </w:r>
-    </w:p>
-    <w:p>
-      <w:pPr>
-        <w:pStyle w:val="Heading4"/>
-      </w:pPr>
-      <w:r>
-        <w:rPr>
-          <w:lang w:val="zh_TW" w:bidi="zh_TW"/>
-        </w:rPr>
-        <w:t>與基督相交</w:t>
-      </w:r>
-    </w:p>
-    <w:p>
-      <w:pPr/>
-      <w:r>
-        <w:rPr>
-          <w:lang w:val="zh_TW" w:bidi="zh_TW"/>
-        </w:rPr>
-      </w:r>
-      <w:r>
-        <w:rPr>
-          <w:lang w:val="zh_TW" w:bidi="zh_TW"/>
-        </w:rPr>
-        <w:t>參與餅和喝杯被描述為與基督有份，就像分享祭祀餐就意味著參與在「鬼的</w:t>
-      </w:r>
-      <w:r>
-        <w:rPr>
-          <w:lang w:val="zh_TW" w:bidi="zh_TW"/>
-        </w:rPr>
-        <w:t>筵席</w:t>
-      </w:r>
-      <w:r>
-        <w:rPr>
-          <w:lang w:val="zh_TW" w:bidi="zh_TW"/>
-        </w:rPr>
-        <w:t>」上（</w:t>
-      </w:r>
-      <w:hyperlink r:id="rId70">
-        <w:r>
-          <w:rPr>
-            <w:lang w:val="zh_TW" w:bidi="zh_TW"/>
-          </w:rPr>
-          <w:rPr>
-            <w:color w:val="0000EE"/>
-            <w:u w:val="single"/>
-          </w:rPr>
-          <w:t>林前10:21</w:t>
-        </w:r>
-      </w:hyperlink>
-      <w:r>
-        <w:rPr>
-          <w:lang w:val="zh_TW" w:bidi="zh_TW"/>
-        </w:rPr>
-        <w:t>）。「</w:t>
-      </w:r>
-      <w:r>
-        <w:rPr>
-          <w:lang w:val="zh_TW" w:bidi="zh_TW"/>
-        </w:rPr>
-        <w:t>我們所祝福的杯，豈不是同領基督的血嗎？我們所擘開的餅，豈不是同領基督的身體嗎？</w:t>
-      </w:r>
-      <w:r>
-        <w:rPr>
-          <w:lang w:val="zh_TW" w:bidi="zh_TW"/>
-        </w:rPr>
-        <w:t>」（</w:t>
-      </w:r>
-      <w:hyperlink r:id="rId17">
-        <w:r>
-          <w:rPr>
-            <w:lang w:val="zh_TW" w:bidi="zh_TW"/>
-          </w:rPr>
-          <w:rPr>
-            <w:color w:val="0000EE"/>
-            <w:u w:val="single"/>
-          </w:rPr>
-          <w:t>16）</w:t>
-        </w:r>
-      </w:hyperlink>
-      <w:r>
-        <w:rPr>
-          <w:lang w:val="zh_TW" w:bidi="zh_TW"/>
-        </w:rPr>
-        <w:t>。「同領」是希臘詞koinonia的翻譯，在新約經文中常被譯為「團契」。當主餐被慶祝時，常常不僅紀念的是耶穌死前的最後晚餐，也紀念祂第一次復活與門徒同在時，在擘餅的時候讓他們認出祂來（</w:t>
-      </w:r>
-      <w:hyperlink r:id="rId71">
-        <w:r>
-          <w:rPr>
-            <w:lang w:val="zh_TW" w:bidi="zh_TW"/>
-          </w:rPr>
-          <w:rPr>
-            <w:color w:val="0000EE"/>
-            <w:u w:val="single"/>
-          </w:rPr>
-          <w:t>路24:30–35</w:t>
-        </w:r>
-      </w:hyperlink>
-      <w:r>
-        <w:rPr>
-          <w:lang w:val="zh_TW" w:bidi="zh_TW"/>
-        </w:rPr>
-        <w:t>）。他們繼續經歷與祂的團契。</w:t>
-      </w:r>
-    </w:p>
-    <w:p>
-      <w:pPr>
-        <w:pStyle w:val="Heading4"/>
-      </w:pPr>
-      <w:r>
-        <w:rPr>
-          <w:lang w:val="zh_TW" w:bidi="zh_TW"/>
-        </w:rPr>
-        <w:t>基督的餵養</w:t>
-      </w:r>
-    </w:p>
-    <w:p>
-      <w:pPr/>
-      <w:r>
-        <w:rPr>
-          <w:lang w:val="zh_TW" w:bidi="zh_TW"/>
-        </w:rPr>
-      </w:r>
-      <w:r>
-        <w:rPr>
-          <w:lang w:val="zh_TW" w:bidi="zh_TW"/>
-        </w:rPr>
-        <w:t>在兩個基督教聖禮中，洗禮具有一次性的性質，而聖餐則是重複的聖禮。基督的生命已經在十字架上為罪一次獻上，我們在轉向祂時找到新生命，洗禮正象徵著這一點。與此同時，這個獻上的生命也不斷地供給我們的需要，滋養我們靈裡的生命，聖餐講述了這種每天在基督裡不斷的餵養。</w:t>
-      </w:r>
-      <w:hyperlink r:id="rId72">
-        <w:r>
-          <w:rPr>
-            <w:lang w:val="zh_TW" w:bidi="zh_TW"/>
-          </w:rPr>
-          <w:rPr>
-            <w:color w:val="0000EE"/>
-            <w:u w:val="single"/>
-          </w:rPr>
-          <w:t>哥林多前書十章3至4節</w:t>
-        </w:r>
-      </w:hyperlink>
-      <w:r>
-        <w:rPr>
-          <w:lang w:val="zh_TW" w:bidi="zh_TW"/>
-        </w:rPr>
-        <w:t>提到「靈食」和「靈水」，並在摩西時代的紅海和曠野事件中找到基督的預表。基督說：「我是生命的糧」，「所以</w:t>
-      </w:r>
-      <w:r>
-        <w:rPr>
-          <w:lang w:val="zh_TW" w:bidi="zh_TW"/>
-        </w:rPr>
-        <w:t>我的肉真是可吃的，我的血真是可喝的</w:t>
-      </w:r>
-      <w:r>
-        <w:rPr>
-          <w:lang w:val="zh_TW" w:bidi="zh_TW"/>
-        </w:rPr>
-        <w:t>」；因此，我們在約翰福音中（</w:t>
-      </w:r>
-      <w:hyperlink r:id="rId73">
-        <w:r>
-          <w:rPr>
-            <w:lang w:val="zh_TW" w:bidi="zh_TW"/>
-          </w:rPr>
-          <w:rPr>
-            <w:color w:val="0000EE"/>
-            <w:u w:val="single"/>
-          </w:rPr>
-          <w:t>約6:35、55</w:t>
-        </w:r>
-      </w:hyperlink>
-      <w:r>
-        <w:rPr>
-          <w:lang w:val="zh_TW" w:bidi="zh_TW"/>
-        </w:rPr>
-        <w:t>）所讀到的，與保羅所暗示的關於主餐所表達的——基督徒在靈裡享受基督餵養——是異曲同工的真理。</w:t>
-      </w:r>
-      <w:r>
-        <w:rPr>
-          <w:lang w:val="zh_TW" w:bidi="zh_TW"/>
-        </w:rPr>
-      </w:r>
-      <w:r>
-        <w:rPr>
-          <w:lang w:val="zh_TW" w:bidi="zh_TW"/>
-        </w:rPr>
-      </w:r>
-    </w:p>
-    <w:p>
-      <w:pPr/>
-      <w:r>
-        <w:rPr>
-          <w:lang w:val="zh_TW" w:bidi="zh_TW"/>
-        </w:rPr>
-      </w:r>
-    </w:p>
-    <w:p>
-      <w:pPr>
-        <w:pStyle w:val="Heading2"/>
-      </w:pPr>
-      <w:r>
-        <w:rPr>
-          <w:lang w:val="zh_TW" w:bidi="zh_TW"/>
-        </w:rPr>
-        <w:t>主人</w:t>
-      </w:r>
-      <w:r>
-        <w:rPr>
-          <w:lang w:val="zh_TW" w:bidi="zh_TW"/>
-        </w:rPr>
-      </w:r>
-    </w:p>
-    <w:p>
-      <w:pPr/>
-      <w:r>
-        <w:rPr>
-          <w:lang w:val="zh_TW" w:bidi="zh_TW"/>
-        </w:rPr>
-      </w:r>
-      <w:r>
-        <w:rPr>
-          <w:lang w:val="zh_TW" w:bidi="zh_TW"/>
-        </w:rPr>
-        <w:t>擁有控制、權柄或所有權的人。用「主人」一詞來表示高階級的人。「女主人」是「主人」的女性對應詞。主人可以是：</w:t>
-      </w:r>
-    </w:p>
-    <w:p>
-      <w:pPr>
-        <w:pStyle w:val="ListBullet"/>
-        <w:spacing w:line="240" w:lineRule="auto"/>
-        <w:ind w:left="720"/>
-      </w:pPr>
-      <w:r>
-        <w:rPr>
-          <w:lang w:val="zh_TW" w:bidi="zh_TW"/>
-        </w:rPr>
-      </w:r>
-      <w:r>
-        <w:rPr>
-          <w:lang w:val="zh_TW" w:bidi="zh_TW"/>
-        </w:rPr>
-        <w:t>擁有動物或財產的人（</w:t>
-      </w:r>
-      <w:hyperlink r:id="rId74">
-        <w:r>
-          <w:rPr>
-            <w:lang w:val="zh_TW" w:bidi="zh_TW"/>
-          </w:rPr>
-          <w:rPr>
-            <w:color w:val="0000EE"/>
-            <w:u w:val="single"/>
-          </w:rPr>
-          <w:t>賽1:3</w:t>
-        </w:r>
-      </w:hyperlink>
-      <w:r>
-        <w:rPr>
-          <w:lang w:val="zh_TW" w:bidi="zh_TW"/>
-        </w:rPr>
-        <w:t>）</w:t>
-      </w:r>
-    </w:p>
-    <w:p>
-      <w:pPr>
-        <w:pStyle w:val="ListBullet"/>
-        <w:spacing w:line="240" w:lineRule="auto"/>
-        <w:ind w:left="720"/>
-      </w:pPr>
-      <w:r>
-        <w:rPr>
-          <w:lang w:val="zh_TW" w:bidi="zh_TW"/>
-        </w:rPr>
-      </w:r>
-      <w:r>
-        <w:rPr>
-          <w:lang w:val="zh_TW" w:bidi="zh_TW"/>
-        </w:rPr>
-        <w:t>負責一個家庭的人（</w:t>
-      </w:r>
-      <w:hyperlink r:id="rId75">
-        <w:r>
-          <w:rPr>
-            <w:lang w:val="zh_TW" w:bidi="zh_TW"/>
-          </w:rPr>
-          <w:rPr>
-            <w:color w:val="0000EE"/>
-            <w:u w:val="single"/>
-          </w:rPr>
-          <w:t>可13:35</w:t>
-        </w:r>
-      </w:hyperlink>
-      <w:r>
-        <w:rPr>
-          <w:lang w:val="zh_TW" w:bidi="zh_TW"/>
-        </w:rPr>
-        <w:t>）</w:t>
-      </w:r>
-    </w:p>
-    <w:p>
-      <w:pPr>
-        <w:pStyle w:val="ListBullet"/>
-        <w:spacing w:line="240" w:lineRule="auto"/>
-        <w:ind w:left="720"/>
-      </w:pPr>
-      <w:r>
-        <w:rPr>
-          <w:lang w:val="zh_TW" w:bidi="zh_TW"/>
-        </w:rPr>
-      </w:r>
-      <w:r>
-        <w:rPr>
-          <w:lang w:val="zh_TW" w:bidi="zh_TW"/>
-        </w:rPr>
-        <w:t>擁有僕人或奴隸的人（</w:t>
-      </w:r>
-      <w:hyperlink r:id="rId76">
-        <w:r>
-          <w:rPr>
-            <w:lang w:val="zh_TW" w:bidi="zh_TW"/>
-          </w:rPr>
-          <w:rPr>
-            <w:color w:val="0000EE"/>
-            <w:u w:val="single"/>
-          </w:rPr>
-          <w:t>創16:9</w:t>
-        </w:r>
-      </w:hyperlink>
-      <w:r>
-        <w:rPr>
-          <w:lang w:val="zh_TW" w:bidi="zh_TW"/>
-        </w:rPr>
-        <w:t>，</w:t>
-      </w:r>
-      <w:hyperlink r:id="rId77">
-        <w:r>
-          <w:rPr>
-            <w:lang w:val="zh_TW" w:bidi="zh_TW"/>
-          </w:rPr>
-          <w:rPr>
-            <w:color w:val="0000EE"/>
-            <w:u w:val="single"/>
-          </w:rPr>
-          <w:t>39:3</w:t>
-        </w:r>
-      </w:hyperlink>
-      <w:r>
-        <w:rPr>
-          <w:lang w:val="zh_TW" w:bidi="zh_TW"/>
-        </w:rPr>
-        <w:t>；</w:t>
-      </w:r>
-      <w:hyperlink r:id="rId78">
-        <w:r>
-          <w:rPr>
-            <w:lang w:val="zh_TW" w:bidi="zh_TW"/>
-          </w:rPr>
-          <w:rPr>
-            <w:color w:val="0000EE"/>
-            <w:u w:val="single"/>
-          </w:rPr>
-          <w:t>弗6:5</w:t>
-        </w:r>
-      </w:hyperlink>
-      <w:r>
-        <w:rPr>
-          <w:lang w:val="zh_TW" w:bidi="zh_TW"/>
-        </w:rPr>
-        <w:t>）</w:t>
-      </w:r>
-    </w:p>
-    <w:p>
-      <w:pPr>
-        <w:pStyle w:val="ListBullet"/>
-        <w:spacing w:line="240" w:lineRule="auto"/>
-        <w:ind w:left="720"/>
-      </w:pPr>
-      <w:r>
-        <w:rPr>
-          <w:lang w:val="zh_TW" w:bidi="zh_TW"/>
-        </w:rPr>
-      </w:r>
-      <w:r>
-        <w:rPr>
-          <w:lang w:val="zh_TW" w:bidi="zh_TW"/>
-        </w:rPr>
-        <w:t>一位雇主（</w:t>
-      </w:r>
-      <w:hyperlink r:id="rId79">
-        <w:r>
-          <w:rPr>
-            <w:lang w:val="zh_TW" w:bidi="zh_TW"/>
-          </w:rPr>
-          <w:rPr>
-            <w:color w:val="0000EE"/>
-            <w:u w:val="single"/>
-          </w:rPr>
-          <w:t>路16:3</w:t>
-        </w:r>
-      </w:hyperlink>
-      <w:r>
-        <w:rPr>
-          <w:lang w:val="zh_TW" w:bidi="zh_TW"/>
-        </w:rPr>
-        <w:t>）</w:t>
-      </w:r>
-    </w:p>
-    <w:p>
-      <w:pPr>
-        <w:pStyle w:val="ListBullet"/>
-        <w:spacing w:line="240" w:lineRule="auto"/>
-        <w:ind w:left="720"/>
-      </w:pPr>
-      <w:r>
-        <w:rPr>
-          <w:lang w:val="zh_TW" w:bidi="zh_TW"/>
-        </w:rPr>
-      </w:r>
-      <w:r>
-        <w:rPr>
-          <w:lang w:val="zh_TW" w:bidi="zh_TW"/>
-        </w:rPr>
-        <w:t>一位老師（</w:t>
-      </w:r>
-      <w:hyperlink r:id="rId80">
-        <w:r>
-          <w:rPr>
-            <w:lang w:val="zh_TW" w:bidi="zh_TW"/>
-          </w:rPr>
-          <w:rPr>
-            <w:color w:val="0000EE"/>
-            <w:u w:val="single"/>
-          </w:rPr>
-          <w:t>路9:49</w:t>
-        </w:r>
-      </w:hyperlink>
-      <w:r>
-        <w:rPr>
-          <w:lang w:val="zh_TW" w:bidi="zh_TW"/>
-        </w:rPr>
-        <w:t>；比較</w:t>
-      </w:r>
-      <w:hyperlink r:id="rId81">
-        <w:r>
-          <w:rPr>
-            <w:lang w:val="zh_TW" w:bidi="zh_TW"/>
-          </w:rPr>
-          <w:rPr>
-            <w:color w:val="0000EE"/>
-            <w:u w:val="single"/>
-          </w:rPr>
-          <w:t>：可9:38</w:t>
-        </w:r>
-      </w:hyperlink>
-      <w:r>
-        <w:rPr>
-          <w:lang w:val="zh_TW" w:bidi="zh_TW"/>
-        </w:rPr>
-        <w:t>，使用「夫子」而不是「主人」）</w:t>
-      </w:r>
-    </w:p>
-    <w:p>
-      <w:pPr>
-        <w:pStyle w:val="ListBullet"/>
-        <w:spacing w:line="240" w:lineRule="auto"/>
-        <w:ind w:left="720"/>
-      </w:pPr>
-      <w:r>
-        <w:rPr>
-          <w:lang w:val="zh_TW" w:bidi="zh_TW"/>
-        </w:rPr>
-      </w:r>
-      <w:r>
-        <w:rPr>
-          <w:lang w:val="zh_TW" w:bidi="zh_TW"/>
-        </w:rPr>
-        <w:t>天上的主（</w:t>
-      </w:r>
-      <w:hyperlink r:id="rId82">
-        <w:r>
-          <w:rPr>
-            <w:lang w:val="zh_TW" w:bidi="zh_TW"/>
-          </w:rPr>
-          <w:rPr>
-            <w:color w:val="0000EE"/>
-            <w:u w:val="single"/>
-          </w:rPr>
-          <w:t>弗6:9</w:t>
-        </w:r>
-      </w:hyperlink>
-      <w:r>
-        <w:rPr>
-          <w:lang w:val="zh_TW" w:bidi="zh_TW"/>
-        </w:rPr>
-        <w:t>）</w:t>
-      </w:r>
-    </w:p>
-    <w:p>
-      <w:pPr/>
-      <w:r>
-        <w:rPr>
-          <w:lang w:val="zh_TW" w:bidi="zh_TW"/>
-        </w:rPr>
-      </w:r>
-      <w:r>
-        <w:rPr>
-          <w:lang w:val="zh_TW" w:bidi="zh_TW"/>
-        </w:rPr>
-        <w:t>「主」這個詞經常用來描述耶穌。當希臘文</w:t>
-      </w:r>
-      <w:r>
-        <w:rPr>
-          <w:i/>
-          <w:lang w:val="zh_TW" w:bidi="zh_TW"/>
-        </w:rPr>
-        <w:t>kurios</w:t>
-      </w:r>
-      <w:r>
-        <w:rPr>
-          <w:lang w:val="zh_TW" w:bidi="zh_TW"/>
-        </w:rPr>
-        <w:t>（通常翻譯為「主」）指的是耶穌時，它強調了神賦予祂的權柄以及祂在信徒生活中作主的角色。</w:t>
       </w:r>
       <w:r>
         <w:rPr>

--- a/zht/docx/174.content.docx
+++ b/zht/docx/174.content.docx
@@ -149,7 +149,7 @@
         <w:rPr>
           <w:lang w:val="zh_TW" w:bidi="zh_TW"/>
         </w:rPr>
-        <w:t>yuan</w:t>
+        <w:t>ying</w:t>
       </w:r>
       <w:r>
         <w:rPr>
@@ -212,7 +212,7 @@
         <w:rPr>
           <w:lang w:val="zh_TW" w:bidi="zh_TW"/>
         </w:rPr>
-        <w:t>原始福音</w:t>
+        <w:t>應許</w:t>
       </w:r>
       <w:r>
         <w:rPr>
@@ -231,40 +231,18 @@
         <w:rPr>
           <w:lang w:val="zh_TW" w:bidi="zh_TW"/>
         </w:rPr>
-        <w:t>這個詞語意指「第一個福音」。它由兩個希臘詞組成：</w:t>
-      </w:r>
-      <w:r>
-        <w:rPr>
-          <w:i/>
-          <w:lang w:val="zh_TW" w:bidi="zh_TW"/>
-        </w:rPr>
-        <w:t>protos</w:t>
-      </w:r>
-      <w:r>
-        <w:rPr>
-          <w:lang w:val="zh_TW" w:bidi="zh_TW"/>
-        </w:rPr>
-        <w:t>（意為「第一」）和</w:t>
-      </w:r>
-      <w:r>
-        <w:rPr>
-          <w:i/>
-          <w:lang w:val="zh_TW" w:bidi="zh_TW"/>
-        </w:rPr>
-        <w:t xml:space="preserve">evangelion </w:t>
-      </w:r>
-      <w:r>
-        <w:rPr>
-          <w:lang w:val="zh_TW" w:bidi="zh_TW"/>
-        </w:rPr>
-        <w:t>（意為「福音」或「好消息」）</w:t>
-      </w:r>
-      <w:r>
-        <w:rPr>
-          <w:i/>
-          <w:lang w:val="zh_TW" w:bidi="zh_TW"/>
-        </w:rPr>
-        <w:t>。</w:t>
+        <w:t>一個人向另一個人所作的宣告，表示某事將會或不會完成，使另一個人有權期待與應許相應的行為。</w:t>
+      </w:r>
+    </w:p>
+    <w:p>
+      <w:pPr>
+        <w:pStyle w:val="Heading3"/>
+      </w:pPr>
+      <w:r>
+        <w:rPr>
+          <w:lang w:val="zh_TW" w:bidi="zh_TW"/>
+        </w:rPr>
+        <w:t>應許的類型</w:t>
       </w:r>
     </w:p>
     <w:p>
@@ -278,7 +256,7 @@
         <w:rPr>
           <w:lang w:val="zh_TW" w:bidi="zh_TW"/>
         </w:rPr>
-        <w:t>它指的是在人墮落（人類首次犯罪）之後，神所說出的第一個救贖信息。神對撒但（以蛇的形象出現）說：「我又要叫你和女人彼此為仇； 你的後裔和女人的後裔也彼此為仇。 女人的後裔要傷你的頭； 你要傷他的腳跟」（</w:t>
+        <w:t>聖經中有幾個人與人之間彼此應許的例子（例：</w:t>
       </w:r>
       <w:hyperlink r:id="rId13">
         <w:r>
@@ -289,7 +267,61 @@
             <w:color w:val="0000EE"/>
             <w:u w:val="single"/>
           </w:rPr>
-          <w:t>創3:15</w:t>
+          <w:t>民22:17</w:t>
+        </w:r>
+      </w:hyperlink>
+      <w:r>
+        <w:rPr>
+          <w:lang w:val="zh_TW" w:bidi="zh_TW"/>
+        </w:rPr>
+        <w:t>；</w:t>
+      </w:r>
+      <w:hyperlink r:id="rId14">
+        <w:r>
+          <w:rPr>
+            <w:lang w:val="zh_TW" w:bidi="zh_TW"/>
+          </w:rPr>
+          <w:rPr>
+            <w:color w:val="0000EE"/>
+            <w:u w:val="single"/>
+          </w:rPr>
+          <w:t>斯4:7</w:t>
+        </w:r>
+      </w:hyperlink>
+      <w:r>
+        <w:rPr>
+          <w:lang w:val="zh_TW" w:bidi="zh_TW"/>
+        </w:rPr>
+        <w:t>）以及人對神應許的例子（例：</w:t>
+      </w:r>
+      <w:hyperlink r:id="rId15">
+        <w:r>
+          <w:rPr>
+            <w:lang w:val="zh_TW" w:bidi="zh_TW"/>
+          </w:rPr>
+          <w:rPr>
+            <w:color w:val="0000EE"/>
+            <w:u w:val="single"/>
+          </w:rPr>
+          <w:t>尼5:12</w:t>
+        </w:r>
+      </w:hyperlink>
+      <w:r>
+        <w:rPr>
+          <w:lang w:val="zh_TW" w:bidi="zh_TW"/>
+        </w:rPr>
+        <w:t>）。然而，神對人的應許更為重要。這些屬神的應許絕對可信，因為作應許的那位完全有能力成就祂的應許（</w:t>
+      </w:r>
+      <w:hyperlink r:id="rId16">
+        <w:r>
+          <w:rPr>
+            <w:lang w:val="zh_TW" w:bidi="zh_TW"/>
+          </w:rPr>
+          <w:rPr>
+            <w:color w:val="0000EE"/>
+            <w:u w:val="single"/>
+          </w:rPr>
+          <w:t>羅4:21</w:t>
         </w:r>
       </w:hyperlink>
       <w:r>
@@ -310,9 +342,27 @@
         <w:rPr>
           <w:lang w:val="zh_TW" w:bidi="zh_TW"/>
         </w:rPr>
-        <w:t>在這個原始福音（或第一個福音）中，我們首次看到那位偉大救贖主，啟示出人性（她的後裔）與神性（擊碎蛇的頭）。神應許將有一位救贖主出現，祂將毀滅撒但，但在此過程中祂也將受苦。這是指向耶穌在十字架上的死。藉著那受苦之死，耶穌敗壞了那掌死權的魔鬼（</w:t>
-      </w:r>
-      <w:hyperlink r:id="rId14">
+        <w:t>聖經中，神的應許保證領受者得著許多益處，包括：</w:t>
+      </w:r>
+    </w:p>
+    <w:p>
+      <w:pPr>
+        <w:pStyle w:val="ListBullet"/>
+        <w:spacing w:line="240" w:lineRule="auto"/>
+        <w:ind w:left="720"/>
+      </w:pPr>
+      <w:r>
+        <w:rPr>
+          <w:lang w:val="zh_TW" w:bidi="zh_TW"/>
+        </w:rPr>
+      </w:r>
+      <w:r>
+        <w:rPr>
+          <w:lang w:val="zh_TW" w:bidi="zh_TW"/>
+        </w:rPr>
+        <w:t>子民的身份（</w:t>
+      </w:r>
+      <w:hyperlink r:id="rId17">
         <w:r>
           <w:rPr>
             <w:lang w:val="zh_TW" w:bidi="zh_TW"/>
@@ -321,14 +371,1643 @@
             <w:color w:val="0000EE"/>
             <w:u w:val="single"/>
           </w:rPr>
-          <w:t>來2:14</w:t>
+          <w:t>林後6:16–7:1</w:t>
         </w:r>
       </w:hyperlink>
       <w:r>
         <w:rPr>
           <w:lang w:val="zh_TW" w:bidi="zh_TW"/>
         </w:rPr>
+        <w:t>）</w:t>
+      </w:r>
+    </w:p>
+    <w:p>
+      <w:pPr>
+        <w:pStyle w:val="ListBullet"/>
+        <w:spacing w:line="240" w:lineRule="auto"/>
+        <w:ind w:left="720"/>
+      </w:pPr>
+      <w:r>
+        <w:rPr>
+          <w:lang w:val="zh_TW" w:bidi="zh_TW"/>
+        </w:rPr>
+      </w:r>
+      <w:r>
+        <w:rPr>
+          <w:lang w:val="zh_TW" w:bidi="zh_TW"/>
+        </w:rPr>
+        <w:t>罪的赦免 （</w:t>
+      </w:r>
+      <w:hyperlink r:id="rId18">
+        <w:r>
+          <w:rPr>
+            <w:lang w:val="zh_TW" w:bidi="zh_TW"/>
+          </w:rPr>
+          <w:rPr>
+            <w:color w:val="0000EE"/>
+            <w:u w:val="single"/>
+          </w:rPr>
+          <w:t>約一1:9</w:t>
+        </w:r>
+      </w:hyperlink>
+      <w:r>
+        <w:rPr>
+          <w:lang w:val="zh_TW" w:bidi="zh_TW"/>
+        </w:rPr>
+        <w:t>）</w:t>
+      </w:r>
+    </w:p>
+    <w:p>
+      <w:pPr>
+        <w:pStyle w:val="ListBullet"/>
+        <w:spacing w:line="240" w:lineRule="auto"/>
+        <w:ind w:left="720"/>
+      </w:pPr>
+      <w:r>
+        <w:rPr>
+          <w:lang w:val="zh_TW" w:bidi="zh_TW"/>
+        </w:rPr>
+      </w:r>
+      <w:r>
+        <w:rPr>
+          <w:lang w:val="zh_TW" w:bidi="zh_TW"/>
+        </w:rPr>
+        <w:t>回應禱告（</w:t>
+      </w:r>
+      <w:hyperlink r:id="rId19">
+        <w:r>
+          <w:rPr>
+            <w:lang w:val="zh_TW" w:bidi="zh_TW"/>
+          </w:rPr>
+          <w:rPr>
+            <w:color w:val="0000EE"/>
+            <w:u w:val="single"/>
+          </w:rPr>
+          <w:t>路11:9</w:t>
+        </w:r>
+      </w:hyperlink>
+      <w:r>
+        <w:rPr>
+          <w:lang w:val="zh_TW" w:bidi="zh_TW"/>
+        </w:rPr>
+        <w:t>）</w:t>
+      </w:r>
+    </w:p>
+    <w:p>
+      <w:pPr>
+        <w:pStyle w:val="ListBullet"/>
+        <w:spacing w:line="240" w:lineRule="auto"/>
+        <w:ind w:left="720"/>
+      </w:pPr>
+      <w:r>
+        <w:rPr>
+          <w:lang w:val="zh_TW" w:bidi="zh_TW"/>
+        </w:rPr>
+      </w:r>
+      <w:r>
+        <w:rPr>
+          <w:lang w:val="zh_TW" w:bidi="zh_TW"/>
+        </w:rPr>
+        <w:t>脫離試探（</w:t>
+      </w:r>
+      <w:hyperlink r:id="rId20">
+        <w:r>
+          <w:rPr>
+            <w:lang w:val="zh_TW" w:bidi="zh_TW"/>
+          </w:rPr>
+          <w:rPr>
+            <w:color w:val="0000EE"/>
+            <w:u w:val="single"/>
+          </w:rPr>
+          <w:t>林前10:13</w:t>
+        </w:r>
+      </w:hyperlink>
+      <w:r>
+        <w:rPr>
+          <w:lang w:val="zh_TW" w:bidi="zh_TW"/>
+        </w:rPr>
+        <w:t>）</w:t>
+      </w:r>
+    </w:p>
+    <w:p>
+      <w:pPr>
+        <w:pStyle w:val="ListBullet"/>
+        <w:spacing w:line="240" w:lineRule="auto"/>
+        <w:ind w:left="720"/>
+      </w:pPr>
+      <w:r>
+        <w:rPr>
+          <w:lang w:val="zh_TW" w:bidi="zh_TW"/>
+        </w:rPr>
+      </w:r>
+      <w:r>
+        <w:rPr>
+          <w:lang w:val="zh_TW" w:bidi="zh_TW"/>
+        </w:rPr>
+        <w:t>患難中的恩典（</w:t>
+      </w:r>
+      <w:hyperlink r:id="rId21">
+        <w:r>
+          <w:rPr>
+            <w:lang w:val="zh_TW" w:bidi="zh_TW"/>
+          </w:rPr>
+          <w:rPr>
+            <w:color w:val="0000EE"/>
+            <w:u w:val="single"/>
+          </w:rPr>
+          <w:t>林後12:9</w:t>
+        </w:r>
+      </w:hyperlink>
+      <w:r>
+        <w:rPr>
+          <w:lang w:val="zh_TW" w:bidi="zh_TW"/>
+        </w:rPr>
+        <w:t>）</w:t>
+      </w:r>
+    </w:p>
+    <w:p>
+      <w:pPr>
+        <w:pStyle w:val="ListBullet"/>
+        <w:spacing w:line="240" w:lineRule="auto"/>
+        <w:ind w:left="720"/>
+      </w:pPr>
+      <w:r>
+        <w:rPr>
+          <w:lang w:val="zh_TW" w:bidi="zh_TW"/>
+        </w:rPr>
+      </w:r>
+      <w:r>
+        <w:rPr>
+          <w:lang w:val="zh_TW" w:bidi="zh_TW"/>
+        </w:rPr>
+        <w:t>供應一切所需（</w:t>
+      </w:r>
+      <w:hyperlink r:id="rId22">
+        <w:r>
+          <w:rPr>
+            <w:lang w:val="zh_TW" w:bidi="zh_TW"/>
+          </w:rPr>
+          <w:rPr>
+            <w:color w:val="0000EE"/>
+            <w:u w:val="single"/>
+          </w:rPr>
+          <w:t>腓4:19</w:t>
+        </w:r>
+      </w:hyperlink>
+      <w:r>
+        <w:rPr>
+          <w:lang w:val="zh_TW" w:bidi="zh_TW"/>
+        </w:rPr>
+        <w:t>）</w:t>
+      </w:r>
+    </w:p>
+    <w:p>
+      <w:pPr>
+        <w:pStyle w:val="ListBullet"/>
+        <w:spacing w:line="240" w:lineRule="auto"/>
+        <w:ind w:left="720"/>
+      </w:pPr>
+      <w:r>
+        <w:rPr>
+          <w:lang w:val="zh_TW" w:bidi="zh_TW"/>
+        </w:rPr>
+      </w:r>
+      <w:r>
+        <w:rPr>
+          <w:lang w:val="zh_TW" w:bidi="zh_TW"/>
+        </w:rPr>
+        <w:t>順服的獎賞（</w:t>
+      </w:r>
+      <w:hyperlink r:id="rId23">
+        <w:r>
+          <w:rPr>
+            <w:lang w:val="zh_TW" w:bidi="zh_TW"/>
+          </w:rPr>
+          <w:rPr>
+            <w:color w:val="0000EE"/>
+            <w:u w:val="single"/>
+          </w:rPr>
+          <w:t>雅1:12</w:t>
+        </w:r>
+      </w:hyperlink>
+      <w:r>
+        <w:rPr>
+          <w:lang w:val="zh_TW" w:bidi="zh_TW"/>
+        </w:rPr>
+        <w:t>）</w:t>
+      </w:r>
+    </w:p>
+    <w:p>
+      <w:pPr>
+        <w:pStyle w:val="ListBullet"/>
+        <w:spacing w:line="240" w:lineRule="auto"/>
+        <w:ind w:left="720"/>
+      </w:pPr>
+      <w:r>
+        <w:rPr>
+          <w:lang w:val="zh_TW" w:bidi="zh_TW"/>
+        </w:rPr>
+      </w:r>
+      <w:r>
+        <w:rPr>
+          <w:lang w:val="zh_TW" w:bidi="zh_TW"/>
+        </w:rPr>
+        <w:t>永生（</w:t>
+      </w:r>
+      <w:hyperlink r:id="rId24">
+        <w:r>
+          <w:rPr>
+            <w:lang w:val="zh_TW" w:bidi="zh_TW"/>
+          </w:rPr>
+          <w:rPr>
+            <w:color w:val="0000EE"/>
+            <w:u w:val="single"/>
+          </w:rPr>
+          <w:t>路18:29–30</w:t>
+        </w:r>
+      </w:hyperlink>
+      <w:r>
+        <w:rPr>
+          <w:lang w:val="zh_TW" w:bidi="zh_TW"/>
+        </w:rPr>
+        <w:t>；</w:t>
+      </w:r>
+      <w:hyperlink r:id="rId25">
+        <w:r>
+          <w:rPr>
+            <w:lang w:val="zh_TW" w:bidi="zh_TW"/>
+          </w:rPr>
+          <w:rPr>
+            <w:color w:val="0000EE"/>
+            <w:u w:val="single"/>
+          </w:rPr>
+          <w:t>約3:16</w:t>
+        </w:r>
+      </w:hyperlink>
+      <w:r>
+        <w:rPr>
+          <w:lang w:val="zh_TW" w:bidi="zh_TW"/>
+        </w:rPr>
+        <w:t>；</w:t>
+      </w:r>
+      <w:hyperlink r:id="rId26">
+        <w:r>
+          <w:rPr>
+            <w:lang w:val="zh_TW" w:bidi="zh_TW"/>
+          </w:rPr>
+          <w:rPr>
+            <w:color w:val="0000EE"/>
+            <w:u w:val="single"/>
+          </w:rPr>
+          <w:t>羅6:22–23</w:t>
+        </w:r>
+      </w:hyperlink>
+      <w:r>
+        <w:rPr>
+          <w:lang w:val="zh_TW" w:bidi="zh_TW"/>
+        </w:rPr>
+        <w:t>）</w:t>
+      </w:r>
+    </w:p>
+    <w:p>
+      <w:pPr/>
+      <w:r>
+        <w:rPr>
+          <w:lang w:val="zh_TW" w:bidi="zh_TW"/>
+        </w:rPr>
+      </w:r>
+      <w:r>
+        <w:rPr>
+          <w:lang w:val="zh_TW" w:bidi="zh_TW"/>
+        </w:rPr>
+        <w:t>神的應許是確定且可靠的。然而，要分享這些祝福，我們必須滿足某些條件。神的應許也不必然帶來祝福。實際上，也有應許宣告，拒絕順服主耶穌福音的人肯定會面臨審判（</w:t>
+      </w:r>
+      <w:hyperlink r:id="rId27">
+        <w:r>
+          <w:rPr>
+            <w:lang w:val="zh_TW" w:bidi="zh_TW"/>
+          </w:rPr>
+          <w:rPr>
+            <w:color w:val="0000EE"/>
+            <w:u w:val="single"/>
+          </w:rPr>
+          <w:t>帖後1:8–9</w:t>
+        </w:r>
+      </w:hyperlink>
+      <w:r>
+        <w:rPr>
+          <w:lang w:val="zh_TW" w:bidi="zh_TW"/>
+        </w:rPr>
         <w:t>）。</w:t>
+      </w:r>
+    </w:p>
+    <w:p>
+      <w:pPr/>
+      <w:r>
+        <w:rPr>
+          <w:lang w:val="zh_TW" w:bidi="zh_TW"/>
+        </w:rPr>
+      </w:r>
+      <w:r>
+        <w:rPr>
+          <w:lang w:val="zh_TW" w:bidi="zh_TW"/>
+        </w:rPr>
+        <w:t>神的應許適用於不同時代與地方，且臨到許多人；除此之外，還有許多應許涉及祂的救贖計畫，如何在宏大歷史進程中的開展。這類應許既無重複性應用，也沒有條件的性質。在這類情況中，應許幾乎等同預言。這些應許以及應驗，彼交織於救贖歷史之中。</w:t>
+      </w:r>
+    </w:p>
+    <w:p>
+      <w:pPr>
+        <w:pStyle w:val="Heading3"/>
+      </w:pPr>
+      <w:r>
+        <w:rPr>
+          <w:lang w:val="zh_TW" w:bidi="zh_TW"/>
+        </w:rPr>
+        <w:t>舊約聖經中的應許</w:t>
+      </w:r>
+    </w:p>
+    <w:p>
+      <w:pPr/>
+      <w:r>
+        <w:rPr>
+          <w:lang w:val="zh_TW" w:bidi="zh_TW"/>
+        </w:rPr>
+      </w:r>
+      <w:r>
+        <w:rPr>
+          <w:lang w:val="zh_TW" w:bidi="zh_TW"/>
+        </w:rPr>
+        <w:t>舊約聖經的應許主題，最明確體現在福音的首次宣告中（稱為原始福音）；是神在亞當和夏娃墮落犯罪後，在伊甸園中給予的（</w:t>
+      </w:r>
+      <w:hyperlink r:id="rId28">
+        <w:r>
+          <w:rPr>
+            <w:lang w:val="zh_TW" w:bidi="zh_TW"/>
+          </w:rPr>
+          <w:rPr>
+            <w:color w:val="0000EE"/>
+            <w:u w:val="single"/>
+          </w:rPr>
+          <w:t>創3:15</w:t>
+        </w:r>
+      </w:hyperlink>
+      <w:r>
+        <w:rPr>
+          <w:lang w:val="zh_TW" w:bidi="zh_TW"/>
+        </w:rPr>
+        <w:t>）。後來的應許包括：</w:t>
+      </w:r>
+    </w:p>
+    <w:p>
+      <w:pPr>
+        <w:pStyle w:val="ListBullet"/>
+        <w:spacing w:line="240" w:lineRule="auto"/>
+        <w:ind w:left="720"/>
+      </w:pPr>
+      <w:r>
+        <w:rPr>
+          <w:lang w:val="zh_TW" w:bidi="zh_TW"/>
+        </w:rPr>
+      </w:r>
+      <w:r>
+        <w:rPr>
+          <w:lang w:val="zh_TW" w:bidi="zh_TW"/>
+        </w:rPr>
+        <w:t>神與亞伯拉罕立的盟約（</w:t>
+      </w:r>
+      <w:hyperlink r:id="rId29">
+        <w:r>
+          <w:rPr>
+            <w:lang w:val="zh_TW" w:bidi="zh_TW"/>
+          </w:rPr>
+          <w:rPr>
+            <w:color w:val="0000EE"/>
+            <w:u w:val="single"/>
+          </w:rPr>
+          <w:t>創12</w:t>
+        </w:r>
+      </w:hyperlink>
+      <w:r>
+        <w:rPr>
+          <w:lang w:val="zh_TW" w:bidi="zh_TW"/>
+        </w:rPr>
+        <w:t>、</w:t>
+      </w:r>
+      <w:hyperlink r:id="rId30">
+        <w:r>
+          <w:rPr>
+            <w:lang w:val="zh_TW" w:bidi="zh_TW"/>
+          </w:rPr>
+          <w:rPr>
+            <w:color w:val="0000EE"/>
+            <w:u w:val="single"/>
+          </w:rPr>
+          <w:t>15</w:t>
+        </w:r>
+      </w:hyperlink>
+      <w:r>
+        <w:rPr>
+          <w:lang w:val="zh_TW" w:bidi="zh_TW"/>
+        </w:rPr>
+        <w:t>、</w:t>
+      </w:r>
+      <w:hyperlink r:id="rId31">
+        <w:r>
+          <w:rPr>
+            <w:lang w:val="zh_TW" w:bidi="zh_TW"/>
+          </w:rPr>
+          <w:rPr>
+            <w:color w:val="0000EE"/>
+            <w:u w:val="single"/>
+          </w:rPr>
+          <w:t>17</w:t>
+        </w:r>
+      </w:hyperlink>
+      <w:r>
+        <w:rPr>
+          <w:lang w:val="zh_TW" w:bidi="zh_TW"/>
+        </w:rPr>
+        <w:t>）</w:t>
+      </w:r>
+    </w:p>
+    <w:p>
+      <w:pPr>
+        <w:pStyle w:val="ListBullet"/>
+        <w:spacing w:line="240" w:lineRule="auto"/>
+        <w:ind w:left="720"/>
+      </w:pPr>
+      <w:r>
+        <w:rPr>
+          <w:lang w:val="zh_TW" w:bidi="zh_TW"/>
+        </w:rPr>
+      </w:r>
+      <w:r>
+        <w:rPr>
+          <w:lang w:val="zh_TW" w:bidi="zh_TW"/>
+        </w:rPr>
+        <w:t>神與大衛立的盟約（</w:t>
+      </w:r>
+      <w:hyperlink r:id="rId32">
+        <w:r>
+          <w:rPr>
+            <w:lang w:val="zh_TW" w:bidi="zh_TW"/>
+          </w:rPr>
+          <w:rPr>
+            <w:color w:val="0000EE"/>
+            <w:u w:val="single"/>
+          </w:rPr>
+          <w:t>撒下7</w:t>
+        </w:r>
+      </w:hyperlink>
+      <w:r>
+        <w:rPr>
+          <w:lang w:val="zh_TW" w:bidi="zh_TW"/>
+        </w:rPr>
+        <w:t>）</w:t>
+      </w:r>
+    </w:p>
+    <w:p>
+      <w:pPr>
+        <w:pStyle w:val="ListBullet"/>
+        <w:spacing w:line="240" w:lineRule="auto"/>
+        <w:ind w:left="720"/>
+      </w:pPr>
+      <w:r>
+        <w:rPr>
+          <w:lang w:val="zh_TW" w:bidi="zh_TW"/>
+        </w:rPr>
+      </w:r>
+      <w:r>
+        <w:rPr>
+          <w:lang w:val="zh_TW" w:bidi="zh_TW"/>
+        </w:rPr>
+        <w:t>新約的應許（</w:t>
+      </w:r>
+      <w:hyperlink r:id="rId33">
+        <w:r>
+          <w:rPr>
+            <w:lang w:val="zh_TW" w:bidi="zh_TW"/>
+          </w:rPr>
+          <w:rPr>
+            <w:color w:val="0000EE"/>
+            <w:u w:val="single"/>
+          </w:rPr>
+          <w:t>耶31章</w:t>
+        </w:r>
+      </w:hyperlink>
+      <w:r>
+        <w:rPr>
+          <w:lang w:val="zh_TW" w:bidi="zh_TW"/>
+        </w:rPr>
+        <w:t>）</w:t>
+      </w:r>
+    </w:p>
+    <w:p>
+      <w:pPr>
+        <w:pStyle w:val="Heading4"/>
+      </w:pPr>
+      <w:r>
+        <w:rPr>
+          <w:lang w:val="zh_TW" w:bidi="zh_TW"/>
+        </w:rPr>
+        <w:t>原始福音</w:t>
+      </w:r>
+    </w:p>
+    <w:p>
+      <w:pPr/>
+      <w:r>
+        <w:rPr>
+          <w:lang w:val="zh_TW" w:bidi="zh_TW"/>
+        </w:rPr>
+      </w:r>
+      <w:hyperlink r:id="rId28">
+        <w:r>
+          <w:rPr>
+            <w:lang w:val="zh_TW" w:bidi="zh_TW"/>
+          </w:rPr>
+          <w:rPr>
+            <w:color w:val="0000EE"/>
+            <w:u w:val="single"/>
+          </w:rPr>
+          <w:t>創世記三章15節</w:t>
+        </w:r>
+      </w:hyperlink>
+      <w:r>
+        <w:rPr>
+          <w:lang w:val="zh_TW" w:bidi="zh_TW"/>
+        </w:rPr>
+        <w:t>說：「我又要叫你〔撒但〕和女人〔夏娃〕彼此為仇；你的後裔和女人的後裔也彼此為仇。女人的後裔要傷你的頭；你要傷他的腳跟。」這句話是一個應許，表明在未來某個時候，女人的後裔要傷撒但的頭。在最後一句中，女人的後裔具體表達為「他」，「他」要傷你〔撒但〕的頭，不過撒但亦會對女人的後裔造成傷害。這就是應許，為亞當、夏娃及其後裔帶來盼望。他們期待其對頭撒但，將被他們的後裔所毀滅。</w:t>
+      </w:r>
+    </w:p>
+    <w:p>
+      <w:pPr>
+        <w:pStyle w:val="Heading4"/>
+      </w:pPr>
+      <w:r>
+        <w:rPr>
+          <w:lang w:val="zh_TW" w:bidi="zh_TW"/>
+        </w:rPr>
+        <w:t>給亞伯拉罕的應許</w:t>
+      </w:r>
+    </w:p>
+    <w:p>
+      <w:pPr/>
+      <w:r>
+        <w:rPr>
+          <w:lang w:val="zh_TW" w:bidi="zh_TW"/>
+        </w:rPr>
+      </w:r>
+      <w:r>
+        <w:rPr>
+          <w:lang w:val="zh_TW" w:bidi="zh_TW"/>
+        </w:rPr>
+        <w:t>在</w:t>
+      </w:r>
+      <w:hyperlink r:id="rId34">
+        <w:r>
+          <w:rPr>
+            <w:lang w:val="zh_TW" w:bidi="zh_TW"/>
+          </w:rPr>
+          <w:rPr>
+            <w:color w:val="0000EE"/>
+            <w:u w:val="single"/>
+          </w:rPr>
+          <w:t>創世記十二章1至7節</w:t>
+        </w:r>
+      </w:hyperlink>
+      <w:r>
+        <w:rPr>
+          <w:lang w:val="zh_TW" w:bidi="zh_TW"/>
+        </w:rPr>
+        <w:t>中，主叫亞伯拉罕離開他的族人和國家，去到所要指示給他的地。神為此應許他：</w:t>
+      </w:r>
+    </w:p>
+    <w:p>
+      <w:pPr>
+        <w:pStyle w:val="ListNumber"/>
+        <w:numPr>
+          <w:ilvl w:val="0"/>
+          <w:numId w:val="14"/>
+        </w:numPr>
+        <w:spacing w:line="240" w:lineRule="auto"/>
+        <w:ind w:left="720"/>
+      </w:pPr>
+      <w:r>
+        <w:rPr>
+          <w:lang w:val="zh_TW" w:bidi="zh_TW"/>
+        </w:rPr>
+      </w:r>
+      <w:r>
+        <w:rPr>
+          <w:lang w:val="zh_TW" w:bidi="zh_TW"/>
+        </w:rPr>
+        <w:t>他的後裔要成為大國</w:t>
+      </w:r>
+    </w:p>
+    <w:p>
+      <w:pPr>
+        <w:pStyle w:val="ListNumber"/>
+        <w:spacing w:line="240" w:lineRule="auto"/>
+        <w:ind w:left="720"/>
+      </w:pPr>
+      <w:r>
+        <w:rPr>
+          <w:lang w:val="zh_TW" w:bidi="zh_TW"/>
+        </w:rPr>
+      </w:r>
+      <w:r>
+        <w:rPr>
+          <w:lang w:val="zh_TW" w:bidi="zh_TW"/>
+        </w:rPr>
+        <w:t>他將得著賜福，他的名將要為大</w:t>
+      </w:r>
+    </w:p>
+    <w:p>
+      <w:pPr>
+        <w:pStyle w:val="ListNumber"/>
+        <w:spacing w:line="240" w:lineRule="auto"/>
+        <w:ind w:left="720"/>
+      </w:pPr>
+      <w:r>
+        <w:rPr>
+          <w:lang w:val="zh_TW" w:bidi="zh_TW"/>
+        </w:rPr>
+      </w:r>
+      <w:r>
+        <w:rPr>
+          <w:lang w:val="zh_TW" w:bidi="zh_TW"/>
+        </w:rPr>
+        <w:t>列國將因他得福</w:t>
+      </w:r>
+    </w:p>
+    <w:p>
+      <w:pPr>
+        <w:pStyle w:val="ListNumber"/>
+        <w:spacing w:line="240" w:lineRule="auto"/>
+        <w:ind w:left="720"/>
+      </w:pPr>
+      <w:r>
+        <w:rPr>
+          <w:lang w:val="zh_TW" w:bidi="zh_TW"/>
+        </w:rPr>
+      </w:r>
+      <w:r>
+        <w:rPr>
+          <w:lang w:val="zh_TW" w:bidi="zh_TW"/>
+        </w:rPr>
+        <w:t>迦南地將會賜給他的後代</w:t>
+      </w:r>
+    </w:p>
+    <w:p>
+      <w:pPr/>
+      <w:r>
+        <w:rPr>
+          <w:lang w:val="zh_TW" w:bidi="zh_TW"/>
+        </w:rPr>
+      </w:r>
+      <w:r>
+        <w:rPr>
+          <w:lang w:val="zh_TW" w:bidi="zh_TW"/>
+        </w:rPr>
+        <w:t>在這些對亞伯拉罕的應許中，最重要的是：祂要藉著他的後裔賜福許多列國。這個應許在創世記出現了五次（</w:t>
+      </w:r>
+      <w:hyperlink r:id="rId35">
+        <w:r>
+          <w:rPr>
+            <w:lang w:val="zh_TW" w:bidi="zh_TW"/>
+          </w:rPr>
+          <w:rPr>
+            <w:color w:val="0000EE"/>
+            <w:u w:val="single"/>
+          </w:rPr>
+          <w:t>創12:3</w:t>
+        </w:r>
+      </w:hyperlink>
+      <w:r>
+        <w:rPr>
+          <w:lang w:val="zh_TW" w:bidi="zh_TW"/>
+        </w:rPr>
+        <w:t>，</w:t>
+      </w:r>
+      <w:hyperlink r:id="rId36">
+        <w:r>
+          <w:rPr>
+            <w:lang w:val="zh_TW" w:bidi="zh_TW"/>
+          </w:rPr>
+          <w:rPr>
+            <w:color w:val="0000EE"/>
+            <w:u w:val="single"/>
+          </w:rPr>
+          <w:t>18:18</w:t>
+        </w:r>
+      </w:hyperlink>
+      <w:r>
+        <w:rPr>
+          <w:lang w:val="zh_TW" w:bidi="zh_TW"/>
+        </w:rPr>
+        <w:t>，</w:t>
+      </w:r>
+      <w:hyperlink r:id="rId37">
+        <w:r>
+          <w:rPr>
+            <w:lang w:val="zh_TW" w:bidi="zh_TW"/>
+          </w:rPr>
+          <w:rPr>
+            <w:color w:val="0000EE"/>
+            <w:u w:val="single"/>
+          </w:rPr>
+          <w:t>22:18</w:t>
+        </w:r>
+      </w:hyperlink>
+      <w:r>
+        <w:rPr>
+          <w:lang w:val="zh_TW" w:bidi="zh_TW"/>
+        </w:rPr>
+        <w:t>，</w:t>
+      </w:r>
+      <w:hyperlink r:id="rId38">
+        <w:r>
+          <w:rPr>
+            <w:lang w:val="zh_TW" w:bidi="zh_TW"/>
+          </w:rPr>
+          <w:rPr>
+            <w:color w:val="0000EE"/>
+            <w:u w:val="single"/>
+          </w:rPr>
+          <w:t>26:4</w:t>
+        </w:r>
+      </w:hyperlink>
+      <w:r>
+        <w:rPr>
+          <w:lang w:val="zh_TW" w:bidi="zh_TW"/>
+        </w:rPr>
+        <w:t>，</w:t>
+      </w:r>
+      <w:hyperlink r:id="rId39">
+        <w:r>
+          <w:rPr>
+            <w:lang w:val="zh_TW" w:bidi="zh_TW"/>
+          </w:rPr>
+          <w:rPr>
+            <w:color w:val="0000EE"/>
+            <w:u w:val="single"/>
+          </w:rPr>
+          <w:t>28:14</w:t>
+        </w:r>
+      </w:hyperlink>
+      <w:r>
+        <w:rPr>
+          <w:lang w:val="zh_TW" w:bidi="zh_TW"/>
+        </w:rPr>
+        <w:t>），指的是</w:t>
+      </w:r>
+      <w:hyperlink r:id="rId28">
+        <w:r>
+          <w:rPr>
+            <w:lang w:val="zh_TW" w:bidi="zh_TW"/>
+          </w:rPr>
+          <w:rPr>
+            <w:color w:val="0000EE"/>
+            <w:u w:val="single"/>
+          </w:rPr>
+          <w:t>創世記三章15節</w:t>
+        </w:r>
+      </w:hyperlink>
+      <w:r>
+        <w:rPr>
+          <w:lang w:val="zh_TW" w:bidi="zh_TW"/>
+        </w:rPr>
+        <w:t>並指向基督。</w:t>
+      </w:r>
+    </w:p>
+    <w:p>
+      <w:pPr>
+        <w:pStyle w:val="Heading4"/>
+      </w:pPr>
+      <w:r>
+        <w:rPr>
+          <w:lang w:val="zh_TW" w:bidi="zh_TW"/>
+        </w:rPr>
+        <w:t>給大衛的應許</w:t>
+      </w:r>
+    </w:p>
+    <w:p>
+      <w:pPr/>
+      <w:r>
+        <w:rPr>
+          <w:lang w:val="zh_TW" w:bidi="zh_TW"/>
+        </w:rPr>
+      </w:r>
+      <w:r>
+        <w:rPr>
+          <w:lang w:val="zh_TW" w:bidi="zh_TW"/>
+        </w:rPr>
+        <w:t>在</w:t>
+      </w:r>
+      <w:hyperlink r:id="rId32">
+        <w:r>
+          <w:rPr>
+            <w:lang w:val="zh_TW" w:bidi="zh_TW"/>
+          </w:rPr>
+          <w:rPr>
+            <w:color w:val="0000EE"/>
+            <w:u w:val="single"/>
+          </w:rPr>
+          <w:t>撒母耳記下七章</w:t>
+        </w:r>
+      </w:hyperlink>
+      <w:r>
+        <w:rPr>
+          <w:lang w:val="zh_TW" w:bidi="zh_TW"/>
+        </w:rPr>
+        <w:t>，神給了大衛王一個應許，就是他的王朝要永遠堅立（</w:t>
+      </w:r>
+      <w:hyperlink r:id="rId40">
+        <w:r>
+          <w:rPr>
+            <w:lang w:val="zh_TW" w:bidi="zh_TW"/>
+          </w:rPr>
+          <w:rPr>
+            <w:color w:val="0000EE"/>
+            <w:u w:val="single"/>
+          </w:rPr>
+          <w:t>撒下7:16</w:t>
+        </w:r>
+      </w:hyperlink>
+      <w:r>
+        <w:rPr>
+          <w:lang w:val="zh_TW" w:bidi="zh_TW"/>
+        </w:rPr>
+        <w:t>；</w:t>
+      </w:r>
+      <w:hyperlink r:id="rId41">
+        <w:r>
+          <w:rPr>
+            <w:lang w:val="zh_TW" w:bidi="zh_TW"/>
+          </w:rPr>
+          <w:rPr>
+            <w:color w:val="0000EE"/>
+            <w:u w:val="single"/>
+          </w:rPr>
+          <w:t>詩89:34–37</w:t>
+        </w:r>
+      </w:hyperlink>
+      <w:r>
+        <w:rPr>
+          <w:lang w:val="zh_TW" w:bidi="zh_TW"/>
+        </w:rPr>
+        <w:t>）。這個大衛之約將應許的後裔範圍，縮小到大衛的王室血統。這個應許從亞當開始，經過塞特、閃、亞伯拉罕、以撒、雅各和猶大延續而來。大衛要成為將要來的彌賽亞君王的先祖（</w:t>
+      </w:r>
+      <w:hyperlink r:id="rId42">
+        <w:r>
+          <w:rPr>
+            <w:lang w:val="zh_TW" w:bidi="zh_TW"/>
+          </w:rPr>
+          <w:rPr>
+            <w:color w:val="0000EE"/>
+            <w:u w:val="single"/>
+          </w:rPr>
+          <w:t>詩篇89:3</w:t>
+        </w:r>
+      </w:hyperlink>
+      <w:r>
+        <w:rPr>
+          <w:lang w:val="zh_TW" w:bidi="zh_TW"/>
+        </w:rPr>
+        <w:t>、</w:t>
+      </w:r>
+      <w:hyperlink r:id="rId42">
+        <w:r>
+          <w:rPr>
+            <w:lang w:val="zh_TW" w:bidi="zh_TW"/>
+          </w:rPr>
+          <w:rPr>
+            <w:color w:val="0000EE"/>
+            <w:u w:val="single"/>
+          </w:rPr>
+          <w:t>27–37</w:t>
+        </w:r>
+      </w:hyperlink>
+      <w:r>
+        <w:rPr>
+          <w:lang w:val="zh_TW" w:bidi="zh_TW"/>
+        </w:rPr>
+        <w:t>）。因此，大衛成為神拯救世界計劃的核心人物。耶穌基督被稱為大衛的子孫，亞伯拉罕的後裔（</w:t>
+      </w:r>
+      <w:hyperlink r:id="rId43">
+        <w:r>
+          <w:rPr>
+            <w:lang w:val="zh_TW" w:bidi="zh_TW"/>
+          </w:rPr>
+          <w:rPr>
+            <w:color w:val="0000EE"/>
+            <w:u w:val="single"/>
+          </w:rPr>
+          <w:t>太1:1</w:t>
+        </w:r>
+      </w:hyperlink>
+      <w:r>
+        <w:rPr>
+          <w:lang w:val="zh_TW" w:bidi="zh_TW"/>
+        </w:rPr>
+        <w:t>）。</w:t>
+      </w:r>
+    </w:p>
+    <w:p>
+      <w:pPr>
+        <w:pStyle w:val="Heading4"/>
+      </w:pPr>
+      <w:r>
+        <w:rPr>
+          <w:lang w:val="zh_TW" w:bidi="zh_TW"/>
+        </w:rPr>
+        <w:t>新約聖經的應許</w:t>
+      </w:r>
+    </w:p>
+    <w:p>
+      <w:pPr/>
+      <w:r>
+        <w:rPr>
+          <w:lang w:val="zh_TW" w:bidi="zh_TW"/>
+        </w:rPr>
+      </w:r>
+      <w:hyperlink r:id="rId44">
+        <w:r>
+          <w:rPr>
+            <w:lang w:val="zh_TW" w:bidi="zh_TW"/>
+          </w:rPr>
+          <w:rPr>
+            <w:color w:val="0000EE"/>
+            <w:u w:val="single"/>
+          </w:rPr>
+          <w:t>耶利米書三十一章31至37節</w:t>
+        </w:r>
+      </w:hyperlink>
+      <w:r>
+        <w:rPr>
+          <w:lang w:val="zh_TW" w:bidi="zh_TW"/>
+        </w:rPr>
+        <w:t>應許，主將會在未來與以色列和猶大家立一個新的約。這個新的約重申並擴展舊約：「我要作他們的神，他們要作我的子民……我要赦免他們的罪孽，不再記念他們的罪惡。」（</w:t>
+      </w:r>
+      <w:hyperlink r:id="rId45">
+        <w:r>
+          <w:rPr>
+            <w:lang w:val="zh_TW" w:bidi="zh_TW"/>
+          </w:rPr>
+          <w:rPr>
+            <w:color w:val="0000EE"/>
+            <w:u w:val="single"/>
+          </w:rPr>
+          <w:t>耶31:33–34</w:t>
+        </w:r>
+      </w:hyperlink>
+      <w:r>
+        <w:rPr>
+          <w:lang w:val="zh_TW" w:bidi="zh_TW"/>
+        </w:rPr>
+        <w:t>）。耶利米書的「新的約」，重申亞伯拉罕和大衛之約的應許。</w:t>
+      </w:r>
+    </w:p>
+    <w:p>
+      <w:pPr/>
+      <w:r>
+        <w:rPr>
+          <w:lang w:val="zh_TW" w:bidi="zh_TW"/>
+        </w:rPr>
+      </w:r>
+      <w:r>
+        <w:rPr>
+          <w:lang w:val="zh_TW" w:bidi="zh_TW"/>
+        </w:rPr>
+        <w:t>新約始於基督的第一次降臨。現在，信徒通過聖靈領受其祝福（</w:t>
+      </w:r>
+      <w:hyperlink r:id="rId46">
+        <w:r>
+          <w:rPr>
+            <w:lang w:val="zh_TW" w:bidi="zh_TW"/>
+          </w:rPr>
+          <w:rPr>
+            <w:color w:val="0000EE"/>
+            <w:u w:val="single"/>
+          </w:rPr>
+          <w:t>來8:6–13</w:t>
+        </w:r>
+      </w:hyperlink>
+      <w:r>
+        <w:rPr>
+          <w:lang w:val="zh_TW" w:bidi="zh_TW"/>
+        </w:rPr>
+        <w:t>）。這些祝福將在基督再來時完全實現。那時，祂的國要完全建立。我們將在新天新地中享受生命。這時，神的子民將會看見，來世的部分益處已經成真。然而，這個新時代尚未到來。</w:t>
+      </w:r>
+    </w:p>
+    <w:p>
+      <w:pPr>
+        <w:pStyle w:val="Heading3"/>
+      </w:pPr>
+      <w:r>
+        <w:rPr>
+          <w:lang w:val="zh_TW" w:bidi="zh_TW"/>
+        </w:rPr>
+        <w:t>新約聖經中的應許主題</w:t>
+      </w:r>
+    </w:p>
+    <w:p>
+      <w:pPr/>
+      <w:r>
+        <w:rPr>
+          <w:lang w:val="zh_TW" w:bidi="zh_TW"/>
+        </w:rPr>
+      </w:r>
+      <w:r>
+        <w:rPr>
+          <w:lang w:val="zh_TW" w:bidi="zh_TW"/>
+        </w:rPr>
+        <w:t>新約聖經的作者提到舊約聖經的應許，並不將這些應許視為分散的陳述。相反，他們將其視為不同部分，乃屬於在基督裡實現那唯一的應許（見</w:t>
+      </w:r>
+      <w:hyperlink r:id="rId47">
+        <w:r>
+          <w:rPr>
+            <w:lang w:val="zh_TW" w:bidi="zh_TW"/>
+          </w:rPr>
+          <w:rPr>
+            <w:color w:val="0000EE"/>
+            <w:u w:val="single"/>
+          </w:rPr>
+          <w:t>路1:54–55</w:t>
+        </w:r>
+      </w:hyperlink>
+      <w:r>
+        <w:rPr>
+          <w:lang w:val="zh_TW" w:bidi="zh_TW"/>
+        </w:rPr>
+        <w:t>、</w:t>
+      </w:r>
+      <w:hyperlink r:id="rId47">
+        <w:r>
+          <w:rPr>
+            <w:lang w:val="zh_TW" w:bidi="zh_TW"/>
+          </w:rPr>
+          <w:rPr>
+            <w:color w:val="0000EE"/>
+            <w:u w:val="single"/>
+          </w:rPr>
+          <w:t>69–73</w:t>
+        </w:r>
+      </w:hyperlink>
+      <w:r>
+        <w:rPr>
+          <w:lang w:val="zh_TW" w:bidi="zh_TW"/>
+        </w:rPr>
+        <w:t>；</w:t>
+      </w:r>
+      <w:hyperlink r:id="rId48">
+        <w:r>
+          <w:rPr>
+            <w:lang w:val="zh_TW" w:bidi="zh_TW"/>
+          </w:rPr>
+          <w:rPr>
+            <w:color w:val="0000EE"/>
+            <w:u w:val="single"/>
+          </w:rPr>
+          <w:t>徒13:23</w:t>
+        </w:r>
+      </w:hyperlink>
+      <w:r>
+        <w:rPr>
+          <w:lang w:val="zh_TW" w:bidi="zh_TW"/>
+        </w:rPr>
+        <w:t>、</w:t>
+      </w:r>
+      <w:hyperlink r:id="rId48">
+        <w:r>
+          <w:rPr>
+            <w:lang w:val="zh_TW" w:bidi="zh_TW"/>
+          </w:rPr>
+          <w:rPr>
+            <w:color w:val="0000EE"/>
+            <w:u w:val="single"/>
+          </w:rPr>
+          <w:t>32–33</w:t>
+        </w:r>
+      </w:hyperlink>
+      <w:r>
+        <w:rPr>
+          <w:lang w:val="zh_TW" w:bidi="zh_TW"/>
+        </w:rPr>
+        <w:t>；</w:t>
+      </w:r>
+      <w:hyperlink r:id="rId49">
+        <w:r>
+          <w:rPr>
+            <w:lang w:val="zh_TW" w:bidi="zh_TW"/>
+          </w:rPr>
+          <w:rPr>
+            <w:color w:val="0000EE"/>
+            <w:u w:val="single"/>
+          </w:rPr>
+          <w:t>26:6–7</w:t>
+        </w:r>
+      </w:hyperlink>
+      <w:r>
+        <w:rPr>
+          <w:lang w:val="zh_TW" w:bidi="zh_TW"/>
+        </w:rPr>
+        <w:t>；</w:t>
+      </w:r>
+      <w:hyperlink r:id="rId50">
+        <w:r>
+          <w:rPr>
+            <w:lang w:val="zh_TW" w:bidi="zh_TW"/>
+          </w:rPr>
+          <w:rPr>
+            <w:color w:val="0000EE"/>
+            <w:u w:val="single"/>
+          </w:rPr>
+          <w:t>林後1:20</w:t>
+        </w:r>
+      </w:hyperlink>
+      <w:r>
+        <w:rPr>
+          <w:lang w:val="zh_TW" w:bidi="zh_TW"/>
+        </w:rPr>
+        <w:t>）。耶穌實現對列祖和大衛的應許，因此，我們應該將這些應許的焦點放在祂身上。</w:t>
+      </w:r>
+    </w:p>
+    <w:p>
+      <w:pPr/>
+      <w:r>
+        <w:rPr>
+          <w:lang w:val="zh_TW" w:bidi="zh_TW"/>
+        </w:rPr>
+      </w:r>
+      <w:r>
+        <w:rPr>
+          <w:lang w:val="zh_TW" w:bidi="zh_TW"/>
+        </w:rPr>
+        <w:t>在加拉太書和以弗所書中，保羅擴展了這一點。他告訴外邦基督徒，他們是「在基督耶穌裏，藉着福音，得以同為後嗣，同為一體，同蒙應許」（</w:t>
+      </w:r>
+      <w:hyperlink r:id="rId51">
+        <w:r>
+          <w:rPr>
+            <w:lang w:val="zh_TW" w:bidi="zh_TW"/>
+          </w:rPr>
+          <w:rPr>
+            <w:color w:val="0000EE"/>
+            <w:u w:val="single"/>
+          </w:rPr>
+          <w:t>弗3:6</w:t>
+        </w:r>
+      </w:hyperlink>
+      <w:r>
+        <w:rPr>
+          <w:lang w:val="zh_TW" w:bidi="zh_TW"/>
+        </w:rPr>
+        <w:t>）。保羅說，那些信靠基督的外邦人是應許的後嗣，他們如今成為亞伯拉罕的後裔（</w:t>
+      </w:r>
+      <w:hyperlink r:id="rId52">
+        <w:r>
+          <w:rPr>
+            <w:lang w:val="zh_TW" w:bidi="zh_TW"/>
+          </w:rPr>
+          <w:rPr>
+            <w:color w:val="0000EE"/>
+            <w:u w:val="single"/>
+          </w:rPr>
+          <w:t>加3:29</w:t>
+        </w:r>
+      </w:hyperlink>
+      <w:r>
+        <w:rPr>
+          <w:lang w:val="zh_TW" w:bidi="zh_TW"/>
+        </w:rPr>
+        <w:t>），他甚至將福音等同給亞伯拉罕的應許。他說：「聖經既然預先看明，神要叫外邦人因信稱義，就早已傳福音給亞伯拉罕， 說：『萬國都必因你得福。』」（</w:t>
+      </w:r>
+      <w:hyperlink r:id="rId53">
+        <w:r>
+          <w:rPr>
+            <w:lang w:val="zh_TW" w:bidi="zh_TW"/>
+          </w:rPr>
+          <w:rPr>
+            <w:color w:val="0000EE"/>
+            <w:u w:val="single"/>
+          </w:rPr>
+          <w:t>加3:8</w:t>
+        </w:r>
+      </w:hyperlink>
+      <w:r>
+        <w:rPr>
+          <w:lang w:val="zh_TW" w:bidi="zh_TW"/>
+        </w:rPr>
+        <w:t>）。這些經文以及其它新約經文，確立基督的來臨與應許成就之間的密切關聯。神的應許盡在基督裡面，其基礎是祂為子民所成就，並將要成就的一切。</w:t>
+      </w:r>
+    </w:p>
+    <w:p>
+      <w:pPr/>
+      <w:r>
+        <w:rPr>
+          <w:lang w:val="zh_TW" w:bidi="zh_TW"/>
+        </w:rPr>
+      </w:r>
+      <w:r>
+        <w:rPr>
+          <w:lang w:val="zh_TW" w:bidi="zh_TW"/>
+        </w:rPr>
+        <w:t>新約聖經特別強調應許的另一個層面，是關乎聖靈降臨。保羅稱信徒「受了所應許的聖靈為印記」（</w:t>
+      </w:r>
+      <w:hyperlink r:id="rId54">
+        <w:r>
+          <w:rPr>
+            <w:lang w:val="zh_TW" w:bidi="zh_TW"/>
+          </w:rPr>
+          <w:rPr>
+            <w:color w:val="0000EE"/>
+            <w:u w:val="single"/>
+          </w:rPr>
+          <w:t>弗1:13</w:t>
+        </w:r>
+      </w:hyperlink>
+      <w:r>
+        <w:rPr>
+          <w:lang w:val="zh_TW" w:bidi="zh_TW"/>
+        </w:rPr>
+        <w:t>）。他還說他們「得着所應許的聖靈」（</w:t>
+      </w:r>
+      <w:hyperlink r:id="rId55">
+        <w:r>
+          <w:rPr>
+            <w:lang w:val="zh_TW" w:bidi="zh_TW"/>
+          </w:rPr>
+          <w:rPr>
+            <w:color w:val="0000EE"/>
+            <w:u w:val="single"/>
+          </w:rPr>
+          <w:t>加3:14</w:t>
+        </w:r>
+      </w:hyperlink>
+      <w:r>
+        <w:rPr>
+          <w:lang w:val="zh_TW" w:bidi="zh_TW"/>
+        </w:rPr>
+        <w:t>）。聖靈的恩賜應驗舊約的應許（</w:t>
+      </w:r>
+      <w:hyperlink r:id="rId56">
+        <w:r>
+          <w:rPr>
+            <w:lang w:val="zh_TW" w:bidi="zh_TW"/>
+          </w:rPr>
+          <w:rPr>
+            <w:color w:val="0000EE"/>
+            <w:u w:val="single"/>
+          </w:rPr>
+          <w:t>賽32:15</w:t>
+        </w:r>
+      </w:hyperlink>
+      <w:r>
+        <w:rPr>
+          <w:lang w:val="zh_TW" w:bidi="zh_TW"/>
+        </w:rPr>
+        <w:t>；</w:t>
+      </w:r>
+      <w:hyperlink r:id="rId57">
+        <w:r>
+          <w:rPr>
+            <w:lang w:val="zh_TW" w:bidi="zh_TW"/>
+          </w:rPr>
+          <w:rPr>
+            <w:color w:val="0000EE"/>
+            <w:u w:val="single"/>
+          </w:rPr>
+          <w:t>結36:27</w:t>
+        </w:r>
+      </w:hyperlink>
+      <w:r>
+        <w:rPr>
+          <w:lang w:val="zh_TW" w:bidi="zh_TW"/>
+        </w:rPr>
+        <w:t>；</w:t>
+      </w:r>
+      <w:hyperlink r:id="rId58">
+        <w:r>
+          <w:rPr>
+            <w:lang w:val="zh_TW" w:bidi="zh_TW"/>
+          </w:rPr>
+          <w:rPr>
+            <w:color w:val="0000EE"/>
+            <w:u w:val="single"/>
+          </w:rPr>
+          <w:t>珥2:28</w:t>
+        </w:r>
+      </w:hyperlink>
+      <w:r>
+        <w:rPr>
+          <w:lang w:val="zh_TW" w:bidi="zh_TW"/>
+        </w:rPr>
+        <w:t>）以及基督的應許（</w:t>
+      </w:r>
+      <w:hyperlink r:id="rId59">
+        <w:r>
+          <w:rPr>
+            <w:lang w:val="zh_TW" w:bidi="zh_TW"/>
+          </w:rPr>
+          <w:rPr>
+            <w:color w:val="0000EE"/>
+            <w:u w:val="single"/>
+          </w:rPr>
+          <w:t>路24:49</w:t>
+        </w:r>
+      </w:hyperlink>
+      <w:r>
+        <w:rPr>
+          <w:lang w:val="zh_TW" w:bidi="zh_TW"/>
+        </w:rPr>
+        <w:t>；</w:t>
+      </w:r>
+      <w:hyperlink r:id="rId60">
+        <w:r>
+          <w:rPr>
+            <w:lang w:val="zh_TW" w:bidi="zh_TW"/>
+          </w:rPr>
+          <w:rPr>
+            <w:color w:val="0000EE"/>
+            <w:u w:val="single"/>
+          </w:rPr>
+          <w:t>約14:16</w:t>
+        </w:r>
+      </w:hyperlink>
+      <w:r>
+        <w:rPr>
+          <w:lang w:val="zh_TW" w:bidi="zh_TW"/>
+        </w:rPr>
+        <w:t>、</w:t>
+      </w:r>
+      <w:hyperlink r:id="rId60">
+        <w:r>
+          <w:rPr>
+            <w:lang w:val="zh_TW" w:bidi="zh_TW"/>
+          </w:rPr>
+          <w:rPr>
+            <w:color w:val="0000EE"/>
+            <w:u w:val="single"/>
+          </w:rPr>
+          <w:t>20</w:t>
+        </w:r>
+      </w:hyperlink>
+      <w:r>
+        <w:rPr>
+          <w:lang w:val="zh_TW" w:bidi="zh_TW"/>
+        </w:rPr>
+        <w:t>；</w:t>
+      </w:r>
+      <w:hyperlink r:id="rId61">
+        <w:r>
+          <w:rPr>
+            <w:lang w:val="zh_TW" w:bidi="zh_TW"/>
+          </w:rPr>
+          <w:rPr>
+            <w:color w:val="0000EE"/>
+            <w:u w:val="single"/>
+          </w:rPr>
+          <w:t>徒1:4</w:t>
+        </w:r>
+      </w:hyperlink>
+      <w:r>
+        <w:rPr>
+          <w:lang w:val="zh_TW" w:bidi="zh_TW"/>
+        </w:rPr>
+        <w:t>），但同時也是尚未成就的未來應許。保羅將聖靈在信徒裡的同在，視為我們得基業的憑據。（</w:t>
+      </w:r>
+      <w:hyperlink r:id="rId62">
+        <w:r>
+          <w:rPr>
+            <w:lang w:val="zh_TW" w:bidi="zh_TW"/>
+          </w:rPr>
+          <w:rPr>
+            <w:color w:val="0000EE"/>
+            <w:u w:val="single"/>
+          </w:rPr>
+          <w:t>林後1:22</w:t>
+        </w:r>
+      </w:hyperlink>
+      <w:r>
+        <w:rPr>
+          <w:lang w:val="zh_TW" w:bidi="zh_TW"/>
+        </w:rPr>
+        <w:t>，</w:t>
+      </w:r>
+      <w:hyperlink r:id="rId63">
+        <w:r>
+          <w:rPr>
+            <w:lang w:val="zh_TW" w:bidi="zh_TW"/>
+          </w:rPr>
+          <w:rPr>
+            <w:color w:val="0000EE"/>
+            <w:u w:val="single"/>
+          </w:rPr>
+          <w:t>5:5</w:t>
+        </w:r>
+      </w:hyperlink>
+      <w:r>
+        <w:rPr>
+          <w:lang w:val="zh_TW" w:bidi="zh_TW"/>
+        </w:rPr>
+        <w:t>；</w:t>
+      </w:r>
+      <w:hyperlink r:id="rId64">
+        <w:r>
+          <w:rPr>
+            <w:lang w:val="zh_TW" w:bidi="zh_TW"/>
+          </w:rPr>
+          <w:rPr>
+            <w:color w:val="0000EE"/>
+            <w:u w:val="single"/>
+          </w:rPr>
+          <w:t>弗1:14</w:t>
+        </w:r>
+      </w:hyperlink>
+      <w:r>
+        <w:rPr>
+          <w:lang w:val="zh_TW" w:bidi="zh_TW"/>
+        </w:rPr>
+        <w:t>）。聖靈是將來榮耀的「初熟果子」（</w:t>
+      </w:r>
+      <w:hyperlink r:id="rId65">
+        <w:r>
+          <w:rPr>
+            <w:lang w:val="zh_TW" w:bidi="zh_TW"/>
+          </w:rPr>
+          <w:rPr>
+            <w:color w:val="0000EE"/>
+            <w:u w:val="single"/>
+          </w:rPr>
+          <w:t>羅8:23</w:t>
+        </w:r>
+      </w:hyperlink>
+      <w:r>
+        <w:rPr>
+          <w:lang w:val="zh_TW" w:bidi="zh_TW"/>
+        </w:rPr>
+        <w:t>）。</w:t>
+      </w:r>
+    </w:p>
+    <w:p>
+      <w:pPr/>
+      <w:r>
+        <w:rPr>
+          <w:lang w:val="zh_TW" w:bidi="zh_TW"/>
+        </w:rPr>
+      </w:r>
+      <w:r>
+        <w:rPr>
+          <w:lang w:val="zh_TW" w:bidi="zh_TW"/>
+        </w:rPr>
+        <w:t>新約聖經應許主題的最後一個面向，是肯定基督第二次降臨與新天新地（參</w:t>
+      </w:r>
+      <w:hyperlink r:id="rId66">
+        <w:r>
+          <w:rPr>
+            <w:lang w:val="zh_TW" w:bidi="zh_TW"/>
+          </w:rPr>
+          <w:rPr>
+            <w:color w:val="0000EE"/>
+            <w:u w:val="single"/>
+          </w:rPr>
+          <w:t>約14:1–3</w:t>
+        </w:r>
+      </w:hyperlink>
+      <w:r>
+        <w:rPr>
+          <w:lang w:val="zh_TW" w:bidi="zh_TW"/>
+        </w:rPr>
+        <w:t>；</w:t>
+      </w:r>
+      <w:hyperlink r:id="rId67">
+        <w:r>
+          <w:rPr>
+            <w:lang w:val="zh_TW" w:bidi="zh_TW"/>
+          </w:rPr>
+          <w:rPr>
+            <w:color w:val="0000EE"/>
+            <w:u w:val="single"/>
+          </w:rPr>
+          <w:t>彼後3:4</w:t>
+        </w:r>
+      </w:hyperlink>
+      <w:r>
+        <w:rPr>
+          <w:lang w:val="zh_TW" w:bidi="zh_TW"/>
+        </w:rPr>
+        <w:t>、</w:t>
+      </w:r>
+      <w:hyperlink r:id="rId67">
+        <w:r>
+          <w:rPr>
+            <w:lang w:val="zh_TW" w:bidi="zh_TW"/>
+          </w:rPr>
+          <w:rPr>
+            <w:color w:val="0000EE"/>
+            <w:u w:val="single"/>
+          </w:rPr>
+          <w:t>9</w:t>
+        </w:r>
+      </w:hyperlink>
+      <w:r>
+        <w:rPr>
+          <w:lang w:val="zh_TW" w:bidi="zh_TW"/>
+        </w:rPr>
+        <w:t>、</w:t>
+      </w:r>
+      <w:hyperlink r:id="rId67">
+        <w:r>
+          <w:rPr>
+            <w:lang w:val="zh_TW" w:bidi="zh_TW"/>
+          </w:rPr>
+          <w:rPr>
+            <w:color w:val="0000EE"/>
+            <w:u w:val="single"/>
+          </w:rPr>
+          <w:t>13</w:t>
+        </w:r>
+      </w:hyperlink>
+      <w:r>
+        <w:rPr>
+          <w:lang w:val="zh_TW" w:bidi="zh_TW"/>
+        </w:rPr>
+        <w:t>）。</w:t>
+      </w:r>
+    </w:p>
+    <w:p>
+      <w:pPr/>
+      <w:r>
+        <w:rPr>
+          <w:lang w:val="zh_TW" w:bidi="zh_TW"/>
+        </w:rPr>
+      </w:r>
+      <w:r>
+        <w:rPr>
+          <w:i/>
+          <w:lang w:val="zh_TW" w:bidi="zh_TW"/>
+        </w:rPr>
+        <w:t>另見</w:t>
+      </w:r>
+      <w:r>
+        <w:rPr>
+          <w:lang w:val="zh_TW" w:bidi="zh_TW"/>
+        </w:rPr>
+        <w:t>盟約</w:t>
+      </w:r>
+      <w:r>
+        <w:rPr>
+          <w:lang w:val="zh_TW" w:bidi="zh_TW"/>
+        </w:rPr>
+        <w:t>；</w:t>
+      </w:r>
+      <w:r>
+        <w:rPr>
+          <w:lang w:val="zh_TW" w:bidi="zh_TW"/>
+        </w:rPr>
+        <w:t>神的存在與屬性</w:t>
+      </w:r>
+      <w:r>
+        <w:rPr>
+          <w:lang w:val="zh_TW" w:bidi="zh_TW"/>
+        </w:rPr>
+        <w:t>；</w:t>
+      </w:r>
+      <w:r>
+        <w:rPr>
+          <w:lang w:val="zh_TW" w:bidi="zh_TW"/>
+        </w:rPr>
+        <w:t>盼望</w:t>
+      </w:r>
+      <w:r>
+        <w:rPr>
+          <w:lang w:val="zh_TW" w:bidi="zh_TW"/>
+        </w:rPr>
+        <w:t>；</w:t>
+      </w:r>
+      <w:r>
+        <w:rPr>
+          <w:lang w:val="zh_TW" w:bidi="zh_TW"/>
+        </w:rPr>
+        <w:t>預言</w:t>
+      </w:r>
+      <w:r>
+        <w:rPr>
+          <w:lang w:val="zh_TW" w:bidi="zh_TW"/>
+        </w:rPr>
+        <w:t>；</w:t>
+      </w:r>
+      <w:r>
+        <w:rPr>
+          <w:lang w:val="zh_TW" w:bidi="zh_TW"/>
+        </w:rPr>
+        <w:t>先知，女先知</w:t>
+      </w:r>
+      <w:r>
+        <w:rPr>
+          <w:lang w:val="zh_TW" w:bidi="zh_TW"/>
+        </w:rPr>
+        <w:t>。</w:t>
       </w:r>
       <w:r>
         <w:rPr>
@@ -2230,6 +3909,12 @@
   </w:num>
   <w:num w:numId="13" w16cid:durableId="592781308">
     <w:abstractNumId w:val="11"/>
+  </w:num>
+  <w:num w:numId="14">
+    <w:abstractNumId w:val="3"/>
+    <w:lvlOverride w:ilvl="0">
+      <w:startOverride w:val="1"/>
+    </w:lvlOverride>
   </w:num>
   <w:numIdMacAtCleanup w:val="10"/>
 </w:numbering>

--- a/zht/docx/174.content.docx
+++ b/zht/docx/174.content.docx
@@ -149,7 +149,7 @@
         <w:rPr>
           <w:lang w:val="zh_TW" w:bidi="zh_TW"/>
         </w:rPr>
-        <w:t>ying</w:t>
+        <w:t>xie</w:t>
       </w:r>
       <w:r>
         <w:rPr>
@@ -212,7 +212,7 @@
         <w:rPr>
           <w:lang w:val="zh_TW" w:bidi="zh_TW"/>
         </w:rPr>
-        <w:t>應許</w:t>
+        <w:t>褻瀆</w:t>
       </w:r>
       <w:r>
         <w:rPr>
@@ -231,7 +231,7 @@
         <w:rPr>
           <w:lang w:val="zh_TW" w:bidi="zh_TW"/>
         </w:rPr>
-        <w:t>一個人向另一個人所作的宣告，表示某事將會或不會完成，使另一個人有權期待與應許相應的行為。</w:t>
+        <w:t>指褻瀆或輕蔑神的言語或文字（或對神的行為）。在一般意義上，「褻瀆（blasphemy）」可以指任何誹謗，包括任何侮辱或貶低他人的言語或行為。在希臘文獻中，這個詞用於侮辱或嘲笑活人或死人。這個詞的用法被延伸至神，包括質疑神的大能和嘲笑神的本性。</w:t>
       </w:r>
     </w:p>
     <w:p>
@@ -242,7 +242,7 @@
         <w:rPr>
           <w:lang w:val="zh_TW" w:bidi="zh_TW"/>
         </w:rPr>
-        <w:t>應許的類型</w:t>
+        <w:t>舊約中的褻瀆</w:t>
       </w:r>
     </w:p>
     <w:p>
@@ -256,7 +256,7 @@
         <w:rPr>
           <w:lang w:val="zh_TW" w:bidi="zh_TW"/>
         </w:rPr>
-        <w:t>聖經中有幾個人與人之間彼此應許的例子（例：</w:t>
+        <w:t>在舊約中，「褻瀆」總是指侮辱神，可能是直接攻擊神，或是間接嘲弄神。無論哪種方式，都會減損神的榮耀和尊嚴，所以褻瀆是讚美的反面。以色列人可能會透過詛咒神（</w:t>
       </w:r>
       <w:hyperlink r:id="rId13">
         <w:r>
@@ -267,14 +267,14 @@
             <w:color w:val="0000EE"/>
             <w:u w:val="single"/>
           </w:rPr>
-          <w:t>民22:17</w:t>
+          <w:t>利24:10–16</w:t>
         </w:r>
       </w:hyperlink>
       <w:r>
         <w:rPr>
           <w:lang w:val="zh_TW" w:bidi="zh_TW"/>
         </w:rPr>
-        <w:t>；</w:t>
+        <w:t>）或故意違背神的律法（</w:t>
       </w:r>
       <w:hyperlink r:id="rId14">
         <w:r>
@@ -285,14 +285,14 @@
             <w:color w:val="0000EE"/>
             <w:u w:val="single"/>
           </w:rPr>
-          <w:t>斯4:7</w:t>
+          <w:t>民15:30</w:t>
         </w:r>
       </w:hyperlink>
       <w:r>
         <w:rPr>
           <w:lang w:val="zh_TW" w:bidi="zh_TW"/>
         </w:rPr>
-        <w:t>）以及人對神應許的例子（例：</w:t>
+        <w:t>）來直接侮辱祂的「名」（神的名字：耶和華）。任何一種褻瀆神的行為都會被處死刑，就像拜偶像一樣，這是最嚴重的褻瀆神（</w:t>
       </w:r>
       <w:hyperlink r:id="rId15">
         <w:r>
@@ -303,25 +303,7 @@
             <w:color w:val="0000EE"/>
             <w:u w:val="single"/>
           </w:rPr>
-          <w:t>尼5:12</w:t>
-        </w:r>
-      </w:hyperlink>
-      <w:r>
-        <w:rPr>
-          <w:lang w:val="zh_TW" w:bidi="zh_TW"/>
-        </w:rPr>
-        <w:t>）。然而，神對人的應許更為重要。這些屬神的應許絕對可信，因為作應許的那位完全有能力成就祂的應許（</w:t>
-      </w:r>
-      <w:hyperlink r:id="rId16">
-        <w:r>
-          <w:rPr>
-            <w:lang w:val="zh_TW" w:bidi="zh_TW"/>
-          </w:rPr>
-          <w:rPr>
-            <w:color w:val="0000EE"/>
-            <w:u w:val="single"/>
-          </w:rPr>
-          <w:t>羅4:21</w:t>
+          <w:t>賽66:3</w:t>
         </w:r>
       </w:hyperlink>
       <w:r>
@@ -342,331 +324,108 @@
         <w:rPr>
           <w:lang w:val="zh_TW" w:bidi="zh_TW"/>
         </w:rPr>
-        <w:t>聖經中，神的應許保證領受者得著許多益處，包括：</w:t>
+        <w:t>人們認為外邦人從未體驗過耶和華的大能和威嚴，最有可能褻瀆神。因此，在亞述王將耶和華等同於他已征服的列國的神時，就犯了褻瀆神的罪（</w:t>
+      </w:r>
+      <w:hyperlink r:id="rId16">
+        <w:r>
+          <w:rPr>
+            <w:lang w:val="zh_TW" w:bidi="zh_TW"/>
+          </w:rPr>
+          <w:rPr>
+            <w:color w:val="0000EE"/>
+            <w:u w:val="single"/>
+          </w:rPr>
+          <w:t>王下19:4–6、22</w:t>
+        </w:r>
+      </w:hyperlink>
+      <w:r>
+        <w:rPr>
+          <w:lang w:val="zh_TW" w:bidi="zh_TW"/>
+        </w:rPr>
+        <w:t>）。由於亞述王的傲慢，先知以賽亞預言他必會滅亡。當以色列被擄時（</w:t>
+      </w:r>
+      <w:hyperlink r:id="rId17">
+        <w:r>
+          <w:rPr>
+            <w:lang w:val="zh_TW" w:bidi="zh_TW"/>
+          </w:rPr>
+          <w:rPr>
+            <w:color w:val="0000EE"/>
+            <w:u w:val="single"/>
+          </w:rPr>
+          <w:t>賽52:5</w:t>
+        </w:r>
+      </w:hyperlink>
+      <w:r>
+        <w:rPr>
+          <w:lang w:val="zh_TW" w:bidi="zh_TW"/>
+        </w:rPr>
+        <w:t>），當以東嘲笑荒涼的「以色列山」時（</w:t>
+      </w:r>
+      <w:hyperlink r:id="rId18">
+        <w:r>
+          <w:rPr>
+            <w:lang w:val="zh_TW" w:bidi="zh_TW"/>
+          </w:rPr>
+          <w:rPr>
+            <w:color w:val="0000EE"/>
+            <w:u w:val="single"/>
+          </w:rPr>
+          <w:t>結35:12</w:t>
+        </w:r>
+      </w:hyperlink>
+      <w:r>
+        <w:rPr>
+          <w:lang w:val="zh_TW" w:bidi="zh_TW"/>
+        </w:rPr>
+        <w:t>），當敵人嘲笑神沒有保護耶路撒冷時（</w:t>
+      </w:r>
+      <w:hyperlink r:id="rId19">
+        <w:r>
+          <w:rPr>
+            <w:lang w:val="zh_TW" w:bidi="zh_TW"/>
+          </w:rPr>
+          <w:rPr>
+            <w:color w:val="0000EE"/>
+            <w:u w:val="single"/>
+          </w:rPr>
+          <w:t>詩74:18</w:t>
+        </w:r>
+      </w:hyperlink>
+      <w:r>
+        <w:rPr>
+          <w:lang w:val="zh_TW" w:bidi="zh_TW"/>
+        </w:rPr>
+        <w:t>；</w:t>
+      </w:r>
+      <w:hyperlink r:id="rId20">
+        <w:r>
+          <w:rPr>
+            <w:lang w:val="zh_TW" w:bidi="zh_TW"/>
+          </w:rPr>
+          <w:rPr>
+            <w:color w:val="0000EE"/>
+            <w:u w:val="single"/>
+          </w:rPr>
+          <w:t>馬加比一書2:6</w:t>
+        </w:r>
+      </w:hyperlink>
+      <w:r>
+        <w:rPr>
+          <w:lang w:val="zh_TW" w:bidi="zh_TW"/>
+        </w:rPr>
+        <w:t>），神也受到嘲笑。</w:t>
       </w:r>
     </w:p>
     <w:p>
       <w:pPr>
-        <w:pStyle w:val="ListBullet"/>
-        <w:spacing w:line="240" w:lineRule="auto"/>
-        <w:ind w:left="720"/>
-      </w:pPr>
-      <w:r>
-        <w:rPr>
-          <w:lang w:val="zh_TW" w:bidi="zh_TW"/>
-        </w:rPr>
-      </w:r>
-      <w:r>
-        <w:rPr>
-          <w:lang w:val="zh_TW" w:bidi="zh_TW"/>
-        </w:rPr>
-        <w:t>子民的身份（</w:t>
-      </w:r>
-      <w:hyperlink r:id="rId17">
-        <w:r>
-          <w:rPr>
-            <w:lang w:val="zh_TW" w:bidi="zh_TW"/>
-          </w:rPr>
-          <w:rPr>
-            <w:color w:val="0000EE"/>
-            <w:u w:val="single"/>
-          </w:rPr>
-          <w:t>林後6:16–7:1</w:t>
-        </w:r>
-      </w:hyperlink>
-      <w:r>
-        <w:rPr>
-          <w:lang w:val="zh_TW" w:bidi="zh_TW"/>
-        </w:rPr>
-        <w:t>）</w:t>
-      </w:r>
-    </w:p>
-    <w:p>
-      <w:pPr>
-        <w:pStyle w:val="ListBullet"/>
-        <w:spacing w:line="240" w:lineRule="auto"/>
-        <w:ind w:left="720"/>
-      </w:pPr>
-      <w:r>
-        <w:rPr>
-          <w:lang w:val="zh_TW" w:bidi="zh_TW"/>
-        </w:rPr>
-      </w:r>
-      <w:r>
-        <w:rPr>
-          <w:lang w:val="zh_TW" w:bidi="zh_TW"/>
-        </w:rPr>
-        <w:t>罪的赦免 （</w:t>
-      </w:r>
-      <w:hyperlink r:id="rId18">
-        <w:r>
-          <w:rPr>
-            <w:lang w:val="zh_TW" w:bidi="zh_TW"/>
-          </w:rPr>
-          <w:rPr>
-            <w:color w:val="0000EE"/>
-            <w:u w:val="single"/>
-          </w:rPr>
-          <w:t>約一1:9</w:t>
-        </w:r>
-      </w:hyperlink>
-      <w:r>
-        <w:rPr>
-          <w:lang w:val="zh_TW" w:bidi="zh_TW"/>
-        </w:rPr>
-        <w:t>）</w:t>
-      </w:r>
-    </w:p>
-    <w:p>
-      <w:pPr>
-        <w:pStyle w:val="ListBullet"/>
-        <w:spacing w:line="240" w:lineRule="auto"/>
-        <w:ind w:left="720"/>
-      </w:pPr>
-      <w:r>
-        <w:rPr>
-          <w:lang w:val="zh_TW" w:bidi="zh_TW"/>
-        </w:rPr>
-      </w:r>
-      <w:r>
-        <w:rPr>
-          <w:lang w:val="zh_TW" w:bidi="zh_TW"/>
-        </w:rPr>
-        <w:t>回應禱告（</w:t>
-      </w:r>
-      <w:hyperlink r:id="rId19">
-        <w:r>
-          <w:rPr>
-            <w:lang w:val="zh_TW" w:bidi="zh_TW"/>
-          </w:rPr>
-          <w:rPr>
-            <w:color w:val="0000EE"/>
-            <w:u w:val="single"/>
-          </w:rPr>
-          <w:t>路11:9</w:t>
-        </w:r>
-      </w:hyperlink>
-      <w:r>
-        <w:rPr>
-          <w:lang w:val="zh_TW" w:bidi="zh_TW"/>
-        </w:rPr>
-        <w:t>）</w:t>
-      </w:r>
-    </w:p>
-    <w:p>
-      <w:pPr>
-        <w:pStyle w:val="ListBullet"/>
-        <w:spacing w:line="240" w:lineRule="auto"/>
-        <w:ind w:left="720"/>
-      </w:pPr>
-      <w:r>
-        <w:rPr>
-          <w:lang w:val="zh_TW" w:bidi="zh_TW"/>
-        </w:rPr>
-      </w:r>
-      <w:r>
-        <w:rPr>
-          <w:lang w:val="zh_TW" w:bidi="zh_TW"/>
-        </w:rPr>
-        <w:t>脫離試探（</w:t>
-      </w:r>
-      <w:hyperlink r:id="rId20">
-        <w:r>
-          <w:rPr>
-            <w:lang w:val="zh_TW" w:bidi="zh_TW"/>
-          </w:rPr>
-          <w:rPr>
-            <w:color w:val="0000EE"/>
-            <w:u w:val="single"/>
-          </w:rPr>
-          <w:t>林前10:13</w:t>
-        </w:r>
-      </w:hyperlink>
-      <w:r>
-        <w:rPr>
-          <w:lang w:val="zh_TW" w:bidi="zh_TW"/>
-        </w:rPr>
-        <w:t>）</w:t>
-      </w:r>
-    </w:p>
-    <w:p>
-      <w:pPr>
-        <w:pStyle w:val="ListBullet"/>
-        <w:spacing w:line="240" w:lineRule="auto"/>
-        <w:ind w:left="720"/>
-      </w:pPr>
-      <w:r>
-        <w:rPr>
-          <w:lang w:val="zh_TW" w:bidi="zh_TW"/>
-        </w:rPr>
-      </w:r>
-      <w:r>
-        <w:rPr>
-          <w:lang w:val="zh_TW" w:bidi="zh_TW"/>
-        </w:rPr>
-        <w:t>患難中的恩典（</w:t>
-      </w:r>
-      <w:hyperlink r:id="rId21">
-        <w:r>
-          <w:rPr>
-            <w:lang w:val="zh_TW" w:bidi="zh_TW"/>
-          </w:rPr>
-          <w:rPr>
-            <w:color w:val="0000EE"/>
-            <w:u w:val="single"/>
-          </w:rPr>
-          <w:t>林後12:9</w:t>
-        </w:r>
-      </w:hyperlink>
-      <w:r>
-        <w:rPr>
-          <w:lang w:val="zh_TW" w:bidi="zh_TW"/>
-        </w:rPr>
-        <w:t>）</w:t>
-      </w:r>
-    </w:p>
-    <w:p>
-      <w:pPr>
-        <w:pStyle w:val="ListBullet"/>
-        <w:spacing w:line="240" w:lineRule="auto"/>
-        <w:ind w:left="720"/>
-      </w:pPr>
-      <w:r>
-        <w:rPr>
-          <w:lang w:val="zh_TW" w:bidi="zh_TW"/>
-        </w:rPr>
-      </w:r>
-      <w:r>
-        <w:rPr>
-          <w:lang w:val="zh_TW" w:bidi="zh_TW"/>
-        </w:rPr>
-        <w:t>供應一切所需（</w:t>
-      </w:r>
-      <w:hyperlink r:id="rId22">
-        <w:r>
-          <w:rPr>
-            <w:lang w:val="zh_TW" w:bidi="zh_TW"/>
-          </w:rPr>
-          <w:rPr>
-            <w:color w:val="0000EE"/>
-            <w:u w:val="single"/>
-          </w:rPr>
-          <w:t>腓4:19</w:t>
-        </w:r>
-      </w:hyperlink>
-      <w:r>
-        <w:rPr>
-          <w:lang w:val="zh_TW" w:bidi="zh_TW"/>
-        </w:rPr>
-        <w:t>）</w:t>
-      </w:r>
-    </w:p>
-    <w:p>
-      <w:pPr>
-        <w:pStyle w:val="ListBullet"/>
-        <w:spacing w:line="240" w:lineRule="auto"/>
-        <w:ind w:left="720"/>
-      </w:pPr>
-      <w:r>
-        <w:rPr>
-          <w:lang w:val="zh_TW" w:bidi="zh_TW"/>
-        </w:rPr>
-      </w:r>
-      <w:r>
-        <w:rPr>
-          <w:lang w:val="zh_TW" w:bidi="zh_TW"/>
-        </w:rPr>
-        <w:t>順服的獎賞（</w:t>
-      </w:r>
-      <w:hyperlink r:id="rId23">
-        <w:r>
-          <w:rPr>
-            <w:lang w:val="zh_TW" w:bidi="zh_TW"/>
-          </w:rPr>
-          <w:rPr>
-            <w:color w:val="0000EE"/>
-            <w:u w:val="single"/>
-          </w:rPr>
-          <w:t>雅1:12</w:t>
-        </w:r>
-      </w:hyperlink>
-      <w:r>
-        <w:rPr>
-          <w:lang w:val="zh_TW" w:bidi="zh_TW"/>
-        </w:rPr>
-        <w:t>）</w:t>
-      </w:r>
-    </w:p>
-    <w:p>
-      <w:pPr>
-        <w:pStyle w:val="ListBullet"/>
-        <w:spacing w:line="240" w:lineRule="auto"/>
-        <w:ind w:left="720"/>
-      </w:pPr>
-      <w:r>
-        <w:rPr>
-          <w:lang w:val="zh_TW" w:bidi="zh_TW"/>
-        </w:rPr>
-      </w:r>
-      <w:r>
-        <w:rPr>
-          <w:lang w:val="zh_TW" w:bidi="zh_TW"/>
-        </w:rPr>
-        <w:t>永生（</w:t>
-      </w:r>
-      <w:hyperlink r:id="rId24">
-        <w:r>
-          <w:rPr>
-            <w:lang w:val="zh_TW" w:bidi="zh_TW"/>
-          </w:rPr>
-          <w:rPr>
-            <w:color w:val="0000EE"/>
-            <w:u w:val="single"/>
-          </w:rPr>
-          <w:t>路18:29–30</w:t>
-        </w:r>
-      </w:hyperlink>
-      <w:r>
-        <w:rPr>
-          <w:lang w:val="zh_TW" w:bidi="zh_TW"/>
-        </w:rPr>
-        <w:t>；</w:t>
-      </w:r>
-      <w:hyperlink r:id="rId25">
-        <w:r>
-          <w:rPr>
-            <w:lang w:val="zh_TW" w:bidi="zh_TW"/>
-          </w:rPr>
-          <w:rPr>
-            <w:color w:val="0000EE"/>
-            <w:u w:val="single"/>
-          </w:rPr>
-          <w:t>約3:16</w:t>
-        </w:r>
-      </w:hyperlink>
-      <w:r>
-        <w:rPr>
-          <w:lang w:val="zh_TW" w:bidi="zh_TW"/>
-        </w:rPr>
-        <w:t>；</w:t>
-      </w:r>
-      <w:hyperlink r:id="rId26">
-        <w:r>
-          <w:rPr>
-            <w:lang w:val="zh_TW" w:bidi="zh_TW"/>
-          </w:rPr>
-          <w:rPr>
-            <w:color w:val="0000EE"/>
-            <w:u w:val="single"/>
-          </w:rPr>
-          <w:t>羅6:22–23</w:t>
-        </w:r>
-      </w:hyperlink>
-      <w:r>
-        <w:rPr>
-          <w:lang w:val="zh_TW" w:bidi="zh_TW"/>
-        </w:rPr>
-        <w:t>）</w:t>
+        <w:pStyle w:val="Heading3"/>
+      </w:pPr>
+      <w:r>
+        <w:rPr>
+          <w:lang w:val="zh_TW" w:bidi="zh_TW"/>
+        </w:rPr>
+        <w:t>新約中的褻瀆</w:t>
       </w:r>
     </w:p>
     <w:p>
@@ -680,8 +439,110 @@
         <w:rPr>
           <w:lang w:val="zh_TW" w:bidi="zh_TW"/>
         </w:rPr>
-        <w:t>神的應許是確定且可靠的。然而，要分享這些祝福，我們必須滿足某些條件。神的應許也不必然帶來祝福。實際上，也有應許宣告，拒絕順服主耶穌福音的人肯定會面臨審判（</w:t>
-      </w:r>
+        <w:t>在新約中，褻瀆具有更廣泛的希臘語含義。它包括誹謗人以及神（</w:t>
+      </w:r>
+      <w:hyperlink r:id="rId21">
+        <w:r>
+          <w:rPr>
+            <w:lang w:val="zh_TW" w:bidi="zh_TW"/>
+          </w:rPr>
+          <w:rPr>
+            <w:color w:val="0000EE"/>
+            <w:u w:val="single"/>
+          </w:rPr>
+          <w:t>太15:19</w:t>
+        </w:r>
+      </w:hyperlink>
+      <w:r>
+        <w:rPr>
+          <w:lang w:val="zh_TW" w:bidi="zh_TW"/>
+        </w:rPr>
+        <w:t>；另見</w:t>
+      </w:r>
+      <w:hyperlink r:id="rId22">
+        <w:r>
+          <w:rPr>
+            <w:lang w:val="zh_TW" w:bidi="zh_TW"/>
+          </w:rPr>
+          <w:rPr>
+            <w:color w:val="0000EE"/>
+            <w:u w:val="single"/>
+          </w:rPr>
+          <w:t>羅3:8</w:t>
+        </w:r>
+      </w:hyperlink>
+      <w:r>
+        <w:rPr>
+          <w:lang w:val="zh_TW" w:bidi="zh_TW"/>
+        </w:rPr>
+        <w:t>；</w:t>
+      </w:r>
+      <w:hyperlink r:id="rId23">
+        <w:r>
+          <w:rPr>
+            <w:lang w:val="zh_TW" w:bidi="zh_TW"/>
+          </w:rPr>
+          <w:rPr>
+            <w:color w:val="0000EE"/>
+            <w:u w:val="single"/>
+          </w:rPr>
+          <w:t>林前10:30</w:t>
+        </w:r>
+      </w:hyperlink>
+      <w:r>
+        <w:rPr>
+          <w:lang w:val="zh_TW" w:bidi="zh_TW"/>
+        </w:rPr>
+        <w:t>；</w:t>
+      </w:r>
+      <w:hyperlink r:id="rId24">
+        <w:r>
+          <w:rPr>
+            <w:lang w:val="zh_TW" w:bidi="zh_TW"/>
+          </w:rPr>
+          <w:rPr>
+            <w:color w:val="0000EE"/>
+            <w:u w:val="single"/>
+          </w:rPr>
+          <w:t>弗4:31</w:t>
+        </w:r>
+      </w:hyperlink>
+      <w:r>
+        <w:rPr>
+          <w:lang w:val="zh_TW" w:bidi="zh_TW"/>
+        </w:rPr>
+        <w:t>；</w:t>
+      </w:r>
+      <w:hyperlink r:id="rId25">
+        <w:r>
+          <w:rPr>
+            <w:lang w:val="zh_TW" w:bidi="zh_TW"/>
+          </w:rPr>
+          <w:rPr>
+            <w:color w:val="0000EE"/>
+            <w:u w:val="single"/>
+          </w:rPr>
+          <w:t>多3:2</w:t>
+        </w:r>
+      </w:hyperlink>
+      <w:r>
+        <w:rPr>
+          <w:lang w:val="zh_TW" w:bidi="zh_TW"/>
+        </w:rPr>
+        <w:t>）。它甚至包括嘲笑天使或惡魔的勢力，這與嘲笑任何其它存在物一樣都是錯的（</w:t>
+      </w:r>
+      <w:hyperlink r:id="rId26">
+        <w:r>
+          <w:rPr>
+            <w:lang w:val="zh_TW" w:bidi="zh_TW"/>
+          </w:rPr>
+          <w:rPr>
+            <w:color w:val="0000EE"/>
+            <w:u w:val="single"/>
+          </w:rPr>
+          <w:t>彼後2:10–12；</w:t>
+        </w:r>
+      </w:hyperlink>
       <w:hyperlink r:id="rId27">
         <w:r>
           <w:rPr>
@@ -691,14 +552,14 @@
             <w:color w:val="0000EE"/>
             <w:u w:val="single"/>
           </w:rPr>
-          <w:t>帖後1:8–9</w:t>
+          <w:t>猶1:8–10</w:t>
         </w:r>
       </w:hyperlink>
       <w:r>
         <w:rPr>
           <w:lang w:val="zh_TW" w:bidi="zh_TW"/>
         </w:rPr>
-        <w:t>）。</w:t>
+        <w:t>）。換句話說，任何形式的誹謗、嘲笑和嘲諷在新約中都是完全受到譴責的。</w:t>
       </w:r>
     </w:p>
     <w:p>
@@ -712,18 +573,145 @@
         <w:rPr>
           <w:lang w:val="zh_TW" w:bidi="zh_TW"/>
         </w:rPr>
-        <w:t>神的應許適用於不同時代與地方，且臨到許多人；除此之外，還有許多應許涉及祂的救贖計畫，如何在宏大歷史進程中的開展。這類應許既無重複性應用，也沒有條件的性質。在這類情況中，應許幾乎等同預言。這些應許以及應驗，彼交織於救贖歷史之中。</w:t>
-      </w:r>
-    </w:p>
-    <w:p>
-      <w:pPr>
-        <w:pStyle w:val="Heading3"/>
-      </w:pPr>
-      <w:r>
-        <w:rPr>
-          <w:lang w:val="zh_TW" w:bidi="zh_TW"/>
-        </w:rPr>
-        <w:t>舊約聖經中的應許</w:t>
+        <w:t>新約中最常見的褻瀆是對神的褻瀆。人們可能會直接冒犯神（</w:t>
+      </w:r>
+      <w:hyperlink r:id="rId28">
+        <w:r>
+          <w:rPr>
+            <w:lang w:val="zh_TW" w:bidi="zh_TW"/>
+          </w:rPr>
+          <w:rPr>
+            <w:color w:val="0000EE"/>
+            <w:u w:val="single"/>
+          </w:rPr>
+          <w:t>啟13:6，</w:t>
+        </w:r>
+      </w:hyperlink>
+      <w:hyperlink r:id="rId29">
+        <w:r>
+          <w:rPr>
+            <w:lang w:val="zh_TW" w:bidi="zh_TW"/>
+          </w:rPr>
+          <w:rPr>
+            <w:color w:val="0000EE"/>
+            <w:u w:val="single"/>
+          </w:rPr>
+          <w:t>16:9</w:t>
+        </w:r>
+      </w:hyperlink>
+      <w:r>
+        <w:rPr>
+          <w:lang w:val="zh_TW" w:bidi="zh_TW"/>
+        </w:rPr>
+        <w:t>），毀謗神的道理（</w:t>
+      </w:r>
+      <w:hyperlink r:id="rId30">
+        <w:r>
+          <w:rPr>
+            <w:lang w:val="zh_TW" w:bidi="zh_TW"/>
+          </w:rPr>
+          <w:rPr>
+            <w:color w:val="0000EE"/>
+            <w:u w:val="single"/>
+          </w:rPr>
+          <w:t>多2:5</w:t>
+        </w:r>
+      </w:hyperlink>
+      <w:r>
+        <w:rPr>
+          <w:lang w:val="zh_TW" w:bidi="zh_TW"/>
+        </w:rPr>
+        <w:t>），或拒絕神的啟示及其使者（</w:t>
+      </w:r>
+      <w:hyperlink r:id="rId31">
+        <w:r>
+          <w:rPr>
+            <w:lang w:val="zh_TW" w:bidi="zh_TW"/>
+          </w:rPr>
+          <w:rPr>
+            <w:color w:val="0000EE"/>
+            <w:u w:val="single"/>
+          </w:rPr>
+          <w:t>徒6:11</w:t>
+        </w:r>
+      </w:hyperlink>
+      <w:r>
+        <w:rPr>
+          <w:lang w:val="zh_TW" w:bidi="zh_TW"/>
+        </w:rPr>
+        <w:t>）。當耶穌自稱擁有屬於神的特權——赦罪的權柄時，祂被指控褻瀆神（</w:t>
+      </w:r>
+      <w:hyperlink r:id="rId32">
+        <w:r>
+          <w:rPr>
+            <w:lang w:val="zh_TW" w:bidi="zh_TW"/>
+          </w:rPr>
+          <w:rPr>
+            <w:color w:val="0000EE"/>
+            <w:u w:val="single"/>
+          </w:rPr>
+          <w:t>可2:7</w:t>
+        </w:r>
+      </w:hyperlink>
+      <w:r>
+        <w:rPr>
+          <w:lang w:val="zh_TW" w:bidi="zh_TW"/>
+        </w:rPr>
+        <w:t>）。</w:t>
+      </w:r>
+      <w:hyperlink r:id="rId33">
+        <w:r>
+          <w:rPr>
+            <w:lang w:val="zh_TW" w:bidi="zh_TW"/>
+          </w:rPr>
+          <w:rPr>
+            <w:color w:val="0000EE"/>
+            <w:u w:val="single"/>
+          </w:rPr>
+          <w:t>約翰福音10:33–36</w:t>
+        </w:r>
+      </w:hyperlink>
+      <w:r>
+        <w:rPr>
+          <w:lang w:val="zh_TW" w:bidi="zh_TW"/>
+        </w:rPr>
+        <w:t>記載有人試圖用石頭砸死耶穌，指控祂的人對祂說：「你是個人，反將自己當作神」（</w:t>
+      </w:r>
+      <w:hyperlink r:id="rId34">
+        <w:r>
+          <w:rPr>
+            <w:lang w:val="zh_TW" w:bidi="zh_TW"/>
+          </w:rPr>
+          <w:rPr>
+            <w:color w:val="0000EE"/>
+            <w:u w:val="single"/>
+          </w:rPr>
+          <w:t>33</w:t>
+        </w:r>
+      </w:hyperlink>
+      <w:r>
+        <w:rPr>
+          <w:lang w:val="zh_TW" w:bidi="zh_TW"/>
+        </w:rPr>
+        <w:t>節）。猶太最高法院（公會）以褻瀆罪判處耶穌死刑，因為祂聲稱自己是人子（彌賽亞）。在他們看來，耶穌並沒有提供任何證據表明祂是如此崇高的人物。耶穌似乎在嘲諷彌賽亞，並進而嘲諷神本身（</w:t>
+      </w:r>
+      <w:hyperlink r:id="rId35">
+        <w:r>
+          <w:rPr>
+            <w:lang w:val="zh_TW" w:bidi="zh_TW"/>
+          </w:rPr>
+          <w:rPr>
+            <w:color w:val="0000EE"/>
+            <w:u w:val="single"/>
+          </w:rPr>
+          <w:t>可14:64</w:t>
+        </w:r>
+      </w:hyperlink>
+      <w:r>
+        <w:rPr>
+          <w:lang w:val="zh_TW" w:bidi="zh_TW"/>
+        </w:rPr>
+        <w:t>）。</w:t>
       </w:r>
     </w:p>
     <w:p>
@@ -737,9 +725,9 @@
         <w:rPr>
           <w:lang w:val="zh_TW" w:bidi="zh_TW"/>
         </w:rPr>
-        <w:t>舊約聖經的應許主題，最明確體現在福音的首次宣告中（稱為原始福音）；是神在亞當和夏娃墮落犯罪後，在伊甸園中給予的（</w:t>
-      </w:r>
-      <w:hyperlink r:id="rId28">
+        <w:t>聖經明確指出，褻瀆罪是可以被赦免的（</w:t>
+      </w:r>
+      <w:hyperlink r:id="rId36">
         <w:r>
           <w:rPr>
             <w:lang w:val="zh_TW" w:bidi="zh_TW"/>
@@ -748,34 +736,16 @@
             <w:color w:val="0000EE"/>
             <w:u w:val="single"/>
           </w:rPr>
-          <w:t>創3:15</w:t>
+          <w:t>太12:32</w:t>
         </w:r>
       </w:hyperlink>
       <w:r>
         <w:rPr>
           <w:lang w:val="zh_TW" w:bidi="zh_TW"/>
         </w:rPr>
-        <w:t>）。後來的應許包括：</w:t>
-      </w:r>
-    </w:p>
-    <w:p>
-      <w:pPr>
-        <w:pStyle w:val="ListBullet"/>
-        <w:spacing w:line="240" w:lineRule="auto"/>
-        <w:ind w:left="720"/>
-      </w:pPr>
-      <w:r>
-        <w:rPr>
-          <w:lang w:val="zh_TW" w:bidi="zh_TW"/>
-        </w:rPr>
-      </w:r>
-      <w:r>
-        <w:rPr>
-          <w:lang w:val="zh_TW" w:bidi="zh_TW"/>
-        </w:rPr>
-        <w:t>神與亞伯拉罕立的盟約（</w:t>
-      </w:r>
-      <w:hyperlink r:id="rId29">
+        <w:t>；</w:t>
+      </w:r>
+      <w:hyperlink r:id="rId37">
         <w:r>
           <w:rPr>
             <w:lang w:val="zh_TW" w:bidi="zh_TW"/>
@@ -784,16 +754,16 @@
             <w:color w:val="0000EE"/>
             <w:u w:val="single"/>
           </w:rPr>
-          <w:t>創12</w:t>
+          <w:t>可3:28–29</w:t>
         </w:r>
       </w:hyperlink>
       <w:r>
         <w:rPr>
           <w:lang w:val="zh_TW" w:bidi="zh_TW"/>
         </w:rPr>
-        <w:t>、</w:t>
-      </w:r>
-      <w:hyperlink r:id="rId30">
+        <w:t>）。但是，如果一個人不願悔改，唯一的補救辦法就是將他或她「交給撒但，使他們受責罰就不再謗瀆了」（</w:t>
+      </w:r>
+      <w:hyperlink r:id="rId38">
         <w:r>
           <w:rPr>
             <w:lang w:val="zh_TW" w:bidi="zh_TW"/>
@@ -802,1212 +772,14 @@
             <w:color w:val="0000EE"/>
             <w:u w:val="single"/>
           </w:rPr>
-          <w:t>15</w:t>
+          <w:t>提前1:20</w:t>
         </w:r>
       </w:hyperlink>
       <w:r>
         <w:rPr>
           <w:lang w:val="zh_TW" w:bidi="zh_TW"/>
         </w:rPr>
-        <w:t>、</w:t>
-      </w:r>
-      <w:hyperlink r:id="rId31">
-        <w:r>
-          <w:rPr>
-            <w:lang w:val="zh_TW" w:bidi="zh_TW"/>
-          </w:rPr>
-          <w:rPr>
-            <w:color w:val="0000EE"/>
-            <w:u w:val="single"/>
-          </w:rPr>
-          <w:t>17</w:t>
-        </w:r>
-      </w:hyperlink>
-      <w:r>
-        <w:rPr>
-          <w:lang w:val="zh_TW" w:bidi="zh_TW"/>
-        </w:rPr>
-        <w:t>）</w:t>
-      </w:r>
-    </w:p>
-    <w:p>
-      <w:pPr>
-        <w:pStyle w:val="ListBullet"/>
-        <w:spacing w:line="240" w:lineRule="auto"/>
-        <w:ind w:left="720"/>
-      </w:pPr>
-      <w:r>
-        <w:rPr>
-          <w:lang w:val="zh_TW" w:bidi="zh_TW"/>
-        </w:rPr>
-      </w:r>
-      <w:r>
-        <w:rPr>
-          <w:lang w:val="zh_TW" w:bidi="zh_TW"/>
-        </w:rPr>
-        <w:t>神與大衛立的盟約（</w:t>
-      </w:r>
-      <w:hyperlink r:id="rId32">
-        <w:r>
-          <w:rPr>
-            <w:lang w:val="zh_TW" w:bidi="zh_TW"/>
-          </w:rPr>
-          <w:rPr>
-            <w:color w:val="0000EE"/>
-            <w:u w:val="single"/>
-          </w:rPr>
-          <w:t>撒下7</w:t>
-        </w:r>
-      </w:hyperlink>
-      <w:r>
-        <w:rPr>
-          <w:lang w:val="zh_TW" w:bidi="zh_TW"/>
-        </w:rPr>
-        <w:t>）</w:t>
-      </w:r>
-    </w:p>
-    <w:p>
-      <w:pPr>
-        <w:pStyle w:val="ListBullet"/>
-        <w:spacing w:line="240" w:lineRule="auto"/>
-        <w:ind w:left="720"/>
-      </w:pPr>
-      <w:r>
-        <w:rPr>
-          <w:lang w:val="zh_TW" w:bidi="zh_TW"/>
-        </w:rPr>
-      </w:r>
-      <w:r>
-        <w:rPr>
-          <w:lang w:val="zh_TW" w:bidi="zh_TW"/>
-        </w:rPr>
-        <w:t>新約的應許（</w:t>
-      </w:r>
-      <w:hyperlink r:id="rId33">
-        <w:r>
-          <w:rPr>
-            <w:lang w:val="zh_TW" w:bidi="zh_TW"/>
-          </w:rPr>
-          <w:rPr>
-            <w:color w:val="0000EE"/>
-            <w:u w:val="single"/>
-          </w:rPr>
-          <w:t>耶31章</w:t>
-        </w:r>
-      </w:hyperlink>
-      <w:r>
-        <w:rPr>
-          <w:lang w:val="zh_TW" w:bidi="zh_TW"/>
-        </w:rPr>
-        <w:t>）</w:t>
-      </w:r>
-    </w:p>
-    <w:p>
-      <w:pPr>
-        <w:pStyle w:val="Heading4"/>
-      </w:pPr>
-      <w:r>
-        <w:rPr>
-          <w:lang w:val="zh_TW" w:bidi="zh_TW"/>
-        </w:rPr>
-        <w:t>原始福音</w:t>
-      </w:r>
-    </w:p>
-    <w:p>
-      <w:pPr/>
-      <w:r>
-        <w:rPr>
-          <w:lang w:val="zh_TW" w:bidi="zh_TW"/>
-        </w:rPr>
-      </w:r>
-      <w:hyperlink r:id="rId28">
-        <w:r>
-          <w:rPr>
-            <w:lang w:val="zh_TW" w:bidi="zh_TW"/>
-          </w:rPr>
-          <w:rPr>
-            <w:color w:val="0000EE"/>
-            <w:u w:val="single"/>
-          </w:rPr>
-          <w:t>創世記三章15節</w:t>
-        </w:r>
-      </w:hyperlink>
-      <w:r>
-        <w:rPr>
-          <w:lang w:val="zh_TW" w:bidi="zh_TW"/>
-        </w:rPr>
-        <w:t>說：「我又要叫你〔撒但〕和女人〔夏娃〕彼此為仇；你的後裔和女人的後裔也彼此為仇。女人的後裔要傷你的頭；你要傷他的腳跟。」這句話是一個應許，表明在未來某個時候，女人的後裔要傷撒但的頭。在最後一句中，女人的後裔具體表達為「他」，「他」要傷你〔撒但〕的頭，不過撒但亦會對女人的後裔造成傷害。這就是應許，為亞當、夏娃及其後裔帶來盼望。他們期待其對頭撒但，將被他們的後裔所毀滅。</w:t>
-      </w:r>
-    </w:p>
-    <w:p>
-      <w:pPr>
-        <w:pStyle w:val="Heading4"/>
-      </w:pPr>
-      <w:r>
-        <w:rPr>
-          <w:lang w:val="zh_TW" w:bidi="zh_TW"/>
-        </w:rPr>
-        <w:t>給亞伯拉罕的應許</w:t>
-      </w:r>
-    </w:p>
-    <w:p>
-      <w:pPr/>
-      <w:r>
-        <w:rPr>
-          <w:lang w:val="zh_TW" w:bidi="zh_TW"/>
-        </w:rPr>
-      </w:r>
-      <w:r>
-        <w:rPr>
-          <w:lang w:val="zh_TW" w:bidi="zh_TW"/>
-        </w:rPr>
-        <w:t>在</w:t>
-      </w:r>
-      <w:hyperlink r:id="rId34">
-        <w:r>
-          <w:rPr>
-            <w:lang w:val="zh_TW" w:bidi="zh_TW"/>
-          </w:rPr>
-          <w:rPr>
-            <w:color w:val="0000EE"/>
-            <w:u w:val="single"/>
-          </w:rPr>
-          <w:t>創世記十二章1至7節</w:t>
-        </w:r>
-      </w:hyperlink>
-      <w:r>
-        <w:rPr>
-          <w:lang w:val="zh_TW" w:bidi="zh_TW"/>
-        </w:rPr>
-        <w:t>中，主叫亞伯拉罕離開他的族人和國家，去到所要指示給他的地。神為此應許他：</w:t>
-      </w:r>
-    </w:p>
-    <w:p>
-      <w:pPr>
-        <w:pStyle w:val="ListNumber"/>
-        <w:numPr>
-          <w:ilvl w:val="0"/>
-          <w:numId w:val="14"/>
-        </w:numPr>
-        <w:spacing w:line="240" w:lineRule="auto"/>
-        <w:ind w:left="720"/>
-      </w:pPr>
-      <w:r>
-        <w:rPr>
-          <w:lang w:val="zh_TW" w:bidi="zh_TW"/>
-        </w:rPr>
-      </w:r>
-      <w:r>
-        <w:rPr>
-          <w:lang w:val="zh_TW" w:bidi="zh_TW"/>
-        </w:rPr>
-        <w:t>他的後裔要成為大國</w:t>
-      </w:r>
-    </w:p>
-    <w:p>
-      <w:pPr>
-        <w:pStyle w:val="ListNumber"/>
-        <w:spacing w:line="240" w:lineRule="auto"/>
-        <w:ind w:left="720"/>
-      </w:pPr>
-      <w:r>
-        <w:rPr>
-          <w:lang w:val="zh_TW" w:bidi="zh_TW"/>
-        </w:rPr>
-      </w:r>
-      <w:r>
-        <w:rPr>
-          <w:lang w:val="zh_TW" w:bidi="zh_TW"/>
-        </w:rPr>
-        <w:t>他將得著賜福，他的名將要為大</w:t>
-      </w:r>
-    </w:p>
-    <w:p>
-      <w:pPr>
-        <w:pStyle w:val="ListNumber"/>
-        <w:spacing w:line="240" w:lineRule="auto"/>
-        <w:ind w:left="720"/>
-      </w:pPr>
-      <w:r>
-        <w:rPr>
-          <w:lang w:val="zh_TW" w:bidi="zh_TW"/>
-        </w:rPr>
-      </w:r>
-      <w:r>
-        <w:rPr>
-          <w:lang w:val="zh_TW" w:bidi="zh_TW"/>
-        </w:rPr>
-        <w:t>列國將因他得福</w:t>
-      </w:r>
-    </w:p>
-    <w:p>
-      <w:pPr>
-        <w:pStyle w:val="ListNumber"/>
-        <w:spacing w:line="240" w:lineRule="auto"/>
-        <w:ind w:left="720"/>
-      </w:pPr>
-      <w:r>
-        <w:rPr>
-          <w:lang w:val="zh_TW" w:bidi="zh_TW"/>
-        </w:rPr>
-      </w:r>
-      <w:r>
-        <w:rPr>
-          <w:lang w:val="zh_TW" w:bidi="zh_TW"/>
-        </w:rPr>
-        <w:t>迦南地將會賜給他的後代</w:t>
-      </w:r>
-    </w:p>
-    <w:p>
-      <w:pPr/>
-      <w:r>
-        <w:rPr>
-          <w:lang w:val="zh_TW" w:bidi="zh_TW"/>
-        </w:rPr>
-      </w:r>
-      <w:r>
-        <w:rPr>
-          <w:lang w:val="zh_TW" w:bidi="zh_TW"/>
-        </w:rPr>
-        <w:t>在這些對亞伯拉罕的應許中，最重要的是：祂要藉著他的後裔賜福許多列國。這個應許在創世記出現了五次（</w:t>
-      </w:r>
-      <w:hyperlink r:id="rId35">
-        <w:r>
-          <w:rPr>
-            <w:lang w:val="zh_TW" w:bidi="zh_TW"/>
-          </w:rPr>
-          <w:rPr>
-            <w:color w:val="0000EE"/>
-            <w:u w:val="single"/>
-          </w:rPr>
-          <w:t>創12:3</w:t>
-        </w:r>
-      </w:hyperlink>
-      <w:r>
-        <w:rPr>
-          <w:lang w:val="zh_TW" w:bidi="zh_TW"/>
-        </w:rPr>
-        <w:t>，</w:t>
-      </w:r>
-      <w:hyperlink r:id="rId36">
-        <w:r>
-          <w:rPr>
-            <w:lang w:val="zh_TW" w:bidi="zh_TW"/>
-          </w:rPr>
-          <w:rPr>
-            <w:color w:val="0000EE"/>
-            <w:u w:val="single"/>
-          </w:rPr>
-          <w:t>18:18</w:t>
-        </w:r>
-      </w:hyperlink>
-      <w:r>
-        <w:rPr>
-          <w:lang w:val="zh_TW" w:bidi="zh_TW"/>
-        </w:rPr>
-        <w:t>，</w:t>
-      </w:r>
-      <w:hyperlink r:id="rId37">
-        <w:r>
-          <w:rPr>
-            <w:lang w:val="zh_TW" w:bidi="zh_TW"/>
-          </w:rPr>
-          <w:rPr>
-            <w:color w:val="0000EE"/>
-            <w:u w:val="single"/>
-          </w:rPr>
-          <w:t>22:18</w:t>
-        </w:r>
-      </w:hyperlink>
-      <w:r>
-        <w:rPr>
-          <w:lang w:val="zh_TW" w:bidi="zh_TW"/>
-        </w:rPr>
-        <w:t>，</w:t>
-      </w:r>
-      <w:hyperlink r:id="rId38">
-        <w:r>
-          <w:rPr>
-            <w:lang w:val="zh_TW" w:bidi="zh_TW"/>
-          </w:rPr>
-          <w:rPr>
-            <w:color w:val="0000EE"/>
-            <w:u w:val="single"/>
-          </w:rPr>
-          <w:t>26:4</w:t>
-        </w:r>
-      </w:hyperlink>
-      <w:r>
-        <w:rPr>
-          <w:lang w:val="zh_TW" w:bidi="zh_TW"/>
-        </w:rPr>
-        <w:t>，</w:t>
-      </w:r>
-      <w:hyperlink r:id="rId39">
-        <w:r>
-          <w:rPr>
-            <w:lang w:val="zh_TW" w:bidi="zh_TW"/>
-          </w:rPr>
-          <w:rPr>
-            <w:color w:val="0000EE"/>
-            <w:u w:val="single"/>
-          </w:rPr>
-          <w:t>28:14</w:t>
-        </w:r>
-      </w:hyperlink>
-      <w:r>
-        <w:rPr>
-          <w:lang w:val="zh_TW" w:bidi="zh_TW"/>
-        </w:rPr>
-        <w:t>），指的是</w:t>
-      </w:r>
-      <w:hyperlink r:id="rId28">
-        <w:r>
-          <w:rPr>
-            <w:lang w:val="zh_TW" w:bidi="zh_TW"/>
-          </w:rPr>
-          <w:rPr>
-            <w:color w:val="0000EE"/>
-            <w:u w:val="single"/>
-          </w:rPr>
-          <w:t>創世記三章15節</w:t>
-        </w:r>
-      </w:hyperlink>
-      <w:r>
-        <w:rPr>
-          <w:lang w:val="zh_TW" w:bidi="zh_TW"/>
-        </w:rPr>
-        <w:t>並指向基督。</w:t>
-      </w:r>
-    </w:p>
-    <w:p>
-      <w:pPr>
-        <w:pStyle w:val="Heading4"/>
-      </w:pPr>
-      <w:r>
-        <w:rPr>
-          <w:lang w:val="zh_TW" w:bidi="zh_TW"/>
-        </w:rPr>
-        <w:t>給大衛的應許</w:t>
-      </w:r>
-    </w:p>
-    <w:p>
-      <w:pPr/>
-      <w:r>
-        <w:rPr>
-          <w:lang w:val="zh_TW" w:bidi="zh_TW"/>
-        </w:rPr>
-      </w:r>
-      <w:r>
-        <w:rPr>
-          <w:lang w:val="zh_TW" w:bidi="zh_TW"/>
-        </w:rPr>
-        <w:t>在</w:t>
-      </w:r>
-      <w:hyperlink r:id="rId32">
-        <w:r>
-          <w:rPr>
-            <w:lang w:val="zh_TW" w:bidi="zh_TW"/>
-          </w:rPr>
-          <w:rPr>
-            <w:color w:val="0000EE"/>
-            <w:u w:val="single"/>
-          </w:rPr>
-          <w:t>撒母耳記下七章</w:t>
-        </w:r>
-      </w:hyperlink>
-      <w:r>
-        <w:rPr>
-          <w:lang w:val="zh_TW" w:bidi="zh_TW"/>
-        </w:rPr>
-        <w:t>，神給了大衛王一個應許，就是他的王朝要永遠堅立（</w:t>
-      </w:r>
-      <w:hyperlink r:id="rId40">
-        <w:r>
-          <w:rPr>
-            <w:lang w:val="zh_TW" w:bidi="zh_TW"/>
-          </w:rPr>
-          <w:rPr>
-            <w:color w:val="0000EE"/>
-            <w:u w:val="single"/>
-          </w:rPr>
-          <w:t>撒下7:16</w:t>
-        </w:r>
-      </w:hyperlink>
-      <w:r>
-        <w:rPr>
-          <w:lang w:val="zh_TW" w:bidi="zh_TW"/>
-        </w:rPr>
-        <w:t>；</w:t>
-      </w:r>
-      <w:hyperlink r:id="rId41">
-        <w:r>
-          <w:rPr>
-            <w:lang w:val="zh_TW" w:bidi="zh_TW"/>
-          </w:rPr>
-          <w:rPr>
-            <w:color w:val="0000EE"/>
-            <w:u w:val="single"/>
-          </w:rPr>
-          <w:t>詩89:34–37</w:t>
-        </w:r>
-      </w:hyperlink>
-      <w:r>
-        <w:rPr>
-          <w:lang w:val="zh_TW" w:bidi="zh_TW"/>
-        </w:rPr>
-        <w:t>）。這個大衛之約將應許的後裔範圍，縮小到大衛的王室血統。這個應許從亞當開始，經過塞特、閃、亞伯拉罕、以撒、雅各和猶大延續而來。大衛要成為將要來的彌賽亞君王的先祖（</w:t>
-      </w:r>
-      <w:hyperlink r:id="rId42">
-        <w:r>
-          <w:rPr>
-            <w:lang w:val="zh_TW" w:bidi="zh_TW"/>
-          </w:rPr>
-          <w:rPr>
-            <w:color w:val="0000EE"/>
-            <w:u w:val="single"/>
-          </w:rPr>
-          <w:t>詩篇89:3</w:t>
-        </w:r>
-      </w:hyperlink>
-      <w:r>
-        <w:rPr>
-          <w:lang w:val="zh_TW" w:bidi="zh_TW"/>
-        </w:rPr>
-        <w:t>、</w:t>
-      </w:r>
-      <w:hyperlink r:id="rId42">
-        <w:r>
-          <w:rPr>
-            <w:lang w:val="zh_TW" w:bidi="zh_TW"/>
-          </w:rPr>
-          <w:rPr>
-            <w:color w:val="0000EE"/>
-            <w:u w:val="single"/>
-          </w:rPr>
-          <w:t>27–37</w:t>
-        </w:r>
-      </w:hyperlink>
-      <w:r>
-        <w:rPr>
-          <w:lang w:val="zh_TW" w:bidi="zh_TW"/>
-        </w:rPr>
-        <w:t>）。因此，大衛成為神拯救世界計劃的核心人物。耶穌基督被稱為大衛的子孫，亞伯拉罕的後裔（</w:t>
-      </w:r>
-      <w:hyperlink r:id="rId43">
-        <w:r>
-          <w:rPr>
-            <w:lang w:val="zh_TW" w:bidi="zh_TW"/>
-          </w:rPr>
-          <w:rPr>
-            <w:color w:val="0000EE"/>
-            <w:u w:val="single"/>
-          </w:rPr>
-          <w:t>太1:1</w:t>
-        </w:r>
-      </w:hyperlink>
-      <w:r>
-        <w:rPr>
-          <w:lang w:val="zh_TW" w:bidi="zh_TW"/>
-        </w:rPr>
         <w:t>）。</w:t>
-      </w:r>
-    </w:p>
-    <w:p>
-      <w:pPr>
-        <w:pStyle w:val="Heading4"/>
-      </w:pPr>
-      <w:r>
-        <w:rPr>
-          <w:lang w:val="zh_TW" w:bidi="zh_TW"/>
-        </w:rPr>
-        <w:t>新約聖經的應許</w:t>
-      </w:r>
-    </w:p>
-    <w:p>
-      <w:pPr/>
-      <w:r>
-        <w:rPr>
-          <w:lang w:val="zh_TW" w:bidi="zh_TW"/>
-        </w:rPr>
-      </w:r>
-      <w:hyperlink r:id="rId44">
-        <w:r>
-          <w:rPr>
-            <w:lang w:val="zh_TW" w:bidi="zh_TW"/>
-          </w:rPr>
-          <w:rPr>
-            <w:color w:val="0000EE"/>
-            <w:u w:val="single"/>
-          </w:rPr>
-          <w:t>耶利米書三十一章31至37節</w:t>
-        </w:r>
-      </w:hyperlink>
-      <w:r>
-        <w:rPr>
-          <w:lang w:val="zh_TW" w:bidi="zh_TW"/>
-        </w:rPr>
-        <w:t>應許，主將會在未來與以色列和猶大家立一個新的約。這個新的約重申並擴展舊約：「我要作他們的神，他們要作我的子民……我要赦免他們的罪孽，不再記念他們的罪惡。」（</w:t>
-      </w:r>
-      <w:hyperlink r:id="rId45">
-        <w:r>
-          <w:rPr>
-            <w:lang w:val="zh_TW" w:bidi="zh_TW"/>
-          </w:rPr>
-          <w:rPr>
-            <w:color w:val="0000EE"/>
-            <w:u w:val="single"/>
-          </w:rPr>
-          <w:t>耶31:33–34</w:t>
-        </w:r>
-      </w:hyperlink>
-      <w:r>
-        <w:rPr>
-          <w:lang w:val="zh_TW" w:bidi="zh_TW"/>
-        </w:rPr>
-        <w:t>）。耶利米書的「新的約」，重申亞伯拉罕和大衛之約的應許。</w:t>
-      </w:r>
-    </w:p>
-    <w:p>
-      <w:pPr/>
-      <w:r>
-        <w:rPr>
-          <w:lang w:val="zh_TW" w:bidi="zh_TW"/>
-        </w:rPr>
-      </w:r>
-      <w:r>
-        <w:rPr>
-          <w:lang w:val="zh_TW" w:bidi="zh_TW"/>
-        </w:rPr>
-        <w:t>新約始於基督的第一次降臨。現在，信徒通過聖靈領受其祝福（</w:t>
-      </w:r>
-      <w:hyperlink r:id="rId46">
-        <w:r>
-          <w:rPr>
-            <w:lang w:val="zh_TW" w:bidi="zh_TW"/>
-          </w:rPr>
-          <w:rPr>
-            <w:color w:val="0000EE"/>
-            <w:u w:val="single"/>
-          </w:rPr>
-          <w:t>來8:6–13</w:t>
-        </w:r>
-      </w:hyperlink>
-      <w:r>
-        <w:rPr>
-          <w:lang w:val="zh_TW" w:bidi="zh_TW"/>
-        </w:rPr>
-        <w:t>）。這些祝福將在基督再來時完全實現。那時，祂的國要完全建立。我們將在新天新地中享受生命。這時，神的子民將會看見，來世的部分益處已經成真。然而，這個新時代尚未到來。</w:t>
-      </w:r>
-    </w:p>
-    <w:p>
-      <w:pPr>
-        <w:pStyle w:val="Heading3"/>
-      </w:pPr>
-      <w:r>
-        <w:rPr>
-          <w:lang w:val="zh_TW" w:bidi="zh_TW"/>
-        </w:rPr>
-        <w:t>新約聖經中的應許主題</w:t>
-      </w:r>
-    </w:p>
-    <w:p>
-      <w:pPr/>
-      <w:r>
-        <w:rPr>
-          <w:lang w:val="zh_TW" w:bidi="zh_TW"/>
-        </w:rPr>
-      </w:r>
-      <w:r>
-        <w:rPr>
-          <w:lang w:val="zh_TW" w:bidi="zh_TW"/>
-        </w:rPr>
-        <w:t>新約聖經的作者提到舊約聖經的應許，並不將這些應許視為分散的陳述。相反，他們將其視為不同部分，乃屬於在基督裡實現那唯一的應許（見</w:t>
-      </w:r>
-      <w:hyperlink r:id="rId47">
-        <w:r>
-          <w:rPr>
-            <w:lang w:val="zh_TW" w:bidi="zh_TW"/>
-          </w:rPr>
-          <w:rPr>
-            <w:color w:val="0000EE"/>
-            <w:u w:val="single"/>
-          </w:rPr>
-          <w:t>路1:54–55</w:t>
-        </w:r>
-      </w:hyperlink>
-      <w:r>
-        <w:rPr>
-          <w:lang w:val="zh_TW" w:bidi="zh_TW"/>
-        </w:rPr>
-        <w:t>、</w:t>
-      </w:r>
-      <w:hyperlink r:id="rId47">
-        <w:r>
-          <w:rPr>
-            <w:lang w:val="zh_TW" w:bidi="zh_TW"/>
-          </w:rPr>
-          <w:rPr>
-            <w:color w:val="0000EE"/>
-            <w:u w:val="single"/>
-          </w:rPr>
-          <w:t>69–73</w:t>
-        </w:r>
-      </w:hyperlink>
-      <w:r>
-        <w:rPr>
-          <w:lang w:val="zh_TW" w:bidi="zh_TW"/>
-        </w:rPr>
-        <w:t>；</w:t>
-      </w:r>
-      <w:hyperlink r:id="rId48">
-        <w:r>
-          <w:rPr>
-            <w:lang w:val="zh_TW" w:bidi="zh_TW"/>
-          </w:rPr>
-          <w:rPr>
-            <w:color w:val="0000EE"/>
-            <w:u w:val="single"/>
-          </w:rPr>
-          <w:t>徒13:23</w:t>
-        </w:r>
-      </w:hyperlink>
-      <w:r>
-        <w:rPr>
-          <w:lang w:val="zh_TW" w:bidi="zh_TW"/>
-        </w:rPr>
-        <w:t>、</w:t>
-      </w:r>
-      <w:hyperlink r:id="rId48">
-        <w:r>
-          <w:rPr>
-            <w:lang w:val="zh_TW" w:bidi="zh_TW"/>
-          </w:rPr>
-          <w:rPr>
-            <w:color w:val="0000EE"/>
-            <w:u w:val="single"/>
-          </w:rPr>
-          <w:t>32–33</w:t>
-        </w:r>
-      </w:hyperlink>
-      <w:r>
-        <w:rPr>
-          <w:lang w:val="zh_TW" w:bidi="zh_TW"/>
-        </w:rPr>
-        <w:t>；</w:t>
-      </w:r>
-      <w:hyperlink r:id="rId49">
-        <w:r>
-          <w:rPr>
-            <w:lang w:val="zh_TW" w:bidi="zh_TW"/>
-          </w:rPr>
-          <w:rPr>
-            <w:color w:val="0000EE"/>
-            <w:u w:val="single"/>
-          </w:rPr>
-          <w:t>26:6–7</w:t>
-        </w:r>
-      </w:hyperlink>
-      <w:r>
-        <w:rPr>
-          <w:lang w:val="zh_TW" w:bidi="zh_TW"/>
-        </w:rPr>
-        <w:t>；</w:t>
-      </w:r>
-      <w:hyperlink r:id="rId50">
-        <w:r>
-          <w:rPr>
-            <w:lang w:val="zh_TW" w:bidi="zh_TW"/>
-          </w:rPr>
-          <w:rPr>
-            <w:color w:val="0000EE"/>
-            <w:u w:val="single"/>
-          </w:rPr>
-          <w:t>林後1:20</w:t>
-        </w:r>
-      </w:hyperlink>
-      <w:r>
-        <w:rPr>
-          <w:lang w:val="zh_TW" w:bidi="zh_TW"/>
-        </w:rPr>
-        <w:t>）。耶穌實現對列祖和大衛的應許，因此，我們應該將這些應許的焦點放在祂身上。</w:t>
-      </w:r>
-    </w:p>
-    <w:p>
-      <w:pPr/>
-      <w:r>
-        <w:rPr>
-          <w:lang w:val="zh_TW" w:bidi="zh_TW"/>
-        </w:rPr>
-      </w:r>
-      <w:r>
-        <w:rPr>
-          <w:lang w:val="zh_TW" w:bidi="zh_TW"/>
-        </w:rPr>
-        <w:t>在加拉太書和以弗所書中，保羅擴展了這一點。他告訴外邦基督徒，他們是「在基督耶穌裏，藉着福音，得以同為後嗣，同為一體，同蒙應許」（</w:t>
-      </w:r>
-      <w:hyperlink r:id="rId51">
-        <w:r>
-          <w:rPr>
-            <w:lang w:val="zh_TW" w:bidi="zh_TW"/>
-          </w:rPr>
-          <w:rPr>
-            <w:color w:val="0000EE"/>
-            <w:u w:val="single"/>
-          </w:rPr>
-          <w:t>弗3:6</w:t>
-        </w:r>
-      </w:hyperlink>
-      <w:r>
-        <w:rPr>
-          <w:lang w:val="zh_TW" w:bidi="zh_TW"/>
-        </w:rPr>
-        <w:t>）。保羅說，那些信靠基督的外邦人是應許的後嗣，他們如今成為亞伯拉罕的後裔（</w:t>
-      </w:r>
-      <w:hyperlink r:id="rId52">
-        <w:r>
-          <w:rPr>
-            <w:lang w:val="zh_TW" w:bidi="zh_TW"/>
-          </w:rPr>
-          <w:rPr>
-            <w:color w:val="0000EE"/>
-            <w:u w:val="single"/>
-          </w:rPr>
-          <w:t>加3:29</w:t>
-        </w:r>
-      </w:hyperlink>
-      <w:r>
-        <w:rPr>
-          <w:lang w:val="zh_TW" w:bidi="zh_TW"/>
-        </w:rPr>
-        <w:t>），他甚至將福音等同給亞伯拉罕的應許。他說：「聖經既然預先看明，神要叫外邦人因信稱義，就早已傳福音給亞伯拉罕， 說：『萬國都必因你得福。』」（</w:t>
-      </w:r>
-      <w:hyperlink r:id="rId53">
-        <w:r>
-          <w:rPr>
-            <w:lang w:val="zh_TW" w:bidi="zh_TW"/>
-          </w:rPr>
-          <w:rPr>
-            <w:color w:val="0000EE"/>
-            <w:u w:val="single"/>
-          </w:rPr>
-          <w:t>加3:8</w:t>
-        </w:r>
-      </w:hyperlink>
-      <w:r>
-        <w:rPr>
-          <w:lang w:val="zh_TW" w:bidi="zh_TW"/>
-        </w:rPr>
-        <w:t>）。這些經文以及其它新約經文，確立基督的來臨與應許成就之間的密切關聯。神的應許盡在基督裡面，其基礎是祂為子民所成就，並將要成就的一切。</w:t>
-      </w:r>
-    </w:p>
-    <w:p>
-      <w:pPr/>
-      <w:r>
-        <w:rPr>
-          <w:lang w:val="zh_TW" w:bidi="zh_TW"/>
-        </w:rPr>
-      </w:r>
-      <w:r>
-        <w:rPr>
-          <w:lang w:val="zh_TW" w:bidi="zh_TW"/>
-        </w:rPr>
-        <w:t>新約聖經特別強調應許的另一個層面，是關乎聖靈降臨。保羅稱信徒「受了所應許的聖靈為印記」（</w:t>
-      </w:r>
-      <w:hyperlink r:id="rId54">
-        <w:r>
-          <w:rPr>
-            <w:lang w:val="zh_TW" w:bidi="zh_TW"/>
-          </w:rPr>
-          <w:rPr>
-            <w:color w:val="0000EE"/>
-            <w:u w:val="single"/>
-          </w:rPr>
-          <w:t>弗1:13</w:t>
-        </w:r>
-      </w:hyperlink>
-      <w:r>
-        <w:rPr>
-          <w:lang w:val="zh_TW" w:bidi="zh_TW"/>
-        </w:rPr>
-        <w:t>）。他還說他們「得着所應許的聖靈」（</w:t>
-      </w:r>
-      <w:hyperlink r:id="rId55">
-        <w:r>
-          <w:rPr>
-            <w:lang w:val="zh_TW" w:bidi="zh_TW"/>
-          </w:rPr>
-          <w:rPr>
-            <w:color w:val="0000EE"/>
-            <w:u w:val="single"/>
-          </w:rPr>
-          <w:t>加3:14</w:t>
-        </w:r>
-      </w:hyperlink>
-      <w:r>
-        <w:rPr>
-          <w:lang w:val="zh_TW" w:bidi="zh_TW"/>
-        </w:rPr>
-        <w:t>）。聖靈的恩賜應驗舊約的應許（</w:t>
-      </w:r>
-      <w:hyperlink r:id="rId56">
-        <w:r>
-          <w:rPr>
-            <w:lang w:val="zh_TW" w:bidi="zh_TW"/>
-          </w:rPr>
-          <w:rPr>
-            <w:color w:val="0000EE"/>
-            <w:u w:val="single"/>
-          </w:rPr>
-          <w:t>賽32:15</w:t>
-        </w:r>
-      </w:hyperlink>
-      <w:r>
-        <w:rPr>
-          <w:lang w:val="zh_TW" w:bidi="zh_TW"/>
-        </w:rPr>
-        <w:t>；</w:t>
-      </w:r>
-      <w:hyperlink r:id="rId57">
-        <w:r>
-          <w:rPr>
-            <w:lang w:val="zh_TW" w:bidi="zh_TW"/>
-          </w:rPr>
-          <w:rPr>
-            <w:color w:val="0000EE"/>
-            <w:u w:val="single"/>
-          </w:rPr>
-          <w:t>結36:27</w:t>
-        </w:r>
-      </w:hyperlink>
-      <w:r>
-        <w:rPr>
-          <w:lang w:val="zh_TW" w:bidi="zh_TW"/>
-        </w:rPr>
-        <w:t>；</w:t>
-      </w:r>
-      <w:hyperlink r:id="rId58">
-        <w:r>
-          <w:rPr>
-            <w:lang w:val="zh_TW" w:bidi="zh_TW"/>
-          </w:rPr>
-          <w:rPr>
-            <w:color w:val="0000EE"/>
-            <w:u w:val="single"/>
-          </w:rPr>
-          <w:t>珥2:28</w:t>
-        </w:r>
-      </w:hyperlink>
-      <w:r>
-        <w:rPr>
-          <w:lang w:val="zh_TW" w:bidi="zh_TW"/>
-        </w:rPr>
-        <w:t>）以及基督的應許（</w:t>
-      </w:r>
-      <w:hyperlink r:id="rId59">
-        <w:r>
-          <w:rPr>
-            <w:lang w:val="zh_TW" w:bidi="zh_TW"/>
-          </w:rPr>
-          <w:rPr>
-            <w:color w:val="0000EE"/>
-            <w:u w:val="single"/>
-          </w:rPr>
-          <w:t>路24:49</w:t>
-        </w:r>
-      </w:hyperlink>
-      <w:r>
-        <w:rPr>
-          <w:lang w:val="zh_TW" w:bidi="zh_TW"/>
-        </w:rPr>
-        <w:t>；</w:t>
-      </w:r>
-      <w:hyperlink r:id="rId60">
-        <w:r>
-          <w:rPr>
-            <w:lang w:val="zh_TW" w:bidi="zh_TW"/>
-          </w:rPr>
-          <w:rPr>
-            <w:color w:val="0000EE"/>
-            <w:u w:val="single"/>
-          </w:rPr>
-          <w:t>約14:16</w:t>
-        </w:r>
-      </w:hyperlink>
-      <w:r>
-        <w:rPr>
-          <w:lang w:val="zh_TW" w:bidi="zh_TW"/>
-        </w:rPr>
-        <w:t>、</w:t>
-      </w:r>
-      <w:hyperlink r:id="rId60">
-        <w:r>
-          <w:rPr>
-            <w:lang w:val="zh_TW" w:bidi="zh_TW"/>
-          </w:rPr>
-          <w:rPr>
-            <w:color w:val="0000EE"/>
-            <w:u w:val="single"/>
-          </w:rPr>
-          <w:t>20</w:t>
-        </w:r>
-      </w:hyperlink>
-      <w:r>
-        <w:rPr>
-          <w:lang w:val="zh_TW" w:bidi="zh_TW"/>
-        </w:rPr>
-        <w:t>；</w:t>
-      </w:r>
-      <w:hyperlink r:id="rId61">
-        <w:r>
-          <w:rPr>
-            <w:lang w:val="zh_TW" w:bidi="zh_TW"/>
-          </w:rPr>
-          <w:rPr>
-            <w:color w:val="0000EE"/>
-            <w:u w:val="single"/>
-          </w:rPr>
-          <w:t>徒1:4</w:t>
-        </w:r>
-      </w:hyperlink>
-      <w:r>
-        <w:rPr>
-          <w:lang w:val="zh_TW" w:bidi="zh_TW"/>
-        </w:rPr>
-        <w:t>），但同時也是尚未成就的未來應許。保羅將聖靈在信徒裡的同在，視為我們得基業的憑據。（</w:t>
-      </w:r>
-      <w:hyperlink r:id="rId62">
-        <w:r>
-          <w:rPr>
-            <w:lang w:val="zh_TW" w:bidi="zh_TW"/>
-          </w:rPr>
-          <w:rPr>
-            <w:color w:val="0000EE"/>
-            <w:u w:val="single"/>
-          </w:rPr>
-          <w:t>林後1:22</w:t>
-        </w:r>
-      </w:hyperlink>
-      <w:r>
-        <w:rPr>
-          <w:lang w:val="zh_TW" w:bidi="zh_TW"/>
-        </w:rPr>
-        <w:t>，</w:t>
-      </w:r>
-      <w:hyperlink r:id="rId63">
-        <w:r>
-          <w:rPr>
-            <w:lang w:val="zh_TW" w:bidi="zh_TW"/>
-          </w:rPr>
-          <w:rPr>
-            <w:color w:val="0000EE"/>
-            <w:u w:val="single"/>
-          </w:rPr>
-          <w:t>5:5</w:t>
-        </w:r>
-      </w:hyperlink>
-      <w:r>
-        <w:rPr>
-          <w:lang w:val="zh_TW" w:bidi="zh_TW"/>
-        </w:rPr>
-        <w:t>；</w:t>
-      </w:r>
-      <w:hyperlink r:id="rId64">
-        <w:r>
-          <w:rPr>
-            <w:lang w:val="zh_TW" w:bidi="zh_TW"/>
-          </w:rPr>
-          <w:rPr>
-            <w:color w:val="0000EE"/>
-            <w:u w:val="single"/>
-          </w:rPr>
-          <w:t>弗1:14</w:t>
-        </w:r>
-      </w:hyperlink>
-      <w:r>
-        <w:rPr>
-          <w:lang w:val="zh_TW" w:bidi="zh_TW"/>
-        </w:rPr>
-        <w:t>）。聖靈是將來榮耀的「初熟果子」（</w:t>
-      </w:r>
-      <w:hyperlink r:id="rId65">
-        <w:r>
-          <w:rPr>
-            <w:lang w:val="zh_TW" w:bidi="zh_TW"/>
-          </w:rPr>
-          <w:rPr>
-            <w:color w:val="0000EE"/>
-            <w:u w:val="single"/>
-          </w:rPr>
-          <w:t>羅8:23</w:t>
-        </w:r>
-      </w:hyperlink>
-      <w:r>
-        <w:rPr>
-          <w:lang w:val="zh_TW" w:bidi="zh_TW"/>
-        </w:rPr>
-        <w:t>）。</w:t>
-      </w:r>
-    </w:p>
-    <w:p>
-      <w:pPr/>
-      <w:r>
-        <w:rPr>
-          <w:lang w:val="zh_TW" w:bidi="zh_TW"/>
-        </w:rPr>
-      </w:r>
-      <w:r>
-        <w:rPr>
-          <w:lang w:val="zh_TW" w:bidi="zh_TW"/>
-        </w:rPr>
-        <w:t>新約聖經應許主題的最後一個面向，是肯定基督第二次降臨與新天新地（參</w:t>
-      </w:r>
-      <w:hyperlink r:id="rId66">
-        <w:r>
-          <w:rPr>
-            <w:lang w:val="zh_TW" w:bidi="zh_TW"/>
-          </w:rPr>
-          <w:rPr>
-            <w:color w:val="0000EE"/>
-            <w:u w:val="single"/>
-          </w:rPr>
-          <w:t>約14:1–3</w:t>
-        </w:r>
-      </w:hyperlink>
-      <w:r>
-        <w:rPr>
-          <w:lang w:val="zh_TW" w:bidi="zh_TW"/>
-        </w:rPr>
-        <w:t>；</w:t>
-      </w:r>
-      <w:hyperlink r:id="rId67">
-        <w:r>
-          <w:rPr>
-            <w:lang w:val="zh_TW" w:bidi="zh_TW"/>
-          </w:rPr>
-          <w:rPr>
-            <w:color w:val="0000EE"/>
-            <w:u w:val="single"/>
-          </w:rPr>
-          <w:t>彼後3:4</w:t>
-        </w:r>
-      </w:hyperlink>
-      <w:r>
-        <w:rPr>
-          <w:lang w:val="zh_TW" w:bidi="zh_TW"/>
-        </w:rPr>
-        <w:t>、</w:t>
-      </w:r>
-      <w:hyperlink r:id="rId67">
-        <w:r>
-          <w:rPr>
-            <w:lang w:val="zh_TW" w:bidi="zh_TW"/>
-          </w:rPr>
-          <w:rPr>
-            <w:color w:val="0000EE"/>
-            <w:u w:val="single"/>
-          </w:rPr>
-          <w:t>9</w:t>
-        </w:r>
-      </w:hyperlink>
-      <w:r>
-        <w:rPr>
-          <w:lang w:val="zh_TW" w:bidi="zh_TW"/>
-        </w:rPr>
-        <w:t>、</w:t>
-      </w:r>
-      <w:hyperlink r:id="rId67">
-        <w:r>
-          <w:rPr>
-            <w:lang w:val="zh_TW" w:bidi="zh_TW"/>
-          </w:rPr>
-          <w:rPr>
-            <w:color w:val="0000EE"/>
-            <w:u w:val="single"/>
-          </w:rPr>
-          <w:t>13</w:t>
-        </w:r>
-      </w:hyperlink>
-      <w:r>
-        <w:rPr>
-          <w:lang w:val="zh_TW" w:bidi="zh_TW"/>
-        </w:rPr>
-        <w:t>）。</w:t>
-      </w:r>
-    </w:p>
-    <w:p>
-      <w:pPr/>
-      <w:r>
-        <w:rPr>
-          <w:lang w:val="zh_TW" w:bidi="zh_TW"/>
-        </w:rPr>
-      </w:r>
-      <w:r>
-        <w:rPr>
-          <w:i/>
-          <w:lang w:val="zh_TW" w:bidi="zh_TW"/>
-        </w:rPr>
-        <w:t>另見</w:t>
-      </w:r>
-      <w:r>
-        <w:rPr>
-          <w:lang w:val="zh_TW" w:bidi="zh_TW"/>
-        </w:rPr>
-        <w:t>盟約</w:t>
-      </w:r>
-      <w:r>
-        <w:rPr>
-          <w:lang w:val="zh_TW" w:bidi="zh_TW"/>
-        </w:rPr>
-        <w:t>；</w:t>
-      </w:r>
-      <w:r>
-        <w:rPr>
-          <w:lang w:val="zh_TW" w:bidi="zh_TW"/>
-        </w:rPr>
-        <w:t>神的存在與屬性</w:t>
-      </w:r>
-      <w:r>
-        <w:rPr>
-          <w:lang w:val="zh_TW" w:bidi="zh_TW"/>
-        </w:rPr>
-        <w:t>；</w:t>
-      </w:r>
-      <w:r>
-        <w:rPr>
-          <w:lang w:val="zh_TW" w:bidi="zh_TW"/>
-        </w:rPr>
-        <w:t>盼望</w:t>
-      </w:r>
-      <w:r>
-        <w:rPr>
-          <w:lang w:val="zh_TW" w:bidi="zh_TW"/>
-        </w:rPr>
-        <w:t>；</w:t>
-      </w:r>
-      <w:r>
-        <w:rPr>
-          <w:lang w:val="zh_TW" w:bidi="zh_TW"/>
-        </w:rPr>
-        <w:t>預言</w:t>
-      </w:r>
-      <w:r>
-        <w:rPr>
-          <w:lang w:val="zh_TW" w:bidi="zh_TW"/>
-        </w:rPr>
-        <w:t>；</w:t>
-      </w:r>
-      <w:r>
-        <w:rPr>
-          <w:lang w:val="zh_TW" w:bidi="zh_TW"/>
-        </w:rPr>
-        <w:t>先知，女先知</w:t>
-      </w:r>
-      <w:r>
-        <w:rPr>
-          <w:lang w:val="zh_TW" w:bidi="zh_TW"/>
-        </w:rPr>
-        <w:t>。</w:t>
       </w:r>
       <w:r>
         <w:rPr>
@@ -3909,12 +2681,6 @@
   </w:num>
   <w:num w:numId="13" w16cid:durableId="592781308">
     <w:abstractNumId w:val="11"/>
-  </w:num>
-  <w:num w:numId="14">
-    <w:abstractNumId w:val="3"/>
-    <w:lvlOverride w:ilvl="0">
-      <w:startOverride w:val="1"/>
-    </w:lvlOverride>
   </w:num>
   <w:numIdMacAtCleanup w:val="10"/>
 </w:numbering>

--- a/zht/docx/174.content.docx
+++ b/zht/docx/174.content.docx
@@ -19,7 +19,7 @@
         <w:rPr>
           <w:lang w:val="zh_TW" w:bidi="zh_TW"/>
         </w:rPr>
-        <w:t>Resource: Tyndale Open Bible Dictionary</w:t>
+        <w:t>Resource: Aquifer Open Bible Dictionary</w:t>
       </w:r>
       <w:r>
         <w:rPr>
@@ -112,7 +112,7 @@
         <w:rPr>
           <w:lang w:val="zh_TW" w:bidi="zh_TW"/>
         </w:rPr>
-        <w:t>Tyndale Open Bible Dictionary</w:t>
+        <w:t>Aquifer Open Bible Dictionary</w:t>
       </w:r>
     </w:p>
     <w:p>
@@ -149,7 +149,7 @@
         <w:rPr>
           <w:lang w:val="zh_TW" w:bidi="zh_TW"/>
         </w:rPr>
-        <w:t>xie</w:t>
+        <w:t>xiao</w:t>
       </w:r>
       <w:r>
         <w:rPr>
@@ -212,7 +212,7 @@
         <w:rPr>
           <w:lang w:val="zh_TW" w:bidi="zh_TW"/>
         </w:rPr>
-        <w:t>褻瀆</w:t>
+        <w:t>小錢</w:t>
       </w:r>
       <w:r>
         <w:rPr>
@@ -231,32 +231,7 @@
         <w:rPr>
           <w:lang w:val="zh_TW" w:bidi="zh_TW"/>
         </w:rPr>
-        <w:t>指褻瀆或輕蔑神的言語或文字（或對神的行為）。在一般意義上，「褻瀆（blasphemy）」可以指任何誹謗，包括任何侮辱或貶低他人的言語或行為。在希臘文獻中，這個詞用於侮辱或嘲笑活人或死人。這個詞的用法被延伸至神，包括質疑神的大能和嘲笑神的本性。</w:t>
-      </w:r>
-    </w:p>
-    <w:p>
-      <w:pPr>
-        <w:pStyle w:val="Heading3"/>
-      </w:pPr>
-      <w:r>
-        <w:rPr>
-          <w:lang w:val="zh_TW" w:bidi="zh_TW"/>
-        </w:rPr>
-        <w:t>舊約中的褻瀆</w:t>
-      </w:r>
-    </w:p>
-    <w:p>
-      <w:pPr/>
-      <w:r>
-        <w:rPr>
-          <w:lang w:val="zh_TW" w:bidi="zh_TW"/>
-        </w:rPr>
-      </w:r>
-      <w:r>
-        <w:rPr>
-          <w:lang w:val="zh_TW" w:bidi="zh_TW"/>
-        </w:rPr>
-        <w:t>在舊約中，「褻瀆」總是指侮辱神，可能是直接攻擊神，或是間接嘲弄神。無論哪種方式，都會減損神的榮耀和尊嚴，所以褻瀆是讚美的反面。以色列人可能會透過詛咒神（</w:t>
+        <w:t>一種小型青銅幣或銅幣，其價值不到一分錢。</w:t>
       </w:r>
       <w:hyperlink r:id="rId13">
         <w:r>
@@ -267,14 +242,99 @@
             <w:color w:val="0000EE"/>
             <w:u w:val="single"/>
           </w:rPr>
-          <w:t>利24:10–16</w:t>
+          <w:t>馬可福音十二章42節</w:t>
         </w:r>
       </w:hyperlink>
       <w:r>
         <w:rPr>
           <w:lang w:val="zh_TW" w:bidi="zh_TW"/>
         </w:rPr>
-        <w:t>）或故意違背神的律法（</w:t>
+        <w:t>中使用了這個詞。</w:t>
+      </w:r>
+      <w:r>
+        <w:rPr>
+          <w:i/>
+          <w:lang w:val="zh_TW" w:bidi="zh_TW"/>
+        </w:rPr>
+        <w:t>參</w:t>
+      </w:r>
+      <w:r>
+        <w:rPr>
+          <w:lang w:val="zh_TW" w:bidi="zh_TW"/>
+        </w:rPr>
+        <w:t xml:space="preserve">： </w:t>
+      </w:r>
+      <w:r>
+        <w:rPr>
+          <w:lang w:val="zh_TW" w:bidi="zh_TW"/>
+        </w:rPr>
+        <w:t>硬幣</w:t>
+      </w:r>
+      <w:r>
+        <w:rPr>
+          <w:lang w:val="zh_TW" w:bidi="zh_TW"/>
+        </w:rPr>
+        <w:t>；</w:t>
+      </w:r>
+      <w:r>
+        <w:rPr>
+          <w:lang w:val="zh_TW" w:bidi="zh_TW"/>
+        </w:rPr>
+        <w:t>金錢</w:t>
+      </w:r>
+      <w:r>
+        <w:rPr>
+          <w:lang w:val="zh_TW" w:bidi="zh_TW"/>
+        </w:rPr>
+        <w:t>。</w:t>
+      </w:r>
+      <w:r>
+        <w:rPr>
+          <w:lang w:val="zh_TW" w:bidi="zh_TW"/>
+        </w:rPr>
+      </w:r>
+      <w:r>
+        <w:rPr>
+          <w:lang w:val="zh_TW" w:bidi="zh_TW"/>
+        </w:rPr>
+      </w:r>
+    </w:p>
+    <w:p>
+      <w:pPr/>
+      <w:r>
+        <w:rPr>
+          <w:lang w:val="zh_TW" w:bidi="zh_TW"/>
+        </w:rPr>
+      </w:r>
+    </w:p>
+    <w:p>
+      <w:pPr>
+        <w:pStyle w:val="Heading2"/>
+      </w:pPr>
+      <w:r>
+        <w:rPr>
+          <w:lang w:val="zh_TW" w:bidi="zh_TW"/>
+        </w:rPr>
+        <w:t>笑</w:t>
+      </w:r>
+      <w:r>
+        <w:rPr>
+          <w:lang w:val="zh_TW" w:bidi="zh_TW"/>
+        </w:rPr>
+      </w:r>
+    </w:p>
+    <w:p>
+      <w:pPr/>
+      <w:r>
+        <w:rPr>
+          <w:lang w:val="zh_TW" w:bidi="zh_TW"/>
+        </w:rPr>
+      </w:r>
+      <w:r>
+        <w:rPr>
+          <w:lang w:val="zh_TW" w:bidi="zh_TW"/>
+        </w:rPr>
+        <w:t>各種情緒的表達。笑能表達極其喜樂的快樂，當環境轉好時也是如此，例如猶大人從被擄歸回的時候（</w:t>
       </w:r>
       <w:hyperlink r:id="rId14">
         <w:r>
@@ -285,14 +345,14 @@
             <w:color w:val="0000EE"/>
             <w:u w:val="single"/>
           </w:rPr>
-          <w:t>民15:30</w:t>
+          <w:t>詩126:2</w:t>
         </w:r>
       </w:hyperlink>
       <w:r>
         <w:rPr>
           <w:lang w:val="zh_TW" w:bidi="zh_TW"/>
         </w:rPr>
-        <w:t>）來直接侮辱祂的「名」（神的名字：耶和華）。任何一種褻瀆神的行為都會被處死刑，就像拜偶像一樣，這是最嚴重的褻瀆神（</w:t>
+        <w:t>）。約伯的一位安慰者也真誠卻又輕易地將這樣的喜樂送給約伯（</w:t>
       </w:r>
       <w:hyperlink r:id="rId15">
         <w:r>
@@ -303,28 +363,14 @@
             <w:color w:val="0000EE"/>
             <w:u w:val="single"/>
           </w:rPr>
-          <w:t>賽66:3</w:t>
+          <w:t>伯8:21</w:t>
         </w:r>
       </w:hyperlink>
       <w:r>
         <w:rPr>
           <w:lang w:val="zh_TW" w:bidi="zh_TW"/>
         </w:rPr>
-        <w:t>）。</w:t>
-      </w:r>
-    </w:p>
-    <w:p>
-      <w:pPr/>
-      <w:r>
-        <w:rPr>
-          <w:lang w:val="zh_TW" w:bidi="zh_TW"/>
-        </w:rPr>
-      </w:r>
-      <w:r>
-        <w:rPr>
-          <w:lang w:val="zh_TW" w:bidi="zh_TW"/>
-        </w:rPr>
-        <w:t>人們認為外邦人從未體驗過耶和華的大能和威嚴，最有可能褻瀆神。因此，在亞述王將耶和華等同於他已征服的列國的神時，就犯了褻瀆神的罪（</w:t>
+        <w:t>）。為了鼓勵其他人，笑也可以是帶著善意與友善的（</w:t>
       </w:r>
       <w:hyperlink r:id="rId16">
         <w:r>
@@ -335,14 +381,14 @@
             <w:color w:val="0000EE"/>
             <w:u w:val="single"/>
           </w:rPr>
-          <w:t>王下19:4–6、22</w:t>
+          <w:t>29:24</w:t>
         </w:r>
       </w:hyperlink>
       <w:r>
         <w:rPr>
           <w:lang w:val="zh_TW" w:bidi="zh_TW"/>
         </w:rPr>
-        <w:t>）。由於亞述王的傲慢，先知以賽亞預言他必會滅亡。當以色列被擄時（</w:t>
+        <w:t>）。雖然「哭有時，笑有時」（</w:t>
       </w:r>
       <w:hyperlink r:id="rId17">
         <w:r>
@@ -353,14 +399,14 @@
             <w:color w:val="0000EE"/>
             <w:u w:val="single"/>
           </w:rPr>
-          <w:t>賽52:5</w:t>
+          <w:t>傳3:4</w:t>
         </w:r>
       </w:hyperlink>
       <w:r>
         <w:rPr>
           <w:lang w:val="zh_TW" w:bidi="zh_TW"/>
         </w:rPr>
-        <w:t>），當以東嘲笑荒涼的「以色列山」時（</w:t>
+        <w:t>），但傳道者心裡存著疑問：人生不是一件可笑的事，憂愁反而能成為更好的教師（</w:t>
       </w:r>
       <w:hyperlink r:id="rId18">
         <w:r>
@@ -371,14 +417,14 @@
             <w:color w:val="0000EE"/>
             <w:u w:val="single"/>
           </w:rPr>
-          <w:t>結35:12</w:t>
+          <w:t>2:2</w:t>
         </w:r>
       </w:hyperlink>
       <w:r>
         <w:rPr>
           <w:lang w:val="zh_TW" w:bidi="zh_TW"/>
         </w:rPr>
-        <w:t>），當敵人嘲笑神沒有保護耶路撒冷時（</w:t>
+        <w:t>，</w:t>
       </w:r>
       <w:hyperlink r:id="rId19">
         <w:r>
@@ -389,14 +435,14 @@
             <w:color w:val="0000EE"/>
             <w:u w:val="single"/>
           </w:rPr>
-          <w:t>詩74:18</w:t>
+          <w:t>7:3</w:t>
         </w:r>
       </w:hyperlink>
       <w:r>
         <w:rPr>
           <w:lang w:val="zh_TW" w:bidi="zh_TW"/>
         </w:rPr>
-        <w:t>；</w:t>
+        <w:t>）。然而，人能夠不把某些事太當真，也是好的。那位預備周全的賢德婦人「想到日後的景況就喜笑」（</w:t>
       </w:r>
       <w:hyperlink r:id="rId20">
         <w:r>
@@ -407,39 +453,14 @@
             <w:color w:val="0000EE"/>
             <w:u w:val="single"/>
           </w:rPr>
-          <w:t>馬加比一書2:6</w:t>
+          <w:t>箴31:25</w:t>
         </w:r>
       </w:hyperlink>
       <w:r>
         <w:rPr>
           <w:lang w:val="zh_TW" w:bidi="zh_TW"/>
         </w:rPr>
-        <w:t>），神也受到嘲笑。</w:t>
-      </w:r>
-    </w:p>
-    <w:p>
-      <w:pPr>
-        <w:pStyle w:val="Heading3"/>
-      </w:pPr>
-      <w:r>
-        <w:rPr>
-          <w:lang w:val="zh_TW" w:bidi="zh_TW"/>
-        </w:rPr>
-        <w:t>新約中的褻瀆</w:t>
-      </w:r>
-    </w:p>
-    <w:p>
-      <w:pPr/>
-      <w:r>
-        <w:rPr>
-          <w:lang w:val="zh_TW" w:bidi="zh_TW"/>
-        </w:rPr>
-      </w:r>
-      <w:r>
-        <w:rPr>
-          <w:lang w:val="zh_TW" w:bidi="zh_TW"/>
-        </w:rPr>
-        <w:t>在新約中，褻瀆具有更廣泛的希臘語含義。它包括誹謗人以及神（</w:t>
+        <w:t>）。約伯也得著了不必擔心爭戰和饑荒的應許（</w:t>
       </w:r>
       <w:hyperlink r:id="rId21">
         <w:r>
@@ -450,14 +471,14 @@
             <w:color w:val="0000EE"/>
             <w:u w:val="single"/>
           </w:rPr>
-          <w:t>太15:19</w:t>
+          <w:t>伯5:22</w:t>
         </w:r>
       </w:hyperlink>
       <w:r>
         <w:rPr>
           <w:lang w:val="zh_TW" w:bidi="zh_TW"/>
         </w:rPr>
-        <w:t>；另見</w:t>
+        <w:t>；參</w:t>
       </w:r>
       <w:hyperlink r:id="rId22">
         <w:r>
@@ -468,14 +489,28 @@
             <w:color w:val="0000EE"/>
             <w:u w:val="single"/>
           </w:rPr>
-          <w:t>羅3:8</w:t>
+          <w:t>哈1:9</w:t>
         </w:r>
       </w:hyperlink>
       <w:r>
         <w:rPr>
           <w:lang w:val="zh_TW" w:bidi="zh_TW"/>
         </w:rPr>
-        <w:t>；</w:t>
+        <w:t>）。</w:t>
+      </w:r>
+    </w:p>
+    <w:p>
+      <w:pPr/>
+      <w:r>
+        <w:rPr>
+          <w:lang w:val="zh_TW" w:bidi="zh_TW"/>
+        </w:rPr>
+      </w:r>
+      <w:r>
+        <w:rPr>
+          <w:lang w:val="zh_TW" w:bidi="zh_TW"/>
+        </w:rPr>
+        <w:t>笑也帶著負面、嘲諷的意味。我們會嘲笑別人，也會笑他們受到羞辱。這個層面在舊約聖經裡特別突出。約伯和耶利米都抱怨自己成了笑柄（</w:t>
       </w:r>
       <w:hyperlink r:id="rId23">
         <w:r>
@@ -486,7 +521,7 @@
             <w:color w:val="0000EE"/>
             <w:u w:val="single"/>
           </w:rPr>
-          <w:t>林前10:30</w:t>
+          <w:t>伯12:4</w:t>
         </w:r>
       </w:hyperlink>
       <w:r>
@@ -504,14 +539,14 @@
             <w:color w:val="0000EE"/>
             <w:u w:val="single"/>
           </w:rPr>
-          <w:t>弗4:31</w:t>
+          <w:t>耶20:7</w:t>
         </w:r>
       </w:hyperlink>
       <w:r>
         <w:rPr>
           <w:lang w:val="zh_TW" w:bidi="zh_TW"/>
         </w:rPr>
-        <w:t>；</w:t>
+        <w:t>）。以色列這個民族也抱怨，仇敵在他們的患難中譏笑他們（</w:t>
       </w:r>
       <w:hyperlink r:id="rId25">
         <w:r>
@@ -522,14 +557,14 @@
             <w:color w:val="0000EE"/>
             <w:u w:val="single"/>
           </w:rPr>
-          <w:t>多3:2</w:t>
+          <w:t>詩80:6</w:t>
         </w:r>
       </w:hyperlink>
       <w:r>
         <w:rPr>
           <w:lang w:val="zh_TW" w:bidi="zh_TW"/>
         </w:rPr>
-        <w:t>）。它甚至包括嘲笑天使或惡魔的勢力，這與嘲笑任何其它存在物一樣都是錯的（</w:t>
+        <w:t>；參</w:t>
       </w:r>
       <w:hyperlink r:id="rId26">
         <w:r>
@@ -540,9 +575,15 @@
             <w:color w:val="0000EE"/>
             <w:u w:val="single"/>
           </w:rPr>
-          <w:t>彼後2:10–12；</w:t>
+          <w:t>代下30:10</w:t>
         </w:r>
       </w:hyperlink>
+      <w:r>
+        <w:rPr>
+          <w:lang w:val="zh_TW" w:bidi="zh_TW"/>
+        </w:rPr>
+        <w:t>）。有時這樣的笑確實有其理由。在</w:t>
+      </w:r>
       <w:hyperlink r:id="rId27">
         <w:r>
           <w:rPr>
@@ -552,28 +593,14 @@
             <w:color w:val="0000EE"/>
             <w:u w:val="single"/>
           </w:rPr>
-          <w:t>猶1:8–10</w:t>
+          <w:t>詩篇五十二篇6節</w:t>
         </w:r>
       </w:hyperlink>
       <w:r>
         <w:rPr>
           <w:lang w:val="zh_TW" w:bidi="zh_TW"/>
         </w:rPr>
-        <w:t>）。換句話說，任何形式的誹謗、嘲笑和嘲諷在新約中都是完全受到譴責的。</w:t>
-      </w:r>
-    </w:p>
-    <w:p>
-      <w:pPr/>
-      <w:r>
-        <w:rPr>
-          <w:lang w:val="zh_TW" w:bidi="zh_TW"/>
-        </w:rPr>
-      </w:r>
-      <w:r>
-        <w:rPr>
-          <w:lang w:val="zh_TW" w:bidi="zh_TW"/>
-        </w:rPr>
-        <w:t>新約中最常見的褻瀆是對神的褻瀆。人們可能會直接冒犯神（</w:t>
+        <w:t>中，義人得著應許：他們終究會笑到最後，而被嘲笑的是那惡人、不信的人——他以為自己可以將神排除在生命之外。在</w:t>
       </w:r>
       <w:hyperlink r:id="rId28">
         <w:r>
@@ -584,9 +611,15 @@
             <w:color w:val="0000EE"/>
             <w:u w:val="single"/>
           </w:rPr>
-          <w:t>啟13:6，</w:t>
+          <w:t>箴言一章26節</w:t>
         </w:r>
       </w:hyperlink>
+      <w:r>
+        <w:rPr>
+          <w:lang w:val="zh_TW" w:bidi="zh_TW"/>
+        </w:rPr>
+        <w:t>，擬人化的智慧警告說：她要在那些拒絕聽從她勸告之人的災難中發笑；那會是他們罪有應得的結果。在這個意義上，詩篇有三處將笑描寫為神的反應。神嗤笑那些策劃敵擋他受膏君王的列邦（</w:t>
+      </w:r>
       <w:hyperlink r:id="rId29">
         <w:r>
           <w:rPr>
@@ -596,14 +629,14 @@
             <w:color w:val="0000EE"/>
             <w:u w:val="single"/>
           </w:rPr>
-          <w:t>16:9</w:t>
+          <w:t>詩2:4</w:t>
         </w:r>
       </w:hyperlink>
       <w:r>
         <w:rPr>
           <w:lang w:val="zh_TW" w:bidi="zh_TW"/>
         </w:rPr>
-        <w:t>），毀謗神的道理（</w:t>
+        <w:t>）。他嗤笑惡人，因為他知道他們正走向災禍（</w:t>
       </w:r>
       <w:hyperlink r:id="rId30">
         <w:r>
@@ -614,14 +647,14 @@
             <w:color w:val="0000EE"/>
             <w:u w:val="single"/>
           </w:rPr>
-          <w:t>多2:5</w:t>
+          <w:t>37:13</w:t>
         </w:r>
       </w:hyperlink>
       <w:r>
         <w:rPr>
           <w:lang w:val="zh_TW" w:bidi="zh_TW"/>
         </w:rPr>
-        <w:t>），或拒絕神的啟示及其使者（</w:t>
+        <w:t>）。詩人也邀請神嗤笑他的仇敵（</w:t>
       </w:r>
       <w:hyperlink r:id="rId31">
         <w:r>
@@ -632,14 +665,28 @@
             <w:color w:val="0000EE"/>
             <w:u w:val="single"/>
           </w:rPr>
-          <w:t>徒6:11</w:t>
+          <w:t>59:8</w:t>
         </w:r>
       </w:hyperlink>
       <w:r>
         <w:rPr>
           <w:lang w:val="zh_TW" w:bidi="zh_TW"/>
         </w:rPr>
-        <w:t>）。當耶穌自稱擁有屬於神的特權——赦罪的權柄時，祂被指控褻瀆神（</w:t>
+        <w:t>）。這種屬神的笑是用來表達：真理終究必然得勝。</w:t>
+      </w:r>
+    </w:p>
+    <w:p>
+      <w:pPr/>
+      <w:r>
+        <w:rPr>
+          <w:lang w:val="zh_TW" w:bidi="zh_TW"/>
+        </w:rPr>
+      </w:r>
+      <w:r>
+        <w:rPr>
+          <w:lang w:val="zh_TW" w:bidi="zh_TW"/>
+        </w:rPr>
+        <w:t>笑在亞伯拉罕的敘事裡佔有一個特別的位置。它被用在他兒子以撒的名字上；這名字的意思是「他笑」，或「願（神）（向他）微笑」。希伯來的故事喜歡將字詞的意思表達出來，所以人對以撒——這個承載神對族長應許的管道——出生的反應就用笑來描述。這在神學上很重要，因為它往往與信心形成對比。在</w:t>
       </w:r>
       <w:hyperlink r:id="rId32">
         <w:r>
@@ -650,14 +697,14 @@
             <w:color w:val="0000EE"/>
             <w:u w:val="single"/>
           </w:rPr>
-          <w:t>可2:7</w:t>
+          <w:t>創世記十七章17節</w:t>
         </w:r>
       </w:hyperlink>
       <w:r>
         <w:rPr>
           <w:lang w:val="zh_TW" w:bidi="zh_TW"/>
         </w:rPr>
-        <w:t>）。</w:t>
+        <w:t>中，由於撒拉已年老，亞伯拉罕的笑是他對神那看來不切實際、要賜他一個兒子的應許所作出的難以置信的回應。在</w:t>
       </w:r>
       <w:hyperlink r:id="rId33">
         <w:r>
@@ -668,14 +715,14 @@
             <w:color w:val="0000EE"/>
             <w:u w:val="single"/>
           </w:rPr>
-          <w:t>約翰福音10:33–36</w:t>
+          <w:t>創世記十八章12節</w:t>
         </w:r>
       </w:hyperlink>
       <w:r>
         <w:rPr>
           <w:lang w:val="zh_TW" w:bidi="zh_TW"/>
         </w:rPr>
-        <w:t>記載有人試圖用石頭砸死耶穌，指控祂的人對祂說：「你是個人，反將自己當作神」（</w:t>
+        <w:t>中，撒拉在偷聽的時候無法壓住她的笑——她九十多歲還會懷孕，實在太荒謬了。但到了最後，</w:t>
       </w:r>
       <w:hyperlink r:id="rId34">
         <w:r>
@@ -686,100 +733,14 @@
             <w:color w:val="0000EE"/>
             <w:u w:val="single"/>
           </w:rPr>
-          <w:t>33</w:t>
+          <w:t>創世記二十一章6節</w:t>
         </w:r>
       </w:hyperlink>
       <w:r>
         <w:rPr>
           <w:lang w:val="zh_TW" w:bidi="zh_TW"/>
         </w:rPr>
-        <w:t>節）。猶太最高法院（公會）以褻瀆罪判處耶穌死刑，因為祂聲稱自己是人子（彌賽亞）。在他們看來，耶穌並沒有提供任何證據表明祂是如此崇高的人物。耶穌似乎在嘲諷彌賽亞，並進而嘲諷神本身（</w:t>
-      </w:r>
-      <w:hyperlink r:id="rId35">
-        <w:r>
-          <w:rPr>
-            <w:lang w:val="zh_TW" w:bidi="zh_TW"/>
-          </w:rPr>
-          <w:rPr>
-            <w:color w:val="0000EE"/>
-            <w:u w:val="single"/>
-          </w:rPr>
-          <w:t>可14:64</w:t>
-        </w:r>
-      </w:hyperlink>
-      <w:r>
-        <w:rPr>
-          <w:lang w:val="zh_TW" w:bidi="zh_TW"/>
-        </w:rPr>
-        <w:t>）。</w:t>
-      </w:r>
-    </w:p>
-    <w:p>
-      <w:pPr/>
-      <w:r>
-        <w:rPr>
-          <w:lang w:val="zh_TW" w:bidi="zh_TW"/>
-        </w:rPr>
-      </w:r>
-      <w:r>
-        <w:rPr>
-          <w:lang w:val="zh_TW" w:bidi="zh_TW"/>
-        </w:rPr>
-        <w:t>聖經明確指出，褻瀆罪是可以被赦免的（</w:t>
-      </w:r>
-      <w:hyperlink r:id="rId36">
-        <w:r>
-          <w:rPr>
-            <w:lang w:val="zh_TW" w:bidi="zh_TW"/>
-          </w:rPr>
-          <w:rPr>
-            <w:color w:val="0000EE"/>
-            <w:u w:val="single"/>
-          </w:rPr>
-          <w:t>太12:32</w:t>
-        </w:r>
-      </w:hyperlink>
-      <w:r>
-        <w:rPr>
-          <w:lang w:val="zh_TW" w:bidi="zh_TW"/>
-        </w:rPr>
-        <w:t>；</w:t>
-      </w:r>
-      <w:hyperlink r:id="rId37">
-        <w:r>
-          <w:rPr>
-            <w:lang w:val="zh_TW" w:bidi="zh_TW"/>
-          </w:rPr>
-          <w:rPr>
-            <w:color w:val="0000EE"/>
-            <w:u w:val="single"/>
-          </w:rPr>
-          <w:t>可3:28–29</w:t>
-        </w:r>
-      </w:hyperlink>
-      <w:r>
-        <w:rPr>
-          <w:lang w:val="zh_TW" w:bidi="zh_TW"/>
-        </w:rPr>
-        <w:t>）。但是，如果一個人不願悔改，唯一的補救辦法就是將他或她「交給撒但，使他們受責罰就不再謗瀆了」（</w:t>
-      </w:r>
-      <w:hyperlink r:id="rId38">
-        <w:r>
-          <w:rPr>
-            <w:lang w:val="zh_TW" w:bidi="zh_TW"/>
-          </w:rPr>
-          <w:rPr>
-            <w:color w:val="0000EE"/>
-            <w:u w:val="single"/>
-          </w:rPr>
-          <w:t>提前1:20</w:t>
-        </w:r>
-      </w:hyperlink>
-      <w:r>
-        <w:rPr>
-          <w:lang w:val="zh_TW" w:bidi="zh_TW"/>
-        </w:rPr>
-        <w:t>）。</w:t>
+        <w:t>記載，當不可能變成真實，撒拉的笑就成了神所賜喜樂的記號。</w:t>
       </w:r>
       <w:r>
         <w:rPr>

--- a/zht/docx/174.content.docx
+++ b/zht/docx/174.content.docx
@@ -149,7 +149,7 @@
         <w:rPr>
           <w:lang w:val="zh_TW" w:bidi="zh_TW"/>
         </w:rPr>
-        <w:t>xiao</w:t>
+        <w:t>wan</w:t>
       </w:r>
       <w:r>
         <w:rPr>
@@ -212,7 +212,7 @@
         <w:rPr>
           <w:lang w:val="zh_TW" w:bidi="zh_TW"/>
         </w:rPr>
-        <w:t>小錢</w:t>
+        <w:t>萬軍、天上的萬象</w:t>
       </w:r>
       <w:r>
         <w:rPr>
@@ -231,7 +231,19 @@
         <w:rPr>
           <w:lang w:val="zh_TW" w:bidi="zh_TW"/>
         </w:rPr>
-        <w:t>一種小型青銅幣或銅幣，其價值不到一分錢。</w:t>
+        <w:t>這個希伯來文詞語常見於舊約聖經。「萬軍」字面意思指「軍隊」和「天上的軍隊」。 「萬軍」基本上是個軍事術語，在舊約聖經中出現了將近五百次。它可以意味「</w:t>
+      </w:r>
+      <w:r>
+        <w:rPr>
+          <w:lang w:val="zh_TW" w:bidi="zh_TW"/>
+        </w:rPr>
+        <w:t>大軍</w:t>
+      </w:r>
+      <w:r>
+        <w:rPr>
+          <w:lang w:val="zh_TW" w:bidi="zh_TW"/>
+        </w:rPr>
+        <w:t>」（</w:t>
       </w:r>
       <w:hyperlink r:id="rId13">
         <w:r>
@@ -242,61 +254,14 @@
             <w:color w:val="0000EE"/>
             <w:u w:val="single"/>
           </w:rPr>
-          <w:t>馬可福音十二章42節</w:t>
+          <w:t>王下18:17</w:t>
         </w:r>
       </w:hyperlink>
       <w:r>
         <w:rPr>
           <w:lang w:val="zh_TW" w:bidi="zh_TW"/>
         </w:rPr>
-        <w:t>中使用了這個詞。</w:t>
-      </w:r>
-      <w:r>
-        <w:rPr>
-          <w:i/>
-          <w:lang w:val="zh_TW" w:bidi="zh_TW"/>
-        </w:rPr>
-        <w:t>參</w:t>
-      </w:r>
-      <w:r>
-        <w:rPr>
-          <w:lang w:val="zh_TW" w:bidi="zh_TW"/>
-        </w:rPr>
-        <w:t xml:space="preserve">： </w:t>
-      </w:r>
-      <w:r>
-        <w:rPr>
-          <w:lang w:val="zh_TW" w:bidi="zh_TW"/>
-        </w:rPr>
-        <w:t>硬幣</w:t>
-      </w:r>
-      <w:r>
-        <w:rPr>
-          <w:lang w:val="zh_TW" w:bidi="zh_TW"/>
-        </w:rPr>
-        <w:t>；</w:t>
-      </w:r>
-      <w:r>
-        <w:rPr>
-          <w:lang w:val="zh_TW" w:bidi="zh_TW"/>
-        </w:rPr>
-        <w:t>金錢</w:t>
-      </w:r>
-      <w:r>
-        <w:rPr>
-          <w:lang w:val="zh_TW" w:bidi="zh_TW"/>
-        </w:rPr>
-        <w:t>。</w:t>
-      </w:r>
-      <w:r>
-        <w:rPr>
-          <w:lang w:val="zh_TW" w:bidi="zh_TW"/>
-        </w:rPr>
-      </w:r>
-      <w:r>
-        <w:rPr>
-          <w:lang w:val="zh_TW" w:bidi="zh_TW"/>
-        </w:rPr>
+        <w:t>），也可指「天使」、「天上的萬象」或整個受造界。</w:t>
       </w:r>
     </w:p>
     <w:p>
@@ -306,21 +271,353 @@
           <w:lang w:val="zh_TW" w:bidi="zh_TW"/>
         </w:rPr>
       </w:r>
-    </w:p>
-    <w:p>
-      <w:pPr>
-        <w:pStyle w:val="Heading2"/>
-      </w:pPr>
-      <w:r>
-        <w:rPr>
-          <w:lang w:val="zh_TW" w:bidi="zh_TW"/>
-        </w:rPr>
-        <w:t>笑</w:t>
-      </w:r>
-      <w:r>
-        <w:rPr>
-          <w:lang w:val="zh_TW" w:bidi="zh_TW"/>
-        </w:rPr>
+      <w:r>
+        <w:rPr>
+          <w:lang w:val="zh_TW" w:bidi="zh_TW"/>
+        </w:rPr>
+        <w:t>「天上的萬象」在聖經中有不同的用法。古代作者有時會象徵性地把太陽、月亮和星辰稱為「軍隊」（譯註：和合本譯為「天上的萬象」）（</w:t>
+      </w:r>
+      <w:hyperlink r:id="rId14">
+        <w:r>
+          <w:rPr>
+            <w:lang w:val="zh_TW" w:bidi="zh_TW"/>
+          </w:rPr>
+          <w:rPr>
+            <w:color w:val="0000EE"/>
+            <w:u w:val="single"/>
+          </w:rPr>
+          <w:t>申4:19</w:t>
+        </w:r>
+      </w:hyperlink>
+      <w:r>
+        <w:rPr>
+          <w:lang w:val="zh_TW" w:bidi="zh_TW"/>
+        </w:rPr>
+        <w:t>；</w:t>
+      </w:r>
+      <w:hyperlink r:id="rId15">
+        <w:r>
+          <w:rPr>
+            <w:lang w:val="zh_TW" w:bidi="zh_TW"/>
+          </w:rPr>
+          <w:rPr>
+            <w:color w:val="0000EE"/>
+            <w:u w:val="single"/>
+          </w:rPr>
+          <w:t>士5:20</w:t>
+        </w:r>
+      </w:hyperlink>
+      <w:r>
+        <w:rPr>
+          <w:lang w:val="zh_TW" w:bidi="zh_TW"/>
+        </w:rPr>
+        <w:t>）。在古代的占星術崇拜中，人們認為天體是由靈體賦予生命的，因此構成一支活的軍隊，掌管天上的命運。敬拜天上的萬象是最早的偶像崇拜形式之一，當時以色列人常常遠離上帝，陷入這種偶像崇拜當中（</w:t>
+      </w:r>
+      <w:hyperlink r:id="rId16">
+        <w:r>
+          <w:rPr>
+            <w:lang w:val="zh_TW" w:bidi="zh_TW"/>
+          </w:rPr>
+          <w:rPr>
+            <w:color w:val="0000EE"/>
+            <w:u w:val="single"/>
+          </w:rPr>
+          <w:t>耶19:13</w:t>
+        </w:r>
+      </w:hyperlink>
+      <w:r>
+        <w:rPr>
+          <w:lang w:val="zh_TW" w:bidi="zh_TW"/>
+        </w:rPr>
+        <w:t>；</w:t>
+      </w:r>
+      <w:hyperlink r:id="rId17">
+        <w:r>
+          <w:rPr>
+            <w:lang w:val="zh_TW" w:bidi="zh_TW"/>
+          </w:rPr>
+          <w:rPr>
+            <w:color w:val="0000EE"/>
+            <w:u w:val="single"/>
+          </w:rPr>
+          <w:t>徒7:42</w:t>
+        </w:r>
+      </w:hyperlink>
+      <w:r>
+        <w:rPr>
+          <w:lang w:val="zh_TW" w:bidi="zh_TW"/>
+        </w:rPr>
+        <w:t>）。雖然聖經明確警告以色列人不要信奉這些異教信仰（</w:t>
+      </w:r>
+      <w:hyperlink r:id="rId14">
+        <w:r>
+          <w:rPr>
+            <w:lang w:val="zh_TW" w:bidi="zh_TW"/>
+          </w:rPr>
+          <w:rPr>
+            <w:color w:val="0000EE"/>
+            <w:u w:val="single"/>
+          </w:rPr>
+          <w:t>申4:19</w:t>
+        </w:r>
+      </w:hyperlink>
+      <w:r>
+        <w:rPr>
+          <w:lang w:val="zh_TW" w:bidi="zh_TW"/>
+        </w:rPr>
+        <w:t>；</w:t>
+      </w:r>
+      <w:hyperlink r:id="rId18">
+        <w:r>
+          <w:rPr>
+            <w:lang w:val="zh_TW" w:bidi="zh_TW"/>
+          </w:rPr>
+          <w:rPr>
+            <w:color w:val="0000EE"/>
+            <w:u w:val="single"/>
+          </w:rPr>
+          <w:t>17:3</w:t>
+        </w:r>
+      </w:hyperlink>
+      <w:r>
+        <w:rPr>
+          <w:lang w:val="zh_TW" w:bidi="zh_TW"/>
+        </w:rPr>
+        <w:t>），他們卻仍舊敬拜天體，特別是在亞述和巴比倫時期（</w:t>
+      </w:r>
+      <w:hyperlink r:id="rId19">
+        <w:r>
+          <w:rPr>
+            <w:lang w:val="zh_TW" w:bidi="zh_TW"/>
+          </w:rPr>
+          <w:rPr>
+            <w:color w:val="0000EE"/>
+            <w:u w:val="single"/>
+          </w:rPr>
+          <w:t>王下17:16</w:t>
+        </w:r>
+      </w:hyperlink>
+      <w:r>
+        <w:rPr>
+          <w:lang w:val="zh_TW" w:bidi="zh_TW"/>
+        </w:rPr>
+        <w:t>，</w:t>
+      </w:r>
+      <w:hyperlink r:id="rId20">
+        <w:r>
+          <w:rPr>
+            <w:lang w:val="zh_TW" w:bidi="zh_TW"/>
+          </w:rPr>
+          <w:rPr>
+            <w:color w:val="0000EE"/>
+            <w:u w:val="single"/>
+          </w:rPr>
+          <w:t>21:3–5</w:t>
+        </w:r>
+      </w:hyperlink>
+      <w:r>
+        <w:rPr>
+          <w:lang w:val="zh_TW" w:bidi="zh_TW"/>
+        </w:rPr>
+        <w:t>；</w:t>
+      </w:r>
+      <w:hyperlink r:id="rId21">
+        <w:r>
+          <w:rPr>
+            <w:lang w:val="zh_TW" w:bidi="zh_TW"/>
+          </w:rPr>
+          <w:rPr>
+            <w:color w:val="0000EE"/>
+            <w:u w:val="single"/>
+          </w:rPr>
+          <w:t>代下33:3–5</w:t>
+        </w:r>
+      </w:hyperlink>
+      <w:r>
+        <w:rPr>
+          <w:lang w:val="zh_TW" w:bidi="zh_TW"/>
+        </w:rPr>
+        <w:t>；</w:t>
+      </w:r>
+      <w:hyperlink r:id="rId22">
+        <w:r>
+          <w:rPr>
+            <w:lang w:val="zh_TW" w:bidi="zh_TW"/>
+          </w:rPr>
+          <w:rPr>
+            <w:color w:val="0000EE"/>
+            <w:u w:val="single"/>
+          </w:rPr>
+          <w:t>耶8:2</w:t>
+        </w:r>
+      </w:hyperlink>
+      <w:r>
+        <w:rPr>
+          <w:lang w:val="zh_TW" w:bidi="zh_TW"/>
+        </w:rPr>
+        <w:t>；</w:t>
+      </w:r>
+      <w:hyperlink r:id="rId23">
+        <w:r>
+          <w:rPr>
+            <w:lang w:val="zh_TW" w:bidi="zh_TW"/>
+          </w:rPr>
+          <w:rPr>
+            <w:color w:val="0000EE"/>
+            <w:u w:val="single"/>
+          </w:rPr>
+          <w:t>番1:5</w:t>
+        </w:r>
+      </w:hyperlink>
+      <w:r>
+        <w:rPr>
+          <w:lang w:val="zh_TW" w:bidi="zh_TW"/>
+        </w:rPr>
+        <w:t>）。糾正這種異教崇拜的正確方式，就是承認耶和華是創天造地的主。祂是全能的主，按照自己的命令安設天體，並命定它們執行特別的功能（</w:t>
+      </w:r>
+      <w:hyperlink r:id="rId24">
+        <w:r>
+          <w:rPr>
+            <w:lang w:val="zh_TW" w:bidi="zh_TW"/>
+          </w:rPr>
+          <w:rPr>
+            <w:color w:val="0000EE"/>
+            <w:u w:val="single"/>
+          </w:rPr>
+          <w:t>創1:14–19</w:t>
+        </w:r>
+      </w:hyperlink>
+      <w:r>
+        <w:rPr>
+          <w:lang w:val="zh_TW" w:bidi="zh_TW"/>
+        </w:rPr>
+        <w:t>，</w:t>
+      </w:r>
+      <w:hyperlink r:id="rId25">
+        <w:r>
+          <w:rPr>
+            <w:lang w:val="zh_TW" w:bidi="zh_TW"/>
+          </w:rPr>
+          <w:rPr>
+            <w:color w:val="0000EE"/>
+            <w:u w:val="single"/>
+          </w:rPr>
+          <w:t>2:1</w:t>
+        </w:r>
+      </w:hyperlink>
+      <w:r>
+        <w:rPr>
+          <w:lang w:val="zh_TW" w:bidi="zh_TW"/>
+        </w:rPr>
+        <w:t>；</w:t>
+      </w:r>
+      <w:hyperlink r:id="rId26">
+        <w:r>
+          <w:rPr>
+            <w:lang w:val="zh_TW" w:bidi="zh_TW"/>
+          </w:rPr>
+          <w:rPr>
+            <w:color w:val="0000EE"/>
+            <w:u w:val="single"/>
+          </w:rPr>
+          <w:t>尼9:6</w:t>
+        </w:r>
+      </w:hyperlink>
+      <w:r>
+        <w:rPr>
+          <w:lang w:val="zh_TW" w:bidi="zh_TW"/>
+        </w:rPr>
+        <w:t>；</w:t>
+      </w:r>
+      <w:hyperlink r:id="rId27">
+        <w:r>
+          <w:rPr>
+            <w:lang w:val="zh_TW" w:bidi="zh_TW"/>
+          </w:rPr>
+          <w:rPr>
+            <w:color w:val="0000EE"/>
+            <w:u w:val="single"/>
+          </w:rPr>
+          <w:t>詩33:6</w:t>
+        </w:r>
+      </w:hyperlink>
+      <w:r>
+        <w:rPr>
+          <w:lang w:val="zh_TW" w:bidi="zh_TW"/>
+        </w:rPr>
+        <w:t>，</w:t>
+      </w:r>
+      <w:hyperlink r:id="rId28">
+        <w:r>
+          <w:rPr>
+            <w:lang w:val="zh_TW" w:bidi="zh_TW"/>
+          </w:rPr>
+          <w:rPr>
+            <w:color w:val="0000EE"/>
+            <w:u w:val="single"/>
+          </w:rPr>
+          <w:t>103:21</w:t>
+        </w:r>
+      </w:hyperlink>
+      <w:r>
+        <w:rPr>
+          <w:lang w:val="zh_TW" w:bidi="zh_TW"/>
+        </w:rPr>
+        <w:t>，</w:t>
+      </w:r>
+      <w:hyperlink r:id="rId29">
+        <w:r>
+          <w:rPr>
+            <w:lang w:val="zh_TW" w:bidi="zh_TW"/>
+          </w:rPr>
+          <w:rPr>
+            <w:color w:val="0000EE"/>
+            <w:u w:val="single"/>
+          </w:rPr>
+          <w:t>148:2</w:t>
+        </w:r>
+      </w:hyperlink>
+      <w:r>
+        <w:rPr>
+          <w:lang w:val="zh_TW" w:bidi="zh_TW"/>
+        </w:rPr>
+        <w:t>；</w:t>
+      </w:r>
+      <w:hyperlink r:id="rId30">
+        <w:r>
+          <w:rPr>
+            <w:lang w:val="zh_TW" w:bidi="zh_TW"/>
+          </w:rPr>
+          <w:rPr>
+            <w:color w:val="0000EE"/>
+            <w:u w:val="single"/>
+          </w:rPr>
+          <w:t>賽40:26</w:t>
+        </w:r>
+      </w:hyperlink>
+      <w:r>
+        <w:rPr>
+          <w:lang w:val="zh_TW" w:bidi="zh_TW"/>
+        </w:rPr>
+        <w:t>，</w:t>
+      </w:r>
+      <w:hyperlink r:id="rId31">
+        <w:r>
+          <w:rPr>
+            <w:lang w:val="zh_TW" w:bidi="zh_TW"/>
+          </w:rPr>
+          <w:rPr>
+            <w:color w:val="0000EE"/>
+            <w:u w:val="single"/>
+          </w:rPr>
+          <w:t>45:12</w:t>
+        </w:r>
+      </w:hyperlink>
+      <w:r>
+        <w:rPr>
+          <w:lang w:val="zh_TW" w:bidi="zh_TW"/>
+        </w:rPr>
+        <w:t>）。</w:t>
       </w:r>
     </w:p>
     <w:p>
@@ -334,9 +631,9 @@
         <w:rPr>
           <w:lang w:val="zh_TW" w:bidi="zh_TW"/>
         </w:rPr>
-        <w:t>各種情緒的表達。笑能表達極其喜樂的快樂，當環境轉好時也是如此，例如猶大人從被擄歸回的時候（</w:t>
-      </w:r>
-      <w:hyperlink r:id="rId14">
+        <w:t>神經常被稱為「萬軍之耶和華」，即天上軍隊的主宰（</w:t>
+      </w:r>
+      <w:hyperlink r:id="rId32">
         <w:r>
           <w:rPr>
             <w:lang w:val="zh_TW" w:bidi="zh_TW"/>
@@ -345,16 +642,16 @@
             <w:color w:val="0000EE"/>
             <w:u w:val="single"/>
           </w:rPr>
-          <w:t>詩126:2</w:t>
+          <w:t>耶5:14</w:t>
         </w:r>
       </w:hyperlink>
       <w:r>
         <w:rPr>
           <w:lang w:val="zh_TW" w:bidi="zh_TW"/>
         </w:rPr>
-        <w:t>）。約伯的一位安慰者也真誠卻又輕易地將這樣的喜樂送給約伯（</w:t>
-      </w:r>
-      <w:hyperlink r:id="rId15">
+        <w:t>，</w:t>
+      </w:r>
+      <w:hyperlink r:id="rId33">
         <w:r>
           <w:rPr>
             <w:lang w:val="zh_TW" w:bidi="zh_TW"/>
@@ -363,16 +660,16 @@
             <w:color w:val="0000EE"/>
             <w:u w:val="single"/>
           </w:rPr>
-          <w:t>伯8:21</w:t>
+          <w:t>38:17</w:t>
         </w:r>
       </w:hyperlink>
       <w:r>
         <w:rPr>
           <w:lang w:val="zh_TW" w:bidi="zh_TW"/>
         </w:rPr>
-        <w:t>）。為了鼓勵其他人，笑也可以是帶著善意與友善的（</w:t>
-      </w:r>
-      <w:hyperlink r:id="rId16">
+        <w:t>，</w:t>
+      </w:r>
+      <w:hyperlink r:id="rId34">
         <w:r>
           <w:rPr>
             <w:lang w:val="zh_TW" w:bidi="zh_TW"/>
@@ -381,16 +678,16 @@
             <w:color w:val="0000EE"/>
             <w:u w:val="single"/>
           </w:rPr>
-          <w:t>29:24</w:t>
+          <w:t>44:7</w:t>
         </w:r>
       </w:hyperlink>
       <w:r>
         <w:rPr>
           <w:lang w:val="zh_TW" w:bidi="zh_TW"/>
         </w:rPr>
-        <w:t>）。雖然「哭有時，笑有時」（</w:t>
-      </w:r>
-      <w:hyperlink r:id="rId17">
+        <w:t>；</w:t>
+      </w:r>
+      <w:hyperlink r:id="rId35">
         <w:r>
           <w:rPr>
             <w:lang w:val="zh_TW" w:bidi="zh_TW"/>
@@ -399,16 +696,16 @@
             <w:color w:val="0000EE"/>
             <w:u w:val="single"/>
           </w:rPr>
-          <w:t>傳3:4</w:t>
+          <w:t>何12:5</w:t>
         </w:r>
       </w:hyperlink>
       <w:r>
         <w:rPr>
           <w:lang w:val="zh_TW" w:bidi="zh_TW"/>
         </w:rPr>
-        <w:t>），但傳道者心裡存著疑問：人生不是一件可笑的事，憂愁反而能成為更好的教師（</w:t>
-      </w:r>
-      <w:hyperlink r:id="rId18">
+        <w:t>）。天上的萬軍包括天使或使者，他們與耶和華在天上與地上的工作有關。神在天上有一個議會，由天使或「神的眾子」組成（</w:t>
+      </w:r>
+      <w:hyperlink r:id="rId36">
         <w:r>
           <w:rPr>
             <w:lang w:val="zh_TW" w:bidi="zh_TW"/>
@@ -417,16 +714,16 @@
             <w:color w:val="0000EE"/>
             <w:u w:val="single"/>
           </w:rPr>
-          <w:t>2:2</w:t>
+          <w:t>創1:26</w:t>
         </w:r>
       </w:hyperlink>
       <w:r>
         <w:rPr>
           <w:lang w:val="zh_TW" w:bidi="zh_TW"/>
         </w:rPr>
-        <w:t>，</w:t>
-      </w:r>
-      <w:hyperlink r:id="rId19">
+        <w:t>；</w:t>
+      </w:r>
+      <w:hyperlink r:id="rId37">
         <w:r>
           <w:rPr>
             <w:lang w:val="zh_TW" w:bidi="zh_TW"/>
@@ -435,16 +732,16 @@
             <w:color w:val="0000EE"/>
             <w:u w:val="single"/>
           </w:rPr>
-          <w:t>7:3</w:t>
+          <w:t>王上22:19</w:t>
         </w:r>
       </w:hyperlink>
       <w:r>
         <w:rPr>
           <w:lang w:val="zh_TW" w:bidi="zh_TW"/>
         </w:rPr>
-        <w:t>）。然而，人能夠不把某些事太當真，也是好的。那位預備周全的賢德婦人「想到日後的景況就喜笑」（</w:t>
-      </w:r>
-      <w:hyperlink r:id="rId20">
+        <w:t>；</w:t>
+      </w:r>
+      <w:hyperlink r:id="rId38">
         <w:r>
           <w:rPr>
             <w:lang w:val="zh_TW" w:bidi="zh_TW"/>
@@ -453,16 +750,16 @@
             <w:color w:val="0000EE"/>
             <w:u w:val="single"/>
           </w:rPr>
-          <w:t>箴31:25</w:t>
+          <w:t>伯1:6</w:t>
         </w:r>
       </w:hyperlink>
       <w:r>
         <w:rPr>
           <w:lang w:val="zh_TW" w:bidi="zh_TW"/>
         </w:rPr>
-        <w:t>）。約伯也得著了不必擔心爭戰和饑荒的應許（</w:t>
-      </w:r>
-      <w:hyperlink r:id="rId21">
+        <w:t>；</w:t>
+      </w:r>
+      <w:hyperlink r:id="rId39">
         <w:r>
           <w:rPr>
             <w:lang w:val="zh_TW" w:bidi="zh_TW"/>
@@ -471,16 +768,16 @@
             <w:color w:val="0000EE"/>
             <w:u w:val="single"/>
           </w:rPr>
-          <w:t>伯5:22</w:t>
+          <w:t>詩82</w:t>
         </w:r>
       </w:hyperlink>
       <w:r>
         <w:rPr>
           <w:lang w:val="zh_TW" w:bidi="zh_TW"/>
         </w:rPr>
-        <w:t>；參</w:t>
-      </w:r>
-      <w:hyperlink r:id="rId22">
+        <w:t>；</w:t>
+      </w:r>
+      <w:hyperlink r:id="rId40">
         <w:r>
           <w:rPr>
             <w:lang w:val="zh_TW" w:bidi="zh_TW"/>
@@ -489,7 +786,43 @@
             <w:color w:val="0000EE"/>
             <w:u w:val="single"/>
           </w:rPr>
-          <w:t>哈1:9</w:t>
+          <w:t>賽6章</w:t>
+        </w:r>
+      </w:hyperlink>
+      <w:r>
+        <w:rPr>
+          <w:lang w:val="zh_TW" w:bidi="zh_TW"/>
+        </w:rPr>
+        <w:t>）。使者從主的會議中接受派遣，以完成祂的目的（</w:t>
+      </w:r>
+      <w:hyperlink r:id="rId41">
+        <w:r>
+          <w:rPr>
+            <w:lang w:val="zh_TW" w:bidi="zh_TW"/>
+          </w:rPr>
+          <w:rPr>
+            <w:color w:val="0000EE"/>
+            <w:u w:val="single"/>
+          </w:rPr>
+          <w:t>創28:12–15</w:t>
+        </w:r>
+      </w:hyperlink>
+      <w:r>
+        <w:rPr>
+          <w:lang w:val="zh_TW" w:bidi="zh_TW"/>
+        </w:rPr>
+        <w:t>；</w:t>
+      </w:r>
+      <w:hyperlink r:id="rId42">
+        <w:r>
+          <w:rPr>
+            <w:lang w:val="zh_TW" w:bidi="zh_TW"/>
+          </w:rPr>
+          <w:rPr>
+            <w:color w:val="0000EE"/>
+            <w:u w:val="single"/>
+          </w:rPr>
+          <w:t>路2:13</w:t>
         </w:r>
       </w:hyperlink>
       <w:r>
@@ -510,9 +843,9 @@
         <w:rPr>
           <w:lang w:val="zh_TW" w:bidi="zh_TW"/>
         </w:rPr>
-        <w:t>笑也帶著負面、嘲諷的意味。我們會嘲笑別人，也會笑他們受到羞辱。這個層面在舊約聖經裡特別突出。約伯和耶利米都抱怨自己成了笑柄（</w:t>
-      </w:r>
-      <w:hyperlink r:id="rId23">
+        <w:t>雖然「萬軍」有時被理解為星辰或天使，但以色列各支派也被稱為「主的軍隊」。在</w:t>
+      </w:r>
+      <w:hyperlink r:id="rId43">
         <w:r>
           <w:rPr>
             <w:lang w:val="zh_TW" w:bidi="zh_TW"/>
@@ -521,158 +854,38 @@
             <w:color w:val="0000EE"/>
             <w:u w:val="single"/>
           </w:rPr>
-          <w:t>伯12:4</w:t>
+          <w:t>但以理書八章10至11節</w:t>
         </w:r>
       </w:hyperlink>
       <w:r>
         <w:rPr>
           <w:lang w:val="zh_TW" w:bidi="zh_TW"/>
         </w:rPr>
-        <w:t>；</w:t>
-      </w:r>
-      <w:hyperlink r:id="rId24">
-        <w:r>
-          <w:rPr>
-            <w:lang w:val="zh_TW" w:bidi="zh_TW"/>
-          </w:rPr>
-          <w:rPr>
-            <w:color w:val="0000EE"/>
-            <w:u w:val="single"/>
-          </w:rPr>
-          <w:t>耶20:7</w:t>
-        </w:r>
-      </w:hyperlink>
-      <w:r>
-        <w:rPr>
-          <w:lang w:val="zh_TW" w:bidi="zh_TW"/>
-        </w:rPr>
-        <w:t>）。以色列這個民族也抱怨，仇敵在他們的患難中譏笑他們（</w:t>
-      </w:r>
-      <w:hyperlink r:id="rId25">
-        <w:r>
-          <w:rPr>
-            <w:lang w:val="zh_TW" w:bidi="zh_TW"/>
-          </w:rPr>
-          <w:rPr>
-            <w:color w:val="0000EE"/>
-            <w:u w:val="single"/>
-          </w:rPr>
-          <w:t>詩80:6</w:t>
-        </w:r>
-      </w:hyperlink>
-      <w:r>
-        <w:rPr>
-          <w:lang w:val="zh_TW" w:bidi="zh_TW"/>
-        </w:rPr>
-        <w:t>；參</w:t>
-      </w:r>
-      <w:hyperlink r:id="rId26">
-        <w:r>
-          <w:rPr>
-            <w:lang w:val="zh_TW" w:bidi="zh_TW"/>
-          </w:rPr>
-          <w:rPr>
-            <w:color w:val="0000EE"/>
-            <w:u w:val="single"/>
-          </w:rPr>
-          <w:t>代下30:10</w:t>
-        </w:r>
-      </w:hyperlink>
-      <w:r>
-        <w:rPr>
-          <w:lang w:val="zh_TW" w:bidi="zh_TW"/>
-        </w:rPr>
-        <w:t>）。有時這樣的笑確實有其理由。在</w:t>
-      </w:r>
-      <w:hyperlink r:id="rId27">
-        <w:r>
-          <w:rPr>
-            <w:lang w:val="zh_TW" w:bidi="zh_TW"/>
-          </w:rPr>
-          <w:rPr>
-            <w:color w:val="0000EE"/>
-            <w:u w:val="single"/>
-          </w:rPr>
-          <w:t>詩篇五十二篇6節</w:t>
-        </w:r>
-      </w:hyperlink>
-      <w:r>
-        <w:rPr>
-          <w:lang w:val="zh_TW" w:bidi="zh_TW"/>
-        </w:rPr>
-        <w:t>中，義人得著應許：他們終究會笑到最後，而被嘲笑的是那惡人、不信的人——他以為自己可以將神排除在生命之外。在</w:t>
-      </w:r>
-      <w:hyperlink r:id="rId28">
-        <w:r>
-          <w:rPr>
-            <w:lang w:val="zh_TW" w:bidi="zh_TW"/>
-          </w:rPr>
-          <w:rPr>
-            <w:color w:val="0000EE"/>
-            <w:u w:val="single"/>
-          </w:rPr>
-          <w:t>箴言一章26節</w:t>
-        </w:r>
-      </w:hyperlink>
-      <w:r>
-        <w:rPr>
-          <w:lang w:val="zh_TW" w:bidi="zh_TW"/>
-        </w:rPr>
-        <w:t>，擬人化的智慧警告說：她要在那些拒絕聽從她勸告之人的災難中發笑；那會是他們罪有應得的結果。在這個意義上，詩篇有三處將笑描寫為神的反應。神嗤笑那些策劃敵擋他受膏君王的列邦（</w:t>
-      </w:r>
-      <w:hyperlink r:id="rId29">
-        <w:r>
-          <w:rPr>
-            <w:lang w:val="zh_TW" w:bidi="zh_TW"/>
-          </w:rPr>
-          <w:rPr>
-            <w:color w:val="0000EE"/>
-            <w:u w:val="single"/>
-          </w:rPr>
-          <w:t>詩2:4</w:t>
-        </w:r>
-      </w:hyperlink>
-      <w:r>
-        <w:rPr>
-          <w:lang w:val="zh_TW" w:bidi="zh_TW"/>
-        </w:rPr>
-        <w:t>）。他嗤笑惡人，因為他知道他們正走向災禍（</w:t>
-      </w:r>
-      <w:hyperlink r:id="rId30">
-        <w:r>
-          <w:rPr>
-            <w:lang w:val="zh_TW" w:bidi="zh_TW"/>
-          </w:rPr>
-          <w:rPr>
-            <w:color w:val="0000EE"/>
-            <w:u w:val="single"/>
-          </w:rPr>
-          <w:t>37:13</w:t>
-        </w:r>
-      </w:hyperlink>
-      <w:r>
-        <w:rPr>
-          <w:lang w:val="zh_TW" w:bidi="zh_TW"/>
-        </w:rPr>
-        <w:t>）。詩人也邀請神嗤笑他的仇敵（</w:t>
-      </w:r>
-      <w:hyperlink r:id="rId31">
-        <w:r>
-          <w:rPr>
-            <w:lang w:val="zh_TW" w:bidi="zh_TW"/>
-          </w:rPr>
-          <w:rPr>
-            <w:color w:val="0000EE"/>
-            <w:u w:val="single"/>
-          </w:rPr>
-          <w:t>59:8</w:t>
-        </w:r>
-      </w:hyperlink>
-      <w:r>
-        <w:rPr>
-          <w:lang w:val="zh_TW" w:bidi="zh_TW"/>
-        </w:rPr>
-        <w:t>）。這種屬神的笑是用來表達：真理終究必然得勝。</w:t>
+        <w:t>中，「</w:t>
+      </w:r>
+      <w:r>
+        <w:rPr>
+          <w:lang w:val="zh_TW" w:bidi="zh_TW"/>
+        </w:rPr>
+        <w:t>天象</w:t>
+      </w:r>
+      <w:r>
+        <w:rPr>
+          <w:lang w:val="zh_TW" w:bidi="zh_TW"/>
+        </w:rPr>
+        <w:t>」似乎是指以色列這個「聖民」的比喻性語言，而以色列的君王被稱為「</w:t>
+      </w:r>
+      <w:r>
+        <w:rPr>
+          <w:lang w:val="zh_TW" w:bidi="zh_TW"/>
+        </w:rPr>
+        <w:t>天象之君</w:t>
+      </w:r>
+      <w:r>
+        <w:rPr>
+          <w:lang w:val="zh_TW" w:bidi="zh_TW"/>
+        </w:rPr>
+        <w:t>」。</w:t>
       </w:r>
     </w:p>
     <w:p>
@@ -686,9 +899,33 @@
         <w:rPr>
           <w:lang w:val="zh_TW" w:bidi="zh_TW"/>
         </w:rPr>
-        <w:t>笑在亞伯拉罕的敘事裡佔有一個特別的位置。它被用在他兒子以撒的名字上；這名字的意思是「他笑」，或「願（神）（向他）微笑」。希伯來的故事喜歡將字詞的意思表達出來，所以人對以撒——這個承載神對族長應許的管道——出生的反應就用笑來描述。這在神學上很重要，因為它往往與信心形成對比。在</w:t>
-      </w:r>
-      <w:hyperlink r:id="rId32">
+        <w:t>希臘文翻譯為「</w:t>
+      </w:r>
+      <w:r>
+        <w:rPr>
+          <w:lang w:val="zh_TW" w:bidi="zh_TW"/>
+        </w:rPr>
+        <w:t>天兵</w:t>
+      </w:r>
+      <w:r>
+        <w:rPr>
+          <w:lang w:val="zh_TW" w:bidi="zh_TW"/>
+        </w:rPr>
+        <w:t>」或「</w:t>
+      </w:r>
+      <w:r>
+        <w:rPr>
+          <w:lang w:val="zh_TW" w:bidi="zh_TW"/>
+        </w:rPr>
+        <w:t>天上的日月星辰</w:t>
+      </w:r>
+      <w:r>
+        <w:rPr>
+          <w:lang w:val="zh_TW" w:bidi="zh_TW"/>
+        </w:rPr>
+        <w:t>」的詞語，只在新約聖經出現過兩次（</w:t>
+      </w:r>
+      <w:hyperlink r:id="rId42">
         <w:r>
           <w:rPr>
             <w:lang w:val="zh_TW" w:bidi="zh_TW"/>
@@ -697,16 +934,16 @@
             <w:color w:val="0000EE"/>
             <w:u w:val="single"/>
           </w:rPr>
-          <w:t>創世記十七章17節</w:t>
+          <w:t>路2:13</w:t>
         </w:r>
       </w:hyperlink>
       <w:r>
         <w:rPr>
           <w:lang w:val="zh_TW" w:bidi="zh_TW"/>
         </w:rPr>
-        <w:t>中，由於撒拉已年老，亞伯拉罕的笑是他對神那看來不切實際、要賜他一個兒子的應許所作出的難以置信的回應。在</w:t>
-      </w:r>
-      <w:hyperlink r:id="rId33">
+        <w:t>；</w:t>
+      </w:r>
+      <w:hyperlink r:id="rId17">
         <w:r>
           <w:rPr>
             <w:lang w:val="zh_TW" w:bidi="zh_TW"/>
@@ -715,16 +952,16 @@
             <w:color w:val="0000EE"/>
             <w:u w:val="single"/>
           </w:rPr>
-          <w:t>創世記十八章12節</w:t>
+          <w:t>徒7:42</w:t>
         </w:r>
       </w:hyperlink>
       <w:r>
         <w:rPr>
           <w:lang w:val="zh_TW" w:bidi="zh_TW"/>
         </w:rPr>
-        <w:t>中，撒拉在偷聽的時候無法壓住她的笑——她九十多歲還會懷孕，實在太荒謬了。但到了最後，</w:t>
-      </w:r>
-      <w:hyperlink r:id="rId34">
+        <w:t>）。「萬軍之主」這稱號被保羅和雅各用來指耶和華（</w:t>
+      </w:r>
+      <w:hyperlink r:id="rId44">
         <w:r>
           <w:rPr>
             <w:lang w:val="zh_TW" w:bidi="zh_TW"/>
@@ -733,14 +970,59 @@
             <w:color w:val="0000EE"/>
             <w:u w:val="single"/>
           </w:rPr>
-          <w:t>創世記二十一章6節</w:t>
+          <w:t>羅9:29</w:t>
         </w:r>
       </w:hyperlink>
       <w:r>
         <w:rPr>
           <w:lang w:val="zh_TW" w:bidi="zh_TW"/>
         </w:rPr>
-        <w:t>記載，當不可能變成真實，撒拉的笑就成了神所賜喜樂的記號。</w:t>
+        <w:t>；</w:t>
+      </w:r>
+      <w:hyperlink r:id="rId45">
+        <w:r>
+          <w:rPr>
+            <w:lang w:val="zh_TW" w:bidi="zh_TW"/>
+          </w:rPr>
+          <w:rPr>
+            <w:color w:val="0000EE"/>
+            <w:u w:val="single"/>
+          </w:rPr>
+          <w:t>雅5:4</w:t>
+        </w:r>
+      </w:hyperlink>
+      <w:r>
+        <w:rPr>
+          <w:lang w:val="zh_TW" w:bidi="zh_TW"/>
+        </w:rPr>
+        <w:t>）。這個術語表達了神在歷史中的主權、權能與威嚴，但究竟這些受祂指揮的「萬軍」具體是什麼，我們並不確定。</w:t>
+      </w:r>
+    </w:p>
+    <w:p>
+      <w:pPr/>
+      <w:r>
+        <w:rPr>
+          <w:lang w:val="zh_TW" w:bidi="zh_TW"/>
+        </w:rPr>
+      </w:r>
+      <w:r>
+        <w:rPr>
+          <w:i/>
+          <w:lang w:val="zh_TW" w:bidi="zh_TW"/>
+        </w:rPr>
+        <w:t>另見</w:t>
+      </w:r>
+      <w:r>
+        <w:rPr>
+          <w:lang w:val="zh_TW" w:bidi="zh_TW"/>
+        </w:rPr>
+        <w:t>萬軍之主</w:t>
+      </w:r>
+      <w:r>
+        <w:rPr>
+          <w:lang w:val="zh_TW" w:bidi="zh_TW"/>
+        </w:rPr>
+        <w:t>。</w:t>
       </w:r>
       <w:r>
         <w:rPr>

--- a/zht/docx/174.content.docx
+++ b/zht/docx/174.content.docx
@@ -149,7 +149,7 @@
         <w:rPr>
           <w:lang w:val="zh_TW" w:bidi="zh_TW"/>
         </w:rPr>
-        <w:t>wan</w:t>
+        <w:t>tuan</w:t>
       </w:r>
       <w:r>
         <w:rPr>
@@ -212,7 +212,7 @@
         <w:rPr>
           <w:lang w:val="zh_TW" w:bidi="zh_TW"/>
         </w:rPr>
-        <w:t>萬軍、天上的萬象</w:t>
+        <w:t>團契</w:t>
       </w:r>
       <w:r>
         <w:rPr>
@@ -231,37 +231,18 @@
         <w:rPr>
           <w:lang w:val="zh_TW" w:bidi="zh_TW"/>
         </w:rPr>
-        <w:t>這個希伯來文詞語常見於舊約聖經。「萬軍」字面意思指「軍隊」和「天上的軍隊」。 「萬軍」基本上是個軍事術語，在舊約聖經中出現了將近五百次。它可以意味「</w:t>
-      </w:r>
-      <w:r>
-        <w:rPr>
-          <w:lang w:val="zh_TW" w:bidi="zh_TW"/>
-        </w:rPr>
-        <w:t>大軍</w:t>
-      </w:r>
-      <w:r>
-        <w:rPr>
-          <w:lang w:val="zh_TW" w:bidi="zh_TW"/>
-        </w:rPr>
-        <w:t>」（</w:t>
-      </w:r>
-      <w:hyperlink r:id="rId13">
-        <w:r>
-          <w:rPr>
-            <w:lang w:val="zh_TW" w:bidi="zh_TW"/>
-          </w:rPr>
-          <w:rPr>
-            <w:color w:val="0000EE"/>
-            <w:u w:val="single"/>
-          </w:rPr>
-          <w:t>王下18:17</w:t>
-        </w:r>
-      </w:hyperlink>
-      <w:r>
-        <w:rPr>
-          <w:lang w:val="zh_TW" w:bidi="zh_TW"/>
-        </w:rPr>
-        <w:t>），也可指「天使」、「天上的萬象」或整個受造界。</w:t>
+        <w:t>團契指與神保持親密關係，並把這種關係與其他信徒一同分享。</w:t>
+      </w:r>
+    </w:p>
+    <w:p>
+      <w:pPr>
+        <w:pStyle w:val="Heading3"/>
+      </w:pPr>
+      <w:r>
+        <w:rPr>
+          <w:lang w:val="zh_TW" w:bidi="zh_TW"/>
+        </w:rPr>
+        <w:t>舊約聖經中的團契</w:t>
       </w:r>
     </w:p>
     <w:p>
@@ -275,7 +256,25 @@
         <w:rPr>
           <w:lang w:val="zh_TW" w:bidi="zh_TW"/>
         </w:rPr>
-        <w:t>「天上的萬象」在聖經中有不同的用法。古代作者有時會象徵性地把太陽、月亮和星辰稱為「軍隊」（譯註：和合本譯為「天上的萬象」）（</w:t>
+        <w:t>起初，神把亞當安置在園中，讓他享受與神的友誼。當亞當和夏娃選擇獨立，不願活在神慈愛的看顧之下，他們與神的關係就破裂了。結果，亞當和夏娃躲避神（</w:t>
+      </w:r>
+      <w:hyperlink r:id="rId13">
+        <w:r>
+          <w:rPr>
+            <w:lang w:val="zh_TW" w:bidi="zh_TW"/>
+          </w:rPr>
+          <w:rPr>
+            <w:color w:val="0000EE"/>
+            <w:u w:val="single"/>
+          </w:rPr>
+          <w:t>創3:8</w:t>
+        </w:r>
+      </w:hyperlink>
+      <w:r>
+        <w:rPr>
+          <w:lang w:val="zh_TW" w:bidi="zh_TW"/>
+        </w:rPr>
+        <w:t>）。但神立刻尋找他們，並向他們宣告祂要透過救主的工作來拯救罪人的計劃（</w:t>
       </w:r>
       <w:hyperlink r:id="rId14">
         <w:r>
@@ -286,331 +285,7 @@
             <w:color w:val="0000EE"/>
             <w:u w:val="single"/>
           </w:rPr>
-          <w:t>申4:19</w:t>
-        </w:r>
-      </w:hyperlink>
-      <w:r>
-        <w:rPr>
-          <w:lang w:val="zh_TW" w:bidi="zh_TW"/>
-        </w:rPr>
-        <w:t>；</w:t>
-      </w:r>
-      <w:hyperlink r:id="rId15">
-        <w:r>
-          <w:rPr>
-            <w:lang w:val="zh_TW" w:bidi="zh_TW"/>
-          </w:rPr>
-          <w:rPr>
-            <w:color w:val="0000EE"/>
-            <w:u w:val="single"/>
-          </w:rPr>
-          <w:t>士5:20</w:t>
-        </w:r>
-      </w:hyperlink>
-      <w:r>
-        <w:rPr>
-          <w:lang w:val="zh_TW" w:bidi="zh_TW"/>
-        </w:rPr>
-        <w:t>）。在古代的占星術崇拜中，人們認為天體是由靈體賦予生命的，因此構成一支活的軍隊，掌管天上的命運。敬拜天上的萬象是最早的偶像崇拜形式之一，當時以色列人常常遠離上帝，陷入這種偶像崇拜當中（</w:t>
-      </w:r>
-      <w:hyperlink r:id="rId16">
-        <w:r>
-          <w:rPr>
-            <w:lang w:val="zh_TW" w:bidi="zh_TW"/>
-          </w:rPr>
-          <w:rPr>
-            <w:color w:val="0000EE"/>
-            <w:u w:val="single"/>
-          </w:rPr>
-          <w:t>耶19:13</w:t>
-        </w:r>
-      </w:hyperlink>
-      <w:r>
-        <w:rPr>
-          <w:lang w:val="zh_TW" w:bidi="zh_TW"/>
-        </w:rPr>
-        <w:t>；</w:t>
-      </w:r>
-      <w:hyperlink r:id="rId17">
-        <w:r>
-          <w:rPr>
-            <w:lang w:val="zh_TW" w:bidi="zh_TW"/>
-          </w:rPr>
-          <w:rPr>
-            <w:color w:val="0000EE"/>
-            <w:u w:val="single"/>
-          </w:rPr>
-          <w:t>徒7:42</w:t>
-        </w:r>
-      </w:hyperlink>
-      <w:r>
-        <w:rPr>
-          <w:lang w:val="zh_TW" w:bidi="zh_TW"/>
-        </w:rPr>
-        <w:t>）。雖然聖經明確警告以色列人不要信奉這些異教信仰（</w:t>
-      </w:r>
-      <w:hyperlink r:id="rId14">
-        <w:r>
-          <w:rPr>
-            <w:lang w:val="zh_TW" w:bidi="zh_TW"/>
-          </w:rPr>
-          <w:rPr>
-            <w:color w:val="0000EE"/>
-            <w:u w:val="single"/>
-          </w:rPr>
-          <w:t>申4:19</w:t>
-        </w:r>
-      </w:hyperlink>
-      <w:r>
-        <w:rPr>
-          <w:lang w:val="zh_TW" w:bidi="zh_TW"/>
-        </w:rPr>
-        <w:t>；</w:t>
-      </w:r>
-      <w:hyperlink r:id="rId18">
-        <w:r>
-          <w:rPr>
-            <w:lang w:val="zh_TW" w:bidi="zh_TW"/>
-          </w:rPr>
-          <w:rPr>
-            <w:color w:val="0000EE"/>
-            <w:u w:val="single"/>
-          </w:rPr>
-          <w:t>17:3</w:t>
-        </w:r>
-      </w:hyperlink>
-      <w:r>
-        <w:rPr>
-          <w:lang w:val="zh_TW" w:bidi="zh_TW"/>
-        </w:rPr>
-        <w:t>），他們卻仍舊敬拜天體，特別是在亞述和巴比倫時期（</w:t>
-      </w:r>
-      <w:hyperlink r:id="rId19">
-        <w:r>
-          <w:rPr>
-            <w:lang w:val="zh_TW" w:bidi="zh_TW"/>
-          </w:rPr>
-          <w:rPr>
-            <w:color w:val="0000EE"/>
-            <w:u w:val="single"/>
-          </w:rPr>
-          <w:t>王下17:16</w:t>
-        </w:r>
-      </w:hyperlink>
-      <w:r>
-        <w:rPr>
-          <w:lang w:val="zh_TW" w:bidi="zh_TW"/>
-        </w:rPr>
-        <w:t>，</w:t>
-      </w:r>
-      <w:hyperlink r:id="rId20">
-        <w:r>
-          <w:rPr>
-            <w:lang w:val="zh_TW" w:bidi="zh_TW"/>
-          </w:rPr>
-          <w:rPr>
-            <w:color w:val="0000EE"/>
-            <w:u w:val="single"/>
-          </w:rPr>
-          <w:t>21:3–5</w:t>
-        </w:r>
-      </w:hyperlink>
-      <w:r>
-        <w:rPr>
-          <w:lang w:val="zh_TW" w:bidi="zh_TW"/>
-        </w:rPr>
-        <w:t>；</w:t>
-      </w:r>
-      <w:hyperlink r:id="rId21">
-        <w:r>
-          <w:rPr>
-            <w:lang w:val="zh_TW" w:bidi="zh_TW"/>
-          </w:rPr>
-          <w:rPr>
-            <w:color w:val="0000EE"/>
-            <w:u w:val="single"/>
-          </w:rPr>
-          <w:t>代下33:3–5</w:t>
-        </w:r>
-      </w:hyperlink>
-      <w:r>
-        <w:rPr>
-          <w:lang w:val="zh_TW" w:bidi="zh_TW"/>
-        </w:rPr>
-        <w:t>；</w:t>
-      </w:r>
-      <w:hyperlink r:id="rId22">
-        <w:r>
-          <w:rPr>
-            <w:lang w:val="zh_TW" w:bidi="zh_TW"/>
-          </w:rPr>
-          <w:rPr>
-            <w:color w:val="0000EE"/>
-            <w:u w:val="single"/>
-          </w:rPr>
-          <w:t>耶8:2</w:t>
-        </w:r>
-      </w:hyperlink>
-      <w:r>
-        <w:rPr>
-          <w:lang w:val="zh_TW" w:bidi="zh_TW"/>
-        </w:rPr>
-        <w:t>；</w:t>
-      </w:r>
-      <w:hyperlink r:id="rId23">
-        <w:r>
-          <w:rPr>
-            <w:lang w:val="zh_TW" w:bidi="zh_TW"/>
-          </w:rPr>
-          <w:rPr>
-            <w:color w:val="0000EE"/>
-            <w:u w:val="single"/>
-          </w:rPr>
-          <w:t>番1:5</w:t>
-        </w:r>
-      </w:hyperlink>
-      <w:r>
-        <w:rPr>
-          <w:lang w:val="zh_TW" w:bidi="zh_TW"/>
-        </w:rPr>
-        <w:t>）。糾正這種異教崇拜的正確方式，就是承認耶和華是創天造地的主。祂是全能的主，按照自己的命令安設天體，並命定它們執行特別的功能（</w:t>
-      </w:r>
-      <w:hyperlink r:id="rId24">
-        <w:r>
-          <w:rPr>
-            <w:lang w:val="zh_TW" w:bidi="zh_TW"/>
-          </w:rPr>
-          <w:rPr>
-            <w:color w:val="0000EE"/>
-            <w:u w:val="single"/>
-          </w:rPr>
-          <w:t>創1:14–19</w:t>
-        </w:r>
-      </w:hyperlink>
-      <w:r>
-        <w:rPr>
-          <w:lang w:val="zh_TW" w:bidi="zh_TW"/>
-        </w:rPr>
-        <w:t>，</w:t>
-      </w:r>
-      <w:hyperlink r:id="rId25">
-        <w:r>
-          <w:rPr>
-            <w:lang w:val="zh_TW" w:bidi="zh_TW"/>
-          </w:rPr>
-          <w:rPr>
-            <w:color w:val="0000EE"/>
-            <w:u w:val="single"/>
-          </w:rPr>
-          <w:t>2:1</w:t>
-        </w:r>
-      </w:hyperlink>
-      <w:r>
-        <w:rPr>
-          <w:lang w:val="zh_TW" w:bidi="zh_TW"/>
-        </w:rPr>
-        <w:t>；</w:t>
-      </w:r>
-      <w:hyperlink r:id="rId26">
-        <w:r>
-          <w:rPr>
-            <w:lang w:val="zh_TW" w:bidi="zh_TW"/>
-          </w:rPr>
-          <w:rPr>
-            <w:color w:val="0000EE"/>
-            <w:u w:val="single"/>
-          </w:rPr>
-          <w:t>尼9:6</w:t>
-        </w:r>
-      </w:hyperlink>
-      <w:r>
-        <w:rPr>
-          <w:lang w:val="zh_TW" w:bidi="zh_TW"/>
-        </w:rPr>
-        <w:t>；</w:t>
-      </w:r>
-      <w:hyperlink r:id="rId27">
-        <w:r>
-          <w:rPr>
-            <w:lang w:val="zh_TW" w:bidi="zh_TW"/>
-          </w:rPr>
-          <w:rPr>
-            <w:color w:val="0000EE"/>
-            <w:u w:val="single"/>
-          </w:rPr>
-          <w:t>詩33:6</w:t>
-        </w:r>
-      </w:hyperlink>
-      <w:r>
-        <w:rPr>
-          <w:lang w:val="zh_TW" w:bidi="zh_TW"/>
-        </w:rPr>
-        <w:t>，</w:t>
-      </w:r>
-      <w:hyperlink r:id="rId28">
-        <w:r>
-          <w:rPr>
-            <w:lang w:val="zh_TW" w:bidi="zh_TW"/>
-          </w:rPr>
-          <w:rPr>
-            <w:color w:val="0000EE"/>
-            <w:u w:val="single"/>
-          </w:rPr>
-          <w:t>103:21</w:t>
-        </w:r>
-      </w:hyperlink>
-      <w:r>
-        <w:rPr>
-          <w:lang w:val="zh_TW" w:bidi="zh_TW"/>
-        </w:rPr>
-        <w:t>，</w:t>
-      </w:r>
-      <w:hyperlink r:id="rId29">
-        <w:r>
-          <w:rPr>
-            <w:lang w:val="zh_TW" w:bidi="zh_TW"/>
-          </w:rPr>
-          <w:rPr>
-            <w:color w:val="0000EE"/>
-            <w:u w:val="single"/>
-          </w:rPr>
-          <w:t>148:2</w:t>
-        </w:r>
-      </w:hyperlink>
-      <w:r>
-        <w:rPr>
-          <w:lang w:val="zh_TW" w:bidi="zh_TW"/>
-        </w:rPr>
-        <w:t>；</w:t>
-      </w:r>
-      <w:hyperlink r:id="rId30">
-        <w:r>
-          <w:rPr>
-            <w:lang w:val="zh_TW" w:bidi="zh_TW"/>
-          </w:rPr>
-          <w:rPr>
-            <w:color w:val="0000EE"/>
-            <w:u w:val="single"/>
-          </w:rPr>
-          <w:t>賽40:26</w:t>
-        </w:r>
-      </w:hyperlink>
-      <w:r>
-        <w:rPr>
-          <w:lang w:val="zh_TW" w:bidi="zh_TW"/>
-        </w:rPr>
-        <w:t>，</w:t>
-      </w:r>
-      <w:hyperlink r:id="rId31">
-        <w:r>
-          <w:rPr>
-            <w:lang w:val="zh_TW" w:bidi="zh_TW"/>
-          </w:rPr>
-          <w:rPr>
-            <w:color w:val="0000EE"/>
-            <w:u w:val="single"/>
-          </w:rPr>
-          <w:t>45:12</w:t>
+          <w:t>3:15</w:t>
         </w:r>
       </w:hyperlink>
       <w:r>
@@ -631,9 +306,9 @@
         <w:rPr>
           <w:lang w:val="zh_TW" w:bidi="zh_TW"/>
         </w:rPr>
-        <w:t>神經常被稱為「萬軍之耶和華」，即天上軍隊的主宰（</w:t>
-      </w:r>
-      <w:hyperlink r:id="rId32">
+        <w:t>舊約聖經記載，神如何開始讓特別的人與祂建立關係。經文把以諾描寫為與神同行的人（</w:t>
+      </w:r>
+      <w:hyperlink r:id="rId15">
         <w:r>
           <w:rPr>
             <w:lang w:val="zh_TW" w:bidi="zh_TW"/>
@@ -642,16 +317,16 @@
             <w:color w:val="0000EE"/>
             <w:u w:val="single"/>
           </w:rPr>
-          <w:t>耶5:14</w:t>
+          <w:t>創5:22、24</w:t>
         </w:r>
       </w:hyperlink>
       <w:r>
         <w:rPr>
           <w:lang w:val="zh_TW" w:bidi="zh_TW"/>
         </w:rPr>
-        <w:t>，</w:t>
-      </w:r>
-      <w:hyperlink r:id="rId33">
+        <w:t>），挪亞也與神同行（</w:t>
+      </w:r>
+      <w:hyperlink r:id="rId16">
         <w:r>
           <w:rPr>
             <w:lang w:val="zh_TW" w:bidi="zh_TW"/>
@@ -660,16 +335,16 @@
             <w:color w:val="0000EE"/>
             <w:u w:val="single"/>
           </w:rPr>
-          <w:t>38:17</w:t>
+          <w:t>6:9</w:t>
         </w:r>
       </w:hyperlink>
       <w:r>
         <w:rPr>
           <w:lang w:val="zh_TW" w:bidi="zh_TW"/>
         </w:rPr>
-        <w:t>，</w:t>
-      </w:r>
-      <w:hyperlink r:id="rId34">
+        <w:t>），而經文稱以色列的先祖亞伯拉罕為「神的朋友」（</w:t>
+      </w:r>
+      <w:hyperlink r:id="rId17">
         <w:r>
           <w:rPr>
             <w:lang w:val="zh_TW" w:bidi="zh_TW"/>
@@ -678,16 +353,16 @@
             <w:color w:val="0000EE"/>
             <w:u w:val="single"/>
           </w:rPr>
-          <w:t>44:7</w:t>
+          <w:t>雅2:23</w:t>
         </w:r>
       </w:hyperlink>
       <w:r>
         <w:rPr>
           <w:lang w:val="zh_TW" w:bidi="zh_TW"/>
         </w:rPr>
-        <w:t>；</w:t>
-      </w:r>
-      <w:hyperlink r:id="rId35">
+        <w:t>）。在舊約聖經中，沒有人像摩西那樣，與神有如此親密的關係，他在西奈山上與神相會四十天（</w:t>
+      </w:r>
+      <w:hyperlink r:id="rId18">
         <w:r>
           <w:rPr>
             <w:lang w:val="zh_TW" w:bidi="zh_TW"/>
@@ -696,16 +371,16 @@
             <w:color w:val="0000EE"/>
             <w:u w:val="single"/>
           </w:rPr>
-          <w:t>何12:5</w:t>
+          <w:t>出24章</w:t>
         </w:r>
       </w:hyperlink>
       <w:r>
         <w:rPr>
           <w:lang w:val="zh_TW" w:bidi="zh_TW"/>
         </w:rPr>
-        <w:t>）。天上的萬軍包括天使或使者，他們與耶和華在天上與地上的工作有關。神在天上有一個議會，由天使或「神的眾子」組成（</w:t>
-      </w:r>
-      <w:hyperlink r:id="rId36">
+        <w:t>）。後來，大衛寫下許多詩篇，展現出與神深深連結的心（</w:t>
+      </w:r>
+      <w:hyperlink r:id="rId19">
         <w:r>
           <w:rPr>
             <w:lang w:val="zh_TW" w:bidi="zh_TW"/>
@@ -714,16 +389,10 @@
             <w:color w:val="0000EE"/>
             <w:u w:val="single"/>
           </w:rPr>
-          <w:t>創1:26</w:t>
+          <w:t>詩16、</w:t>
         </w:r>
       </w:hyperlink>
-      <w:r>
-        <w:rPr>
-          <w:lang w:val="zh_TW" w:bidi="zh_TW"/>
-        </w:rPr>
-        <w:t>；</w:t>
-      </w:r>
-      <w:hyperlink r:id="rId37">
+      <w:hyperlink r:id="rId20">
         <w:r>
           <w:rPr>
             <w:lang w:val="zh_TW" w:bidi="zh_TW"/>
@@ -732,16 +401,10 @@
             <w:color w:val="0000EE"/>
             <w:u w:val="single"/>
           </w:rPr>
-          <w:t>王上22:19</w:t>
+          <w:t>34、</w:t>
         </w:r>
       </w:hyperlink>
-      <w:r>
-        <w:rPr>
-          <w:lang w:val="zh_TW" w:bidi="zh_TW"/>
-        </w:rPr>
-        <w:t>；</w:t>
-      </w:r>
-      <w:hyperlink r:id="rId38">
+      <w:hyperlink r:id="rId21">
         <w:r>
           <w:rPr>
             <w:lang w:val="zh_TW" w:bidi="zh_TW"/>
@@ -750,16 +413,10 @@
             <w:color w:val="0000EE"/>
             <w:u w:val="single"/>
           </w:rPr>
-          <w:t>伯1:6</w:t>
+          <w:t>40、</w:t>
         </w:r>
       </w:hyperlink>
-      <w:r>
-        <w:rPr>
-          <w:lang w:val="zh_TW" w:bidi="zh_TW"/>
-        </w:rPr>
-        <w:t>；</w:t>
-      </w:r>
-      <w:hyperlink r:id="rId39">
+      <w:hyperlink r:id="rId22">
         <w:r>
           <w:rPr>
             <w:lang w:val="zh_TW" w:bidi="zh_TW"/>
@@ -768,68 +425,25 @@
             <w:color w:val="0000EE"/>
             <w:u w:val="single"/>
           </w:rPr>
-          <w:t>詩82</w:t>
+          <w:t>63篇</w:t>
         </w:r>
       </w:hyperlink>
       <w:r>
         <w:rPr>
           <w:lang w:val="zh_TW" w:bidi="zh_TW"/>
         </w:rPr>
-        <w:t>；</w:t>
-      </w:r>
-      <w:hyperlink r:id="rId40">
-        <w:r>
-          <w:rPr>
-            <w:lang w:val="zh_TW" w:bidi="zh_TW"/>
-          </w:rPr>
-          <w:rPr>
-            <w:color w:val="0000EE"/>
-            <w:u w:val="single"/>
-          </w:rPr>
-          <w:t>賽6章</w:t>
-        </w:r>
-      </w:hyperlink>
-      <w:r>
-        <w:rPr>
-          <w:lang w:val="zh_TW" w:bidi="zh_TW"/>
-        </w:rPr>
-        <w:t>）。使者從主的會議中接受派遣，以完成祂的目的（</w:t>
-      </w:r>
-      <w:hyperlink r:id="rId41">
-        <w:r>
-          <w:rPr>
-            <w:lang w:val="zh_TW" w:bidi="zh_TW"/>
-          </w:rPr>
-          <w:rPr>
-            <w:color w:val="0000EE"/>
-            <w:u w:val="single"/>
-          </w:rPr>
-          <w:t>創28:12–15</w:t>
-        </w:r>
-      </w:hyperlink>
-      <w:r>
-        <w:rPr>
-          <w:lang w:val="zh_TW" w:bidi="zh_TW"/>
-        </w:rPr>
-        <w:t>；</w:t>
-      </w:r>
-      <w:hyperlink r:id="rId42">
-        <w:r>
-          <w:rPr>
-            <w:lang w:val="zh_TW" w:bidi="zh_TW"/>
-          </w:rPr>
-          <w:rPr>
-            <w:color w:val="0000EE"/>
-            <w:u w:val="single"/>
-          </w:rPr>
-          <w:t>路2:13</w:t>
-        </w:r>
-      </w:hyperlink>
-      <w:r>
-        <w:rPr>
-          <w:lang w:val="zh_TW" w:bidi="zh_TW"/>
-        </w:rPr>
         <w:t>）。</w:t>
+      </w:r>
+    </w:p>
+    <w:p>
+      <w:pPr>
+        <w:pStyle w:val="Heading3"/>
+      </w:pPr>
+      <w:r>
+        <w:rPr>
+          <w:lang w:val="zh_TW" w:bidi="zh_TW"/>
+        </w:rPr>
+        <w:t>新約聖經中的團契</w:t>
       </w:r>
     </w:p>
     <w:p>
@@ -843,9 +457,9 @@
         <w:rPr>
           <w:lang w:val="zh_TW" w:bidi="zh_TW"/>
         </w:rPr>
-        <w:t>雖然「萬軍」有時被理解為星辰或天使，但以色列各支派也被稱為「主的軍隊」。在</w:t>
-      </w:r>
-      <w:hyperlink r:id="rId43">
+        <w:t>因為耶穌在十架上所成就的工作，神如今住在每一位信徒心裡 （</w:t>
+      </w:r>
+      <w:hyperlink r:id="rId23">
         <w:r>
           <w:rPr>
             <w:lang w:val="zh_TW" w:bidi="zh_TW"/>
@@ -854,38 +468,86 @@
             <w:color w:val="0000EE"/>
             <w:u w:val="single"/>
           </w:rPr>
-          <w:t>但以理書八章10至11節</w:t>
+          <w:t>約14:23</w:t>
         </w:r>
       </w:hyperlink>
       <w:r>
         <w:rPr>
           <w:lang w:val="zh_TW" w:bidi="zh_TW"/>
         </w:rPr>
-        <w:t>中，「</w:t>
-      </w:r>
-      <w:r>
-        <w:rPr>
-          <w:lang w:val="zh_TW" w:bidi="zh_TW"/>
-        </w:rPr>
-        <w:t>天象</w:t>
-      </w:r>
-      <w:r>
-        <w:rPr>
-          <w:lang w:val="zh_TW" w:bidi="zh_TW"/>
-        </w:rPr>
-        <w:t>」似乎是指以色列這個「聖民」的比喻性語言，而以色列的君王被稱為「</w:t>
-      </w:r>
-      <w:r>
-        <w:rPr>
-          <w:lang w:val="zh_TW" w:bidi="zh_TW"/>
-        </w:rPr>
-        <w:t>天象之君</w:t>
-      </w:r>
-      <w:r>
-        <w:rPr>
-          <w:lang w:val="zh_TW" w:bidi="zh_TW"/>
-        </w:rPr>
-        <w:t>」。</w:t>
+        <w:t>）。因此在新約之下，我們所擁有的關係，是信徒與耶穌之間那重要且屬靈的連結（</w:t>
+      </w:r>
+      <w:hyperlink r:id="rId24">
+        <w:r>
+          <w:rPr>
+            <w:lang w:val="zh_TW" w:bidi="zh_TW"/>
+          </w:rPr>
+          <w:rPr>
+            <w:color w:val="0000EE"/>
+            <w:u w:val="single"/>
+          </w:rPr>
+          <w:t>14:20–21</w:t>
+        </w:r>
+      </w:hyperlink>
+      <w:r>
+        <w:rPr>
+          <w:lang w:val="zh_TW" w:bidi="zh_TW"/>
+        </w:rPr>
+        <w:t>）。與神建立關係是基督徒生命的目標（</w:t>
+      </w:r>
+      <w:hyperlink r:id="rId25">
+        <w:r>
+          <w:rPr>
+            <w:lang w:val="zh_TW" w:bidi="zh_TW"/>
+          </w:rPr>
+          <w:rPr>
+            <w:color w:val="0000EE"/>
+            <w:u w:val="single"/>
+          </w:rPr>
+          <w:t>約一1:3</w:t>
+        </w:r>
+      </w:hyperlink>
+      <w:r>
+        <w:rPr>
+          <w:lang w:val="zh_TW" w:bidi="zh_TW"/>
+        </w:rPr>
+        <w:t>），而當我們與救主「面對面」（</w:t>
+      </w:r>
+      <w:hyperlink r:id="rId26">
+        <w:r>
+          <w:rPr>
+            <w:lang w:val="zh_TW" w:bidi="zh_TW"/>
+          </w:rPr>
+          <w:rPr>
+            <w:color w:val="0000EE"/>
+            <w:u w:val="single"/>
+          </w:rPr>
+          <w:t>林前13:12</w:t>
+        </w:r>
+      </w:hyperlink>
+      <w:r>
+        <w:rPr>
+          <w:lang w:val="zh_TW" w:bidi="zh_TW"/>
+        </w:rPr>
+        <w:t>）時，這關係就會變得成全，直到永遠。那時，神要永遠與祂的百姓同住（</w:t>
+      </w:r>
+      <w:hyperlink r:id="rId27">
+        <w:r>
+          <w:rPr>
+            <w:lang w:val="zh_TW" w:bidi="zh_TW"/>
+          </w:rPr>
+          <w:rPr>
+            <w:color w:val="0000EE"/>
+            <w:u w:val="single"/>
+          </w:rPr>
+          <w:t>啟21:3</w:t>
+        </w:r>
+      </w:hyperlink>
+      <w:r>
+        <w:rPr>
+          <w:lang w:val="zh_TW" w:bidi="zh_TW"/>
+        </w:rPr>
+        <w:t>）。</w:t>
       </w:r>
     </w:p>
     <w:p>
@@ -899,33 +561,9 @@
         <w:rPr>
           <w:lang w:val="zh_TW" w:bidi="zh_TW"/>
         </w:rPr>
-        <w:t>希臘文翻譯為「</w:t>
-      </w:r>
-      <w:r>
-        <w:rPr>
-          <w:lang w:val="zh_TW" w:bidi="zh_TW"/>
-        </w:rPr>
-        <w:t>天兵</w:t>
-      </w:r>
-      <w:r>
-        <w:rPr>
-          <w:lang w:val="zh_TW" w:bidi="zh_TW"/>
-        </w:rPr>
-        <w:t>」或「</w:t>
-      </w:r>
-      <w:r>
-        <w:rPr>
-          <w:lang w:val="zh_TW" w:bidi="zh_TW"/>
-        </w:rPr>
-        <w:t>天上的日月星辰</w:t>
-      </w:r>
-      <w:r>
-        <w:rPr>
-          <w:lang w:val="zh_TW" w:bidi="zh_TW"/>
-        </w:rPr>
-        <w:t>」的詞語，只在新約聖經出現過兩次（</w:t>
-      </w:r>
-      <w:hyperlink r:id="rId42">
+        <w:t>福音的好消息恢復我們與神的關係，也恢復信徒彼此之間的關係。耶穌與門徒共進最後的晚餐，顯出我們與神的關係如何連結我們與其他人的關係（</w:t>
+      </w:r>
+      <w:hyperlink r:id="rId28">
         <w:r>
           <w:rPr>
             <w:lang w:val="zh_TW" w:bidi="zh_TW"/>
@@ -934,68 +572,14 @@
             <w:color w:val="0000EE"/>
             <w:u w:val="single"/>
           </w:rPr>
-          <w:t>路2:13</w:t>
+          <w:t>可14:22–25</w:t>
         </w:r>
       </w:hyperlink>
       <w:r>
         <w:rPr>
           <w:lang w:val="zh_TW" w:bidi="zh_TW"/>
         </w:rPr>
-        <w:t>；</w:t>
-      </w:r>
-      <w:hyperlink r:id="rId17">
-        <w:r>
-          <w:rPr>
-            <w:lang w:val="zh_TW" w:bidi="zh_TW"/>
-          </w:rPr>
-          <w:rPr>
-            <w:color w:val="0000EE"/>
-            <w:u w:val="single"/>
-          </w:rPr>
-          <w:t>徒7:42</w:t>
-        </w:r>
-      </w:hyperlink>
-      <w:r>
-        <w:rPr>
-          <w:lang w:val="zh_TW" w:bidi="zh_TW"/>
-        </w:rPr>
-        <w:t>）。「萬軍之主」這稱號被保羅和雅各用來指耶和華（</w:t>
-      </w:r>
-      <w:hyperlink r:id="rId44">
-        <w:r>
-          <w:rPr>
-            <w:lang w:val="zh_TW" w:bidi="zh_TW"/>
-          </w:rPr>
-          <w:rPr>
-            <w:color w:val="0000EE"/>
-            <w:u w:val="single"/>
-          </w:rPr>
-          <w:t>羅9:29</w:t>
-        </w:r>
-      </w:hyperlink>
-      <w:r>
-        <w:rPr>
-          <w:lang w:val="zh_TW" w:bidi="zh_TW"/>
-        </w:rPr>
-        <w:t>；</w:t>
-      </w:r>
-      <w:hyperlink r:id="rId45">
-        <w:r>
-          <w:rPr>
-            <w:lang w:val="zh_TW" w:bidi="zh_TW"/>
-          </w:rPr>
-          <w:rPr>
-            <w:color w:val="0000EE"/>
-            <w:u w:val="single"/>
-          </w:rPr>
-          <w:t>雅5:4</w:t>
-        </w:r>
-      </w:hyperlink>
-      <w:r>
-        <w:rPr>
-          <w:lang w:val="zh_TW" w:bidi="zh_TW"/>
-        </w:rPr>
-        <w:t>）。這個術語表達了神在歷史中的主權、權能與威嚴，但究竟這些受祂指揮的「萬軍」具體是什麼，我們並不確定。</w:t>
+        <w:t>）。耶穌與門徒在樓房分享那特別的筵席；耶穌與跟隨祂的人以深切的愛和委身彼此相連。後來，門徒因共同忠於耶穌，他們的心就更緊密聯合起來。在耶穌釘十字架和聖靈降臨之後，教會就此誕生。教會是新的群體，這群人與神建立關係，也彼此建立關係。</w:t>
       </w:r>
     </w:p>
     <w:p>
@@ -1007,22 +591,810 @@
       </w:r>
       <w:r>
         <w:rPr>
-          <w:i/>
-          <w:lang w:val="zh_TW" w:bidi="zh_TW"/>
-        </w:rPr>
-        <w:t>另見</w:t>
-      </w:r>
-      <w:r>
-        <w:rPr>
-          <w:lang w:val="zh_TW" w:bidi="zh_TW"/>
-        </w:rPr>
-        <w:t>萬軍之主</w:t>
-      </w:r>
-      <w:r>
-        <w:rPr>
-          <w:lang w:val="zh_TW" w:bidi="zh_TW"/>
-        </w:rPr>
-        <w:t>。</w:t>
+          <w:lang w:val="zh_TW" w:bidi="zh_TW"/>
+        </w:rPr>
+        <w:t>使徒行傳的開首幾章，顯出初代基督徒之間深厚的友誼。信徒在家中聚集，一同領受教導、團契、主的晚餐和禱告（</w:t>
+      </w:r>
+      <w:hyperlink r:id="rId29">
+        <w:r>
+          <w:rPr>
+            <w:lang w:val="zh_TW" w:bidi="zh_TW"/>
+          </w:rPr>
+          <w:rPr>
+            <w:color w:val="0000EE"/>
+            <w:u w:val="single"/>
+          </w:rPr>
+          <w:t>徒2:42、46</w:t>
+        </w:r>
+      </w:hyperlink>
+      <w:r>
+        <w:rPr>
+          <w:lang w:val="zh_TW" w:bidi="zh_TW"/>
+        </w:rPr>
+        <w:t>）。基督徒的合一意識強烈，甚至願意彼此分享所有財物，把這些物品分給有需要的弟兄姊妹（</w:t>
+      </w:r>
+      <w:hyperlink r:id="rId30">
+        <w:r>
+          <w:rPr>
+            <w:lang w:val="zh_TW" w:bidi="zh_TW"/>
+          </w:rPr>
+          <w:rPr>
+            <w:color w:val="0000EE"/>
+            <w:u w:val="single"/>
+          </w:rPr>
+          <w:t>2:44–45，</w:t>
+        </w:r>
+      </w:hyperlink>
+      <w:hyperlink r:id="rId31">
+        <w:r>
+          <w:rPr>
+            <w:lang w:val="zh_TW" w:bidi="zh_TW"/>
+          </w:rPr>
+          <w:rPr>
+            <w:color w:val="0000EE"/>
+            <w:u w:val="single"/>
+          </w:rPr>
+          <w:t>4:32–35</w:t>
+        </w:r>
+      </w:hyperlink>
+      <w:r>
+        <w:rPr>
+          <w:lang w:val="zh_TW" w:bidi="zh_TW"/>
+        </w:rPr>
+        <w:t>）。或許，這個初代基督徒團契的最大特色，就是信徒彼此相愛（</w:t>
+      </w:r>
+      <w:hyperlink r:id="rId32">
+        <w:r>
+          <w:rPr>
+            <w:lang w:val="zh_TW" w:bidi="zh_TW"/>
+          </w:rPr>
+          <w:rPr>
+            <w:color w:val="0000EE"/>
+            <w:u w:val="single"/>
+          </w:rPr>
+          <w:t>帖前4:9</w:t>
+        </w:r>
+      </w:hyperlink>
+      <w:r>
+        <w:rPr>
+          <w:lang w:val="zh_TW" w:bidi="zh_TW"/>
+        </w:rPr>
+        <w:t>；</w:t>
+      </w:r>
+      <w:hyperlink r:id="rId33">
+        <w:r>
+          <w:rPr>
+            <w:lang w:val="zh_TW" w:bidi="zh_TW"/>
+          </w:rPr>
+          <w:rPr>
+            <w:color w:val="0000EE"/>
+            <w:u w:val="single"/>
+          </w:rPr>
+          <w:t>彼前1:22</w:t>
+        </w:r>
+      </w:hyperlink>
+      <w:r>
+        <w:rPr>
+          <w:lang w:val="zh_TW" w:bidi="zh_TW"/>
+        </w:rPr>
+        <w:t>）。</w:t>
+      </w:r>
+    </w:p>
+    <w:p>
+      <w:pPr/>
+      <w:r>
+        <w:rPr>
+          <w:lang w:val="zh_TW" w:bidi="zh_TW"/>
+        </w:rPr>
+      </w:r>
+      <w:r>
+        <w:rPr>
+          <w:lang w:val="zh_TW" w:bidi="zh_TW"/>
+        </w:rPr>
+        <w:t>保羅出於愛心，在外邦各教會推動捐獻，要幫助在耶路撒冷生活困難的信徒。</w:t>
+      </w:r>
+      <w:hyperlink r:id="rId34">
+        <w:r>
+          <w:rPr>
+            <w:lang w:val="zh_TW" w:bidi="zh_TW"/>
+          </w:rPr>
+          <w:rPr>
+            <w:color w:val="0000EE"/>
+            <w:u w:val="single"/>
+          </w:rPr>
+          <w:t>羅馬書十五章26節</w:t>
+        </w:r>
+      </w:hyperlink>
+      <w:r>
+        <w:rPr>
+          <w:lang w:val="zh_TW" w:bidi="zh_TW"/>
+        </w:rPr>
+        <w:t>提到馬其頓和亞該亞的眾教會的捐獻。保羅用希臘文裡通常譯為「團契」的常見詞語，來形容這種「捐項」。同樣，腓立比教會與保羅所分享的團契，也以支持使徒工作的捐獻具體表達出來（</w:t>
+      </w:r>
+      <w:hyperlink r:id="rId35">
+        <w:r>
+          <w:rPr>
+            <w:lang w:val="zh_TW" w:bidi="zh_TW"/>
+          </w:rPr>
+          <w:rPr>
+            <w:color w:val="0000EE"/>
+            <w:u w:val="single"/>
+          </w:rPr>
+          <w:t>腓1:5，</w:t>
+        </w:r>
+      </w:hyperlink>
+      <w:hyperlink r:id="rId36">
+        <w:r>
+          <w:rPr>
+            <w:lang w:val="zh_TW" w:bidi="zh_TW"/>
+          </w:rPr>
+          <w:rPr>
+            <w:color w:val="0000EE"/>
+            <w:u w:val="single"/>
+          </w:rPr>
+          <w:t>4:14–15</w:t>
+        </w:r>
+      </w:hyperlink>
+      <w:r>
+        <w:rPr>
+          <w:lang w:val="zh_TW" w:bidi="zh_TW"/>
+        </w:rPr>
+        <w:t>）。</w:t>
+      </w:r>
+    </w:p>
+    <w:p>
+      <w:pPr/>
+      <w:r>
+        <w:rPr>
+          <w:lang w:val="zh_TW" w:bidi="zh_TW"/>
+        </w:rPr>
+      </w:r>
+      <w:r>
+        <w:rPr>
+          <w:lang w:val="zh_TW" w:bidi="zh_TW"/>
+        </w:rPr>
+        <w:t>聖經用多種意象，描述早期教會彼此相連的生命。首先，經文稱教會為「神的家」（</w:t>
+      </w:r>
+      <w:hyperlink r:id="rId37">
+        <w:r>
+          <w:rPr>
+            <w:lang w:val="zh_TW" w:bidi="zh_TW"/>
+          </w:rPr>
+          <w:rPr>
+            <w:color w:val="0000EE"/>
+            <w:u w:val="single"/>
+          </w:rPr>
+          <w:t>弗2:19</w:t>
+        </w:r>
+      </w:hyperlink>
+      <w:r>
+        <w:rPr>
+          <w:lang w:val="zh_TW" w:bidi="zh_TW"/>
+        </w:rPr>
+        <w:t>；</w:t>
+      </w:r>
+      <w:hyperlink r:id="rId38">
+        <w:r>
+          <w:rPr>
+            <w:lang w:val="zh_TW" w:bidi="zh_TW"/>
+          </w:rPr>
+          <w:rPr>
+            <w:color w:val="0000EE"/>
+            <w:u w:val="single"/>
+          </w:rPr>
+          <w:t>提前3:15</w:t>
+        </w:r>
+      </w:hyperlink>
+      <w:r>
+        <w:rPr>
+          <w:lang w:val="zh_TW" w:bidi="zh_TW"/>
+        </w:rPr>
+        <w:t>），或「信徒一家」（</w:t>
+      </w:r>
+      <w:hyperlink r:id="rId39">
+        <w:r>
+          <w:rPr>
+            <w:lang w:val="zh_TW" w:bidi="zh_TW"/>
+          </w:rPr>
+          <w:rPr>
+            <w:color w:val="0000EE"/>
+            <w:u w:val="single"/>
+          </w:rPr>
+          <w:t>加6:10</w:t>
+        </w:r>
+      </w:hyperlink>
+      <w:r>
+        <w:rPr>
+          <w:lang w:val="zh_TW" w:bidi="zh_TW"/>
+        </w:rPr>
+        <w:t>）。在神的家裡，愛與款待應成為生活常態（</w:t>
+      </w:r>
+      <w:hyperlink r:id="rId40">
+        <w:r>
+          <w:rPr>
+            <w:lang w:val="zh_TW" w:bidi="zh_TW"/>
+          </w:rPr>
+          <w:rPr>
+            <w:color w:val="0000EE"/>
+            <w:u w:val="single"/>
+          </w:rPr>
+          <w:t>來13:1–2</w:t>
+        </w:r>
+      </w:hyperlink>
+      <w:r>
+        <w:rPr>
+          <w:lang w:val="zh_TW" w:bidi="zh_TW"/>
+        </w:rPr>
+        <w:t>）。聖經也把教會描繪為在地上的神家（</w:t>
+      </w:r>
+      <w:hyperlink r:id="rId41">
+        <w:r>
+          <w:rPr>
+            <w:lang w:val="zh_TW" w:bidi="zh_TW"/>
+          </w:rPr>
+          <w:rPr>
+            <w:color w:val="0000EE"/>
+            <w:u w:val="single"/>
+          </w:rPr>
+          <w:t>弗3:15</w:t>
+        </w:r>
+      </w:hyperlink>
+      <w:r>
+        <w:rPr>
+          <w:lang w:val="zh_TW" w:bidi="zh_TW"/>
+        </w:rPr>
+        <w:t>），其中神就是父，信徒就是祂忠心的兒女。神的家應以愛、恩慈、憐憫和謙卑為生活方式（</w:t>
+      </w:r>
+      <w:hyperlink r:id="rId42">
+        <w:r>
+          <w:rPr>
+            <w:lang w:val="zh_TW" w:bidi="zh_TW"/>
+          </w:rPr>
+          <w:rPr>
+            <w:color w:val="0000EE"/>
+            <w:u w:val="single"/>
+          </w:rPr>
+          <w:t>腓2:1–4</w:t>
+        </w:r>
+      </w:hyperlink>
+      <w:r>
+        <w:rPr>
+          <w:lang w:val="zh_TW" w:bidi="zh_TW"/>
+        </w:rPr>
+        <w:t>）。最後，經文形容基督徒的團契為「一個新人」或「一體」（</w:t>
+      </w:r>
+      <w:hyperlink r:id="rId43">
+        <w:r>
+          <w:rPr>
+            <w:lang w:val="zh_TW" w:bidi="zh_TW"/>
+          </w:rPr>
+          <w:rPr>
+            <w:color w:val="0000EE"/>
+            <w:u w:val="single"/>
+          </w:rPr>
+          <w:t>弗2:15–16</w:t>
+        </w:r>
+      </w:hyperlink>
+      <w:r>
+        <w:rPr>
+          <w:lang w:val="zh_TW" w:bidi="zh_TW"/>
+        </w:rPr>
+        <w:t>）。雖然這身體內有許多天然的差異，但聖靈把信徒聯合，使他們成為一個生命體（</w:t>
+      </w:r>
+      <w:hyperlink r:id="rId44">
+        <w:r>
+          <w:rPr>
+            <w:lang w:val="zh_TW" w:bidi="zh_TW"/>
+          </w:rPr>
+          <w:rPr>
+            <w:color w:val="0000EE"/>
+            <w:u w:val="single"/>
+          </w:rPr>
+          <w:t>4:4–6</w:t>
+        </w:r>
+      </w:hyperlink>
+      <w:r>
+        <w:rPr>
+          <w:lang w:val="zh_TW" w:bidi="zh_TW"/>
+        </w:rPr>
+        <w:t>）。在這個以愛相連的團契中，每個信徒都不可或缺，神把各樣恩賜賜給每個成員，使整個身體得以靈命成長。</w:t>
+      </w:r>
+    </w:p>
+    <w:p>
+      <w:pPr>
+        <w:pStyle w:val="Heading3"/>
+      </w:pPr>
+      <w:r>
+        <w:rPr>
+          <w:lang w:val="zh_TW" w:bidi="zh_TW"/>
+        </w:rPr>
+        <w:t>基督徒團契指南</w:t>
+      </w:r>
+    </w:p>
+    <w:p>
+      <w:pPr/>
+      <w:r>
+        <w:rPr>
+          <w:lang w:val="zh_TW" w:bidi="zh_TW"/>
+        </w:rPr>
+      </w:r>
+      <w:r>
+        <w:rPr>
+          <w:lang w:val="zh_TW" w:bidi="zh_TW"/>
+        </w:rPr>
+        <w:t>聖經在</w:t>
+      </w:r>
+      <w:hyperlink r:id="rId45">
+        <w:r>
+          <w:rPr>
+            <w:lang w:val="zh_TW" w:bidi="zh_TW"/>
+          </w:rPr>
+          <w:rPr>
+            <w:color w:val="0000EE"/>
+            <w:u w:val="single"/>
+          </w:rPr>
+          <w:t>約翰一書一章7節</w:t>
+        </w:r>
+      </w:hyperlink>
+      <w:r>
+        <w:rPr>
+          <w:lang w:val="zh_TW" w:bidi="zh_TW"/>
+        </w:rPr>
+        <w:t>說明真實的團契是如何產生的：「我們若在光明中行，如同神在光明中，就彼此相交。」這句話表示，神本身就是真理，當我們按照神的真理而活，就能與其他信徒建立真實的屬靈相交（即藉著神的靈建立的特別關係）。耶穌基督使團契成為可能；唯有當我們先與耶穌保持親密關係，我們才能與其他信徒建立真正的團契。</w:t>
+      </w:r>
+    </w:p>
+    <w:p>
+      <w:pPr/>
+      <w:r>
+        <w:rPr>
+          <w:lang w:val="zh_TW" w:bidi="zh_TW"/>
+        </w:rPr>
+      </w:r>
+      <w:r>
+        <w:rPr>
+          <w:lang w:val="zh_TW" w:bidi="zh_TW"/>
+        </w:rPr>
+        <w:t>正如光明與黑暗無法共存，信徒也不能與不相信耶穌的人建立真實的團契。聖經也指出，基督徒不應與那些自稱信徒、卻有以下行為的人建立親密的團契：</w:t>
+      </w:r>
+    </w:p>
+    <w:p>
+      <w:pPr>
+        <w:pStyle w:val="ListBullet"/>
+        <w:spacing w:line="240" w:lineRule="auto"/>
+        <w:ind w:left="720"/>
+      </w:pPr>
+      <w:r>
+        <w:rPr>
+          <w:lang w:val="zh_TW" w:bidi="zh_TW"/>
+        </w:rPr>
+      </w:r>
+      <w:r>
+        <w:rPr>
+          <w:lang w:val="zh_TW" w:bidi="zh_TW"/>
+        </w:rPr>
+        <w:t>拒絕耶穌的教導（</w:t>
+      </w:r>
+      <w:hyperlink r:id="rId46">
+        <w:r>
+          <w:rPr>
+            <w:lang w:val="zh_TW" w:bidi="zh_TW"/>
+          </w:rPr>
+          <w:rPr>
+            <w:color w:val="0000EE"/>
+            <w:u w:val="single"/>
+          </w:rPr>
+          <w:t>約二1:9–11</w:t>
+        </w:r>
+      </w:hyperlink>
+      <w:r>
+        <w:rPr>
+          <w:lang w:val="zh_TW" w:bidi="zh_TW"/>
+        </w:rPr>
+        <w:t>）</w:t>
+      </w:r>
+    </w:p>
+    <w:p>
+      <w:pPr>
+        <w:pStyle w:val="ListBullet"/>
+        <w:spacing w:line="240" w:lineRule="auto"/>
+        <w:ind w:left="720"/>
+      </w:pPr>
+      <w:r>
+        <w:rPr>
+          <w:lang w:val="zh_TW" w:bidi="zh_TW"/>
+        </w:rPr>
+      </w:r>
+      <w:r>
+        <w:rPr>
+          <w:lang w:val="zh_TW" w:bidi="zh_TW"/>
+        </w:rPr>
+        <w:t>行惡</w:t>
+      </w:r>
+    </w:p>
+    <w:p>
+      <w:pPr>
+        <w:pStyle w:val="ListBullet"/>
+        <w:spacing w:line="240" w:lineRule="auto"/>
+        <w:ind w:left="720"/>
+      </w:pPr>
+      <w:r>
+        <w:rPr>
+          <w:lang w:val="zh_TW" w:bidi="zh_TW"/>
+        </w:rPr>
+      </w:r>
+      <w:r>
+        <w:rPr>
+          <w:lang w:val="zh_TW" w:bidi="zh_TW"/>
+        </w:rPr>
+        <w:t>敬拜假神</w:t>
+      </w:r>
+    </w:p>
+    <w:p>
+      <w:pPr>
+        <w:pStyle w:val="ListBullet"/>
+        <w:spacing w:line="240" w:lineRule="auto"/>
+        <w:ind w:left="720"/>
+      </w:pPr>
+      <w:r>
+        <w:rPr>
+          <w:lang w:val="zh_TW" w:bidi="zh_TW"/>
+        </w:rPr>
+      </w:r>
+      <w:r>
+        <w:rPr>
+          <w:lang w:val="zh_TW" w:bidi="zh_TW"/>
+        </w:rPr>
+        <w:t>經常醉酒</w:t>
+      </w:r>
+    </w:p>
+    <w:p>
+      <w:pPr>
+        <w:pStyle w:val="ListBullet"/>
+        <w:spacing w:line="240" w:lineRule="auto"/>
+        <w:ind w:left="720"/>
+      </w:pPr>
+      <w:r>
+        <w:rPr>
+          <w:lang w:val="zh_TW" w:bidi="zh_TW"/>
+        </w:rPr>
+      </w:r>
+      <w:r>
+        <w:rPr>
+          <w:lang w:val="zh_TW" w:bidi="zh_TW"/>
+        </w:rPr>
+        <w:t>偷竊他人財物（</w:t>
+      </w:r>
+      <w:hyperlink r:id="rId47">
+        <w:r>
+          <w:rPr>
+            <w:lang w:val="zh_TW" w:bidi="zh_TW"/>
+          </w:rPr>
+          <w:rPr>
+            <w:color w:val="0000EE"/>
+            <w:u w:val="single"/>
+          </w:rPr>
+          <w:t>林前5:11</w:t>
+        </w:r>
+      </w:hyperlink>
+      <w:r>
+        <w:rPr>
+          <w:lang w:val="zh_TW" w:bidi="zh_TW"/>
+        </w:rPr>
+        <w:t>）。</w:t>
+      </w:r>
+    </w:p>
+    <w:p>
+      <w:pPr/>
+      <w:r>
+        <w:rPr>
+          <w:lang w:val="zh_TW" w:bidi="zh_TW"/>
+        </w:rPr>
+      </w:r>
+      <w:r>
+        <w:rPr>
+          <w:lang w:val="zh_TW" w:bidi="zh_TW"/>
+        </w:rPr>
+        <w:t>聖經提供多項指引，幫助信徒在基督的身體裡增進相交：</w:t>
+      </w:r>
+    </w:p>
+    <w:p>
+      <w:pPr>
+        <w:pStyle w:val="ListNumber"/>
+        <w:numPr>
+          <w:ilvl w:val="0"/>
+          <w:numId w:val="14"/>
+        </w:numPr>
+        <w:spacing w:line="240" w:lineRule="auto"/>
+        <w:ind w:left="720"/>
+      </w:pPr>
+      <w:r>
+        <w:rPr>
+          <w:lang w:val="zh_TW" w:bidi="zh_TW"/>
+        </w:rPr>
+      </w:r>
+      <w:r>
+        <w:rPr>
+          <w:lang w:val="zh_TW" w:bidi="zh_TW"/>
+        </w:rPr>
+        <w:t>以耶穌對門徒那樣的憐憫彼此相愛（</w:t>
+      </w:r>
+      <w:hyperlink r:id="rId48">
+        <w:r>
+          <w:rPr>
+            <w:lang w:val="zh_TW" w:bidi="zh_TW"/>
+          </w:rPr>
+          <w:rPr>
+            <w:color w:val="0000EE"/>
+            <w:u w:val="single"/>
+          </w:rPr>
+          <w:t>約13:34–35，</w:t>
+        </w:r>
+      </w:hyperlink>
+      <w:hyperlink r:id="rId49">
+        <w:r>
+          <w:rPr>
+            <w:lang w:val="zh_TW" w:bidi="zh_TW"/>
+          </w:rPr>
+          <w:rPr>
+            <w:color w:val="0000EE"/>
+            <w:u w:val="single"/>
+          </w:rPr>
+          <w:t>15:12</w:t>
+        </w:r>
+      </w:hyperlink>
+      <w:r>
+        <w:rPr>
+          <w:lang w:val="zh_TW" w:bidi="zh_TW"/>
+        </w:rPr>
+        <w:t>）。團契的原則應以愛為準則（</w:t>
+      </w:r>
+      <w:hyperlink r:id="rId50">
+        <w:r>
+          <w:rPr>
+            <w:lang w:val="zh_TW" w:bidi="zh_TW"/>
+          </w:rPr>
+          <w:rPr>
+            <w:color w:val="0000EE"/>
+            <w:u w:val="single"/>
+          </w:rPr>
+          <w:t>來13:1</w:t>
+        </w:r>
+      </w:hyperlink>
+      <w:r>
+        <w:rPr>
+          <w:lang w:val="zh_TW" w:bidi="zh_TW"/>
+        </w:rPr>
+        <w:t>）。</w:t>
+      </w:r>
+    </w:p>
+    <w:p>
+      <w:pPr>
+        <w:pStyle w:val="ListNumber"/>
+        <w:spacing w:line="240" w:lineRule="auto"/>
+        <w:ind w:left="720"/>
+      </w:pPr>
+      <w:r>
+        <w:rPr>
+          <w:lang w:val="zh_TW" w:bidi="zh_TW"/>
+        </w:rPr>
+      </w:r>
+      <w:r>
+        <w:rPr>
+          <w:lang w:val="zh_TW" w:bidi="zh_TW"/>
+        </w:rPr>
+        <w:t>培養謙卑的心志，尊重他人（</w:t>
+      </w:r>
+      <w:hyperlink r:id="rId51">
+        <w:r>
+          <w:rPr>
+            <w:lang w:val="zh_TW" w:bidi="zh_TW"/>
+          </w:rPr>
+          <w:rPr>
+            <w:color w:val="0000EE"/>
+            <w:u w:val="single"/>
+          </w:rPr>
+          <w:t>腓2:3–5</w:t>
+        </w:r>
+      </w:hyperlink>
+      <w:r>
+        <w:rPr>
+          <w:lang w:val="zh_TW" w:bidi="zh_TW"/>
+        </w:rPr>
+        <w:t>）。</w:t>
+      </w:r>
+    </w:p>
+    <w:p>
+      <w:pPr>
+        <w:pStyle w:val="ListNumber"/>
+        <w:spacing w:line="240" w:lineRule="auto"/>
+        <w:ind w:left="720"/>
+      </w:pPr>
+      <w:r>
+        <w:rPr>
+          <w:lang w:val="zh_TW" w:bidi="zh_TW"/>
+        </w:rPr>
+      </w:r>
+      <w:r>
+        <w:rPr>
+          <w:lang w:val="zh_TW" w:bidi="zh_TW"/>
+        </w:rPr>
+        <w:t>與信徒分擔重擔（</w:t>
+      </w:r>
+      <w:hyperlink r:id="rId52">
+        <w:r>
+          <w:rPr>
+            <w:lang w:val="zh_TW" w:bidi="zh_TW"/>
+          </w:rPr>
+          <w:rPr>
+            <w:color w:val="0000EE"/>
+            <w:u w:val="single"/>
+          </w:rPr>
+          <w:t>加6:2</w:t>
+        </w:r>
+      </w:hyperlink>
+      <w:r>
+        <w:rPr>
+          <w:lang w:val="zh_TW" w:bidi="zh_TW"/>
+        </w:rPr>
+        <w:t>）。</w:t>
+      </w:r>
+    </w:p>
+    <w:p>
+      <w:pPr>
+        <w:pStyle w:val="ListNumber"/>
+        <w:spacing w:line="240" w:lineRule="auto"/>
+        <w:ind w:left="720"/>
+      </w:pPr>
+      <w:r>
+        <w:rPr>
+          <w:lang w:val="zh_TW" w:bidi="zh_TW"/>
+        </w:rPr>
+      </w:r>
+      <w:r>
+        <w:rPr>
+          <w:lang w:val="zh_TW" w:bidi="zh_TW"/>
+        </w:rPr>
+        <w:t>與有需要的弟兄姊妹分享金錢、食物等實際的祝福（</w:t>
+      </w:r>
+      <w:hyperlink r:id="rId53">
+        <w:r>
+          <w:rPr>
+            <w:lang w:val="zh_TW" w:bidi="zh_TW"/>
+          </w:rPr>
+          <w:rPr>
+            <w:color w:val="0000EE"/>
+            <w:u w:val="single"/>
+          </w:rPr>
+          <w:t>林後9:13</w:t>
+        </w:r>
+      </w:hyperlink>
+      <w:r>
+        <w:rPr>
+          <w:lang w:val="zh_TW" w:bidi="zh_TW"/>
+        </w:rPr>
+        <w:t>）。</w:t>
+      </w:r>
+    </w:p>
+    <w:p>
+      <w:pPr>
+        <w:pStyle w:val="ListNumber"/>
+        <w:spacing w:line="240" w:lineRule="auto"/>
+        <w:ind w:left="720"/>
+      </w:pPr>
+      <w:r>
+        <w:rPr>
+          <w:lang w:val="zh_TW" w:bidi="zh_TW"/>
+        </w:rPr>
+      </w:r>
+      <w:r>
+        <w:rPr>
+          <w:lang w:val="zh_TW" w:bidi="zh_TW"/>
+        </w:rPr>
+        <w:t>溫和糾正犯罪的人，協助他找到問題的出路（</w:t>
+      </w:r>
+      <w:hyperlink r:id="rId54">
+        <w:r>
+          <w:rPr>
+            <w:lang w:val="zh_TW" w:bidi="zh_TW"/>
+          </w:rPr>
+          <w:rPr>
+            <w:color w:val="0000EE"/>
+            <w:u w:val="single"/>
+          </w:rPr>
+          <w:t>加6:1</w:t>
+        </w:r>
+      </w:hyperlink>
+      <w:r>
+        <w:rPr>
+          <w:lang w:val="zh_TW" w:bidi="zh_TW"/>
+        </w:rPr>
+        <w:t>）。</w:t>
+      </w:r>
+    </w:p>
+    <w:p>
+      <w:pPr>
+        <w:pStyle w:val="ListNumber"/>
+        <w:spacing w:line="240" w:lineRule="auto"/>
+        <w:ind w:left="720"/>
+      </w:pPr>
+      <w:r>
+        <w:rPr>
+          <w:lang w:val="zh_TW" w:bidi="zh_TW"/>
+        </w:rPr>
+      </w:r>
+      <w:r>
+        <w:rPr>
+          <w:lang w:val="zh_TW" w:bidi="zh_TW"/>
+        </w:rPr>
+        <w:t>在信徒受苦時伸出援手（</w:t>
+      </w:r>
+      <w:hyperlink r:id="rId55">
+        <w:r>
+          <w:rPr>
+            <w:lang w:val="zh_TW" w:bidi="zh_TW"/>
+          </w:rPr>
+          <w:rPr>
+            <w:color w:val="0000EE"/>
+            <w:u w:val="single"/>
+          </w:rPr>
+          <w:t>林前12:26</w:t>
+        </w:r>
+      </w:hyperlink>
+      <w:r>
+        <w:rPr>
+          <w:lang w:val="zh_TW" w:bidi="zh_TW"/>
+        </w:rPr>
+        <w:t>）。</w:t>
+      </w:r>
+    </w:p>
+    <w:p>
+      <w:pPr>
+        <w:pStyle w:val="ListNumber"/>
+        <w:spacing w:line="240" w:lineRule="auto"/>
+        <w:ind w:left="720"/>
+      </w:pPr>
+      <w:r>
+        <w:rPr>
+          <w:lang w:val="zh_TW" w:bidi="zh_TW"/>
+        </w:rPr>
+      </w:r>
+      <w:r>
+        <w:rPr>
+          <w:lang w:val="zh_TW" w:bidi="zh_TW"/>
+        </w:rPr>
+        <w:t>在聖靈裡不住彼此禱告（</w:t>
+      </w:r>
+      <w:hyperlink r:id="rId56">
+        <w:r>
+          <w:rPr>
+            <w:lang w:val="zh_TW" w:bidi="zh_TW"/>
+          </w:rPr>
+          <w:rPr>
+            <w:color w:val="0000EE"/>
+            <w:u w:val="single"/>
+          </w:rPr>
+          <w:t>弗6:18</w:t>
+        </w:r>
+      </w:hyperlink>
+      <w:r>
+        <w:rPr>
+          <w:lang w:val="zh_TW" w:bidi="zh_TW"/>
+        </w:rPr>
+        <w:t>）。</w:t>
+      </w:r>
+    </w:p>
+    <w:p>
+      <w:pPr/>
+      <w:r>
+        <w:rPr>
+          <w:lang w:val="zh_TW" w:bidi="zh_TW"/>
+        </w:rPr>
+      </w:r>
+      <w:r>
+        <w:rPr>
+          <w:lang w:val="zh_TW" w:bidi="zh_TW"/>
+        </w:rPr>
+        <w:t>基督徒應認真思想一位無名聖徒的話：「當你遠離弟兄時，你就不能親近神。」</w:t>
       </w:r>
       <w:r>
         <w:rPr>
@@ -2924,6 +3296,12 @@
   </w:num>
   <w:num w:numId="13" w16cid:durableId="592781308">
     <w:abstractNumId w:val="11"/>
+  </w:num>
+  <w:num w:numId="14">
+    <w:abstractNumId w:val="3"/>
+    <w:lvlOverride w:ilvl="0">
+      <w:startOverride w:val="1"/>
+    </w:lvlOverride>
   </w:num>
   <w:numIdMacAtCleanup w:val="10"/>
 </w:numbering>

--- a/zht/docx/174.content.docx
+++ b/zht/docx/174.content.docx
@@ -149,7 +149,7 @@
         <w:rPr>
           <w:lang w:val="zh_TW" w:bidi="zh_TW"/>
         </w:rPr>
-        <w:t>tuan</w:t>
+        <w:t>tong</w:t>
       </w:r>
       <w:r>
         <w:rPr>
@@ -212,7 +212,7 @@
         <w:rPr>
           <w:lang w:val="zh_TW" w:bidi="zh_TW"/>
         </w:rPr>
-        <w:t>團契</w:t>
+        <w:t>通姦</w:t>
       </w:r>
       <w:r>
         <w:rPr>
@@ -231,18 +231,7 @@
         <w:rPr>
           <w:lang w:val="zh_TW" w:bidi="zh_TW"/>
         </w:rPr>
-        <w:t>團契指與神保持親密關係，並把這種關係與其他信徒一同分享。</w:t>
-      </w:r>
-    </w:p>
-    <w:p>
-      <w:pPr>
-        <w:pStyle w:val="Heading3"/>
-      </w:pPr>
-      <w:r>
-        <w:rPr>
-          <w:lang w:val="zh_TW" w:bidi="zh_TW"/>
-        </w:rPr>
-        <w:t>舊約聖經中的團契</w:t>
+        <w:t>不貞、性方面的不道德（簡稱：性不道德）。「淫亂（fornication）」一詞在聖經中有幾種不同的意思。</w:t>
       </w:r>
     </w:p>
     <w:p>
@@ -256,7 +245,7 @@
         <w:rPr>
           <w:lang w:val="zh_TW" w:bidi="zh_TW"/>
         </w:rPr>
-        <w:t>起初，神把亞當安置在園中，讓他享受與神的友誼。當亞當和夏娃選擇獨立，不願活在神慈愛的看顧之下，他們與神的關係就破裂了。結果，亞當和夏娃躲避神（</w:t>
+        <w:t>它的廣義含義是指所有非法的性行為，也就是除丈夫和妻子之間的性行為外的任何性行為。例如，在</w:t>
       </w:r>
       <w:hyperlink r:id="rId13">
         <w:r>
@@ -267,14 +256,14 @@
             <w:color w:val="0000EE"/>
             <w:u w:val="single"/>
           </w:rPr>
-          <w:t>創3:8</w:t>
+          <w:t>哥林多前書五章1節</w:t>
         </w:r>
       </w:hyperlink>
       <w:r>
         <w:rPr>
           <w:lang w:val="zh_TW" w:bidi="zh_TW"/>
         </w:rPr>
-        <w:t>）。但神立刻尋找他們，並向他們宣告祂要透過救主的工作來拯救罪人的計劃（</w:t>
+        <w:t>中，這個詞被用於指當地教會所容忍的一種罪：有一個人顯然與他的繼母同居。在</w:t>
       </w:r>
       <w:hyperlink r:id="rId14">
         <w:r>
@@ -285,14 +274,50 @@
             <w:color w:val="0000EE"/>
             <w:u w:val="single"/>
           </w:rPr>
-          <w:t>3:15</w:t>
+          <w:t>羅馬書一章29節</w:t>
         </w:r>
       </w:hyperlink>
       <w:r>
         <w:rPr>
           <w:lang w:val="zh_TW" w:bidi="zh_TW"/>
         </w:rPr>
-        <w:t>）。</w:t>
+        <w:t>的一系列可怕的罪行中，使徒保羅將「淫亂」列入其中，似乎意在將其涵蓋所有形式的性方面不道德的行為。在哥林多前書中，保羅在上下文中暗示這個詞指各種非法的性活動（</w:t>
+      </w:r>
+      <w:hyperlink r:id="rId15">
+        <w:r>
+          <w:rPr>
+            <w:lang w:val="zh_TW" w:bidi="zh_TW"/>
+          </w:rPr>
+          <w:rPr>
+            <w:color w:val="0000EE"/>
+            <w:u w:val="single"/>
+          </w:rPr>
+          <w:t>6:13、18</w:t>
+        </w:r>
+      </w:hyperlink>
+      <w:r>
+        <w:rPr>
+          <w:lang w:val="zh_TW" w:bidi="zh_TW"/>
+        </w:rPr>
+        <w:t>）。在</w:t>
+      </w:r>
+      <w:hyperlink r:id="rId16">
+        <w:r>
+          <w:rPr>
+            <w:lang w:val="zh_TW" w:bidi="zh_TW"/>
+          </w:rPr>
+          <w:rPr>
+            <w:color w:val="0000EE"/>
+            <w:u w:val="single"/>
+          </w:rPr>
+          <w:t>哥林多前書七章2節</w:t>
+        </w:r>
+      </w:hyperlink>
+      <w:r>
+        <w:rPr>
+          <w:lang w:val="zh_TW" w:bidi="zh_TW"/>
+        </w:rPr>
+        <w:t>中，保羅使用了「淫亂」的希臘文複數形式，暗示這種罪行可能以多種形式表現出來。他因此指出，哥林多人應該結婚並合宜地共同生活。「淫亂」廣義含義中的一種罪行是姦淫。</w:t>
       </w:r>
     </w:p>
     <w:p>
@@ -306,9 +331,9 @@
         <w:rPr>
           <w:lang w:val="zh_TW" w:bidi="zh_TW"/>
         </w:rPr>
-        <w:t>舊約聖經記載，神如何開始讓特別的人與祂建立關係。經文把以諾描寫為與神同行的人（</w:t>
-      </w:r>
-      <w:hyperlink r:id="rId15">
+        <w:t>「淫亂」也有一種更為狹義的含義，指未婚之間的性不道德行為。在那些將「淫亂」和「姦淫」並列的聖經清單中，暗示了這種含義。耶穌所列的出於人心中的污穢罪行包括「淫亂（譯註：和合本譯為苟合）」和「姦淫」（</w:t>
+      </w:r>
+      <w:hyperlink r:id="rId17">
         <w:r>
           <w:rPr>
             <w:lang w:val="zh_TW" w:bidi="zh_TW"/>
@@ -317,16 +342,16 @@
             <w:color w:val="0000EE"/>
             <w:u w:val="single"/>
           </w:rPr>
-          <w:t>創5:22、24</w:t>
+          <w:t>太15:19</w:t>
         </w:r>
       </w:hyperlink>
       <w:r>
         <w:rPr>
           <w:lang w:val="zh_TW" w:bidi="zh_TW"/>
         </w:rPr>
-        <w:t>），挪亞也與神同行（</w:t>
-      </w:r>
-      <w:hyperlink r:id="rId16">
+        <w:t>；</w:t>
+      </w:r>
+      <w:hyperlink r:id="rId18">
         <w:r>
           <w:rPr>
             <w:lang w:val="zh_TW" w:bidi="zh_TW"/>
@@ -335,16 +360,16 @@
             <w:color w:val="0000EE"/>
             <w:u w:val="single"/>
           </w:rPr>
-          <w:t>6:9</w:t>
+          <w:t>可7:21–22</w:t>
         </w:r>
       </w:hyperlink>
       <w:r>
         <w:rPr>
           <w:lang w:val="zh_TW" w:bidi="zh_TW"/>
         </w:rPr>
-        <w:t>），而經文稱以色列的先祖亞伯拉罕為「神的朋友」（</w:t>
-      </w:r>
-      <w:hyperlink r:id="rId17">
+        <w:t>）。保羅列出的那些不能承受神的國的罪人中也包括淫亂的和姦淫的（</w:t>
+      </w:r>
+      <w:hyperlink r:id="rId19">
         <w:r>
           <w:rPr>
             <w:lang w:val="zh_TW" w:bidi="zh_TW"/>
@@ -353,97 +378,14 @@
             <w:color w:val="0000EE"/>
             <w:u w:val="single"/>
           </w:rPr>
-          <w:t>雅2:23</w:t>
+          <w:t>林前6:9</w:t>
         </w:r>
       </w:hyperlink>
       <w:r>
         <w:rPr>
           <w:lang w:val="zh_TW" w:bidi="zh_TW"/>
         </w:rPr>
-        <w:t>）。在舊約聖經中，沒有人像摩西那樣，與神有如此親密的關係，他在西奈山上與神相會四十天（</w:t>
-      </w:r>
-      <w:hyperlink r:id="rId18">
-        <w:r>
-          <w:rPr>
-            <w:lang w:val="zh_TW" w:bidi="zh_TW"/>
-          </w:rPr>
-          <w:rPr>
-            <w:color w:val="0000EE"/>
-            <w:u w:val="single"/>
-          </w:rPr>
-          <w:t>出24章</w:t>
-        </w:r>
-      </w:hyperlink>
-      <w:r>
-        <w:rPr>
-          <w:lang w:val="zh_TW" w:bidi="zh_TW"/>
-        </w:rPr>
-        <w:t>）。後來，大衛寫下許多詩篇，展現出與神深深連結的心（</w:t>
-      </w:r>
-      <w:hyperlink r:id="rId19">
-        <w:r>
-          <w:rPr>
-            <w:lang w:val="zh_TW" w:bidi="zh_TW"/>
-          </w:rPr>
-          <w:rPr>
-            <w:color w:val="0000EE"/>
-            <w:u w:val="single"/>
-          </w:rPr>
-          <w:t>詩16、</w:t>
-        </w:r>
-      </w:hyperlink>
-      <w:hyperlink r:id="rId20">
-        <w:r>
-          <w:rPr>
-            <w:lang w:val="zh_TW" w:bidi="zh_TW"/>
-          </w:rPr>
-          <w:rPr>
-            <w:color w:val="0000EE"/>
-            <w:u w:val="single"/>
-          </w:rPr>
-          <w:t>34、</w:t>
-        </w:r>
-      </w:hyperlink>
-      <w:hyperlink r:id="rId21">
-        <w:r>
-          <w:rPr>
-            <w:lang w:val="zh_TW" w:bidi="zh_TW"/>
-          </w:rPr>
-          <w:rPr>
-            <w:color w:val="0000EE"/>
-            <w:u w:val="single"/>
-          </w:rPr>
-          <w:t>40、</w:t>
-        </w:r>
-      </w:hyperlink>
-      <w:hyperlink r:id="rId22">
-        <w:r>
-          <w:rPr>
-            <w:lang w:val="zh_TW" w:bidi="zh_TW"/>
-          </w:rPr>
-          <w:rPr>
-            <w:color w:val="0000EE"/>
-            <w:u w:val="single"/>
-          </w:rPr>
-          <w:t>63篇</w:t>
-        </w:r>
-      </w:hyperlink>
-      <w:r>
-        <w:rPr>
-          <w:lang w:val="zh_TW" w:bidi="zh_TW"/>
-        </w:rPr>
         <w:t>）。</w:t>
-      </w:r>
-    </w:p>
-    <w:p>
-      <w:pPr>
-        <w:pStyle w:val="Heading3"/>
-      </w:pPr>
-      <w:r>
-        <w:rPr>
-          <w:lang w:val="zh_TW" w:bidi="zh_TW"/>
-        </w:rPr>
-        <w:t>新約聖經中的團契</w:t>
       </w:r>
     </w:p>
     <w:p>
@@ -457,9 +399,9 @@
         <w:rPr>
           <w:lang w:val="zh_TW" w:bidi="zh_TW"/>
         </w:rPr>
-        <w:t>因為耶穌在十架上所成就的工作，神如今住在每一位信徒心裡 （</w:t>
-      </w:r>
-      <w:hyperlink r:id="rId23">
+        <w:t>「淫亂」在</w:t>
+      </w:r>
+      <w:hyperlink r:id="rId20">
         <w:r>
           <w:rPr>
             <w:lang w:val="zh_TW" w:bidi="zh_TW"/>
@@ -468,16 +410,16 @@
             <w:color w:val="0000EE"/>
             <w:u w:val="single"/>
           </w:rPr>
-          <w:t>約14:23</w:t>
+          <w:t>馬太福音五章32節</w:t>
         </w:r>
       </w:hyperlink>
       <w:r>
         <w:rPr>
           <w:lang w:val="zh_TW" w:bidi="zh_TW"/>
         </w:rPr>
-        <w:t>）。因此在新約之下，我們所擁有的關係，是信徒與耶穌之間那重要且屬靈的連結（</w:t>
-      </w:r>
-      <w:hyperlink r:id="rId24">
+        <w:t>和</w:t>
+      </w:r>
+      <w:hyperlink r:id="rId21">
         <w:r>
           <w:rPr>
             <w:lang w:val="zh_TW" w:bidi="zh_TW"/>
@@ -486,68 +428,14 @@
             <w:color w:val="0000EE"/>
             <w:u w:val="single"/>
           </w:rPr>
-          <w:t>14:20–21</w:t>
+          <w:t>十九章9節</w:t>
         </w:r>
       </w:hyperlink>
       <w:r>
         <w:rPr>
           <w:lang w:val="zh_TW" w:bidi="zh_TW"/>
         </w:rPr>
-        <w:t>）。與神建立關係是基督徒生命的目標（</w:t>
-      </w:r>
-      <w:hyperlink r:id="rId25">
-        <w:r>
-          <w:rPr>
-            <w:lang w:val="zh_TW" w:bidi="zh_TW"/>
-          </w:rPr>
-          <w:rPr>
-            <w:color w:val="0000EE"/>
-            <w:u w:val="single"/>
-          </w:rPr>
-          <w:t>約一1:3</w:t>
-        </w:r>
-      </w:hyperlink>
-      <w:r>
-        <w:rPr>
-          <w:lang w:val="zh_TW" w:bidi="zh_TW"/>
-        </w:rPr>
-        <w:t>），而當我們與救主「面對面」（</w:t>
-      </w:r>
-      <w:hyperlink r:id="rId26">
-        <w:r>
-          <w:rPr>
-            <w:lang w:val="zh_TW" w:bidi="zh_TW"/>
-          </w:rPr>
-          <w:rPr>
-            <w:color w:val="0000EE"/>
-            <w:u w:val="single"/>
-          </w:rPr>
-          <w:t>林前13:12</w:t>
-        </w:r>
-      </w:hyperlink>
-      <w:r>
-        <w:rPr>
-          <w:lang w:val="zh_TW" w:bidi="zh_TW"/>
-        </w:rPr>
-        <w:t>）時，這關係就會變得成全，直到永遠。那時，神要永遠與祂的百姓同住（</w:t>
-      </w:r>
-      <w:hyperlink r:id="rId27">
-        <w:r>
-          <w:rPr>
-            <w:lang w:val="zh_TW" w:bidi="zh_TW"/>
-          </w:rPr>
-          <w:rPr>
-            <w:color w:val="0000EE"/>
-            <w:u w:val="single"/>
-          </w:rPr>
-          <w:t>啟21:3</w:t>
-        </w:r>
-      </w:hyperlink>
-      <w:r>
-        <w:rPr>
-          <w:lang w:val="zh_TW" w:bidi="zh_TW"/>
-        </w:rPr>
-        <w:t>）。</w:t>
+        <w:t>通常被現今的聖經學者理解為專指姦淫。對於希臘文porneia的翻譯涉及解釋而非純翻譯。學者們對耶穌關於休妻的例外說法是否指淫亂的廣義或狹義含義存在分歧。他可能僅指姦淫，也可能將它與其它性罪一併包括在內。</w:t>
       </w:r>
     </w:p>
     <w:p>
@@ -561,9 +449,9 @@
         <w:rPr>
           <w:lang w:val="zh_TW" w:bidi="zh_TW"/>
         </w:rPr>
-        <w:t>福音的好消息恢復我們與神的關係，也恢復信徒彼此之間的關係。耶穌與門徒共進最後的晚餐，顯出我們與神的關係如何連結我們與其他人的關係（</w:t>
-      </w:r>
-      <w:hyperlink r:id="rId28">
+        <w:t>「淫亂」一詞在舊約和新約中也有比喻性的用法。起源於以色列和教會作為主的妻子或新娘的描述，背離神和拜偶像被稱為淫亂（例如，見</w:t>
+      </w:r>
+      <w:hyperlink r:id="rId22">
         <w:r>
           <w:rPr>
             <w:lang w:val="zh_TW" w:bidi="zh_TW"/>
@@ -572,14 +460,86 @@
             <w:color w:val="0000EE"/>
             <w:u w:val="single"/>
           </w:rPr>
-          <w:t>可14:22–25</w:t>
+          <w:t>耶2章</w:t>
         </w:r>
       </w:hyperlink>
       <w:r>
         <w:rPr>
           <w:lang w:val="zh_TW" w:bidi="zh_TW"/>
         </w:rPr>
-        <w:t>）。耶穌與門徒在樓房分享那特別的筵席；耶穌與跟隨祂的人以深切的愛和委身彼此相連。後來，門徒因共同忠於耶穌，他們的心就更緊密聯合起來。在耶穌釘十字架和聖靈降臨之後，教會就此誕生。教會是新的群體，這群人與神建立關係，也彼此建立關係。</w:t>
+        <w:t>）。</w:t>
+      </w:r>
+      <w:hyperlink r:id="rId23">
+        <w:r>
+          <w:rPr>
+            <w:lang w:val="zh_TW" w:bidi="zh_TW"/>
+          </w:rPr>
+          <w:rPr>
+            <w:color w:val="0000EE"/>
+            <w:u w:val="single"/>
+          </w:rPr>
+          <w:t>以西結書第十六章</w:t>
+        </w:r>
+      </w:hyperlink>
+      <w:r>
+        <w:rPr>
+          <w:lang w:val="zh_TW" w:bidi="zh_TW"/>
+        </w:rPr>
+        <w:t>用對婚姻誓言的不忠來象徵耶路撒冷與神之間偏離正道的關係。耶路撒冷對神而言成了一個「行淫的妻」。何西阿書的前三章使用先知何西阿與其淫亂的妻子歌篾的關係，來比喻以色列民族如何對其「丈夫」（神）犯下淫亂之罪，轉而追求其它神。在啟示錄中，「淫亂」和「邪淫」的比喻用法用於大巴比倫——大淫婦（</w:t>
+      </w:r>
+      <w:hyperlink r:id="rId24">
+        <w:r>
+          <w:rPr>
+            <w:lang w:val="zh_TW" w:bidi="zh_TW"/>
+          </w:rPr>
+          <w:rPr>
+            <w:color w:val="0000EE"/>
+            <w:u w:val="single"/>
+          </w:rPr>
+          <w:t>啟14:8，</w:t>
+        </w:r>
+      </w:hyperlink>
+      <w:hyperlink r:id="rId25">
+        <w:r>
+          <w:rPr>
+            <w:lang w:val="zh_TW" w:bidi="zh_TW"/>
+          </w:rPr>
+          <w:rPr>
+            <w:color w:val="0000EE"/>
+            <w:u w:val="single"/>
+          </w:rPr>
+          <w:t>17:2–4，</w:t>
+        </w:r>
+      </w:hyperlink>
+      <w:hyperlink r:id="rId26">
+        <w:r>
+          <w:rPr>
+            <w:lang w:val="zh_TW" w:bidi="zh_TW"/>
+          </w:rPr>
+          <w:rPr>
+            <w:color w:val="0000EE"/>
+            <w:u w:val="single"/>
+          </w:rPr>
+          <w:t>18:3，</w:t>
+        </w:r>
+      </w:hyperlink>
+      <w:hyperlink r:id="rId27">
+        <w:r>
+          <w:rPr>
+            <w:lang w:val="zh_TW" w:bidi="zh_TW"/>
+          </w:rPr>
+          <w:rPr>
+            <w:color w:val="0000EE"/>
+            <w:u w:val="single"/>
+          </w:rPr>
+          <w:t>19:2</w:t>
+        </w:r>
+      </w:hyperlink>
+      <w:r>
+        <w:rPr>
+          <w:lang w:val="zh_TW" w:bidi="zh_TW"/>
+        </w:rPr>
+        <w:t>）。</w:t>
       </w:r>
     </w:p>
     <w:p>
@@ -591,9 +551,108 @@
       </w:r>
       <w:r>
         <w:rPr>
-          <w:lang w:val="zh_TW" w:bidi="zh_TW"/>
-        </w:rPr>
-        <w:t>使徒行傳的開首幾章，顯出初代基督徒之間深厚的友誼。信徒在家中聚集，一同領受教導、團契、主的晚餐和禱告（</w:t>
+          <w:i/>
+          <w:lang w:val="zh_TW" w:bidi="zh_TW"/>
+        </w:rPr>
+        <w:t>另見</w:t>
+      </w:r>
+      <w:r>
+        <w:rPr>
+          <w:lang w:val="zh_TW" w:bidi="zh_TW"/>
+        </w:rPr>
+        <w:t xml:space="preserve"> </w:t>
+      </w:r>
+      <w:r>
+        <w:rPr>
+          <w:lang w:val="zh_TW" w:bidi="zh_TW"/>
+        </w:rPr>
+        <w:t>姦淫</w:t>
+      </w:r>
+      <w:r>
+        <w:rPr>
+          <w:lang w:val="zh_TW" w:bidi="zh_TW"/>
+        </w:rPr>
+        <w:t>。</w:t>
+      </w:r>
+      <w:r>
+        <w:rPr>
+          <w:lang w:val="zh_TW" w:bidi="zh_TW"/>
+        </w:rPr>
+      </w:r>
+      <w:r>
+        <w:rPr>
+          <w:lang w:val="zh_TW" w:bidi="zh_TW"/>
+        </w:rPr>
+      </w:r>
+    </w:p>
+    <w:p>
+      <w:pPr/>
+      <w:r>
+        <w:rPr>
+          <w:lang w:val="zh_TW" w:bidi="zh_TW"/>
+        </w:rPr>
+      </w:r>
+    </w:p>
+    <w:p>
+      <w:pPr>
+        <w:pStyle w:val="Heading2"/>
+      </w:pPr>
+      <w:r>
+        <w:rPr>
+          <w:lang w:val="zh_TW" w:bidi="zh_TW"/>
+        </w:rPr>
+        <w:t>童貞女</w:t>
+      </w:r>
+      <w:r>
+        <w:rPr>
+          <w:lang w:val="zh_TW" w:bidi="zh_TW"/>
+        </w:rPr>
+      </w:r>
+    </w:p>
+    <w:p>
+      <w:pPr/>
+      <w:r>
+        <w:rPr>
+          <w:lang w:val="zh_TW" w:bidi="zh_TW"/>
+        </w:rPr>
+      </w:r>
+      <w:r>
+        <w:rPr>
+          <w:lang w:val="zh_TW" w:bidi="zh_TW"/>
+        </w:rPr>
+        <w:t>這是用來描述女性，或用來比喻地方、國家和教會的詞。該詞是在描述一位性徵成熟但尚未發生性行為的女性。耶穌的母親馬利亞就是一個明顯的例子（</w:t>
+      </w:r>
+      <w:hyperlink r:id="rId28">
+        <w:r>
+          <w:rPr>
+            <w:lang w:val="zh_TW" w:bidi="zh_TW"/>
+          </w:rPr>
+          <w:rPr>
+            <w:color w:val="0000EE"/>
+            <w:u w:val="single"/>
+          </w:rPr>
+          <w:t>太1:18–25</w:t>
+        </w:r>
+      </w:hyperlink>
+      <w:r>
+        <w:rPr>
+          <w:lang w:val="zh_TW" w:bidi="zh_TW"/>
+        </w:rPr>
+        <w:t>）。</w:t>
+      </w:r>
+    </w:p>
+    <w:p>
+      <w:pPr/>
+      <w:r>
+        <w:rPr>
+          <w:lang w:val="zh_TW" w:bidi="zh_TW"/>
+        </w:rPr>
+      </w:r>
+      <w:r>
+        <w:rPr>
+          <w:lang w:val="zh_TW" w:bidi="zh_TW"/>
+        </w:rPr>
+        <w:t>舊約聖經非常重視在婚姻前保持貞潔。利百加成為適合以撒的新娘，其中一個特質就是她的貞潔（</w:t>
       </w:r>
       <w:hyperlink r:id="rId29">
         <w:r>
@@ -604,14 +663,14 @@
             <w:color w:val="0000EE"/>
             <w:u w:val="single"/>
           </w:rPr>
-          <w:t>徒2:42、46</w:t>
+          <w:t>創24:16</w:t>
         </w:r>
       </w:hyperlink>
       <w:r>
         <w:rPr>
           <w:lang w:val="zh_TW" w:bidi="zh_TW"/>
         </w:rPr>
-        <w:t>）。基督徒的合一意識強烈，甚至願意彼此分享所有財物，把這些物品分給有需要的弟兄姊妹（</w:t>
+        <w:t>）。律法規定祭司只能娶貞潔的女子為妻（</w:t>
       </w:r>
       <w:hyperlink r:id="rId30">
         <w:r>
@@ -622,7 +681,25 @@
             <w:color w:val="0000EE"/>
             <w:u w:val="single"/>
           </w:rPr>
-          <w:t>2:44–45，</w:t>
+          <w:t>利21:7</w:t>
+        </w:r>
+      </w:hyperlink>
+      <w:r>
+        <w:rPr>
+          <w:lang w:val="zh_TW" w:bidi="zh_TW"/>
+        </w:rPr>
+        <w:t>、</w:t>
+      </w:r>
+      <w:hyperlink r:id="rId30">
+        <w:r>
+          <w:rPr>
+            <w:lang w:val="zh_TW" w:bidi="zh_TW"/>
+          </w:rPr>
+          <w:rPr>
+            <w:color w:val="0000EE"/>
+            <w:u w:val="single"/>
+          </w:rPr>
+          <w:t>13</w:t>
         </w:r>
       </w:hyperlink>
       <w:hyperlink r:id="rId31">
@@ -634,16 +711,10 @@
             <w:color w:val="0000EE"/>
             <w:u w:val="single"/>
           </w:rPr>
-          <w:t>4:32–35</w:t>
+          <w:t>–</w:t>
         </w:r>
       </w:hyperlink>
-      <w:r>
-        <w:rPr>
-          <w:lang w:val="zh_TW" w:bidi="zh_TW"/>
-        </w:rPr>
-        <w:t>）。或許，這個初代基督徒團契的最大特色，就是信徒彼此相愛（</w:t>
-      </w:r>
-      <w:hyperlink r:id="rId32">
+      <w:hyperlink r:id="rId30">
         <w:r>
           <w:rPr>
             <w:lang w:val="zh_TW" w:bidi="zh_TW"/>
@@ -652,32 +723,14 @@
             <w:color w:val="0000EE"/>
             <w:u w:val="single"/>
           </w:rPr>
-          <w:t>帖前4:9</w:t>
+          <w:t>14</w:t>
         </w:r>
       </w:hyperlink>
       <w:r>
         <w:rPr>
           <w:lang w:val="zh_TW" w:bidi="zh_TW"/>
         </w:rPr>
-        <w:t>；</w:t>
-      </w:r>
-      <w:hyperlink r:id="rId33">
-        <w:r>
-          <w:rPr>
-            <w:lang w:val="zh_TW" w:bidi="zh_TW"/>
-          </w:rPr>
-          <w:rPr>
-            <w:color w:val="0000EE"/>
-            <w:u w:val="single"/>
-          </w:rPr>
-          <w:t>彼前1:22</w:t>
-        </w:r>
-      </w:hyperlink>
-      <w:r>
-        <w:rPr>
-          <w:lang w:val="zh_TW" w:bidi="zh_TW"/>
-        </w:rPr>
-        <w:t>）。</w:t>
+        <w:t>）。而祭司應該是那些生活最符合神標準的人。</w:t>
       </w:r>
     </w:p>
     <w:p>
@@ -691,9 +744,9 @@
         <w:rPr>
           <w:lang w:val="zh_TW" w:bidi="zh_TW"/>
         </w:rPr>
-        <w:t>保羅出於愛心，在外邦各教會推動捐獻，要幫助在耶路撒冷生活困難的信徒。</w:t>
-      </w:r>
-      <w:hyperlink r:id="rId34">
+        <w:t>這反映了聖經對婚姻的教導，也使專一的忠誠成為婚姻的理想。新約聖經禁止婚前性行為，表達了這一理想（</w:t>
+      </w:r>
+      <w:hyperlink r:id="rId15">
         <w:r>
           <w:rPr>
             <w:lang w:val="zh_TW" w:bidi="zh_TW"/>
@@ -702,16 +755,16 @@
             <w:color w:val="0000EE"/>
             <w:u w:val="single"/>
           </w:rPr>
-          <w:t>羅馬書十五章26節</w:t>
+          <w:t>林前6:13</w:t>
         </w:r>
       </w:hyperlink>
       <w:r>
         <w:rPr>
           <w:lang w:val="zh_TW" w:bidi="zh_TW"/>
         </w:rPr>
-        <w:t>提到馬其頓和亞該亞的眾教會的捐獻。保羅用希臘文裡通常譯為「團契」的常見詞語，來形容這種「捐項」。同樣，腓立比教會與保羅所分享的團契，也以支持使徒工作的捐獻具體表達出來（</w:t>
-      </w:r>
-      <w:hyperlink r:id="rId35">
+        <w:t>、</w:t>
+      </w:r>
+      <w:hyperlink r:id="rId15">
         <w:r>
           <w:rPr>
             <w:lang w:val="zh_TW" w:bidi="zh_TW"/>
@@ -720,10 +773,16 @@
             <w:color w:val="0000EE"/>
             <w:u w:val="single"/>
           </w:rPr>
-          <w:t>腓1:5，</w:t>
+          <w:t>18</w:t>
         </w:r>
       </w:hyperlink>
-      <w:hyperlink r:id="rId36">
+      <w:r>
+        <w:rPr>
+          <w:lang w:val="zh_TW" w:bidi="zh_TW"/>
+        </w:rPr>
+        <w:t>）。新約聖經使用「童女（或童身）」來描述對神忠心的基督徒（</w:t>
+      </w:r>
+      <w:hyperlink r:id="rId32">
         <w:r>
           <w:rPr>
             <w:lang w:val="zh_TW" w:bidi="zh_TW"/>
@@ -732,7 +791,25 @@
             <w:color w:val="0000EE"/>
             <w:u w:val="single"/>
           </w:rPr>
-          <w:t>4:14–15</w:t>
+          <w:t>啟14:4</w:t>
+        </w:r>
+      </w:hyperlink>
+      <w:r>
+        <w:rPr>
+          <w:lang w:val="zh_TW" w:bidi="zh_TW"/>
+        </w:rPr>
+        <w:t>；參</w:t>
+      </w:r>
+      <w:hyperlink r:id="rId33">
+        <w:r>
+          <w:rPr>
+            <w:lang w:val="zh_TW" w:bidi="zh_TW"/>
+          </w:rPr>
+          <w:rPr>
+            <w:color w:val="0000EE"/>
+            <w:u w:val="single"/>
+          </w:rPr>
+          <w:t>林後11:2</w:t>
         </w:r>
       </w:hyperlink>
       <w:r>
@@ -753,7 +830,61 @@
         <w:rPr>
           <w:lang w:val="zh_TW" w:bidi="zh_TW"/>
         </w:rPr>
-        <w:t>聖經用多種意象，描述早期教會彼此相連的生命。首先，經文稱教會為「神的家」（</w:t>
+        <w:t>從負面的角度來看，舊約聖經在處罰失去貞潔的問題上強調了相同的原則。如果男人在道德上負有責任，那麼他必須娶女子為妻或賠償女子的父親（</w:t>
+      </w:r>
+      <w:hyperlink r:id="rId34">
+        <w:r>
+          <w:rPr>
+            <w:lang w:val="zh_TW" w:bidi="zh_TW"/>
+          </w:rPr>
+          <w:rPr>
+            <w:color w:val="0000EE"/>
+            <w:u w:val="single"/>
+          </w:rPr>
+          <w:t>出22:16–17</w:t>
+        </w:r>
+      </w:hyperlink>
+      <w:r>
+        <w:rPr>
+          <w:lang w:val="zh_TW" w:bidi="zh_TW"/>
+        </w:rPr>
+        <w:t>）。如果女性自己有責任，其懲罰就是死刑（</w:t>
+      </w:r>
+      <w:hyperlink r:id="rId35">
+        <w:r>
+          <w:rPr>
+            <w:lang w:val="zh_TW" w:bidi="zh_TW"/>
+          </w:rPr>
+          <w:rPr>
+            <w:color w:val="0000EE"/>
+            <w:u w:val="single"/>
+          </w:rPr>
+          <w:t>申22:20–21</w:t>
+        </w:r>
+      </w:hyperlink>
+      <w:r>
+        <w:rPr>
+          <w:lang w:val="zh_TW" w:bidi="zh_TW"/>
+        </w:rPr>
+        <w:t>）。然而，舊約聖經中很少提及對於終生守貞的讚美。耶利米被吩咐不要娶妻，僅僅是為了強調神對即將到來的審判的警告（</w:t>
+      </w:r>
+      <w:hyperlink r:id="rId36">
+        <w:r>
+          <w:rPr>
+            <w:lang w:val="zh_TW" w:bidi="zh_TW"/>
+          </w:rPr>
+          <w:rPr>
+            <w:color w:val="0000EE"/>
+            <w:u w:val="single"/>
+          </w:rPr>
+          <w:t>耶16:2</w:t>
+        </w:r>
+      </w:hyperlink>
+      <w:r>
+        <w:rPr>
+          <w:lang w:val="zh_TW" w:bidi="zh_TW"/>
+        </w:rPr>
+        <w:t>）。從女性的角度來看，終生保持未婚貞潔和沒有子女是一種悲劇（參</w:t>
       </w:r>
       <w:hyperlink r:id="rId37">
         <w:r>
@@ -764,151 +895,14 @@
             <w:color w:val="0000EE"/>
             <w:u w:val="single"/>
           </w:rPr>
-          <w:t>弗2:19</w:t>
+          <w:t>士11:37</w:t>
         </w:r>
       </w:hyperlink>
       <w:r>
         <w:rPr>
           <w:lang w:val="zh_TW" w:bidi="zh_TW"/>
         </w:rPr>
-        <w:t>；</w:t>
-      </w:r>
-      <w:hyperlink r:id="rId38">
-        <w:r>
-          <w:rPr>
-            <w:lang w:val="zh_TW" w:bidi="zh_TW"/>
-          </w:rPr>
-          <w:rPr>
-            <w:color w:val="0000EE"/>
-            <w:u w:val="single"/>
-          </w:rPr>
-          <w:t>提前3:15</w:t>
-        </w:r>
-      </w:hyperlink>
-      <w:r>
-        <w:rPr>
-          <w:lang w:val="zh_TW" w:bidi="zh_TW"/>
-        </w:rPr>
-        <w:t>），或「信徒一家」（</w:t>
-      </w:r>
-      <w:hyperlink r:id="rId39">
-        <w:r>
-          <w:rPr>
-            <w:lang w:val="zh_TW" w:bidi="zh_TW"/>
-          </w:rPr>
-          <w:rPr>
-            <w:color w:val="0000EE"/>
-            <w:u w:val="single"/>
-          </w:rPr>
-          <w:t>加6:10</w:t>
-        </w:r>
-      </w:hyperlink>
-      <w:r>
-        <w:rPr>
-          <w:lang w:val="zh_TW" w:bidi="zh_TW"/>
-        </w:rPr>
-        <w:t>）。在神的家裡，愛與款待應成為生活常態（</w:t>
-      </w:r>
-      <w:hyperlink r:id="rId40">
-        <w:r>
-          <w:rPr>
-            <w:lang w:val="zh_TW" w:bidi="zh_TW"/>
-          </w:rPr>
-          <w:rPr>
-            <w:color w:val="0000EE"/>
-            <w:u w:val="single"/>
-          </w:rPr>
-          <w:t>來13:1–2</w:t>
-        </w:r>
-      </w:hyperlink>
-      <w:r>
-        <w:rPr>
-          <w:lang w:val="zh_TW" w:bidi="zh_TW"/>
-        </w:rPr>
-        <w:t>）。聖經也把教會描繪為在地上的神家（</w:t>
-      </w:r>
-      <w:hyperlink r:id="rId41">
-        <w:r>
-          <w:rPr>
-            <w:lang w:val="zh_TW" w:bidi="zh_TW"/>
-          </w:rPr>
-          <w:rPr>
-            <w:color w:val="0000EE"/>
-            <w:u w:val="single"/>
-          </w:rPr>
-          <w:t>弗3:15</w:t>
-        </w:r>
-      </w:hyperlink>
-      <w:r>
-        <w:rPr>
-          <w:lang w:val="zh_TW" w:bidi="zh_TW"/>
-        </w:rPr>
-        <w:t>），其中神就是父，信徒就是祂忠心的兒女。神的家應以愛、恩慈、憐憫和謙卑為生活方式（</w:t>
-      </w:r>
-      <w:hyperlink r:id="rId42">
-        <w:r>
-          <w:rPr>
-            <w:lang w:val="zh_TW" w:bidi="zh_TW"/>
-          </w:rPr>
-          <w:rPr>
-            <w:color w:val="0000EE"/>
-            <w:u w:val="single"/>
-          </w:rPr>
-          <w:t>腓2:1–4</w:t>
-        </w:r>
-      </w:hyperlink>
-      <w:r>
-        <w:rPr>
-          <w:lang w:val="zh_TW" w:bidi="zh_TW"/>
-        </w:rPr>
-        <w:t>）。最後，經文形容基督徒的團契為「一個新人」或「一體」（</w:t>
-      </w:r>
-      <w:hyperlink r:id="rId43">
-        <w:r>
-          <w:rPr>
-            <w:lang w:val="zh_TW" w:bidi="zh_TW"/>
-          </w:rPr>
-          <w:rPr>
-            <w:color w:val="0000EE"/>
-            <w:u w:val="single"/>
-          </w:rPr>
-          <w:t>弗2:15–16</w:t>
-        </w:r>
-      </w:hyperlink>
-      <w:r>
-        <w:rPr>
-          <w:lang w:val="zh_TW" w:bidi="zh_TW"/>
-        </w:rPr>
-        <w:t>）。雖然這身體內有許多天然的差異，但聖靈把信徒聯合，使他們成為一個生命體（</w:t>
-      </w:r>
-      <w:hyperlink r:id="rId44">
-        <w:r>
-          <w:rPr>
-            <w:lang w:val="zh_TW" w:bidi="zh_TW"/>
-          </w:rPr>
-          <w:rPr>
-            <w:color w:val="0000EE"/>
-            <w:u w:val="single"/>
-          </w:rPr>
-          <w:t>4:4–6</w:t>
-        </w:r>
-      </w:hyperlink>
-      <w:r>
-        <w:rPr>
-          <w:lang w:val="zh_TW" w:bidi="zh_TW"/>
-        </w:rPr>
-        <w:t>）。在這個以愛相連的團契中，每個信徒都不可或缺，神把各樣恩賜賜給每個成員，使整個身體得以靈命成長。</w:t>
-      </w:r>
-    </w:p>
-    <w:p>
-      <w:pPr>
-        <w:pStyle w:val="Heading3"/>
-      </w:pPr>
-      <w:r>
-        <w:rPr>
-          <w:lang w:val="zh_TW" w:bidi="zh_TW"/>
-        </w:rPr>
-        <w:t>基督徒團契指南</w:t>
+        <w:t>）。</w:t>
       </w:r>
     </w:p>
     <w:p>
@@ -922,9 +916,9 @@
         <w:rPr>
           <w:lang w:val="zh_TW" w:bidi="zh_TW"/>
         </w:rPr>
-        <w:t>聖經在</w:t>
-      </w:r>
-      <w:hyperlink r:id="rId45">
+        <w:t>新約聖經重視婚姻，但更清楚地顯明基督徒男女保持貞潔的益處。保羅宣稱，獨身對某些人來說是神的恩賜，因為其對基督徒的事奉有正面的果效（</w:t>
+      </w:r>
+      <w:hyperlink r:id="rId38">
         <w:r>
           <w:rPr>
             <w:lang w:val="zh_TW" w:bidi="zh_TW"/>
@@ -933,14 +927,86 @@
             <w:color w:val="0000EE"/>
             <w:u w:val="single"/>
           </w:rPr>
-          <w:t>約翰一書一章7節</w:t>
+          <w:t>林前7:7</w:t>
         </w:r>
       </w:hyperlink>
       <w:r>
         <w:rPr>
           <w:lang w:val="zh_TW" w:bidi="zh_TW"/>
         </w:rPr>
-        <w:t>說明真實的團契是如何產生的：「我們若在光明中行，如同神在光明中，就彼此相交。」這句話表示，神本身就是真理，當我們按照神的真理而活，就能與其他信徒建立真實的屬靈相交（即藉著神的靈建立的特別關係）。耶穌基督使團契成為可能；唯有當我們先與耶穌保持親密關係，我們才能與其他信徒建立真正的團契。</w:t>
+        <w:t>、</w:t>
+      </w:r>
+      <w:hyperlink r:id="rId38">
+        <w:r>
+          <w:rPr>
+            <w:lang w:val="zh_TW" w:bidi="zh_TW"/>
+          </w:rPr>
+          <w:rPr>
+            <w:color w:val="0000EE"/>
+            <w:u w:val="single"/>
+          </w:rPr>
+          <w:t>25</w:t>
+        </w:r>
+      </w:hyperlink>
+      <w:hyperlink r:id="rId39">
+        <w:r>
+          <w:rPr>
+            <w:lang w:val="zh_TW" w:bidi="zh_TW"/>
+          </w:rPr>
+          <w:rPr>
+            <w:color w:val="0000EE"/>
+            <w:u w:val="single"/>
+          </w:rPr>
+          <w:t>–</w:t>
+        </w:r>
+      </w:hyperlink>
+      <w:hyperlink r:id="rId38">
+        <w:r>
+          <w:rPr>
+            <w:lang w:val="zh_TW" w:bidi="zh_TW"/>
+          </w:rPr>
+          <w:rPr>
+            <w:color w:val="0000EE"/>
+            <w:u w:val="single"/>
+          </w:rPr>
+          <w:t>38</w:t>
+        </w:r>
+      </w:hyperlink>
+      <w:r>
+        <w:rPr>
+          <w:lang w:val="zh_TW" w:bidi="zh_TW"/>
+        </w:rPr>
+        <w:t>）。耶穌讚揚那些為了天國而「</w:t>
+      </w:r>
+      <w:r>
+        <w:rPr>
+          <w:lang w:val="zh_TW" w:bidi="zh_TW"/>
+        </w:rPr>
+        <w:t>自閹</w:t>
+      </w:r>
+      <w:r>
+        <w:rPr>
+          <w:lang w:val="zh_TW" w:bidi="zh_TW"/>
+        </w:rPr>
+        <w:t>」的人（</w:t>
+      </w:r>
+      <w:hyperlink r:id="rId40">
+        <w:r>
+          <w:rPr>
+            <w:lang w:val="zh_TW" w:bidi="zh_TW"/>
+          </w:rPr>
+          <w:rPr>
+            <w:color w:val="0000EE"/>
+            <w:u w:val="single"/>
+          </w:rPr>
+          <w:t>太19:12</w:t>
+        </w:r>
+      </w:hyperlink>
+      <w:r>
+        <w:rPr>
+          <w:lang w:val="zh_TW" w:bidi="zh_TW"/>
+        </w:rPr>
+        <w:t>）。</w:t>
       </w:r>
     </w:p>
     <w:p>
@@ -952,135 +1018,80 @@
       </w:r>
       <w:r>
         <w:rPr>
-          <w:lang w:val="zh_TW" w:bidi="zh_TW"/>
-        </w:rPr>
-        <w:t>正如光明與黑暗無法共存，信徒也不能與不相信耶穌的人建立真實的團契。聖經也指出，基督徒不應與那些自稱信徒、卻有以下行為的人建立親密的團契：</w:t>
-      </w:r>
-    </w:p>
-    <w:p>
-      <w:pPr>
-        <w:pStyle w:val="ListBullet"/>
-        <w:spacing w:line="240" w:lineRule="auto"/>
-        <w:ind w:left="720"/>
-      </w:pPr>
-      <w:r>
-        <w:rPr>
-          <w:lang w:val="zh_TW" w:bidi="zh_TW"/>
-        </w:rPr>
-      </w:r>
-      <w:r>
-        <w:rPr>
-          <w:lang w:val="zh_TW" w:bidi="zh_TW"/>
-        </w:rPr>
-        <w:t>拒絕耶穌的教導（</w:t>
-      </w:r>
-      <w:hyperlink r:id="rId46">
-        <w:r>
-          <w:rPr>
-            <w:lang w:val="zh_TW" w:bidi="zh_TW"/>
-          </w:rPr>
-          <w:rPr>
-            <w:color w:val="0000EE"/>
-            <w:u w:val="single"/>
-          </w:rPr>
-          <w:t>約二1:9–11</w:t>
-        </w:r>
-      </w:hyperlink>
-      <w:r>
-        <w:rPr>
-          <w:lang w:val="zh_TW" w:bidi="zh_TW"/>
-        </w:rPr>
-        <w:t>）</w:t>
-      </w:r>
-    </w:p>
-    <w:p>
-      <w:pPr>
-        <w:pStyle w:val="ListBullet"/>
-        <w:spacing w:line="240" w:lineRule="auto"/>
-        <w:ind w:left="720"/>
-      </w:pPr>
-      <w:r>
-        <w:rPr>
-          <w:lang w:val="zh_TW" w:bidi="zh_TW"/>
-        </w:rPr>
-      </w:r>
-      <w:r>
-        <w:rPr>
-          <w:lang w:val="zh_TW" w:bidi="zh_TW"/>
-        </w:rPr>
-        <w:t>行惡</w:t>
-      </w:r>
-    </w:p>
-    <w:p>
-      <w:pPr>
-        <w:pStyle w:val="ListBullet"/>
-        <w:spacing w:line="240" w:lineRule="auto"/>
-        <w:ind w:left="720"/>
-      </w:pPr>
-      <w:r>
-        <w:rPr>
-          <w:lang w:val="zh_TW" w:bidi="zh_TW"/>
-        </w:rPr>
-      </w:r>
-      <w:r>
-        <w:rPr>
-          <w:lang w:val="zh_TW" w:bidi="zh_TW"/>
-        </w:rPr>
-        <w:t>敬拜假神</w:t>
-      </w:r>
-    </w:p>
-    <w:p>
-      <w:pPr>
-        <w:pStyle w:val="ListBullet"/>
-        <w:spacing w:line="240" w:lineRule="auto"/>
-        <w:ind w:left="720"/>
-      </w:pPr>
-      <w:r>
-        <w:rPr>
-          <w:lang w:val="zh_TW" w:bidi="zh_TW"/>
-        </w:rPr>
-      </w:r>
-      <w:r>
-        <w:rPr>
-          <w:lang w:val="zh_TW" w:bidi="zh_TW"/>
-        </w:rPr>
-        <w:t>經常醉酒</w:t>
-      </w:r>
-    </w:p>
-    <w:p>
-      <w:pPr>
-        <w:pStyle w:val="ListBullet"/>
-        <w:spacing w:line="240" w:lineRule="auto"/>
-        <w:ind w:left="720"/>
-      </w:pPr>
-      <w:r>
-        <w:rPr>
-          <w:lang w:val="zh_TW" w:bidi="zh_TW"/>
-        </w:rPr>
-      </w:r>
-      <w:r>
-        <w:rPr>
-          <w:lang w:val="zh_TW" w:bidi="zh_TW"/>
-        </w:rPr>
-        <w:t>偷竊他人財物（</w:t>
-      </w:r>
-      <w:hyperlink r:id="rId47">
-        <w:r>
-          <w:rPr>
-            <w:lang w:val="zh_TW" w:bidi="zh_TW"/>
-          </w:rPr>
-          <w:rPr>
-            <w:color w:val="0000EE"/>
-            <w:u w:val="single"/>
-          </w:rPr>
-          <w:t>林前5:11</w:t>
-        </w:r>
-      </w:hyperlink>
-      <w:r>
-        <w:rPr>
-          <w:lang w:val="zh_TW" w:bidi="zh_TW"/>
-        </w:rPr>
-        <w:t>）。</w:t>
+          <w:i/>
+          <w:lang w:val="zh_TW" w:bidi="zh_TW"/>
+        </w:rPr>
+        <w:t xml:space="preserve">另見 </w:t>
+      </w:r>
+      <w:r>
+        <w:rPr>
+          <w:lang w:val="zh_TW" w:bidi="zh_TW"/>
+        </w:rPr>
+        <w:t>家庭生活與關係</w:t>
+      </w:r>
+      <w:r>
+        <w:rPr>
+          <w:lang w:val="zh_TW" w:bidi="zh_TW"/>
+        </w:rPr>
+        <w:t>；</w:t>
+      </w:r>
+      <w:r>
+        <w:rPr>
+          <w:lang w:val="zh_TW" w:bidi="zh_TW"/>
+        </w:rPr>
+        <w:t>婚姻，婚姻習俗</w:t>
+      </w:r>
+      <w:r>
+        <w:rPr>
+          <w:lang w:val="zh_TW" w:bidi="zh_TW"/>
+        </w:rPr>
+        <w:t>；</w:t>
+      </w:r>
+      <w:r>
+        <w:rPr>
+          <w:lang w:val="zh_TW" w:bidi="zh_TW"/>
+        </w:rPr>
+        <w:t>性，性別</w:t>
+      </w:r>
+      <w:r>
+        <w:rPr>
+          <w:lang w:val="zh_TW" w:bidi="zh_TW"/>
+        </w:rPr>
+        <w:t>；</w:t>
+      </w:r>
+      <w:r>
+        <w:rPr>
+          <w:lang w:val="zh_TW" w:bidi="zh_TW"/>
+        </w:rPr>
+        <w:t>耶穌由童貞女所生</w:t>
+      </w:r>
+      <w:r>
+        <w:rPr>
+          <w:lang w:val="zh_TW" w:bidi="zh_TW"/>
+        </w:rPr>
+        <w:t>；</w:t>
+      </w:r>
+      <w:r>
+        <w:rPr>
+          <w:lang w:val="zh_TW" w:bidi="zh_TW"/>
+        </w:rPr>
+        <w:t>婦女</w:t>
+      </w:r>
+      <w:r>
+        <w:rPr>
+          <w:lang w:val="zh_TW" w:bidi="zh_TW"/>
+        </w:rPr>
+        <w:t>。</w:t>
+      </w:r>
+      <w:r>
+        <w:rPr>
+          <w:lang w:val="zh_TW" w:bidi="zh_TW"/>
+        </w:rPr>
+      </w:r>
+      <w:r>
+        <w:rPr>
+          <w:lang w:val="zh_TW" w:bidi="zh_TW"/>
+        </w:rPr>
       </w:r>
     </w:p>
     <w:p>
@@ -1090,11 +1101,185 @@
           <w:lang w:val="zh_TW" w:bidi="zh_TW"/>
         </w:rPr>
       </w:r>
-      <w:r>
-        <w:rPr>
-          <w:lang w:val="zh_TW" w:bidi="zh_TW"/>
-        </w:rPr>
-        <w:t>聖經提供多項指引，幫助信徒在基督的身體裡增進相交：</w:t>
+    </w:p>
+    <w:p>
+      <w:pPr>
+        <w:pStyle w:val="Heading2"/>
+      </w:pPr>
+      <w:r>
+        <w:rPr>
+          <w:lang w:val="zh_TW" w:bidi="zh_TW"/>
+        </w:rPr>
+        <w:t>銅蛇（Bronze Snake, Bronze Serpent）</w:t>
+      </w:r>
+      <w:r>
+        <w:rPr>
+          <w:lang w:val="zh_TW" w:bidi="zh_TW"/>
+        </w:rPr>
+      </w:r>
+    </w:p>
+    <w:p>
+      <w:pPr/>
+      <w:r>
+        <w:rPr>
+          <w:lang w:val="zh_TW" w:bidi="zh_TW"/>
+        </w:rPr>
+      </w:r>
+      <w:r>
+        <w:rPr>
+          <w:lang w:val="zh_TW" w:bidi="zh_TW"/>
+        </w:rPr>
+        <w:t>神吩咐摩西製作的一件銅製物件。當時，以色列人在曠野被有毒的火蛇咬傷（</w:t>
+      </w:r>
+      <w:hyperlink r:id="rId41">
+        <w:r>
+          <w:rPr>
+            <w:lang w:val="zh_TW" w:bidi="zh_TW"/>
+          </w:rPr>
+          <w:rPr>
+            <w:color w:val="0000EE"/>
+            <w:u w:val="single"/>
+          </w:rPr>
+          <w:t>民21:4–9</w:t>
+        </w:r>
+      </w:hyperlink>
+      <w:r>
+        <w:rPr>
+          <w:lang w:val="zh_TW" w:bidi="zh_TW"/>
+        </w:rPr>
+        <w:t>）。神因百姓向祂和摩西發怨言，就差遣這些蛇作為懲罰。當百姓悔改後，神吩咐摩西製作「一條火蛇，掛在杆子上」。凡仰望這條蛇的人都得醫治。</w:t>
+      </w:r>
+    </w:p>
+    <w:p>
+      <w:pPr/>
+      <w:r>
+        <w:rPr>
+          <w:lang w:val="zh_TW" w:bidi="zh_TW"/>
+        </w:rPr>
+      </w:r>
+      <w:r>
+        <w:rPr>
+          <w:lang w:val="zh_TW" w:bidi="zh_TW"/>
+        </w:rPr>
+        <w:t>有些人認為，這件事與另一段記載有關：摩西的杖曾變成蛇，並吞吃了法老術士的蛇杖，之後又變回杖（</w:t>
+      </w:r>
+      <w:hyperlink r:id="rId42">
+        <w:r>
+          <w:rPr>
+            <w:lang w:val="zh_TW" w:bidi="zh_TW"/>
+          </w:rPr>
+          <w:rPr>
+            <w:color w:val="0000EE"/>
+            <w:u w:val="single"/>
+          </w:rPr>
+          <w:t>出7:8–12</w:t>
+        </w:r>
+      </w:hyperlink>
+      <w:r>
+        <w:rPr>
+          <w:lang w:val="zh_TW" w:bidi="zh_TW"/>
+        </w:rPr>
+        <w:t>；參</w:t>
+      </w:r>
+      <w:hyperlink r:id="rId43">
+        <w:r>
+          <w:rPr>
+            <w:lang w:val="zh_TW" w:bidi="zh_TW"/>
+          </w:rPr>
+          <w:rPr>
+            <w:color w:val="0000EE"/>
+            <w:u w:val="single"/>
+          </w:rPr>
+          <w:t>4:2–5</w:t>
+        </w:r>
+      </w:hyperlink>
+      <w:r>
+        <w:rPr>
+          <w:lang w:val="zh_TW" w:bidi="zh_TW"/>
+        </w:rPr>
+        <w:t>、</w:t>
+      </w:r>
+      <w:hyperlink r:id="rId43">
+        <w:r>
+          <w:rPr>
+            <w:lang w:val="zh_TW" w:bidi="zh_TW"/>
+          </w:rPr>
+          <w:rPr>
+            <w:color w:val="0000EE"/>
+            <w:u w:val="single"/>
+          </w:rPr>
+          <w:t>28–30</w:t>
+        </w:r>
+      </w:hyperlink>
+      <w:r>
+        <w:rPr>
+          <w:lang w:val="zh_TW" w:bidi="zh_TW"/>
+        </w:rPr>
+        <w:t>）。</w:t>
+      </w:r>
+    </w:p>
+    <w:p>
+      <w:pPr/>
+      <w:r>
+        <w:rPr>
+          <w:lang w:val="zh_TW" w:bidi="zh_TW"/>
+        </w:rPr>
+      </w:r>
+      <w:r>
+        <w:rPr>
+          <w:lang w:val="zh_TW" w:bidi="zh_TW"/>
+        </w:rPr>
+        <w:t>在埃及和迦南的宗教中，人們都把蛇當作神明來敬拜。因此，神所設立的蛇勝過其它蛇，顯明神比這些假神更有大能。然而，在</w:t>
+      </w:r>
+      <w:hyperlink r:id="rId44">
+        <w:r>
+          <w:rPr>
+            <w:lang w:val="zh_TW" w:bidi="zh_TW"/>
+          </w:rPr>
+          <w:rPr>
+            <w:color w:val="0000EE"/>
+            <w:u w:val="single"/>
+          </w:rPr>
+          <w:t>民數記二十一章</w:t>
+        </w:r>
+      </w:hyperlink>
+      <w:r>
+        <w:rPr>
+          <w:lang w:val="zh_TW" w:bidi="zh_TW"/>
+        </w:rPr>
+        <w:t>中，這很可能不是這件事的主要重點。</w:t>
+      </w:r>
+    </w:p>
+    <w:p>
+      <w:pPr/>
+      <w:r>
+        <w:rPr>
+          <w:lang w:val="zh_TW" w:bidi="zh_TW"/>
+        </w:rPr>
+      </w:r>
+      <w:r>
+        <w:rPr>
+          <w:lang w:val="zh_TW" w:bidi="zh_TW"/>
+        </w:rPr>
+        <w:t>這件事是以色列人在曠野多次悖逆神事件中的最後一次（參</w:t>
+      </w:r>
+      <w:hyperlink r:id="rId45">
+        <w:r>
+          <w:rPr>
+            <w:lang w:val="zh_TW" w:bidi="zh_TW"/>
+          </w:rPr>
+          <w:rPr>
+            <w:color w:val="0000EE"/>
+            <w:u w:val="single"/>
+          </w:rPr>
+          <w:t>林前10:9</w:t>
+        </w:r>
+      </w:hyperlink>
+      <w:r>
+        <w:rPr>
+          <w:lang w:val="zh_TW" w:bidi="zh_TW"/>
+        </w:rPr>
+        <w:t>）。這些事件都有四個共同的階段：</w:t>
       </w:r>
     </w:p>
     <w:p>
@@ -1116,55 +1301,7 @@
         <w:rPr>
           <w:lang w:val="zh_TW" w:bidi="zh_TW"/>
         </w:rPr>
-        <w:t>以耶穌對門徒那樣的憐憫彼此相愛（</w:t>
-      </w:r>
-      <w:hyperlink r:id="rId48">
-        <w:r>
-          <w:rPr>
-            <w:lang w:val="zh_TW" w:bidi="zh_TW"/>
-          </w:rPr>
-          <w:rPr>
-            <w:color w:val="0000EE"/>
-            <w:u w:val="single"/>
-          </w:rPr>
-          <w:t>約13:34–35，</w:t>
-        </w:r>
-      </w:hyperlink>
-      <w:hyperlink r:id="rId49">
-        <w:r>
-          <w:rPr>
-            <w:lang w:val="zh_TW" w:bidi="zh_TW"/>
-          </w:rPr>
-          <w:rPr>
-            <w:color w:val="0000EE"/>
-            <w:u w:val="single"/>
-          </w:rPr>
-          <w:t>15:12</w:t>
-        </w:r>
-      </w:hyperlink>
-      <w:r>
-        <w:rPr>
-          <w:lang w:val="zh_TW" w:bidi="zh_TW"/>
-        </w:rPr>
-        <w:t>）。團契的原則應以愛為準則（</w:t>
-      </w:r>
-      <w:hyperlink r:id="rId50">
-        <w:r>
-          <w:rPr>
-            <w:lang w:val="zh_TW" w:bidi="zh_TW"/>
-          </w:rPr>
-          <w:rPr>
-            <w:color w:val="0000EE"/>
-            <w:u w:val="single"/>
-          </w:rPr>
-          <w:t>來13:1</w:t>
-        </w:r>
-      </w:hyperlink>
-      <w:r>
-        <w:rPr>
-          <w:lang w:val="zh_TW" w:bidi="zh_TW"/>
-        </w:rPr>
-        <w:t>）。</w:t>
+        <w:t>百姓向神發怨言。</w:t>
       </w:r>
     </w:p>
     <w:p>
@@ -1182,25 +1319,7 @@
         <w:rPr>
           <w:lang w:val="zh_TW" w:bidi="zh_TW"/>
         </w:rPr>
-        <w:t>培養謙卑的心志，尊重他人（</w:t>
-      </w:r>
-      <w:hyperlink r:id="rId51">
-        <w:r>
-          <w:rPr>
-            <w:lang w:val="zh_TW" w:bidi="zh_TW"/>
-          </w:rPr>
-          <w:rPr>
-            <w:color w:val="0000EE"/>
-            <w:u w:val="single"/>
-          </w:rPr>
-          <w:t>腓2:3–5</w:t>
-        </w:r>
-      </w:hyperlink>
-      <w:r>
-        <w:rPr>
-          <w:lang w:val="zh_TW" w:bidi="zh_TW"/>
-        </w:rPr>
-        <w:t>）。</w:t>
+        <w:t>百姓遭受審判。</w:t>
       </w:r>
     </w:p>
     <w:p>
@@ -1218,25 +1337,7 @@
         <w:rPr>
           <w:lang w:val="zh_TW" w:bidi="zh_TW"/>
         </w:rPr>
-        <w:t>與信徒分擔重擔（</w:t>
-      </w:r>
-      <w:hyperlink r:id="rId52">
-        <w:r>
-          <w:rPr>
-            <w:lang w:val="zh_TW" w:bidi="zh_TW"/>
-          </w:rPr>
-          <w:rPr>
-            <w:color w:val="0000EE"/>
-            <w:u w:val="single"/>
-          </w:rPr>
-          <w:t>加6:2</w:t>
-        </w:r>
-      </w:hyperlink>
-      <w:r>
-        <w:rPr>
-          <w:lang w:val="zh_TW" w:bidi="zh_TW"/>
-        </w:rPr>
-        <w:t>）。</w:t>
+        <w:t>百姓悔改。</w:t>
       </w:r>
     </w:p>
     <w:p>
@@ -1254,133 +1355,7 @@
         <w:rPr>
           <w:lang w:val="zh_TW" w:bidi="zh_TW"/>
         </w:rPr>
-        <w:t>與有需要的弟兄姊妹分享金錢、食物等實際的祝福（</w:t>
-      </w:r>
-      <w:hyperlink r:id="rId53">
-        <w:r>
-          <w:rPr>
-            <w:lang w:val="zh_TW" w:bidi="zh_TW"/>
-          </w:rPr>
-          <w:rPr>
-            <w:color w:val="0000EE"/>
-            <w:u w:val="single"/>
-          </w:rPr>
-          <w:t>林後9:13</w:t>
-        </w:r>
-      </w:hyperlink>
-      <w:r>
-        <w:rPr>
-          <w:lang w:val="zh_TW" w:bidi="zh_TW"/>
-        </w:rPr>
-        <w:t>）。</w:t>
-      </w:r>
-    </w:p>
-    <w:p>
-      <w:pPr>
-        <w:pStyle w:val="ListNumber"/>
-        <w:spacing w:line="240" w:lineRule="auto"/>
-        <w:ind w:left="720"/>
-      </w:pPr>
-      <w:r>
-        <w:rPr>
-          <w:lang w:val="zh_TW" w:bidi="zh_TW"/>
-        </w:rPr>
-      </w:r>
-      <w:r>
-        <w:rPr>
-          <w:lang w:val="zh_TW" w:bidi="zh_TW"/>
-        </w:rPr>
-        <w:t>溫和糾正犯罪的人，協助他找到問題的出路（</w:t>
-      </w:r>
-      <w:hyperlink r:id="rId54">
-        <w:r>
-          <w:rPr>
-            <w:lang w:val="zh_TW" w:bidi="zh_TW"/>
-          </w:rPr>
-          <w:rPr>
-            <w:color w:val="0000EE"/>
-            <w:u w:val="single"/>
-          </w:rPr>
-          <w:t>加6:1</w:t>
-        </w:r>
-      </w:hyperlink>
-      <w:r>
-        <w:rPr>
-          <w:lang w:val="zh_TW" w:bidi="zh_TW"/>
-        </w:rPr>
-        <w:t>）。</w:t>
-      </w:r>
-    </w:p>
-    <w:p>
-      <w:pPr>
-        <w:pStyle w:val="ListNumber"/>
-        <w:spacing w:line="240" w:lineRule="auto"/>
-        <w:ind w:left="720"/>
-      </w:pPr>
-      <w:r>
-        <w:rPr>
-          <w:lang w:val="zh_TW" w:bidi="zh_TW"/>
-        </w:rPr>
-      </w:r>
-      <w:r>
-        <w:rPr>
-          <w:lang w:val="zh_TW" w:bidi="zh_TW"/>
-        </w:rPr>
-        <w:t>在信徒受苦時伸出援手（</w:t>
-      </w:r>
-      <w:hyperlink r:id="rId55">
-        <w:r>
-          <w:rPr>
-            <w:lang w:val="zh_TW" w:bidi="zh_TW"/>
-          </w:rPr>
-          <w:rPr>
-            <w:color w:val="0000EE"/>
-            <w:u w:val="single"/>
-          </w:rPr>
-          <w:t>林前12:26</w:t>
-        </w:r>
-      </w:hyperlink>
-      <w:r>
-        <w:rPr>
-          <w:lang w:val="zh_TW" w:bidi="zh_TW"/>
-        </w:rPr>
-        <w:t>）。</w:t>
-      </w:r>
-    </w:p>
-    <w:p>
-      <w:pPr>
-        <w:pStyle w:val="ListNumber"/>
-        <w:spacing w:line="240" w:lineRule="auto"/>
-        <w:ind w:left="720"/>
-      </w:pPr>
-      <w:r>
-        <w:rPr>
-          <w:lang w:val="zh_TW" w:bidi="zh_TW"/>
-        </w:rPr>
-      </w:r>
-      <w:r>
-        <w:rPr>
-          <w:lang w:val="zh_TW" w:bidi="zh_TW"/>
-        </w:rPr>
-        <w:t>在聖靈裡不住彼此禱告（</w:t>
-      </w:r>
-      <w:hyperlink r:id="rId56">
-        <w:r>
-          <w:rPr>
-            <w:lang w:val="zh_TW" w:bidi="zh_TW"/>
-          </w:rPr>
-          <w:rPr>
-            <w:color w:val="0000EE"/>
-            <w:u w:val="single"/>
-          </w:rPr>
-          <w:t>弗6:18</w:t>
-        </w:r>
-      </w:hyperlink>
-      <w:r>
-        <w:rPr>
-          <w:lang w:val="zh_TW" w:bidi="zh_TW"/>
-        </w:rPr>
-        <w:t>）。</w:t>
+        <w:t>神賜下赦免和拯救。</w:t>
       </w:r>
     </w:p>
     <w:p>
@@ -1394,7 +1369,125 @@
         <w:rPr>
           <w:lang w:val="zh_TW" w:bidi="zh_TW"/>
         </w:rPr>
-        <w:t>基督徒應認真思想一位無名聖徒的話：「當你遠離弟兄時，你就不能親近神。」</w:t>
+        <w:t>這件事的重點不是一種神奇的醫治方法，而是銅蛇作為救恩的象徵，凡願意仰望的人，都可以得著神所賜的拯救。</w:t>
+      </w:r>
+    </w:p>
+    <w:p>
+      <w:pPr/>
+      <w:r>
+        <w:rPr>
+          <w:lang w:val="zh_TW" w:bidi="zh_TW"/>
+        </w:rPr>
+      </w:r>
+      <w:r>
+        <w:rPr>
+          <w:lang w:val="zh_TW" w:bidi="zh_TW"/>
+        </w:rPr>
+        <w:t>銅蛇再一次出現是在</w:t>
+      </w:r>
+      <w:hyperlink r:id="rId46">
+        <w:r>
+          <w:rPr>
+            <w:lang w:val="zh_TW" w:bidi="zh_TW"/>
+          </w:rPr>
+          <w:rPr>
+            <w:color w:val="0000EE"/>
+            <w:u w:val="single"/>
+          </w:rPr>
+          <w:t>列王紀下十八章4節</w:t>
+        </w:r>
+      </w:hyperlink>
+      <w:r>
+        <w:rPr>
+          <w:lang w:val="zh_TW" w:bidi="zh_TW"/>
+        </w:rPr>
+        <w:t>。經過多年後，銅蛇竟成了受人敬拜的對象，因此南國猶大的希西家王（公元前716–686年在位）在其宗教的改革中將銅蛇打碎。在基督教興起以前，最後一次提到銅蛇是在所羅門智訓（Wisdom of Solomon）一卷書中；該卷書支持上述的解釋：拯救不是來自銅蛇本身，而是出於神的供應。「轉向它的人得醫治，不是因為所看見的，而是因為祢──萬人的救主。」（</w:t>
+      </w:r>
+      <w:hyperlink r:id="rId47">
+        <w:r>
+          <w:rPr>
+            <w:lang w:val="zh_TW" w:bidi="zh_TW"/>
+          </w:rPr>
+          <w:rPr>
+            <w:color w:val="0000EE"/>
+            <w:u w:val="single"/>
+          </w:rPr>
+          <w:t>所羅門智訓16:7</w:t>
+        </w:r>
+      </w:hyperlink>
+      <w:r>
+        <w:rPr>
+          <w:lang w:val="zh_TW" w:bidi="zh_TW"/>
+        </w:rPr>
+        <w:t>）。</w:t>
+      </w:r>
+    </w:p>
+    <w:p>
+      <w:pPr/>
+      <w:r>
+        <w:rPr>
+          <w:lang w:val="zh_TW" w:bidi="zh_TW"/>
+        </w:rPr>
+      </w:r>
+      <w:r>
+        <w:rPr>
+          <w:lang w:val="zh_TW" w:bidi="zh_TW"/>
+        </w:rPr>
+        <w:t>在這個背景下，耶穌說，祂必須像摩西所舉的蛇一樣被「舉起來」（</w:t>
+      </w:r>
+      <w:hyperlink r:id="rId48">
+        <w:r>
+          <w:rPr>
+            <w:lang w:val="zh_TW" w:bidi="zh_TW"/>
+          </w:rPr>
+          <w:rPr>
+            <w:color w:val="0000EE"/>
+            <w:u w:val="single"/>
+          </w:rPr>
+          <w:t>約3:14</w:t>
+        </w:r>
+      </w:hyperlink>
+      <w:r>
+        <w:rPr>
+          <w:lang w:val="zh_TW" w:bidi="zh_TW"/>
+        </w:rPr>
+        <w:t>）。「人子」被「舉起來」顯然是指耶穌的死，其中包含兩個主要意思：</w:t>
+      </w:r>
+    </w:p>
+    <w:p>
+      <w:pPr>
+        <w:pStyle w:val="ListBullet"/>
+        <w:spacing w:line="240" w:lineRule="auto"/>
+        <w:ind w:left="720"/>
+      </w:pPr>
+      <w:r>
+        <w:rPr>
+          <w:lang w:val="zh_TW" w:bidi="zh_TW"/>
+        </w:rPr>
+      </w:r>
+      <w:r>
+        <w:rPr>
+          <w:lang w:val="zh_TW" w:bidi="zh_TW"/>
+        </w:rPr>
+        <w:t>第一，是「藉著死亡帶來救恩」的主題（也就是救恩藉著死亡而成就）。這一點可見於摩西舉銅蛇的事件，也可見於約翰福音中「必」一詞，表明神早已計劃並定意用這種方式拯救世人。</w:t>
+      </w:r>
+    </w:p>
+    <w:p>
+      <w:pPr>
+        <w:pStyle w:val="ListBullet"/>
+        <w:spacing w:line="240" w:lineRule="auto"/>
+        <w:ind w:left="720"/>
+      </w:pPr>
+      <w:r>
+        <w:rPr>
+          <w:lang w:val="zh_TW" w:bidi="zh_TW"/>
+        </w:rPr>
+      </w:r>
+      <w:r>
+        <w:rPr>
+          <w:lang w:val="zh_TW" w:bidi="zh_TW"/>
+        </w:rPr>
+        <w:t>第二，是「藉著死亡得著榮耀」的主題（也就是死亡帶來尊榮與榮耀）。這可從「舉起來」這個動詞本身所包含的尊崇之意，以及約翰福音強調耶穌在世上的榮耀和祂復活生命的榮耀看出來。</w:t>
       </w:r>
       <w:r>
         <w:rPr>

--- a/zht/docx/174.content.docx
+++ b/zht/docx/174.content.docx
@@ -247,72 +247,48 @@
         </w:rPr>
         <w:t>它的廣義含義是指所有非法的性行為，也就是除丈夫和妻子之間的性行為外的任何性行為。例如，在</w:t>
       </w:r>
-      <w:hyperlink r:id="rId13">
-        <w:r>
-          <w:rPr>
-            <w:lang w:val="zh_TW" w:bidi="zh_TW"/>
-          </w:rPr>
-          <w:rPr>
-            <w:color w:val="0000EE"/>
-            <w:u w:val="single"/>
-          </w:rPr>
-          <w:t>哥林多前書五章1節</w:t>
-        </w:r>
-      </w:hyperlink>
+      <w:r>
+        <w:rPr>
+          <w:lang w:val="zh_TW" w:bidi="zh_TW"/>
+        </w:rPr>
+        <w:t>哥林多前書五章1節</w:t>
+      </w:r>
       <w:r>
         <w:rPr>
           <w:lang w:val="zh_TW" w:bidi="zh_TW"/>
         </w:rPr>
         <w:t>中，這個詞被用於指當地教會所容忍的一種罪：有一個人顯然與他的繼母同居。在</w:t>
       </w:r>
-      <w:hyperlink r:id="rId14">
-        <w:r>
-          <w:rPr>
-            <w:lang w:val="zh_TW" w:bidi="zh_TW"/>
-          </w:rPr>
-          <w:rPr>
-            <w:color w:val="0000EE"/>
-            <w:u w:val="single"/>
-          </w:rPr>
-          <w:t>羅馬書一章29節</w:t>
-        </w:r>
-      </w:hyperlink>
+      <w:r>
+        <w:rPr>
+          <w:lang w:val="zh_TW" w:bidi="zh_TW"/>
+        </w:rPr>
+        <w:t>羅馬書一章29節</w:t>
+      </w:r>
       <w:r>
         <w:rPr>
           <w:lang w:val="zh_TW" w:bidi="zh_TW"/>
         </w:rPr>
         <w:t>的一系列可怕的罪行中，使徒保羅將「淫亂」列入其中，似乎意在將其涵蓋所有形式的性方面不道德的行為。在哥林多前書中，保羅在上下文中暗示這個詞指各種非法的性活動（</w:t>
       </w:r>
-      <w:hyperlink r:id="rId15">
-        <w:r>
-          <w:rPr>
-            <w:lang w:val="zh_TW" w:bidi="zh_TW"/>
-          </w:rPr>
-          <w:rPr>
-            <w:color w:val="0000EE"/>
-            <w:u w:val="single"/>
-          </w:rPr>
-          <w:t>6:13、18</w:t>
-        </w:r>
-      </w:hyperlink>
+      <w:r>
+        <w:rPr>
+          <w:lang w:val="zh_TW" w:bidi="zh_TW"/>
+        </w:rPr>
+        <w:t>6:13、18</w:t>
+      </w:r>
       <w:r>
         <w:rPr>
           <w:lang w:val="zh_TW" w:bidi="zh_TW"/>
         </w:rPr>
         <w:t>）。在</w:t>
       </w:r>
-      <w:hyperlink r:id="rId16">
-        <w:r>
-          <w:rPr>
-            <w:lang w:val="zh_TW" w:bidi="zh_TW"/>
-          </w:rPr>
-          <w:rPr>
-            <w:color w:val="0000EE"/>
-            <w:u w:val="single"/>
-          </w:rPr>
-          <w:t>哥林多前書七章2節</w:t>
-        </w:r>
-      </w:hyperlink>
+      <w:r>
+        <w:rPr>
+          <w:lang w:val="zh_TW" w:bidi="zh_TW"/>
+        </w:rPr>
+        <w:t>哥林多前書七章2節</w:t>
+      </w:r>
       <w:r>
         <w:rPr>
           <w:lang w:val="zh_TW" w:bidi="zh_TW"/>
@@ -333,54 +309,36 @@
         </w:rPr>
         <w:t>「淫亂」也有一種更為狹義的含義，指未婚之間的性不道德行為。在那些將「淫亂」和「姦淫」並列的聖經清單中，暗示了這種含義。耶穌所列的出於人心中的污穢罪行包括「淫亂（譯註：和合本譯為苟合）」和「姦淫」（</w:t>
       </w:r>
-      <w:hyperlink r:id="rId17">
-        <w:r>
-          <w:rPr>
-            <w:lang w:val="zh_TW" w:bidi="zh_TW"/>
-          </w:rPr>
-          <w:rPr>
-            <w:color w:val="0000EE"/>
-            <w:u w:val="single"/>
-          </w:rPr>
-          <w:t>太15:19</w:t>
-        </w:r>
-      </w:hyperlink>
+      <w:r>
+        <w:rPr>
+          <w:lang w:val="zh_TW" w:bidi="zh_TW"/>
+        </w:rPr>
+        <w:t>太15:19</w:t>
+      </w:r>
       <w:r>
         <w:rPr>
           <w:lang w:val="zh_TW" w:bidi="zh_TW"/>
         </w:rPr>
         <w:t>；</w:t>
       </w:r>
-      <w:hyperlink r:id="rId18">
-        <w:r>
-          <w:rPr>
-            <w:lang w:val="zh_TW" w:bidi="zh_TW"/>
-          </w:rPr>
-          <w:rPr>
-            <w:color w:val="0000EE"/>
-            <w:u w:val="single"/>
-          </w:rPr>
-          <w:t>可7:21–22</w:t>
-        </w:r>
-      </w:hyperlink>
+      <w:r>
+        <w:rPr>
+          <w:lang w:val="zh_TW" w:bidi="zh_TW"/>
+        </w:rPr>
+        <w:t>可7:21–22</w:t>
+      </w:r>
       <w:r>
         <w:rPr>
           <w:lang w:val="zh_TW" w:bidi="zh_TW"/>
         </w:rPr>
         <w:t>）。保羅列出的那些不能承受神的國的罪人中也包括淫亂的和姦淫的（</w:t>
       </w:r>
-      <w:hyperlink r:id="rId19">
-        <w:r>
-          <w:rPr>
-            <w:lang w:val="zh_TW" w:bidi="zh_TW"/>
-          </w:rPr>
-          <w:rPr>
-            <w:color w:val="0000EE"/>
-            <w:u w:val="single"/>
-          </w:rPr>
-          <w:t>林前6:9</w:t>
-        </w:r>
-      </w:hyperlink>
+      <w:r>
+        <w:rPr>
+          <w:lang w:val="zh_TW" w:bidi="zh_TW"/>
+        </w:rPr>
+        <w:t>林前6:9</w:t>
+      </w:r>
       <w:r>
         <w:rPr>
           <w:lang w:val="zh_TW" w:bidi="zh_TW"/>
@@ -401,36 +359,24 @@
         </w:rPr>
         <w:t>「淫亂」在</w:t>
       </w:r>
-      <w:hyperlink r:id="rId20">
-        <w:r>
-          <w:rPr>
-            <w:lang w:val="zh_TW" w:bidi="zh_TW"/>
-          </w:rPr>
-          <w:rPr>
-            <w:color w:val="0000EE"/>
-            <w:u w:val="single"/>
-          </w:rPr>
-          <w:t>馬太福音五章32節</w:t>
-        </w:r>
-      </w:hyperlink>
+      <w:r>
+        <w:rPr>
+          <w:lang w:val="zh_TW" w:bidi="zh_TW"/>
+        </w:rPr>
+        <w:t>馬太福音五章32節</w:t>
+      </w:r>
       <w:r>
         <w:rPr>
           <w:lang w:val="zh_TW" w:bidi="zh_TW"/>
         </w:rPr>
         <w:t>和</w:t>
       </w:r>
-      <w:hyperlink r:id="rId21">
-        <w:r>
-          <w:rPr>
-            <w:lang w:val="zh_TW" w:bidi="zh_TW"/>
-          </w:rPr>
-          <w:rPr>
-            <w:color w:val="0000EE"/>
-            <w:u w:val="single"/>
-          </w:rPr>
-          <w:t>十九章9節</w:t>
-        </w:r>
-      </w:hyperlink>
+      <w:r>
+        <w:rPr>
+          <w:lang w:val="zh_TW" w:bidi="zh_TW"/>
+        </w:rPr>
+        <w:t>十九章9節</w:t>
+      </w:r>
       <w:r>
         <w:rPr>
           <w:lang w:val="zh_TW" w:bidi="zh_TW"/>
@@ -451,90 +397,54 @@
         </w:rPr>
         <w:t>「淫亂」一詞在舊約和新約中也有比喻性的用法。起源於以色列和教會作為主的妻子或新娘的描述，背離神和拜偶像被稱為淫亂（例如，見</w:t>
       </w:r>
-      <w:hyperlink r:id="rId22">
-        <w:r>
-          <w:rPr>
-            <w:lang w:val="zh_TW" w:bidi="zh_TW"/>
-          </w:rPr>
-          <w:rPr>
-            <w:color w:val="0000EE"/>
-            <w:u w:val="single"/>
-          </w:rPr>
-          <w:t>耶2章</w:t>
-        </w:r>
-      </w:hyperlink>
+      <w:r>
+        <w:rPr>
+          <w:lang w:val="zh_TW" w:bidi="zh_TW"/>
+        </w:rPr>
+        <w:t>耶2章</w:t>
+      </w:r>
       <w:r>
         <w:rPr>
           <w:lang w:val="zh_TW" w:bidi="zh_TW"/>
         </w:rPr>
         <w:t>）。</w:t>
       </w:r>
-      <w:hyperlink r:id="rId23">
-        <w:r>
-          <w:rPr>
-            <w:lang w:val="zh_TW" w:bidi="zh_TW"/>
-          </w:rPr>
-          <w:rPr>
-            <w:color w:val="0000EE"/>
-            <w:u w:val="single"/>
-          </w:rPr>
-          <w:t>以西結書第十六章</w:t>
-        </w:r>
-      </w:hyperlink>
+      <w:r>
+        <w:rPr>
+          <w:lang w:val="zh_TW" w:bidi="zh_TW"/>
+        </w:rPr>
+        <w:t>以西結書第十六章</w:t>
+      </w:r>
       <w:r>
         <w:rPr>
           <w:lang w:val="zh_TW" w:bidi="zh_TW"/>
         </w:rPr>
         <w:t>用對婚姻誓言的不忠來象徵耶路撒冷與神之間偏離正道的關係。耶路撒冷對神而言成了一個「行淫的妻」。何西阿書的前三章使用先知何西阿與其淫亂的妻子歌篾的關係，來比喻以色列民族如何對其「丈夫」（神）犯下淫亂之罪，轉而追求其它神。在啟示錄中，「淫亂」和「邪淫」的比喻用法用於大巴比倫——大淫婦（</w:t>
       </w:r>
-      <w:hyperlink r:id="rId24">
-        <w:r>
-          <w:rPr>
-            <w:lang w:val="zh_TW" w:bidi="zh_TW"/>
-          </w:rPr>
-          <w:rPr>
-            <w:color w:val="0000EE"/>
-            <w:u w:val="single"/>
-          </w:rPr>
-          <w:t>啟14:8，</w:t>
-        </w:r>
-      </w:hyperlink>
-      <w:hyperlink r:id="rId25">
-        <w:r>
-          <w:rPr>
-            <w:lang w:val="zh_TW" w:bidi="zh_TW"/>
-          </w:rPr>
-          <w:rPr>
-            <w:color w:val="0000EE"/>
-            <w:u w:val="single"/>
-          </w:rPr>
-          <w:t>17:2–4，</w:t>
-        </w:r>
-      </w:hyperlink>
-      <w:hyperlink r:id="rId26">
-        <w:r>
-          <w:rPr>
-            <w:lang w:val="zh_TW" w:bidi="zh_TW"/>
-          </w:rPr>
-          <w:rPr>
-            <w:color w:val="0000EE"/>
-            <w:u w:val="single"/>
-          </w:rPr>
-          <w:t>18:3，</w:t>
-        </w:r>
-      </w:hyperlink>
-      <w:hyperlink r:id="rId27">
-        <w:r>
-          <w:rPr>
-            <w:lang w:val="zh_TW" w:bidi="zh_TW"/>
-          </w:rPr>
-          <w:rPr>
-            <w:color w:val="0000EE"/>
-            <w:u w:val="single"/>
-          </w:rPr>
-          <w:t>19:2</w:t>
-        </w:r>
-      </w:hyperlink>
+      <w:r>
+        <w:rPr>
+          <w:lang w:val="zh_TW" w:bidi="zh_TW"/>
+        </w:rPr>
+        <w:t>啟14:8，</w:t>
+      </w:r>
+      <w:r>
+        <w:rPr>
+          <w:lang w:val="zh_TW" w:bidi="zh_TW"/>
+        </w:rPr>
+        <w:t>17:2–4，</w:t>
+      </w:r>
+      <w:r>
+        <w:rPr>
+          <w:lang w:val="zh_TW" w:bidi="zh_TW"/>
+        </w:rPr>
+        <w:t>18:3，</w:t>
+      </w:r>
+      <w:r>
+        <w:rPr>
+          <w:lang w:val="zh_TW" w:bidi="zh_TW"/>
+        </w:rPr>
+        <w:t>19:2</w:t>
+      </w:r>
       <w:r>
         <w:rPr>
           <w:lang w:val="zh_TW" w:bidi="zh_TW"/>
@@ -622,18 +532,12 @@
         </w:rPr>
         <w:t>這是用來描述女性，或用來比喻地方、國家和教會的詞。該詞是在描述一位性徵成熟但尚未發生性行為的女性。耶穌的母親馬利亞就是一個明顯的例子（</w:t>
       </w:r>
-      <w:hyperlink r:id="rId28">
-        <w:r>
-          <w:rPr>
-            <w:lang w:val="zh_TW" w:bidi="zh_TW"/>
-          </w:rPr>
-          <w:rPr>
-            <w:color w:val="0000EE"/>
-            <w:u w:val="single"/>
-          </w:rPr>
-          <w:t>太1:18–25</w:t>
-        </w:r>
-      </w:hyperlink>
+      <w:r>
+        <w:rPr>
+          <w:lang w:val="zh_TW" w:bidi="zh_TW"/>
+        </w:rPr>
+        <w:t>太1:18–25</w:t>
+      </w:r>
       <w:r>
         <w:rPr>
           <w:lang w:val="zh_TW" w:bidi="zh_TW"/>
@@ -654,78 +558,48 @@
         </w:rPr>
         <w:t>舊約聖經非常重視在婚姻前保持貞潔。利百加成為適合以撒的新娘，其中一個特質就是她的貞潔（</w:t>
       </w:r>
-      <w:hyperlink r:id="rId29">
-        <w:r>
-          <w:rPr>
-            <w:lang w:val="zh_TW" w:bidi="zh_TW"/>
-          </w:rPr>
-          <w:rPr>
-            <w:color w:val="0000EE"/>
-            <w:u w:val="single"/>
-          </w:rPr>
-          <w:t>創24:16</w:t>
-        </w:r>
-      </w:hyperlink>
+      <w:r>
+        <w:rPr>
+          <w:lang w:val="zh_TW" w:bidi="zh_TW"/>
+        </w:rPr>
+        <w:t>創24:16</w:t>
+      </w:r>
       <w:r>
         <w:rPr>
           <w:lang w:val="zh_TW" w:bidi="zh_TW"/>
         </w:rPr>
         <w:t>）。律法規定祭司只能娶貞潔的女子為妻（</w:t>
       </w:r>
-      <w:hyperlink r:id="rId30">
-        <w:r>
-          <w:rPr>
-            <w:lang w:val="zh_TW" w:bidi="zh_TW"/>
-          </w:rPr>
-          <w:rPr>
-            <w:color w:val="0000EE"/>
-            <w:u w:val="single"/>
-          </w:rPr>
-          <w:t>利21:7</w:t>
-        </w:r>
-      </w:hyperlink>
+      <w:r>
+        <w:rPr>
+          <w:lang w:val="zh_TW" w:bidi="zh_TW"/>
+        </w:rPr>
+        <w:t>利21:7</w:t>
+      </w:r>
       <w:r>
         <w:rPr>
           <w:lang w:val="zh_TW" w:bidi="zh_TW"/>
         </w:rPr>
         <w:t>、</w:t>
       </w:r>
-      <w:hyperlink r:id="rId30">
-        <w:r>
-          <w:rPr>
-            <w:lang w:val="zh_TW" w:bidi="zh_TW"/>
-          </w:rPr>
-          <w:rPr>
-            <w:color w:val="0000EE"/>
-            <w:u w:val="single"/>
-          </w:rPr>
-          <w:t>13</w:t>
-        </w:r>
-      </w:hyperlink>
-      <w:hyperlink r:id="rId31">
-        <w:r>
-          <w:rPr>
-            <w:lang w:val="zh_TW" w:bidi="zh_TW"/>
-          </w:rPr>
-          <w:rPr>
-            <w:color w:val="0000EE"/>
-            <w:u w:val="single"/>
-          </w:rPr>
-          <w:t>–</w:t>
-        </w:r>
-      </w:hyperlink>
-      <w:hyperlink r:id="rId30">
-        <w:r>
-          <w:rPr>
-            <w:lang w:val="zh_TW" w:bidi="zh_TW"/>
-          </w:rPr>
-          <w:rPr>
-            <w:color w:val="0000EE"/>
-            <w:u w:val="single"/>
-          </w:rPr>
-          <w:t>14</w:t>
-        </w:r>
-      </w:hyperlink>
+      <w:r>
+        <w:rPr>
+          <w:lang w:val="zh_TW" w:bidi="zh_TW"/>
+        </w:rPr>
+        <w:t>13</w:t>
+      </w:r>
+      <w:r>
+        <w:rPr>
+          <w:lang w:val="zh_TW" w:bidi="zh_TW"/>
+        </w:rPr>
+        <w:t>–</w:t>
+      </w:r>
+      <w:r>
+        <w:rPr>
+          <w:lang w:val="zh_TW" w:bidi="zh_TW"/>
+        </w:rPr>
+        <w:t>14</w:t>
+      </w:r>
       <w:r>
         <w:rPr>
           <w:lang w:val="zh_TW" w:bidi="zh_TW"/>
@@ -746,72 +620,48 @@
         </w:rPr>
         <w:t>這反映了聖經對婚姻的教導，也使專一的忠誠成為婚姻的理想。新約聖經禁止婚前性行為，表達了這一理想（</w:t>
       </w:r>
-      <w:hyperlink r:id="rId15">
-        <w:r>
-          <w:rPr>
-            <w:lang w:val="zh_TW" w:bidi="zh_TW"/>
-          </w:rPr>
-          <w:rPr>
-            <w:color w:val="0000EE"/>
-            <w:u w:val="single"/>
-          </w:rPr>
-          <w:t>林前6:13</w:t>
-        </w:r>
-      </w:hyperlink>
+      <w:r>
+        <w:rPr>
+          <w:lang w:val="zh_TW" w:bidi="zh_TW"/>
+        </w:rPr>
+        <w:t>林前6:13</w:t>
+      </w:r>
       <w:r>
         <w:rPr>
           <w:lang w:val="zh_TW" w:bidi="zh_TW"/>
         </w:rPr>
         <w:t>、</w:t>
       </w:r>
-      <w:hyperlink r:id="rId15">
-        <w:r>
-          <w:rPr>
-            <w:lang w:val="zh_TW" w:bidi="zh_TW"/>
-          </w:rPr>
-          <w:rPr>
-            <w:color w:val="0000EE"/>
-            <w:u w:val="single"/>
-          </w:rPr>
-          <w:t>18</w:t>
-        </w:r>
-      </w:hyperlink>
+      <w:r>
+        <w:rPr>
+          <w:lang w:val="zh_TW" w:bidi="zh_TW"/>
+        </w:rPr>
+        <w:t>18</w:t>
+      </w:r>
       <w:r>
         <w:rPr>
           <w:lang w:val="zh_TW" w:bidi="zh_TW"/>
         </w:rPr>
         <w:t>）。新約聖經使用「童女（或童身）」來描述對神忠心的基督徒（</w:t>
       </w:r>
-      <w:hyperlink r:id="rId32">
-        <w:r>
-          <w:rPr>
-            <w:lang w:val="zh_TW" w:bidi="zh_TW"/>
-          </w:rPr>
-          <w:rPr>
-            <w:color w:val="0000EE"/>
-            <w:u w:val="single"/>
-          </w:rPr>
-          <w:t>啟14:4</w:t>
-        </w:r>
-      </w:hyperlink>
+      <w:r>
+        <w:rPr>
+          <w:lang w:val="zh_TW" w:bidi="zh_TW"/>
+        </w:rPr>
+        <w:t>啟14:4</w:t>
+      </w:r>
       <w:r>
         <w:rPr>
           <w:lang w:val="zh_TW" w:bidi="zh_TW"/>
         </w:rPr>
         <w:t>；參</w:t>
       </w:r>
-      <w:hyperlink r:id="rId33">
-        <w:r>
-          <w:rPr>
-            <w:lang w:val="zh_TW" w:bidi="zh_TW"/>
-          </w:rPr>
-          <w:rPr>
-            <w:color w:val="0000EE"/>
-            <w:u w:val="single"/>
-          </w:rPr>
-          <w:t>林後11:2</w:t>
-        </w:r>
-      </w:hyperlink>
+      <w:r>
+        <w:rPr>
+          <w:lang w:val="zh_TW" w:bidi="zh_TW"/>
+        </w:rPr>
+        <w:t>林後11:2</w:t>
+      </w:r>
       <w:r>
         <w:rPr>
           <w:lang w:val="zh_TW" w:bidi="zh_TW"/>
@@ -832,72 +682,48 @@
         </w:rPr>
         <w:t>從負面的角度來看，舊約聖經在處罰失去貞潔的問題上強調了相同的原則。如果男人在道德上負有責任，那麼他必須娶女子為妻或賠償女子的父親（</w:t>
       </w:r>
-      <w:hyperlink r:id="rId34">
-        <w:r>
-          <w:rPr>
-            <w:lang w:val="zh_TW" w:bidi="zh_TW"/>
-          </w:rPr>
-          <w:rPr>
-            <w:color w:val="0000EE"/>
-            <w:u w:val="single"/>
-          </w:rPr>
-          <w:t>出22:16–17</w:t>
-        </w:r>
-      </w:hyperlink>
+      <w:r>
+        <w:rPr>
+          <w:lang w:val="zh_TW" w:bidi="zh_TW"/>
+        </w:rPr>
+        <w:t>出22:16–17</w:t>
+      </w:r>
       <w:r>
         <w:rPr>
           <w:lang w:val="zh_TW" w:bidi="zh_TW"/>
         </w:rPr>
         <w:t>）。如果女性自己有責任，其懲罰就是死刑（</w:t>
       </w:r>
-      <w:hyperlink r:id="rId35">
-        <w:r>
-          <w:rPr>
-            <w:lang w:val="zh_TW" w:bidi="zh_TW"/>
-          </w:rPr>
-          <w:rPr>
-            <w:color w:val="0000EE"/>
-            <w:u w:val="single"/>
-          </w:rPr>
-          <w:t>申22:20–21</w:t>
-        </w:r>
-      </w:hyperlink>
+      <w:r>
+        <w:rPr>
+          <w:lang w:val="zh_TW" w:bidi="zh_TW"/>
+        </w:rPr>
+        <w:t>申22:20–21</w:t>
+      </w:r>
       <w:r>
         <w:rPr>
           <w:lang w:val="zh_TW" w:bidi="zh_TW"/>
         </w:rPr>
         <w:t>）。然而，舊約聖經中很少提及對於終生守貞的讚美。耶利米被吩咐不要娶妻，僅僅是為了強調神對即將到來的審判的警告（</w:t>
       </w:r>
-      <w:hyperlink r:id="rId36">
-        <w:r>
-          <w:rPr>
-            <w:lang w:val="zh_TW" w:bidi="zh_TW"/>
-          </w:rPr>
-          <w:rPr>
-            <w:color w:val="0000EE"/>
-            <w:u w:val="single"/>
-          </w:rPr>
-          <w:t>耶16:2</w:t>
-        </w:r>
-      </w:hyperlink>
+      <w:r>
+        <w:rPr>
+          <w:lang w:val="zh_TW" w:bidi="zh_TW"/>
+        </w:rPr>
+        <w:t>耶16:2</w:t>
+      </w:r>
       <w:r>
         <w:rPr>
           <w:lang w:val="zh_TW" w:bidi="zh_TW"/>
         </w:rPr>
         <w:t>）。從女性的角度來看，終生保持未婚貞潔和沒有子女是一種悲劇（參</w:t>
       </w:r>
-      <w:hyperlink r:id="rId37">
-        <w:r>
-          <w:rPr>
-            <w:lang w:val="zh_TW" w:bidi="zh_TW"/>
-          </w:rPr>
-          <w:rPr>
-            <w:color w:val="0000EE"/>
-            <w:u w:val="single"/>
-          </w:rPr>
-          <w:t>士11:37</w:t>
-        </w:r>
-      </w:hyperlink>
+      <w:r>
+        <w:rPr>
+          <w:lang w:val="zh_TW" w:bidi="zh_TW"/>
+        </w:rPr>
+        <w:t>士11:37</w:t>
+      </w:r>
       <w:r>
         <w:rPr>
           <w:lang w:val="zh_TW" w:bidi="zh_TW"/>
@@ -918,60 +744,36 @@
         </w:rPr>
         <w:t>新約聖經重視婚姻，但更清楚地顯明基督徒男女保持貞潔的益處。保羅宣稱，獨身對某些人來說是神的恩賜，因為其對基督徒的事奉有正面的果效（</w:t>
       </w:r>
-      <w:hyperlink r:id="rId38">
-        <w:r>
-          <w:rPr>
-            <w:lang w:val="zh_TW" w:bidi="zh_TW"/>
-          </w:rPr>
-          <w:rPr>
-            <w:color w:val="0000EE"/>
-            <w:u w:val="single"/>
-          </w:rPr>
-          <w:t>林前7:7</w:t>
-        </w:r>
-      </w:hyperlink>
+      <w:r>
+        <w:rPr>
+          <w:lang w:val="zh_TW" w:bidi="zh_TW"/>
+        </w:rPr>
+        <w:t>林前7:7</w:t>
+      </w:r>
       <w:r>
         <w:rPr>
           <w:lang w:val="zh_TW" w:bidi="zh_TW"/>
         </w:rPr>
         <w:t>、</w:t>
       </w:r>
-      <w:hyperlink r:id="rId38">
-        <w:r>
-          <w:rPr>
-            <w:lang w:val="zh_TW" w:bidi="zh_TW"/>
-          </w:rPr>
-          <w:rPr>
-            <w:color w:val="0000EE"/>
-            <w:u w:val="single"/>
-          </w:rPr>
-          <w:t>25</w:t>
-        </w:r>
-      </w:hyperlink>
-      <w:hyperlink r:id="rId39">
-        <w:r>
-          <w:rPr>
-            <w:lang w:val="zh_TW" w:bidi="zh_TW"/>
-          </w:rPr>
-          <w:rPr>
-            <w:color w:val="0000EE"/>
-            <w:u w:val="single"/>
-          </w:rPr>
-          <w:t>–</w:t>
-        </w:r>
-      </w:hyperlink>
-      <w:hyperlink r:id="rId38">
-        <w:r>
-          <w:rPr>
-            <w:lang w:val="zh_TW" w:bidi="zh_TW"/>
-          </w:rPr>
-          <w:rPr>
-            <w:color w:val="0000EE"/>
-            <w:u w:val="single"/>
-          </w:rPr>
-          <w:t>38</w:t>
-        </w:r>
-      </w:hyperlink>
+      <w:r>
+        <w:rPr>
+          <w:lang w:val="zh_TW" w:bidi="zh_TW"/>
+        </w:rPr>
+        <w:t>25</w:t>
+      </w:r>
+      <w:r>
+        <w:rPr>
+          <w:lang w:val="zh_TW" w:bidi="zh_TW"/>
+        </w:rPr>
+        <w:t>–</w:t>
+      </w:r>
+      <w:r>
+        <w:rPr>
+          <w:lang w:val="zh_TW" w:bidi="zh_TW"/>
+        </w:rPr>
+        <w:t>38</w:t>
+      </w:r>
       <w:r>
         <w:rPr>
           <w:lang w:val="zh_TW" w:bidi="zh_TW"/>
@@ -990,18 +792,12 @@
         </w:rPr>
         <w:t>」的人（</w:t>
       </w:r>
-      <w:hyperlink r:id="rId40">
-        <w:r>
-          <w:rPr>
-            <w:lang w:val="zh_TW" w:bidi="zh_TW"/>
-          </w:rPr>
-          <w:rPr>
-            <w:color w:val="0000EE"/>
-            <w:u w:val="single"/>
-          </w:rPr>
-          <w:t>太19:12</w:t>
-        </w:r>
-      </w:hyperlink>
+      <w:r>
+        <w:rPr>
+          <w:lang w:val="zh_TW" w:bidi="zh_TW"/>
+        </w:rPr>
+        <w:t>太19:12</w:t>
+      </w:r>
       <w:r>
         <w:rPr>
           <w:lang w:val="zh_TW" w:bidi="zh_TW"/>
@@ -1131,18 +927,12 @@
         </w:rPr>
         <w:t>神吩咐摩西製作的一件銅製物件。當時，以色列人在曠野被有毒的火蛇咬傷（</w:t>
       </w:r>
-      <w:hyperlink r:id="rId41">
-        <w:r>
-          <w:rPr>
-            <w:lang w:val="zh_TW" w:bidi="zh_TW"/>
-          </w:rPr>
-          <w:rPr>
-            <w:color w:val="0000EE"/>
-            <w:u w:val="single"/>
-          </w:rPr>
-          <w:t>民21:4–9</w:t>
-        </w:r>
-      </w:hyperlink>
+      <w:r>
+        <w:rPr>
+          <w:lang w:val="zh_TW" w:bidi="zh_TW"/>
+        </w:rPr>
+        <w:t>民21:4–9</w:t>
+      </w:r>
       <w:r>
         <w:rPr>
           <w:lang w:val="zh_TW" w:bidi="zh_TW"/>
@@ -1163,54 +953,36 @@
         </w:rPr>
         <w:t>有些人認為，這件事與另一段記載有關：摩西的杖曾變成蛇，並吞吃了法老術士的蛇杖，之後又變回杖（</w:t>
       </w:r>
-      <w:hyperlink r:id="rId42">
-        <w:r>
-          <w:rPr>
-            <w:lang w:val="zh_TW" w:bidi="zh_TW"/>
-          </w:rPr>
-          <w:rPr>
-            <w:color w:val="0000EE"/>
-            <w:u w:val="single"/>
-          </w:rPr>
-          <w:t>出7:8–12</w:t>
-        </w:r>
-      </w:hyperlink>
+      <w:r>
+        <w:rPr>
+          <w:lang w:val="zh_TW" w:bidi="zh_TW"/>
+        </w:rPr>
+        <w:t>出7:8–12</w:t>
+      </w:r>
       <w:r>
         <w:rPr>
           <w:lang w:val="zh_TW" w:bidi="zh_TW"/>
         </w:rPr>
         <w:t>；參</w:t>
       </w:r>
-      <w:hyperlink r:id="rId43">
-        <w:r>
-          <w:rPr>
-            <w:lang w:val="zh_TW" w:bidi="zh_TW"/>
-          </w:rPr>
-          <w:rPr>
-            <w:color w:val="0000EE"/>
-            <w:u w:val="single"/>
-          </w:rPr>
-          <w:t>4:2–5</w:t>
-        </w:r>
-      </w:hyperlink>
+      <w:r>
+        <w:rPr>
+          <w:lang w:val="zh_TW" w:bidi="zh_TW"/>
+        </w:rPr>
+        <w:t>4:2–5</w:t>
+      </w:r>
       <w:r>
         <w:rPr>
           <w:lang w:val="zh_TW" w:bidi="zh_TW"/>
         </w:rPr>
         <w:t>、</w:t>
       </w:r>
-      <w:hyperlink r:id="rId43">
-        <w:r>
-          <w:rPr>
-            <w:lang w:val="zh_TW" w:bidi="zh_TW"/>
-          </w:rPr>
-          <w:rPr>
-            <w:color w:val="0000EE"/>
-            <w:u w:val="single"/>
-          </w:rPr>
-          <w:t>28–30</w:t>
-        </w:r>
-      </w:hyperlink>
+      <w:r>
+        <w:rPr>
+          <w:lang w:val="zh_TW" w:bidi="zh_TW"/>
+        </w:rPr>
+        <w:t>28–30</w:t>
+      </w:r>
       <w:r>
         <w:rPr>
           <w:lang w:val="zh_TW" w:bidi="zh_TW"/>
@@ -1231,18 +1003,12 @@
         </w:rPr>
         <w:t>在埃及和迦南的宗教中，人們都把蛇當作神明來敬拜。因此，神所設立的蛇勝過其它蛇，顯明神比這些假神更有大能。然而，在</w:t>
       </w:r>
-      <w:hyperlink r:id="rId44">
-        <w:r>
-          <w:rPr>
-            <w:lang w:val="zh_TW" w:bidi="zh_TW"/>
-          </w:rPr>
-          <w:rPr>
-            <w:color w:val="0000EE"/>
-            <w:u w:val="single"/>
-          </w:rPr>
-          <w:t>民數記二十一章</w:t>
-        </w:r>
-      </w:hyperlink>
+      <w:r>
+        <w:rPr>
+          <w:lang w:val="zh_TW" w:bidi="zh_TW"/>
+        </w:rPr>
+        <w:t>民數記二十一章</w:t>
+      </w:r>
       <w:r>
         <w:rPr>
           <w:lang w:val="zh_TW" w:bidi="zh_TW"/>
@@ -1263,18 +1029,12 @@
         </w:rPr>
         <w:t>這件事是以色列人在曠野多次悖逆神事件中的最後一次（參</w:t>
       </w:r>
-      <w:hyperlink r:id="rId45">
-        <w:r>
-          <w:rPr>
-            <w:lang w:val="zh_TW" w:bidi="zh_TW"/>
-          </w:rPr>
-          <w:rPr>
-            <w:color w:val="0000EE"/>
-            <w:u w:val="single"/>
-          </w:rPr>
-          <w:t>林前10:9</w:t>
-        </w:r>
-      </w:hyperlink>
+      <w:r>
+        <w:rPr>
+          <w:lang w:val="zh_TW" w:bidi="zh_TW"/>
+        </w:rPr>
+        <w:t>林前10:9</w:t>
+      </w:r>
       <w:r>
         <w:rPr>
           <w:lang w:val="zh_TW" w:bidi="zh_TW"/>
@@ -1385,41 +1145,17 @@
         </w:rPr>
         <w:t>銅蛇再一次出現是在</w:t>
       </w:r>
-      <w:hyperlink r:id="rId46">
-        <w:r>
-          <w:rPr>
-            <w:lang w:val="zh_TW" w:bidi="zh_TW"/>
-          </w:rPr>
-          <w:rPr>
-            <w:color w:val="0000EE"/>
-            <w:u w:val="single"/>
-          </w:rPr>
-          <w:t>列王紀下十八章4節</w:t>
-        </w:r>
-      </w:hyperlink>
-      <w:r>
-        <w:rPr>
-          <w:lang w:val="zh_TW" w:bidi="zh_TW"/>
-        </w:rPr>
-        <w:t>。經過多年後，銅蛇竟成了受人敬拜的對象，因此南國猶大的希西家王（公元前716–686年在位）在其宗教的改革中將銅蛇打碎。在基督教興起以前，最後一次提到銅蛇是在所羅門智訓（Wisdom of Solomon）一卷書中；該卷書支持上述的解釋：拯救不是來自銅蛇本身，而是出於神的供應。「轉向它的人得醫治，不是因為所看見的，而是因為祢──萬人的救主。」（</w:t>
-      </w:r>
-      <w:hyperlink r:id="rId47">
-        <w:r>
-          <w:rPr>
-            <w:lang w:val="zh_TW" w:bidi="zh_TW"/>
-          </w:rPr>
-          <w:rPr>
-            <w:color w:val="0000EE"/>
-            <w:u w:val="single"/>
-          </w:rPr>
-          <w:t>所羅門智訓16:7</w:t>
-        </w:r>
-      </w:hyperlink>
-      <w:r>
-        <w:rPr>
-          <w:lang w:val="zh_TW" w:bidi="zh_TW"/>
-        </w:rPr>
-        <w:t>）。</w:t>
+      <w:r>
+        <w:rPr>
+          <w:lang w:val="zh_TW" w:bidi="zh_TW"/>
+        </w:rPr>
+        <w:t>列王紀下十八章4節</w:t>
+      </w:r>
+      <w:r>
+        <w:rPr>
+          <w:lang w:val="zh_TW" w:bidi="zh_TW"/>
+        </w:rPr>
+        <w:t>。經過多年後，銅蛇竟成了受人敬拜的對象，因此南國猶大的希西家王（公元前716–686年在位）在其宗教的改革中將銅蛇打碎。在基督教興起以前，最後一次提到銅蛇是在所羅門智訓（Wisdom of Solomon）一卷書中；該卷書支持上述的解釋：拯救不是來自銅蛇本身，而是出於神的供應。「轉向它的人得醫治，不是因為所看見的，而是因為祢──萬人的救主。」（所羅門智訓16:7）。</w:t>
       </w:r>
     </w:p>
     <w:p>
@@ -1435,18 +1171,12 @@
         </w:rPr>
         <w:t>在這個背景下，耶穌說，祂必須像摩西所舉的蛇一樣被「舉起來」（</w:t>
       </w:r>
-      <w:hyperlink r:id="rId48">
-        <w:r>
-          <w:rPr>
-            <w:lang w:val="zh_TW" w:bidi="zh_TW"/>
-          </w:rPr>
-          <w:rPr>
-            <w:color w:val="0000EE"/>
-            <w:u w:val="single"/>
-          </w:rPr>
-          <w:t>約3:14</w:t>
-        </w:r>
-      </w:hyperlink>
+      <w:r>
+        <w:rPr>
+          <w:lang w:val="zh_TW" w:bidi="zh_TW"/>
+        </w:rPr>
+        <w:t>約3:14</w:t>
+      </w:r>
       <w:r>
         <w:rPr>
           <w:lang w:val="zh_TW" w:bidi="zh_TW"/>
